--- a/docs/22f1001864_proposal.docx
+++ b/docs/22f1001864_proposal.docx
@@ -1374,7 +1374,25 @@
           <w:szCs w:val="24"/>
           <w:lang w:val="en-US"/>
         </w:rPr>
-        <w:t>PPF, an international investment group based in the Czech Republic is a major shareholder of Home Credit Group.</w:t>
+        <w:t xml:space="preserve">PPF, an international investment group based in the Czech Republic is a major shareholder of </w:t>
+      </w:r>
+      <w:r>
+        <w:rPr>
+          <w:rFonts w:ascii="Times New Roman" w:hAnsi="Times New Roman" w:cs="Times New Roman"/>
+          <w:sz w:val="24"/>
+          <w:szCs w:val="24"/>
+          <w:lang w:val="en-US"/>
+        </w:rPr>
+        <w:t xml:space="preserve">the </w:t>
+      </w:r>
+      <w:r>
+        <w:rPr>
+          <w:rFonts w:ascii="Times New Roman" w:hAnsi="Times New Roman" w:cs="Times New Roman"/>
+          <w:sz w:val="24"/>
+          <w:szCs w:val="24"/>
+          <w:lang w:val="en-US"/>
+        </w:rPr>
+        <w:t>Home Credit Group.</w:t>
       </w:r>
     </w:p>
     <w:p>
@@ -1599,17 +1617,7 @@
             <w:szCs w:val="24"/>
             <w:lang w:val="en-US"/>
           </w:rPr>
-          <w:t>https://www.h</w:t>
-        </w:r>
-        <w:r>
-          <w:rPr>
-            <w:rStyle w:val="Hyperlink"/>
-            <w:rFonts w:ascii="Times New Roman" w:hAnsi="Times New Roman" w:cs="Times New Roman"/>
-            <w:sz w:val="24"/>
-            <w:szCs w:val="24"/>
-            <w:lang w:val="en-US"/>
-          </w:rPr>
-          <w:t>omecredit.net/</w:t>
+          <w:t>https://www.homecredit.net/</w:t>
         </w:r>
       </w:hyperlink>
       <w:r>
@@ -1640,11 +1648,306 @@
         <w:jc w:val="both"/>
         <w:rPr>
           <w:rFonts w:ascii="Times New Roman" w:hAnsi="Times New Roman" w:cs="Times New Roman"/>
-          <w:sz w:val="24"/>
-          <w:szCs w:val="24"/>
-          <w:lang w:val="en-US"/>
-        </w:rPr>
-      </w:pPr>
+          <w:sz w:val="48"/>
+          <w:szCs w:val="24"/>
+          <w:lang w:val="en-US"/>
+        </w:rPr>
+      </w:pPr>
+      <w:r>
+        <w:rPr>
+          <w:rFonts w:ascii="Times New Roman" w:hAnsi="Times New Roman" w:cs="Times New Roman"/>
+          <w:sz w:val="48"/>
+          <w:szCs w:val="24"/>
+          <w:lang w:val="en-US"/>
+        </w:rPr>
+        <w:t>Problem Statement</w:t>
+      </w:r>
+    </w:p>
+    <w:p>
+      <w:pPr>
+        <w:spacing w:line="360" w:lineRule="auto"/>
+        <w:jc w:val="both"/>
+        <w:rPr>
+          <w:rFonts w:ascii="Times New Roman" w:hAnsi="Times New Roman" w:cs="Times New Roman"/>
+          <w:sz w:val="24"/>
+          <w:szCs w:val="24"/>
+          <w:lang w:val="en-US"/>
+        </w:rPr>
+      </w:pPr>
+      <w:r>
+        <w:rPr>
+          <w:rFonts w:ascii="Times New Roman" w:hAnsi="Times New Roman" w:cs="Times New Roman"/>
+          <w:sz w:val="24"/>
+          <w:szCs w:val="24"/>
+          <w:lang w:val="en-US"/>
+        </w:rPr>
+        <w:t>The problem statement can be listed as 3 objectives:</w:t>
+      </w:r>
+    </w:p>
+    <w:p>
+      <w:pPr>
+        <w:pStyle w:val="ListParagraph"/>
+        <w:numPr>
+          <w:ilvl w:val="0"/>
+          <w:numId w:val="3"/>
+        </w:numPr>
+        <w:spacing w:line="360" w:lineRule="auto"/>
+        <w:jc w:val="both"/>
+        <w:rPr>
+          <w:rFonts w:ascii="Times New Roman" w:hAnsi="Times New Roman" w:cs="Times New Roman"/>
+          <w:sz w:val="24"/>
+          <w:szCs w:val="24"/>
+          <w:u w:val="single"/>
+          <w:lang w:val="en-US"/>
+        </w:rPr>
+      </w:pPr>
+      <w:r>
+        <w:rPr>
+          <w:rFonts w:ascii="Times New Roman" w:hAnsi="Times New Roman" w:cs="Times New Roman"/>
+          <w:sz w:val="24"/>
+          <w:szCs w:val="24"/>
+          <w:u w:val="single"/>
+          <w:lang w:val="en-US"/>
+        </w:rPr>
+        <w:t>Identifying important attributes</w:t>
+      </w:r>
+      <w:r>
+        <w:rPr>
+          <w:rFonts w:ascii="Times New Roman" w:hAnsi="Times New Roman" w:cs="Times New Roman"/>
+          <w:sz w:val="24"/>
+          <w:szCs w:val="24"/>
+          <w:u w:val="single"/>
+          <w:lang w:val="en-US"/>
+        </w:rPr>
+        <w:t>:</w:t>
+      </w:r>
+      <w:r>
+        <w:rPr>
+          <w:rFonts w:ascii="Times New Roman" w:hAnsi="Times New Roman" w:cs="Times New Roman"/>
+          <w:sz w:val="24"/>
+          <w:szCs w:val="24"/>
+          <w:lang w:val="en-US"/>
+        </w:rPr>
+        <w:t xml:space="preserve"> </w:t>
+      </w:r>
+      <w:r>
+        <w:rPr>
+          <w:rFonts w:ascii="Times New Roman" w:hAnsi="Times New Roman" w:cs="Times New Roman"/>
+          <w:sz w:val="24"/>
+          <w:szCs w:val="24"/>
+          <w:lang w:val="en-US"/>
+        </w:rPr>
+        <w:t>Out of all the recorded customer attributes, i</w:t>
+      </w:r>
+      <w:r>
+        <w:rPr>
+          <w:rFonts w:ascii="Times New Roman" w:hAnsi="Times New Roman" w:cs="Times New Roman"/>
+          <w:sz w:val="24"/>
+          <w:szCs w:val="24"/>
+          <w:lang w:val="en-US"/>
+        </w:rPr>
+        <w:t xml:space="preserve">dentifying the most important </w:t>
+      </w:r>
+      <w:r>
+        <w:rPr>
+          <w:rFonts w:ascii="Times New Roman" w:hAnsi="Times New Roman" w:cs="Times New Roman"/>
+          <w:sz w:val="24"/>
+          <w:szCs w:val="24"/>
+          <w:lang w:val="en-US"/>
+        </w:rPr>
+        <w:t xml:space="preserve">ones </w:t>
+      </w:r>
+      <w:r>
+        <w:rPr>
+          <w:rFonts w:ascii="Times New Roman" w:hAnsi="Times New Roman" w:cs="Times New Roman"/>
+          <w:sz w:val="24"/>
+          <w:szCs w:val="24"/>
+          <w:lang w:val="en-US"/>
+        </w:rPr>
+        <w:t xml:space="preserve">is a </w:t>
+      </w:r>
+      <w:r>
+        <w:rPr>
+          <w:rFonts w:ascii="Times New Roman" w:hAnsi="Times New Roman" w:cs="Times New Roman"/>
+          <w:sz w:val="24"/>
+          <w:szCs w:val="24"/>
+          <w:lang w:val="en-US"/>
+        </w:rPr>
+        <w:t>challenge</w:t>
+      </w:r>
+      <w:r>
+        <w:rPr>
+          <w:rFonts w:ascii="Times New Roman" w:hAnsi="Times New Roman" w:cs="Times New Roman"/>
+          <w:sz w:val="24"/>
+          <w:szCs w:val="24"/>
+          <w:lang w:val="en-US"/>
+        </w:rPr>
+        <w:t>. It is a</w:t>
+      </w:r>
+      <w:r>
+        <w:rPr>
+          <w:rFonts w:ascii="Times New Roman" w:hAnsi="Times New Roman" w:cs="Times New Roman"/>
+          <w:sz w:val="24"/>
+          <w:szCs w:val="24"/>
+          <w:lang w:val="en-US"/>
+        </w:rPr>
+        <w:t xml:space="preserve"> </w:t>
+      </w:r>
+      <w:r>
+        <w:rPr>
+          <w:rFonts w:ascii="Times New Roman" w:hAnsi="Times New Roman" w:cs="Times New Roman"/>
+          <w:sz w:val="24"/>
+          <w:szCs w:val="24"/>
+          <w:lang w:val="en-US"/>
+        </w:rPr>
+        <w:t xml:space="preserve">crucial step in order to achieve accurate </w:t>
+      </w:r>
+      <w:r>
+        <w:rPr>
+          <w:rFonts w:ascii="Times New Roman" w:hAnsi="Times New Roman" w:cs="Times New Roman"/>
+          <w:sz w:val="24"/>
+          <w:szCs w:val="24"/>
+          <w:lang w:val="en-US"/>
+        </w:rPr>
+        <w:t xml:space="preserve">inferences and </w:t>
+      </w:r>
+      <w:r>
+        <w:rPr>
+          <w:rFonts w:ascii="Times New Roman" w:hAnsi="Times New Roman" w:cs="Times New Roman"/>
+          <w:sz w:val="24"/>
+          <w:szCs w:val="24"/>
+          <w:lang w:val="en-US"/>
+        </w:rPr>
+        <w:t>classification.</w:t>
+      </w:r>
+    </w:p>
+    <w:p>
+      <w:pPr>
+        <w:pStyle w:val="ListParagraph"/>
+        <w:numPr>
+          <w:ilvl w:val="0"/>
+          <w:numId w:val="3"/>
+        </w:numPr>
+        <w:spacing w:line="360" w:lineRule="auto"/>
+        <w:jc w:val="both"/>
+        <w:rPr>
+          <w:rFonts w:ascii="Times New Roman" w:hAnsi="Times New Roman" w:cs="Times New Roman"/>
+          <w:sz w:val="24"/>
+          <w:szCs w:val="24"/>
+          <w:u w:val="single"/>
+          <w:lang w:val="en-US"/>
+        </w:rPr>
+      </w:pPr>
+      <w:r>
+        <w:rPr>
+          <w:rFonts w:ascii="Times New Roman" w:hAnsi="Times New Roman" w:cs="Times New Roman"/>
+          <w:sz w:val="24"/>
+          <w:szCs w:val="24"/>
+          <w:u w:val="single"/>
+          <w:lang w:val="en-US"/>
+        </w:rPr>
+        <w:t>Aggregating past data:</w:t>
+      </w:r>
+      <w:r>
+        <w:rPr>
+          <w:rFonts w:ascii="Times New Roman" w:hAnsi="Times New Roman" w:cs="Times New Roman"/>
+          <w:sz w:val="24"/>
+          <w:szCs w:val="24"/>
+          <w:lang w:val="en-US"/>
+        </w:rPr>
+        <w:t xml:space="preserve"> Analyzing past data of the customers </w:t>
+      </w:r>
+      <w:r>
+        <w:rPr>
+          <w:rFonts w:ascii="Times New Roman" w:hAnsi="Times New Roman" w:cs="Times New Roman"/>
+          <w:sz w:val="24"/>
+          <w:szCs w:val="24"/>
+          <w:lang w:val="en-US"/>
+        </w:rPr>
+        <w:t>who</w:t>
+      </w:r>
+      <w:r>
+        <w:rPr>
+          <w:rFonts w:ascii="Times New Roman" w:hAnsi="Times New Roman" w:cs="Times New Roman"/>
+          <w:sz w:val="24"/>
+          <w:szCs w:val="24"/>
+          <w:lang w:val="en-US"/>
+        </w:rPr>
+        <w:t xml:space="preserve"> have some credit history may give critical insights on their repayment capability.</w:t>
+      </w:r>
+      <w:r>
+        <w:rPr>
+          <w:rFonts w:ascii="Times New Roman" w:hAnsi="Times New Roman" w:cs="Times New Roman"/>
+          <w:sz w:val="24"/>
+          <w:szCs w:val="24"/>
+          <w:lang w:val="en-US"/>
+        </w:rPr>
+        <w:t xml:space="preserve"> It is also a major obstacle as it would require clever data cleaning and preprocessing procedures.</w:t>
+      </w:r>
+    </w:p>
+    <w:p>
+      <w:pPr>
+        <w:spacing w:line="360" w:lineRule="auto"/>
+        <w:jc w:val="both"/>
+        <w:rPr>
+          <w:rFonts w:ascii="Times New Roman" w:hAnsi="Times New Roman" w:cs="Times New Roman"/>
+          <w:sz w:val="24"/>
+          <w:szCs w:val="24"/>
+          <w:u w:val="single"/>
+          <w:lang w:val="en-US"/>
+        </w:rPr>
+      </w:pPr>
+    </w:p>
+    <w:p>
+      <w:pPr>
+        <w:spacing w:line="360" w:lineRule="auto"/>
+        <w:jc w:val="both"/>
+        <w:rPr>
+          <w:rFonts w:ascii="Times New Roman" w:hAnsi="Times New Roman" w:cs="Times New Roman"/>
+          <w:sz w:val="48"/>
+          <w:szCs w:val="24"/>
+          <w:lang w:val="en-US"/>
+        </w:rPr>
+      </w:pPr>
+      <w:r>
+        <w:rPr>
+          <w:rFonts w:ascii="Times New Roman" w:hAnsi="Times New Roman" w:cs="Times New Roman"/>
+          <w:sz w:val="48"/>
+          <w:szCs w:val="24"/>
+          <w:lang w:val="en-US"/>
+        </w:rPr>
+        <w:t>Background of the Problem</w:t>
+      </w:r>
+    </w:p>
+    <w:p>
+      <w:pPr>
+        <w:spacing w:line="360" w:lineRule="auto"/>
+        <w:jc w:val="both"/>
+        <w:rPr>
+          <w:rFonts w:ascii="Times New Roman" w:hAnsi="Times New Roman" w:cs="Times New Roman"/>
+          <w:sz w:val="24"/>
+          <w:szCs w:val="24"/>
+          <w:lang w:val="en-US"/>
+        </w:rPr>
+      </w:pPr>
+      <w:r>
+        <w:rPr>
+          <w:rFonts w:ascii="Times New Roman" w:hAnsi="Times New Roman" w:cs="Times New Roman"/>
+          <w:sz w:val="24"/>
+          <w:szCs w:val="24"/>
+          <w:lang w:val="en-US"/>
+        </w:rPr>
+        <w:t xml:space="preserve">Credit is an important part of contemporary life as it allows people and businesses to achieve their goals </w:t>
+      </w:r>
+      <w:r>
+        <w:rPr>
+          <w:rFonts w:ascii="Times New Roman" w:hAnsi="Times New Roman" w:cs="Times New Roman"/>
+          <w:sz w:val="24"/>
+          <w:szCs w:val="24"/>
+          <w:lang w:val="en-US"/>
+        </w:rPr>
+        <w:t xml:space="preserve">by making calculated investments. Unfortunately, not everyone has a strong economic background and this </w:t>
+      </w:r>
       <w:bookmarkStart w:id="0" w:name="_GoBack"/>
       <w:bookmarkEnd w:id="0"/>
     </w:p>
@@ -1718,7 +2021,7 @@
           <w:rPr>
             <w:noProof/>
           </w:rPr>
-          <w:t>3</w:t>
+          <w:t>4</w:t>
         </w:r>
         <w:r>
           <w:rPr>
@@ -1765,9 +2068,9 @@
 <file path=word/numbering.xml><?xml version="1.0" encoding="utf-8"?>
 <w:numbering xmlns:wpc="http://schemas.microsoft.com/office/word/2010/wordprocessingCanvas" xmlns:mc="http://schemas.openxmlformats.org/markup-compatibility/2006" xmlns:o="urn:schemas-microsoft-com:office:office" xmlns:r="http://schemas.openxmlformats.org/officeDocument/2006/relationships" xmlns:m="http://schemas.openxmlformats.org/officeDocument/2006/math" xmlns:v="urn:schemas-microsoft-com:vml" xmlns:wp14="http://schemas.microsoft.com/office/word/2010/wordprocessingDrawing" xmlns:wp="http://schemas.openxmlformats.org/drawingml/2006/wordprocessingDrawing" xmlns:w10="urn:schemas-microsoft-com:office:word" xmlns:w="http://schemas.openxmlformats.org/wordprocessingml/2006/main" xmlns:w14="http://schemas.microsoft.com/office/word/2010/wordml" xmlns:w15="http://schemas.microsoft.com/office/word/2012/wordml" xmlns:wpg="http://schemas.microsoft.com/office/word/2010/wordprocessingGroup" xmlns:wpi="http://schemas.microsoft.com/office/word/2010/wordprocessingInk" xmlns:wne="http://schemas.microsoft.com/office/word/2006/wordml" xmlns:wps="http://schemas.microsoft.com/office/word/2010/wordprocessingShape" mc:Ignorable="w14 w15 wp14">
   <w:abstractNum w:abstractNumId="0">
-    <w:nsid w:val="5B3B3C49"/>
+    <w:nsid w:val="3ED81494"/>
     <w:multiLevelType w:val="hybridMultilevel"/>
-    <w:tmpl w:val="1702FC7C"/>
+    <w:tmpl w:val="8E5CEA14"/>
     <w:lvl w:ilvl="0" w:tplc="4009000F">
       <w:start w:val="1"/>
       <w:numFmt w:val="decimal"/>
@@ -1854,9 +2157,9 @@
     </w:lvl>
   </w:abstractNum>
   <w:abstractNum w:abstractNumId="1">
-    <w:nsid w:val="5D111846"/>
+    <w:nsid w:val="5B3B3C49"/>
     <w:multiLevelType w:val="hybridMultilevel"/>
-    <w:tmpl w:val="AF806648"/>
+    <w:tmpl w:val="1702FC7C"/>
     <w:lvl w:ilvl="0" w:tplc="4009000F">
       <w:start w:val="1"/>
       <w:numFmt w:val="decimal"/>
@@ -1942,11 +2245,103 @@
       </w:pPr>
     </w:lvl>
   </w:abstractNum>
+  <w:abstractNum w:abstractNumId="2">
+    <w:nsid w:val="5D111846"/>
+    <w:multiLevelType w:val="hybridMultilevel"/>
+    <w:tmpl w:val="AF806648"/>
+    <w:lvl w:ilvl="0" w:tplc="4009000F">
+      <w:start w:val="1"/>
+      <w:numFmt w:val="decimal"/>
+      <w:lvlText w:val="%1."/>
+      <w:lvlJc w:val="left"/>
+      <w:pPr>
+        <w:ind w:left="720" w:hanging="360"/>
+      </w:pPr>
+      <w:rPr>
+        <w:rFonts w:hint="default"/>
+      </w:rPr>
+    </w:lvl>
+    <w:lvl w:ilvl="1" w:tplc="40090019" w:tentative="1">
+      <w:start w:val="1"/>
+      <w:numFmt w:val="lowerLetter"/>
+      <w:lvlText w:val="%2."/>
+      <w:lvlJc w:val="left"/>
+      <w:pPr>
+        <w:ind w:left="1440" w:hanging="360"/>
+      </w:pPr>
+    </w:lvl>
+    <w:lvl w:ilvl="2" w:tplc="4009001B" w:tentative="1">
+      <w:start w:val="1"/>
+      <w:numFmt w:val="lowerRoman"/>
+      <w:lvlText w:val="%3."/>
+      <w:lvlJc w:val="right"/>
+      <w:pPr>
+        <w:ind w:left="2160" w:hanging="180"/>
+      </w:pPr>
+    </w:lvl>
+    <w:lvl w:ilvl="3" w:tplc="4009000F" w:tentative="1">
+      <w:start w:val="1"/>
+      <w:numFmt w:val="decimal"/>
+      <w:lvlText w:val="%4."/>
+      <w:lvlJc w:val="left"/>
+      <w:pPr>
+        <w:ind w:left="2880" w:hanging="360"/>
+      </w:pPr>
+    </w:lvl>
+    <w:lvl w:ilvl="4" w:tplc="40090019" w:tentative="1">
+      <w:start w:val="1"/>
+      <w:numFmt w:val="lowerLetter"/>
+      <w:lvlText w:val="%5."/>
+      <w:lvlJc w:val="left"/>
+      <w:pPr>
+        <w:ind w:left="3600" w:hanging="360"/>
+      </w:pPr>
+    </w:lvl>
+    <w:lvl w:ilvl="5" w:tplc="4009001B" w:tentative="1">
+      <w:start w:val="1"/>
+      <w:numFmt w:val="lowerRoman"/>
+      <w:lvlText w:val="%6."/>
+      <w:lvlJc w:val="right"/>
+      <w:pPr>
+        <w:ind w:left="4320" w:hanging="180"/>
+      </w:pPr>
+    </w:lvl>
+    <w:lvl w:ilvl="6" w:tplc="4009000F" w:tentative="1">
+      <w:start w:val="1"/>
+      <w:numFmt w:val="decimal"/>
+      <w:lvlText w:val="%7."/>
+      <w:lvlJc w:val="left"/>
+      <w:pPr>
+        <w:ind w:left="5040" w:hanging="360"/>
+      </w:pPr>
+    </w:lvl>
+    <w:lvl w:ilvl="7" w:tplc="40090019" w:tentative="1">
+      <w:start w:val="1"/>
+      <w:numFmt w:val="lowerLetter"/>
+      <w:lvlText w:val="%8."/>
+      <w:lvlJc w:val="left"/>
+      <w:pPr>
+        <w:ind w:left="5760" w:hanging="360"/>
+      </w:pPr>
+    </w:lvl>
+    <w:lvl w:ilvl="8" w:tplc="4009001B" w:tentative="1">
+      <w:start w:val="1"/>
+      <w:numFmt w:val="lowerRoman"/>
+      <w:lvlText w:val="%9."/>
+      <w:lvlJc w:val="right"/>
+      <w:pPr>
+        <w:ind w:left="6480" w:hanging="180"/>
+      </w:pPr>
+    </w:lvl>
+  </w:abstractNum>
   <w:num w:numId="1">
-    <w:abstractNumId w:val="0"/>
+    <w:abstractNumId w:val="1"/>
   </w:num>
   <w:num w:numId="2">
-    <w:abstractNumId w:val="1"/>
+    <w:abstractNumId w:val="2"/>
+  </w:num>
+  <w:num w:numId="3">
+    <w:abstractNumId w:val="0"/>
   </w:num>
 </w:numbering>
 </file>

--- a/docs/22f1001864_proposal.docx
+++ b/docs/22f1001864_proposal.docx
@@ -314,36 +314,58 @@
       <w:pPr>
         <w:rPr>
           <w:rFonts w:ascii="Times New Roman" w:hAnsi="Times New Roman" w:cs="Times New Roman"/>
+          <w:sz w:val="40"/>
+          <w:szCs w:val="36"/>
+          <w:lang w:val="en-US"/>
+        </w:rPr>
+      </w:pPr>
+      <w:r>
+        <w:rPr>
+          <w:rFonts w:ascii="Times New Roman" w:hAnsi="Times New Roman" w:cs="Times New Roman"/>
+          <w:sz w:val="40"/>
+          <w:szCs w:val="36"/>
+          <w:lang w:val="en-US"/>
+        </w:rPr>
+        <w:lastRenderedPageBreak/>
+        <w:t>Contents</w:t>
+      </w:r>
+    </w:p>
+    <w:p>
+      <w:pPr>
+        <w:rPr>
+          <w:rFonts w:ascii="Times New Roman" w:hAnsi="Times New Roman" w:cs="Times New Roman"/>
           <w:sz w:val="36"/>
           <w:szCs w:val="36"/>
           <w:lang w:val="en-US"/>
         </w:rPr>
       </w:pPr>
-      <w:r>
-        <w:rPr>
-          <w:rFonts w:ascii="Times New Roman" w:hAnsi="Times New Roman" w:cs="Times New Roman"/>
-          <w:sz w:val="36"/>
-          <w:szCs w:val="36"/>
-          <w:lang w:val="en-US"/>
-        </w:rPr>
-        <w:lastRenderedPageBreak/>
-        <w:t>Contents</w:t>
-      </w:r>
     </w:p>
     <w:tbl>
       <w:tblPr>
         <w:tblStyle w:val="TableGrid"/>
-        <w:tblW w:w="0" w:type="auto"/>
+        <w:tblW w:w="9500" w:type="dxa"/>
+        <w:tblInd w:w="-426" w:type="dxa"/>
+        <w:tblBorders>
+          <w:top w:val="none" w:sz="0" w:space="0" w:color="auto"/>
+          <w:left w:val="none" w:sz="0" w:space="0" w:color="auto"/>
+          <w:bottom w:val="none" w:sz="0" w:space="0" w:color="auto"/>
+          <w:right w:val="none" w:sz="0" w:space="0" w:color="auto"/>
+          <w:insideH w:val="none" w:sz="0" w:space="0" w:color="auto"/>
+          <w:insideV w:val="none" w:sz="0" w:space="0" w:color="auto"/>
+        </w:tblBorders>
         <w:tblLook w:val="04A0" w:firstRow="1" w:lastRow="0" w:firstColumn="1" w:lastColumn="0" w:noHBand="0" w:noVBand="1"/>
       </w:tblPr>
       <w:tblGrid>
-        <w:gridCol w:w="4508"/>
-        <w:gridCol w:w="4508"/>
+        <w:gridCol w:w="4963"/>
+        <w:gridCol w:w="4537"/>
       </w:tblGrid>
       <w:tr>
-        <w:tc>
-          <w:tcPr>
-            <w:tcW w:w="4508" w:type="dxa"/>
+        <w:trPr>
+          <w:trHeight w:val="798"/>
+        </w:trPr>
+        <w:tc>
+          <w:tcPr>
+            <w:tcW w:w="4963" w:type="dxa"/>
           </w:tcPr>
           <w:p>
             <w:pPr>
@@ -359,21 +381,477 @@
                 <w:lang w:val="en-US"/>
               </w:rPr>
             </w:pPr>
-          </w:p>
-        </w:tc>
-        <w:tc>
-          <w:tcPr>
-            <w:tcW w:w="4508" w:type="dxa"/>
-          </w:tcPr>
-          <w:p>
-            <w:pPr>
+            <w:r>
               <w:rPr>
                 <w:rFonts w:ascii="Times New Roman" w:hAnsi="Times New Roman" w:cs="Times New Roman"/>
                 <w:sz w:val="28"/>
                 <w:szCs w:val="28"/>
                 <w:lang w:val="en-US"/>
               </w:rPr>
-            </w:pPr>
+              <w:t>Declaration Statement</w:t>
+            </w:r>
+          </w:p>
+        </w:tc>
+        <w:tc>
+          <w:tcPr>
+            <w:tcW w:w="4537" w:type="dxa"/>
+          </w:tcPr>
+          <w:p>
+            <w:pPr>
+              <w:tabs>
+                <w:tab w:val="left" w:pos="1365"/>
+              </w:tabs>
+              <w:jc w:val="right"/>
+              <w:rPr>
+                <w:rFonts w:ascii="Times New Roman" w:hAnsi="Times New Roman" w:cs="Times New Roman"/>
+                <w:sz w:val="28"/>
+                <w:szCs w:val="28"/>
+                <w:lang w:val="en-US"/>
+              </w:rPr>
+            </w:pPr>
+            <w:r>
+              <w:rPr>
+                <w:rFonts w:ascii="Times New Roman" w:hAnsi="Times New Roman" w:cs="Times New Roman"/>
+                <w:sz w:val="28"/>
+                <w:szCs w:val="28"/>
+                <w:lang w:val="en-US"/>
+              </w:rPr>
+              <w:t>3</w:t>
+            </w:r>
+          </w:p>
+        </w:tc>
+      </w:tr>
+      <w:tr>
+        <w:trPr>
+          <w:trHeight w:val="798"/>
+        </w:trPr>
+        <w:tc>
+          <w:tcPr>
+            <w:tcW w:w="4963" w:type="dxa"/>
+          </w:tcPr>
+          <w:p>
+            <w:pPr>
+              <w:pStyle w:val="ListParagraph"/>
+              <w:numPr>
+                <w:ilvl w:val="0"/>
+                <w:numId w:val="2"/>
+              </w:numPr>
+              <w:rPr>
+                <w:rFonts w:ascii="Times New Roman" w:hAnsi="Times New Roman" w:cs="Times New Roman"/>
+                <w:sz w:val="28"/>
+                <w:szCs w:val="28"/>
+                <w:lang w:val="en-US"/>
+              </w:rPr>
+            </w:pPr>
+            <w:r>
+              <w:rPr>
+                <w:rFonts w:ascii="Times New Roman" w:hAnsi="Times New Roman" w:cs="Times New Roman"/>
+                <w:sz w:val="28"/>
+                <w:szCs w:val="28"/>
+                <w:lang w:val="en-US"/>
+              </w:rPr>
+              <w:t>Executive Summary</w:t>
+            </w:r>
+          </w:p>
+        </w:tc>
+        <w:tc>
+          <w:tcPr>
+            <w:tcW w:w="4537" w:type="dxa"/>
+          </w:tcPr>
+          <w:p>
+            <w:pPr>
+              <w:tabs>
+                <w:tab w:val="center" w:pos="2146"/>
+              </w:tabs>
+              <w:jc w:val="right"/>
+              <w:rPr>
+                <w:rFonts w:ascii="Times New Roman" w:hAnsi="Times New Roman" w:cs="Times New Roman"/>
+                <w:sz w:val="28"/>
+                <w:szCs w:val="28"/>
+                <w:lang w:val="en-US"/>
+              </w:rPr>
+            </w:pPr>
+            <w:r>
+              <w:rPr>
+                <w:rFonts w:ascii="Times New Roman" w:hAnsi="Times New Roman" w:cs="Times New Roman"/>
+                <w:sz w:val="28"/>
+                <w:szCs w:val="28"/>
+                <w:lang w:val="en-US"/>
+              </w:rPr>
+              <w:t>4</w:t>
+            </w:r>
+          </w:p>
+        </w:tc>
+      </w:tr>
+      <w:tr>
+        <w:trPr>
+          <w:trHeight w:val="798"/>
+        </w:trPr>
+        <w:tc>
+          <w:tcPr>
+            <w:tcW w:w="4963" w:type="dxa"/>
+          </w:tcPr>
+          <w:p>
+            <w:pPr>
+              <w:pStyle w:val="ListParagraph"/>
+              <w:numPr>
+                <w:ilvl w:val="0"/>
+                <w:numId w:val="2"/>
+              </w:numPr>
+              <w:rPr>
+                <w:rFonts w:ascii="Times New Roman" w:hAnsi="Times New Roman" w:cs="Times New Roman"/>
+                <w:sz w:val="28"/>
+                <w:szCs w:val="28"/>
+                <w:lang w:val="en-US"/>
+              </w:rPr>
+            </w:pPr>
+            <w:r>
+              <w:rPr>
+                <w:rFonts w:ascii="Times New Roman" w:hAnsi="Times New Roman" w:cs="Times New Roman"/>
+                <w:sz w:val="28"/>
+                <w:szCs w:val="28"/>
+                <w:lang w:val="en-US"/>
+              </w:rPr>
+              <w:t>Organization Background</w:t>
+            </w:r>
+          </w:p>
+        </w:tc>
+        <w:tc>
+          <w:tcPr>
+            <w:tcW w:w="4537" w:type="dxa"/>
+          </w:tcPr>
+          <w:p>
+            <w:pPr>
+              <w:tabs>
+                <w:tab w:val="center" w:pos="2146"/>
+              </w:tabs>
+              <w:jc w:val="right"/>
+              <w:rPr>
+                <w:rFonts w:ascii="Times New Roman" w:hAnsi="Times New Roman" w:cs="Times New Roman"/>
+                <w:sz w:val="28"/>
+                <w:szCs w:val="28"/>
+                <w:lang w:val="en-US"/>
+              </w:rPr>
+            </w:pPr>
+            <w:r>
+              <w:rPr>
+                <w:rFonts w:ascii="Times New Roman" w:hAnsi="Times New Roman" w:cs="Times New Roman"/>
+                <w:sz w:val="28"/>
+                <w:szCs w:val="28"/>
+                <w:lang w:val="en-US"/>
+              </w:rPr>
+              <w:t>4</w:t>
+            </w:r>
+          </w:p>
+        </w:tc>
+      </w:tr>
+      <w:tr>
+        <w:trPr>
+          <w:trHeight w:val="836"/>
+        </w:trPr>
+        <w:tc>
+          <w:tcPr>
+            <w:tcW w:w="4963" w:type="dxa"/>
+          </w:tcPr>
+          <w:p>
+            <w:pPr>
+              <w:pStyle w:val="ListParagraph"/>
+              <w:numPr>
+                <w:ilvl w:val="0"/>
+                <w:numId w:val="2"/>
+              </w:numPr>
+              <w:rPr>
+                <w:rFonts w:ascii="Times New Roman" w:hAnsi="Times New Roman" w:cs="Times New Roman"/>
+                <w:sz w:val="28"/>
+                <w:szCs w:val="28"/>
+                <w:lang w:val="en-US"/>
+              </w:rPr>
+            </w:pPr>
+            <w:r>
+              <w:rPr>
+                <w:rFonts w:ascii="Times New Roman" w:hAnsi="Times New Roman" w:cs="Times New Roman"/>
+                <w:sz w:val="28"/>
+                <w:szCs w:val="28"/>
+                <w:lang w:val="en-US"/>
+              </w:rPr>
+              <w:t>Problem Statement</w:t>
+            </w:r>
+          </w:p>
+        </w:tc>
+        <w:tc>
+          <w:tcPr>
+            <w:tcW w:w="4537" w:type="dxa"/>
+          </w:tcPr>
+          <w:p>
+            <w:pPr>
+              <w:tabs>
+                <w:tab w:val="right" w:pos="4292"/>
+              </w:tabs>
+              <w:jc w:val="right"/>
+              <w:rPr>
+                <w:rFonts w:ascii="Times New Roman" w:hAnsi="Times New Roman" w:cs="Times New Roman"/>
+                <w:sz w:val="28"/>
+                <w:szCs w:val="28"/>
+                <w:lang w:val="en-US"/>
+              </w:rPr>
+            </w:pPr>
+            <w:r>
+              <w:rPr>
+                <w:rFonts w:ascii="Times New Roman" w:hAnsi="Times New Roman" w:cs="Times New Roman"/>
+                <w:sz w:val="28"/>
+                <w:szCs w:val="28"/>
+                <w:lang w:val="en-US"/>
+              </w:rPr>
+              <w:t>5</w:t>
+            </w:r>
+          </w:p>
+        </w:tc>
+      </w:tr>
+      <w:tr>
+        <w:trPr>
+          <w:trHeight w:val="798"/>
+        </w:trPr>
+        <w:tc>
+          <w:tcPr>
+            <w:tcW w:w="4963" w:type="dxa"/>
+          </w:tcPr>
+          <w:p>
+            <w:pPr>
+              <w:pStyle w:val="ListParagraph"/>
+              <w:numPr>
+                <w:ilvl w:val="0"/>
+                <w:numId w:val="2"/>
+              </w:numPr>
+              <w:rPr>
+                <w:rFonts w:ascii="Times New Roman" w:hAnsi="Times New Roman" w:cs="Times New Roman"/>
+                <w:sz w:val="28"/>
+                <w:szCs w:val="28"/>
+                <w:lang w:val="en-US"/>
+              </w:rPr>
+            </w:pPr>
+            <w:r>
+              <w:rPr>
+                <w:rFonts w:ascii="Times New Roman" w:hAnsi="Times New Roman" w:cs="Times New Roman"/>
+                <w:sz w:val="28"/>
+                <w:szCs w:val="28"/>
+                <w:lang w:val="en-US"/>
+              </w:rPr>
+              <w:t>Background of the Problem</w:t>
+            </w:r>
+          </w:p>
+        </w:tc>
+        <w:tc>
+          <w:tcPr>
+            <w:tcW w:w="4537" w:type="dxa"/>
+          </w:tcPr>
+          <w:p>
+            <w:pPr>
+              <w:tabs>
+                <w:tab w:val="right" w:pos="4292"/>
+              </w:tabs>
+              <w:jc w:val="right"/>
+              <w:rPr>
+                <w:rFonts w:ascii="Times New Roman" w:hAnsi="Times New Roman" w:cs="Times New Roman"/>
+                <w:sz w:val="28"/>
+                <w:szCs w:val="28"/>
+                <w:lang w:val="en-US"/>
+              </w:rPr>
+            </w:pPr>
+            <w:r>
+              <w:rPr>
+                <w:rFonts w:ascii="Times New Roman" w:hAnsi="Times New Roman" w:cs="Times New Roman"/>
+                <w:sz w:val="28"/>
+                <w:szCs w:val="28"/>
+                <w:lang w:val="en-US"/>
+              </w:rPr>
+              <w:t>5</w:t>
+            </w:r>
+          </w:p>
+        </w:tc>
+      </w:tr>
+      <w:tr>
+        <w:trPr>
+          <w:trHeight w:val="798"/>
+        </w:trPr>
+        <w:tc>
+          <w:tcPr>
+            <w:tcW w:w="4963" w:type="dxa"/>
+          </w:tcPr>
+          <w:p>
+            <w:pPr>
+              <w:pStyle w:val="ListParagraph"/>
+              <w:numPr>
+                <w:ilvl w:val="0"/>
+                <w:numId w:val="2"/>
+              </w:numPr>
+              <w:rPr>
+                <w:rFonts w:ascii="Times New Roman" w:hAnsi="Times New Roman" w:cs="Times New Roman"/>
+                <w:sz w:val="28"/>
+                <w:szCs w:val="28"/>
+                <w:lang w:val="en-US"/>
+              </w:rPr>
+            </w:pPr>
+            <w:r>
+              <w:rPr>
+                <w:rFonts w:ascii="Times New Roman" w:hAnsi="Times New Roman" w:cs="Times New Roman"/>
+                <w:sz w:val="28"/>
+                <w:szCs w:val="28"/>
+                <w:lang w:val="en-US"/>
+              </w:rPr>
+              <w:t>Problem Solving Approach</w:t>
+            </w:r>
+          </w:p>
+        </w:tc>
+        <w:tc>
+          <w:tcPr>
+            <w:tcW w:w="4537" w:type="dxa"/>
+          </w:tcPr>
+          <w:p>
+            <w:pPr>
+              <w:tabs>
+                <w:tab w:val="right" w:pos="4292"/>
+              </w:tabs>
+              <w:jc w:val="right"/>
+              <w:rPr>
+                <w:rFonts w:ascii="Times New Roman" w:hAnsi="Times New Roman" w:cs="Times New Roman"/>
+                <w:sz w:val="28"/>
+                <w:szCs w:val="28"/>
+                <w:lang w:val="en-US"/>
+              </w:rPr>
+            </w:pPr>
+            <w:r>
+              <w:rPr>
+                <w:rFonts w:ascii="Times New Roman" w:hAnsi="Times New Roman" w:cs="Times New Roman"/>
+                <w:sz w:val="28"/>
+                <w:szCs w:val="28"/>
+                <w:lang w:val="en-US"/>
+              </w:rPr>
+              <w:t>6</w:t>
+            </w:r>
+          </w:p>
+        </w:tc>
+      </w:tr>
+      <w:tr>
+        <w:trPr>
+          <w:trHeight w:val="798"/>
+        </w:trPr>
+        <w:tc>
+          <w:tcPr>
+            <w:tcW w:w="4963" w:type="dxa"/>
+          </w:tcPr>
+          <w:p>
+            <w:pPr>
+              <w:pStyle w:val="ListParagraph"/>
+              <w:numPr>
+                <w:ilvl w:val="0"/>
+                <w:numId w:val="2"/>
+              </w:numPr>
+              <w:rPr>
+                <w:rFonts w:ascii="Times New Roman" w:hAnsi="Times New Roman" w:cs="Times New Roman"/>
+                <w:sz w:val="28"/>
+                <w:szCs w:val="28"/>
+                <w:lang w:val="en-US"/>
+              </w:rPr>
+            </w:pPr>
+            <w:r>
+              <w:rPr>
+                <w:rFonts w:ascii="Times New Roman" w:hAnsi="Times New Roman" w:cs="Times New Roman"/>
+                <w:sz w:val="28"/>
+                <w:szCs w:val="28"/>
+                <w:lang w:val="en-US"/>
+              </w:rPr>
+              <w:t>Expected Timeline</w:t>
+            </w:r>
+          </w:p>
+        </w:tc>
+        <w:tc>
+          <w:tcPr>
+            <w:tcW w:w="4537" w:type="dxa"/>
+          </w:tcPr>
+          <w:p>
+            <w:pPr>
+              <w:tabs>
+                <w:tab w:val="right" w:pos="4292"/>
+              </w:tabs>
+              <w:jc w:val="right"/>
+              <w:rPr>
+                <w:rFonts w:ascii="Times New Roman" w:hAnsi="Times New Roman" w:cs="Times New Roman"/>
+                <w:sz w:val="28"/>
+                <w:szCs w:val="28"/>
+                <w:lang w:val="en-US"/>
+              </w:rPr>
+            </w:pPr>
+            <w:r>
+              <w:rPr>
+                <w:rFonts w:ascii="Times New Roman" w:hAnsi="Times New Roman" w:cs="Times New Roman"/>
+                <w:sz w:val="28"/>
+                <w:szCs w:val="28"/>
+                <w:lang w:val="en-US"/>
+              </w:rPr>
+              <w:t>7</w:t>
+            </w:r>
+          </w:p>
+        </w:tc>
+      </w:tr>
+      <w:tr>
+        <w:trPr>
+          <w:trHeight w:val="798"/>
+        </w:trPr>
+        <w:tc>
+          <w:tcPr>
+            <w:tcW w:w="4963" w:type="dxa"/>
+          </w:tcPr>
+          <w:p>
+            <w:pPr>
+              <w:pStyle w:val="ListParagraph"/>
+              <w:numPr>
+                <w:ilvl w:val="0"/>
+                <w:numId w:val="2"/>
+              </w:numPr>
+              <w:rPr>
+                <w:rFonts w:ascii="Times New Roman" w:hAnsi="Times New Roman" w:cs="Times New Roman"/>
+                <w:sz w:val="28"/>
+                <w:szCs w:val="28"/>
+                <w:lang w:val="en-US"/>
+              </w:rPr>
+            </w:pPr>
+            <w:r>
+              <w:rPr>
+                <w:rFonts w:ascii="Times New Roman" w:hAnsi="Times New Roman" w:cs="Times New Roman"/>
+                <w:sz w:val="28"/>
+                <w:szCs w:val="28"/>
+                <w:lang w:val="en-US"/>
+              </w:rPr>
+              <w:t>Expected Outcome</w:t>
+            </w:r>
+          </w:p>
+        </w:tc>
+        <w:tc>
+          <w:tcPr>
+            <w:tcW w:w="4537" w:type="dxa"/>
+          </w:tcPr>
+          <w:p>
+            <w:pPr>
+              <w:tabs>
+                <w:tab w:val="right" w:pos="4292"/>
+              </w:tabs>
+              <w:jc w:val="right"/>
+              <w:rPr>
+                <w:rFonts w:ascii="Times New Roman" w:hAnsi="Times New Roman" w:cs="Times New Roman"/>
+                <w:sz w:val="28"/>
+                <w:szCs w:val="28"/>
+                <w:lang w:val="en-US"/>
+              </w:rPr>
+            </w:pPr>
+            <w:r>
+              <w:rPr>
+                <w:rFonts w:ascii="Times New Roman" w:hAnsi="Times New Roman" w:cs="Times New Roman"/>
+                <w:sz w:val="28"/>
+                <w:szCs w:val="28"/>
+                <w:lang w:val="en-US"/>
+              </w:rPr>
+              <w:t>8</w:t>
+            </w:r>
           </w:p>
         </w:tc>
       </w:tr>
@@ -1533,7 +2011,7 @@
           <w:szCs w:val="24"/>
           <w:lang w:val="en-US"/>
         </w:rPr>
-        <w:t xml:space="preserve">Customers are required </w:t>
+        <w:t xml:space="preserve">Although customers can </w:t>
       </w:r>
       <w:r>
         <w:rPr>
@@ -1543,7 +2021,16 @@
           <w:lang w:val="en-US"/>
         </w:rPr>
         <w:lastRenderedPageBreak/>
-        <w:t>to download the Home Credit Mobile Application to apply for loans and pay installments. Th</w:t>
+        <w:t>visit the nearby partner shops for application process, they can also</w:t>
+      </w:r>
+      <w:r>
+        <w:rPr>
+          <w:rFonts w:ascii="Times New Roman" w:hAnsi="Times New Roman" w:cs="Times New Roman"/>
+          <w:sz w:val="24"/>
+          <w:szCs w:val="24"/>
+          <w:lang w:val="en-US"/>
+        </w:rPr>
+        <w:t xml:space="preserve"> download the Home Credit Mobile Application to apply for loans and pay installments. Th</w:t>
       </w:r>
       <w:r>
         <w:rPr>
@@ -1648,7 +2135,7 @@
         <w:jc w:val="both"/>
         <w:rPr>
           <w:rFonts w:ascii="Times New Roman" w:hAnsi="Times New Roman" w:cs="Times New Roman"/>
-          <w:sz w:val="48"/>
+          <w:sz w:val="24"/>
           <w:szCs w:val="24"/>
           <w:lang w:val="en-US"/>
         </w:rPr>
@@ -1681,7 +2168,200 @@
           <w:szCs w:val="24"/>
           <w:lang w:val="en-US"/>
         </w:rPr>
-        <w:t>The problem statement can be listed as 3 objectives:</w:t>
+        <w:t>The prob</w:t>
+      </w:r>
+      <w:r>
+        <w:rPr>
+          <w:rFonts w:ascii="Times New Roman" w:hAnsi="Times New Roman" w:cs="Times New Roman"/>
+          <w:sz w:val="24"/>
+          <w:szCs w:val="24"/>
+          <w:lang w:val="en-US"/>
+        </w:rPr>
+        <w:t>lem statement can be listed as 2</w:t>
+      </w:r>
+      <w:r>
+        <w:rPr>
+          <w:rFonts w:ascii="Times New Roman" w:hAnsi="Times New Roman" w:cs="Times New Roman"/>
+          <w:sz w:val="24"/>
+          <w:szCs w:val="24"/>
+          <w:lang w:val="en-US"/>
+        </w:rPr>
+        <w:t xml:space="preserve"> objectives:</w:t>
+      </w:r>
+    </w:p>
+    <w:p>
+      <w:pPr>
+        <w:pStyle w:val="ListParagraph"/>
+        <w:numPr>
+          <w:ilvl w:val="0"/>
+          <w:numId w:val="3"/>
+        </w:numPr>
+        <w:spacing w:line="360" w:lineRule="auto"/>
+        <w:ind w:left="714" w:hanging="357"/>
+        <w:contextualSpacing w:val="0"/>
+        <w:jc w:val="both"/>
+        <w:rPr>
+          <w:rFonts w:ascii="Times New Roman" w:hAnsi="Times New Roman" w:cs="Times New Roman"/>
+          <w:sz w:val="24"/>
+          <w:szCs w:val="24"/>
+          <w:u w:val="single"/>
+          <w:lang w:val="en-US"/>
+        </w:rPr>
+      </w:pPr>
+      <w:r>
+        <w:rPr>
+          <w:rFonts w:ascii="Times New Roman" w:hAnsi="Times New Roman" w:cs="Times New Roman"/>
+          <w:sz w:val="24"/>
+          <w:szCs w:val="24"/>
+          <w:u w:val="single"/>
+          <w:lang w:val="en-US"/>
+        </w:rPr>
+        <w:t>Accurate defaulter classification</w:t>
+      </w:r>
+      <w:r>
+        <w:rPr>
+          <w:rFonts w:ascii="Times New Roman" w:hAnsi="Times New Roman" w:cs="Times New Roman"/>
+          <w:sz w:val="24"/>
+          <w:szCs w:val="24"/>
+          <w:u w:val="single"/>
+          <w:lang w:val="en-US"/>
+        </w:rPr>
+        <w:t>:</w:t>
+      </w:r>
+      <w:r>
+        <w:rPr>
+          <w:rFonts w:ascii="Times New Roman" w:hAnsi="Times New Roman" w:cs="Times New Roman"/>
+          <w:sz w:val="24"/>
+          <w:szCs w:val="24"/>
+          <w:lang w:val="en-US"/>
+        </w:rPr>
+        <w:t xml:space="preserve"> </w:t>
+      </w:r>
+      <w:r>
+        <w:rPr>
+          <w:rFonts w:ascii="Times New Roman" w:hAnsi="Times New Roman" w:cs="Times New Roman"/>
+          <w:sz w:val="24"/>
+          <w:szCs w:val="24"/>
+          <w:lang w:val="en-US"/>
+        </w:rPr>
+        <w:t xml:space="preserve">The company records huge number of customer attributes. </w:t>
+      </w:r>
+      <w:r>
+        <w:rPr>
+          <w:rFonts w:ascii="Times New Roman" w:hAnsi="Times New Roman" w:cs="Times New Roman"/>
+          <w:sz w:val="24"/>
+          <w:szCs w:val="24"/>
+          <w:lang w:val="en-US"/>
+        </w:rPr>
+        <w:t>O</w:t>
+      </w:r>
+      <w:r>
+        <w:rPr>
+          <w:rFonts w:ascii="Times New Roman" w:hAnsi="Times New Roman" w:cs="Times New Roman"/>
+          <w:sz w:val="24"/>
+          <w:szCs w:val="24"/>
+          <w:lang w:val="en-US"/>
+        </w:rPr>
+        <w:t xml:space="preserve">ut of all the </w:t>
+      </w:r>
+      <w:r>
+        <w:rPr>
+          <w:rFonts w:ascii="Times New Roman" w:hAnsi="Times New Roman" w:cs="Times New Roman"/>
+          <w:sz w:val="24"/>
+          <w:szCs w:val="24"/>
+          <w:lang w:val="en-US"/>
+        </w:rPr>
+        <w:t>attributes, i</w:t>
+      </w:r>
+      <w:r>
+        <w:rPr>
+          <w:rFonts w:ascii="Times New Roman" w:hAnsi="Times New Roman" w:cs="Times New Roman"/>
+          <w:sz w:val="24"/>
+          <w:szCs w:val="24"/>
+          <w:lang w:val="en-US"/>
+        </w:rPr>
+        <w:t xml:space="preserve">dentifying the most important </w:t>
+      </w:r>
+      <w:r>
+        <w:rPr>
+          <w:rFonts w:ascii="Times New Roman" w:hAnsi="Times New Roman" w:cs="Times New Roman"/>
+          <w:sz w:val="24"/>
+          <w:szCs w:val="24"/>
+          <w:lang w:val="en-US"/>
+        </w:rPr>
+        <w:t>ones</w:t>
+      </w:r>
+      <w:r>
+        <w:rPr>
+          <w:rFonts w:ascii="Times New Roman" w:hAnsi="Times New Roman" w:cs="Times New Roman"/>
+          <w:sz w:val="24"/>
+          <w:szCs w:val="24"/>
+          <w:lang w:val="en-US"/>
+        </w:rPr>
+        <w:t xml:space="preserve"> that lead to reliable </w:t>
+      </w:r>
+      <w:r>
+        <w:rPr>
+          <w:rFonts w:ascii="Times New Roman" w:hAnsi="Times New Roman" w:cs="Times New Roman"/>
+          <w:sz w:val="24"/>
+          <w:szCs w:val="24"/>
+          <w:lang w:val="en-US"/>
+        </w:rPr>
+        <w:t>classification</w:t>
+      </w:r>
+      <w:r>
+        <w:rPr>
+          <w:rFonts w:ascii="Times New Roman" w:hAnsi="Times New Roman" w:cs="Times New Roman"/>
+          <w:sz w:val="24"/>
+          <w:szCs w:val="24"/>
+          <w:lang w:val="en-US"/>
+        </w:rPr>
+        <w:t xml:space="preserve"> </w:t>
+      </w:r>
+      <w:r>
+        <w:rPr>
+          <w:rFonts w:ascii="Times New Roman" w:hAnsi="Times New Roman" w:cs="Times New Roman"/>
+          <w:sz w:val="24"/>
+          <w:szCs w:val="24"/>
+          <w:lang w:val="en-US"/>
+        </w:rPr>
+        <w:t xml:space="preserve">is a </w:t>
+      </w:r>
+      <w:r>
+        <w:rPr>
+          <w:rFonts w:ascii="Times New Roman" w:hAnsi="Times New Roman" w:cs="Times New Roman"/>
+          <w:sz w:val="24"/>
+          <w:szCs w:val="24"/>
+          <w:lang w:val="en-US"/>
+        </w:rPr>
+        <w:t>challenge</w:t>
+      </w:r>
+      <w:r>
+        <w:rPr>
+          <w:rFonts w:ascii="Times New Roman" w:hAnsi="Times New Roman" w:cs="Times New Roman"/>
+          <w:sz w:val="24"/>
+          <w:szCs w:val="24"/>
+          <w:lang w:val="en-US"/>
+        </w:rPr>
+        <w:t>.</w:t>
+      </w:r>
+      <w:r>
+        <w:rPr>
+          <w:rFonts w:ascii="Times New Roman" w:hAnsi="Times New Roman" w:cs="Times New Roman"/>
+          <w:sz w:val="24"/>
+          <w:szCs w:val="24"/>
+          <w:lang w:val="en-US"/>
+        </w:rPr>
+        <w:t xml:space="preserve"> Moreover, it has to be kept in mind that </w:t>
+      </w:r>
+      <w:r>
+        <w:rPr>
+          <w:rFonts w:ascii="Times New Roman" w:hAnsi="Times New Roman" w:cs="Times New Roman"/>
+          <w:sz w:val="24"/>
+          <w:szCs w:val="24"/>
+          <w:lang w:val="en-US"/>
+        </w:rPr>
+        <w:t>too many loans are not rejected.</w:t>
       </w:r>
     </w:p>
     <w:p>
@@ -1709,7 +2389,7 @@
           <w:u w:val="single"/>
           <w:lang w:val="en-US"/>
         </w:rPr>
-        <w:t>Identifying important attributes</w:t>
+        <w:t>Utilizing</w:t>
       </w:r>
       <w:r>
         <w:rPr>
@@ -1719,7 +2399,99 @@
           <w:u w:val="single"/>
           <w:lang w:val="en-US"/>
         </w:rPr>
-        <w:t>:</w:t>
+        <w:t xml:space="preserve"> past data:</w:t>
+      </w:r>
+      <w:r>
+        <w:rPr>
+          <w:rFonts w:ascii="Times New Roman" w:hAnsi="Times New Roman" w:cs="Times New Roman"/>
+          <w:sz w:val="24"/>
+          <w:szCs w:val="24"/>
+          <w:lang w:val="en-US"/>
+        </w:rPr>
+        <w:t xml:space="preserve"> Utilizing past data</w:t>
+      </w:r>
+      <w:r>
+        <w:rPr>
+          <w:rFonts w:ascii="Times New Roman" w:hAnsi="Times New Roman" w:cs="Times New Roman"/>
+          <w:sz w:val="24"/>
+          <w:szCs w:val="24"/>
+          <w:lang w:val="en-US"/>
+        </w:rPr>
+        <w:t xml:space="preserve"> is also a major obstacle as </w:t>
+      </w:r>
+      <w:r>
+        <w:rPr>
+          <w:rFonts w:ascii="Times New Roman" w:hAnsi="Times New Roman" w:cs="Times New Roman"/>
+          <w:sz w:val="24"/>
+          <w:szCs w:val="24"/>
+          <w:lang w:val="en-US"/>
+        </w:rPr>
+        <w:t xml:space="preserve">not every customer has past data corresponding to them. </w:t>
+      </w:r>
+      <w:r>
+        <w:rPr>
+          <w:rFonts w:ascii="Times New Roman" w:hAnsi="Times New Roman" w:cs="Times New Roman"/>
+          <w:sz w:val="24"/>
+          <w:szCs w:val="24"/>
+          <w:lang w:val="en-US"/>
+        </w:rPr>
+        <w:t>Finding innovative ways to include such data into the analysis will be the main task.</w:t>
+      </w:r>
+    </w:p>
+    <w:p>
+      <w:pPr>
+        <w:spacing w:line="360" w:lineRule="auto"/>
+        <w:ind w:left="360"/>
+        <w:jc w:val="both"/>
+        <w:rPr>
+          <w:rFonts w:ascii="Times New Roman" w:hAnsi="Times New Roman" w:cs="Times New Roman"/>
+          <w:sz w:val="24"/>
+          <w:szCs w:val="24"/>
+          <w:u w:val="single"/>
+          <w:lang w:val="en-US"/>
+        </w:rPr>
+      </w:pPr>
+    </w:p>
+    <w:p>
+      <w:pPr>
+        <w:spacing w:line="360" w:lineRule="auto"/>
+        <w:jc w:val="both"/>
+        <w:rPr>
+          <w:rFonts w:ascii="Times New Roman" w:hAnsi="Times New Roman" w:cs="Times New Roman"/>
+          <w:sz w:val="48"/>
+          <w:szCs w:val="24"/>
+          <w:lang w:val="en-US"/>
+        </w:rPr>
+      </w:pPr>
+      <w:r>
+        <w:rPr>
+          <w:rFonts w:ascii="Times New Roman" w:hAnsi="Times New Roman" w:cs="Times New Roman"/>
+          <w:sz w:val="48"/>
+          <w:szCs w:val="24"/>
+          <w:lang w:val="en-US"/>
+        </w:rPr>
+        <w:t>Background of the Problem</w:t>
+      </w:r>
+    </w:p>
+    <w:p>
+      <w:pPr>
+        <w:spacing w:line="360" w:lineRule="auto"/>
+        <w:jc w:val="both"/>
+        <w:rPr>
+          <w:rFonts w:ascii="Times New Roman" w:hAnsi="Times New Roman" w:cs="Times New Roman"/>
+          <w:sz w:val="24"/>
+          <w:szCs w:val="24"/>
+          <w:lang w:val="en-US"/>
+        </w:rPr>
+      </w:pPr>
+      <w:r>
+        <w:rPr>
+          <w:rFonts w:ascii="Times New Roman" w:hAnsi="Times New Roman" w:cs="Times New Roman"/>
+          <w:sz w:val="24"/>
+          <w:szCs w:val="24"/>
+          <w:lang w:val="en-US"/>
+        </w:rPr>
+        <w:t>Employment and credit history are among the most important factors that lenders consider for loan approvals.</w:t>
       </w:r>
       <w:r>
         <w:rPr>
@@ -1737,52 +2509,70 @@
           <w:szCs w:val="24"/>
           <w:lang w:val="en-US"/>
         </w:rPr>
-        <w:t>Out of all the recorded customer attributes, i</w:t>
-      </w:r>
-      <w:r>
-        <w:rPr>
-          <w:rFonts w:ascii="Times New Roman" w:hAnsi="Times New Roman" w:cs="Times New Roman"/>
-          <w:sz w:val="24"/>
-          <w:szCs w:val="24"/>
-          <w:lang w:val="en-US"/>
-        </w:rPr>
-        <w:t xml:space="preserve">dentifying the most important </w:t>
-      </w:r>
-      <w:r>
-        <w:rPr>
-          <w:rFonts w:ascii="Times New Roman" w:hAnsi="Times New Roman" w:cs="Times New Roman"/>
-          <w:sz w:val="24"/>
-          <w:szCs w:val="24"/>
-          <w:lang w:val="en-US"/>
-        </w:rPr>
-        <w:t xml:space="preserve">ones </w:t>
-      </w:r>
-      <w:r>
-        <w:rPr>
-          <w:rFonts w:ascii="Times New Roman" w:hAnsi="Times New Roman" w:cs="Times New Roman"/>
-          <w:sz w:val="24"/>
-          <w:szCs w:val="24"/>
-          <w:lang w:val="en-US"/>
-        </w:rPr>
-        <w:t xml:space="preserve">is a </w:t>
-      </w:r>
-      <w:r>
-        <w:rPr>
-          <w:rFonts w:ascii="Times New Roman" w:hAnsi="Times New Roman" w:cs="Times New Roman"/>
-          <w:sz w:val="24"/>
-          <w:szCs w:val="24"/>
-          <w:lang w:val="en-US"/>
-        </w:rPr>
-        <w:t>challenge</w:t>
-      </w:r>
-      <w:r>
-        <w:rPr>
-          <w:rFonts w:ascii="Times New Roman" w:hAnsi="Times New Roman" w:cs="Times New Roman"/>
-          <w:sz w:val="24"/>
-          <w:szCs w:val="24"/>
-          <w:lang w:val="en-US"/>
-        </w:rPr>
-        <w:t>. It is a</w:t>
+        <w:t>Unfortunately, not everyone has a strong economic</w:t>
+      </w:r>
+      <w:r>
+        <w:rPr>
+          <w:rFonts w:ascii="Times New Roman" w:hAnsi="Times New Roman" w:cs="Times New Roman"/>
+          <w:sz w:val="24"/>
+          <w:szCs w:val="24"/>
+          <w:lang w:val="en-US"/>
+        </w:rPr>
+        <w:t xml:space="preserve"> and employment</w:t>
+      </w:r>
+      <w:r>
+        <w:rPr>
+          <w:rFonts w:ascii="Times New Roman" w:hAnsi="Times New Roman" w:cs="Times New Roman"/>
+          <w:sz w:val="24"/>
+          <w:szCs w:val="24"/>
+          <w:lang w:val="en-US"/>
+        </w:rPr>
+        <w:t xml:space="preserve"> background and this </w:t>
+      </w:r>
+      <w:r>
+        <w:rPr>
+          <w:rFonts w:ascii="Times New Roman" w:hAnsi="Times New Roman" w:cs="Times New Roman"/>
+          <w:sz w:val="24"/>
+          <w:szCs w:val="24"/>
+          <w:lang w:val="en-US"/>
+        </w:rPr>
+        <w:t>gives rise to difficulty in getting loans from reputed banks. Small businesses, especially operating in unorganized sector also face this issue of credit exclusion.</w:t>
+      </w:r>
+      <w:r>
+        <w:rPr>
+          <w:rFonts w:ascii="Times New Roman" w:hAnsi="Times New Roman" w:cs="Times New Roman"/>
+          <w:sz w:val="24"/>
+          <w:szCs w:val="24"/>
+          <w:lang w:val="en-US"/>
+        </w:rPr>
+        <w:t xml:space="preserve"> Home Credit </w:t>
+      </w:r>
+      <w:r>
+        <w:rPr>
+          <w:rFonts w:ascii="Times New Roman" w:hAnsi="Times New Roman" w:cs="Times New Roman"/>
+          <w:sz w:val="24"/>
+          <w:szCs w:val="24"/>
+          <w:lang w:val="en-US"/>
+        </w:rPr>
+        <w:t>Group offers attractive solutions to deal with these issues</w:t>
+      </w:r>
+      <w:r>
+        <w:rPr>
+          <w:rFonts w:ascii="Times New Roman" w:hAnsi="Times New Roman" w:cs="Times New Roman"/>
+          <w:sz w:val="24"/>
+          <w:szCs w:val="24"/>
+          <w:lang w:val="en-US"/>
+        </w:rPr>
+        <w:t xml:space="preserve"> in the form of instant loan approvals requiring minimal documentation</w:t>
+      </w:r>
+      <w:r>
+        <w:rPr>
+          <w:rFonts w:ascii="Times New Roman" w:hAnsi="Times New Roman" w:cs="Times New Roman"/>
+          <w:sz w:val="24"/>
+          <w:szCs w:val="24"/>
+          <w:lang w:val="en-US"/>
+        </w:rPr>
+        <w:t>.</w:t>
       </w:r>
       <w:r>
         <w:rPr>
@@ -1793,32 +2583,312 @@
         </w:rPr>
         <w:t xml:space="preserve"> </w:t>
       </w:r>
-      <w:r>
-        <w:rPr>
-          <w:rFonts w:ascii="Times New Roman" w:hAnsi="Times New Roman" w:cs="Times New Roman"/>
-          <w:sz w:val="24"/>
-          <w:szCs w:val="24"/>
-          <w:lang w:val="en-US"/>
-        </w:rPr>
-        <w:t xml:space="preserve">crucial step in order to achieve accurate </w:t>
-      </w:r>
-      <w:r>
-        <w:rPr>
-          <w:rFonts w:ascii="Times New Roman" w:hAnsi="Times New Roman" w:cs="Times New Roman"/>
-          <w:sz w:val="24"/>
-          <w:szCs w:val="24"/>
-          <w:lang w:val="en-US"/>
-        </w:rPr>
-        <w:t xml:space="preserve">inferences and </w:t>
-      </w:r>
-      <w:r>
-        <w:rPr>
-          <w:rFonts w:ascii="Times New Roman" w:hAnsi="Times New Roman" w:cs="Times New Roman"/>
-          <w:sz w:val="24"/>
-          <w:szCs w:val="24"/>
-          <w:lang w:val="en-US"/>
-        </w:rPr>
-        <w:t>classification.</w:t>
+    </w:p>
+    <w:p>
+      <w:pPr>
+        <w:spacing w:line="360" w:lineRule="auto"/>
+        <w:jc w:val="both"/>
+        <w:rPr>
+          <w:rFonts w:ascii="Times New Roman" w:hAnsi="Times New Roman" w:cs="Times New Roman"/>
+          <w:sz w:val="24"/>
+          <w:szCs w:val="24"/>
+          <w:lang w:val="en-US"/>
+        </w:rPr>
+      </w:pPr>
+      <w:r>
+        <w:rPr>
+          <w:rFonts w:ascii="Times New Roman" w:hAnsi="Times New Roman" w:cs="Times New Roman"/>
+          <w:sz w:val="24"/>
+          <w:szCs w:val="24"/>
+          <w:lang w:val="en-US"/>
+        </w:rPr>
+        <w:t xml:space="preserve">But </w:t>
+      </w:r>
+      <w:r>
+        <w:rPr>
+          <w:rFonts w:ascii="Times New Roman" w:hAnsi="Times New Roman" w:cs="Times New Roman"/>
+          <w:sz w:val="24"/>
+          <w:szCs w:val="24"/>
+          <w:lang w:val="en-US"/>
+        </w:rPr>
+        <w:t xml:space="preserve">due to lack of credit history, </w:t>
+      </w:r>
+      <w:r>
+        <w:rPr>
+          <w:rFonts w:ascii="Times New Roman" w:hAnsi="Times New Roman" w:cs="Times New Roman"/>
+          <w:sz w:val="24"/>
+          <w:szCs w:val="24"/>
+          <w:lang w:val="en-US"/>
+        </w:rPr>
+        <w:t>the company faces a major problem of identifying</w:t>
+      </w:r>
+      <w:r>
+        <w:rPr>
+          <w:rFonts w:ascii="Times New Roman" w:hAnsi="Times New Roman" w:cs="Times New Roman"/>
+          <w:sz w:val="24"/>
+          <w:szCs w:val="24"/>
+          <w:lang w:val="en-US"/>
+        </w:rPr>
+        <w:t xml:space="preserve"> potential defaulters who </w:t>
+      </w:r>
+      <w:r>
+        <w:rPr>
+          <w:rFonts w:ascii="Times New Roman" w:hAnsi="Times New Roman" w:cs="Times New Roman"/>
+          <w:sz w:val="24"/>
+          <w:szCs w:val="24"/>
+          <w:lang w:val="en-US"/>
+        </w:rPr>
+        <w:t xml:space="preserve">later on fail to repay the borrowed money either partially or completely. This not only leads to losses but also a feeling of distrust between the company and its customers. Furthermore, the loan approval criteria cannot be made too strict as it </w:t>
+      </w:r>
+      <w:r>
+        <w:rPr>
+          <w:rFonts w:ascii="Times New Roman" w:hAnsi="Times New Roman" w:cs="Times New Roman"/>
+          <w:sz w:val="24"/>
+          <w:szCs w:val="24"/>
+          <w:lang w:val="en-US"/>
+        </w:rPr>
+        <w:t>may lead to loan rejection of customers who could have repaid the borrowed amount.</w:t>
+      </w:r>
+      <w:r>
+        <w:rPr>
+          <w:rFonts w:ascii="Times New Roman" w:hAnsi="Times New Roman" w:cs="Times New Roman"/>
+          <w:sz w:val="24"/>
+          <w:szCs w:val="24"/>
+          <w:lang w:val="en-US"/>
+        </w:rPr>
+        <w:t xml:space="preserve"> So, it is essential for the company </w:t>
+      </w:r>
+      <w:r>
+        <w:rPr>
+          <w:rFonts w:ascii="Times New Roman" w:hAnsi="Times New Roman" w:cs="Times New Roman"/>
+          <w:sz w:val="24"/>
+          <w:szCs w:val="24"/>
+          <w:lang w:val="en-US"/>
+        </w:rPr>
+        <w:lastRenderedPageBreak/>
+        <w:t>to</w:t>
+      </w:r>
+      <w:r>
+        <w:rPr>
+          <w:rFonts w:ascii="Times New Roman" w:hAnsi="Times New Roman" w:cs="Times New Roman"/>
+          <w:sz w:val="24"/>
+          <w:szCs w:val="24"/>
+          <w:lang w:val="en-US"/>
+        </w:rPr>
+        <w:t xml:space="preserve"> not reject too many loans </w:t>
+      </w:r>
+      <w:r>
+        <w:rPr>
+          <w:rFonts w:ascii="Times New Roman" w:hAnsi="Times New Roman" w:cs="Times New Roman"/>
+          <w:sz w:val="24"/>
+          <w:szCs w:val="24"/>
+          <w:lang w:val="en-US"/>
+        </w:rPr>
+        <w:t>along with</w:t>
+      </w:r>
+      <w:r>
+        <w:rPr>
+          <w:rFonts w:ascii="Times New Roman" w:hAnsi="Times New Roman" w:cs="Times New Roman"/>
+          <w:sz w:val="24"/>
+          <w:szCs w:val="24"/>
+          <w:lang w:val="en-US"/>
+        </w:rPr>
+        <w:t xml:space="preserve"> </w:t>
+      </w:r>
+      <w:r>
+        <w:rPr>
+          <w:rFonts w:ascii="Times New Roman" w:hAnsi="Times New Roman" w:cs="Times New Roman"/>
+          <w:sz w:val="24"/>
+          <w:szCs w:val="24"/>
+          <w:lang w:val="en-US"/>
+        </w:rPr>
+        <w:t>accurately classify</w:t>
+      </w:r>
+      <w:r>
+        <w:rPr>
+          <w:rFonts w:ascii="Times New Roman" w:hAnsi="Times New Roman" w:cs="Times New Roman"/>
+          <w:sz w:val="24"/>
+          <w:szCs w:val="24"/>
+          <w:lang w:val="en-US"/>
+        </w:rPr>
+        <w:t>ing</w:t>
+      </w:r>
+      <w:r>
+        <w:rPr>
+          <w:rFonts w:ascii="Times New Roman" w:hAnsi="Times New Roman" w:cs="Times New Roman"/>
+          <w:sz w:val="24"/>
+          <w:szCs w:val="24"/>
+          <w:lang w:val="en-US"/>
+        </w:rPr>
+        <w:t xml:space="preserve"> probable defaulters</w:t>
+      </w:r>
+      <w:r>
+        <w:rPr>
+          <w:rFonts w:ascii="Times New Roman" w:hAnsi="Times New Roman" w:cs="Times New Roman"/>
+          <w:sz w:val="24"/>
+          <w:szCs w:val="24"/>
+          <w:lang w:val="en-US"/>
+        </w:rPr>
+        <w:t>.</w:t>
+      </w:r>
+      <w:r>
+        <w:rPr>
+          <w:rFonts w:ascii="Times New Roman" w:hAnsi="Times New Roman" w:cs="Times New Roman"/>
+          <w:sz w:val="24"/>
+          <w:szCs w:val="24"/>
+          <w:lang w:val="en-US"/>
+        </w:rPr>
+        <w:t xml:space="preserve"> To achieve this, identifying the most important customer attributes is crucial.</w:t>
+      </w:r>
+    </w:p>
+    <w:p>
+      <w:pPr>
+        <w:spacing w:line="360" w:lineRule="auto"/>
+        <w:jc w:val="both"/>
+        <w:rPr>
+          <w:rFonts w:ascii="Times New Roman" w:hAnsi="Times New Roman" w:cs="Times New Roman"/>
+          <w:sz w:val="24"/>
+          <w:szCs w:val="24"/>
+          <w:lang w:val="en-US"/>
+        </w:rPr>
+      </w:pPr>
+      <w:r>
+        <w:rPr>
+          <w:rFonts w:ascii="Times New Roman" w:hAnsi="Times New Roman" w:cs="Times New Roman"/>
+          <w:sz w:val="24"/>
+          <w:szCs w:val="24"/>
+          <w:lang w:val="en-US"/>
+        </w:rPr>
+        <w:t xml:space="preserve">Some customers do have </w:t>
+      </w:r>
+      <w:r>
+        <w:rPr>
+          <w:rFonts w:ascii="Times New Roman" w:hAnsi="Times New Roman" w:cs="Times New Roman"/>
+          <w:sz w:val="24"/>
+          <w:szCs w:val="24"/>
+          <w:lang w:val="en-US"/>
+        </w:rPr>
+        <w:t>reasonable</w:t>
+      </w:r>
+      <w:r>
+        <w:rPr>
+          <w:rFonts w:ascii="Times New Roman" w:hAnsi="Times New Roman" w:cs="Times New Roman"/>
+          <w:sz w:val="24"/>
+          <w:szCs w:val="24"/>
+          <w:lang w:val="en-US"/>
+        </w:rPr>
+        <w:t xml:space="preserve"> credit history in the form previous transactional data or some of them being previous customers of the company. Utilizing this complex data into determining the repayment capability of the customer is also a major challenge for the company.  </w:t>
+      </w:r>
+    </w:p>
+    <w:p>
+      <w:pPr>
+        <w:spacing w:line="360" w:lineRule="auto"/>
+        <w:jc w:val="both"/>
+        <w:rPr>
+          <w:rFonts w:ascii="Times New Roman" w:hAnsi="Times New Roman" w:cs="Times New Roman"/>
+          <w:sz w:val="24"/>
+          <w:szCs w:val="24"/>
+          <w:lang w:val="en-US"/>
+        </w:rPr>
+      </w:pPr>
+    </w:p>
+    <w:p>
+      <w:pPr>
+        <w:spacing w:line="360" w:lineRule="auto"/>
+        <w:jc w:val="both"/>
+        <w:rPr>
+          <w:rFonts w:ascii="Times New Roman" w:hAnsi="Times New Roman" w:cs="Times New Roman"/>
+          <w:sz w:val="48"/>
+          <w:szCs w:val="24"/>
+          <w:lang w:val="en-US"/>
+        </w:rPr>
+      </w:pPr>
+      <w:r>
+        <w:rPr>
+          <w:rFonts w:ascii="Times New Roman" w:hAnsi="Times New Roman" w:cs="Times New Roman"/>
+          <w:sz w:val="48"/>
+          <w:szCs w:val="24"/>
+          <w:lang w:val="en-US"/>
+        </w:rPr>
+        <w:t>Problem Solving Approach</w:t>
+      </w:r>
+    </w:p>
+    <w:p>
+      <w:pPr>
+        <w:spacing w:line="360" w:lineRule="auto"/>
+        <w:jc w:val="both"/>
+        <w:rPr>
+          <w:rFonts w:ascii="Times New Roman" w:hAnsi="Times New Roman" w:cs="Times New Roman"/>
+          <w:sz w:val="34"/>
+          <w:szCs w:val="34"/>
+          <w:lang w:val="en-US"/>
+        </w:rPr>
+      </w:pPr>
+      <w:r>
+        <w:rPr>
+          <w:rFonts w:ascii="Times New Roman" w:hAnsi="Times New Roman" w:cs="Times New Roman"/>
+          <w:sz w:val="34"/>
+          <w:szCs w:val="34"/>
+          <w:lang w:val="en-US"/>
+        </w:rPr>
+        <w:t>Methods Used</w:t>
+      </w:r>
+    </w:p>
+    <w:p>
+      <w:pPr>
+        <w:spacing w:line="360" w:lineRule="auto"/>
+        <w:jc w:val="both"/>
+        <w:rPr>
+          <w:rFonts w:ascii="Times New Roman" w:hAnsi="Times New Roman" w:cs="Times New Roman"/>
+          <w:sz w:val="24"/>
+          <w:szCs w:val="24"/>
+          <w:lang w:val="en-US"/>
+        </w:rPr>
+      </w:pPr>
+      <w:r>
+        <w:rPr>
+          <w:rFonts w:ascii="Times New Roman" w:hAnsi="Times New Roman" w:cs="Times New Roman"/>
+          <w:sz w:val="24"/>
+          <w:szCs w:val="24"/>
+          <w:lang w:val="en-US"/>
+        </w:rPr>
+        <w:t>T</w:t>
+      </w:r>
+      <w:r>
+        <w:rPr>
+          <w:rFonts w:ascii="Times New Roman" w:hAnsi="Times New Roman" w:cs="Times New Roman"/>
+          <w:sz w:val="24"/>
+          <w:szCs w:val="24"/>
+          <w:lang w:val="en-US"/>
+        </w:rPr>
+        <w:t xml:space="preserve">he data has </w:t>
+      </w:r>
+      <w:r>
+        <w:rPr>
+          <w:rFonts w:ascii="Times New Roman" w:hAnsi="Times New Roman" w:cs="Times New Roman"/>
+          <w:sz w:val="24"/>
+          <w:szCs w:val="24"/>
+          <w:lang w:val="en-US"/>
+        </w:rPr>
+        <w:t>already</w:t>
+      </w:r>
+      <w:r>
+        <w:rPr>
+          <w:rFonts w:ascii="Times New Roman" w:hAnsi="Times New Roman" w:cs="Times New Roman"/>
+          <w:sz w:val="24"/>
+          <w:szCs w:val="24"/>
+          <w:lang w:val="en-US"/>
+        </w:rPr>
+        <w:t xml:space="preserve"> been</w:t>
+      </w:r>
+      <w:r>
+        <w:rPr>
+          <w:rFonts w:ascii="Times New Roman" w:hAnsi="Times New Roman" w:cs="Times New Roman"/>
+          <w:sz w:val="24"/>
+          <w:szCs w:val="24"/>
+          <w:lang w:val="en-US"/>
+        </w:rPr>
+        <w:t xml:space="preserve"> collected by the company and stored in the form of various comma separated files. A data driven approach will be used to solve the problems mentioned above which can be divided into the following main steps:</w:t>
       </w:r>
     </w:p>
     <w:p>
@@ -1826,18 +2896,29 @@
         <w:pStyle w:val="ListParagraph"/>
         <w:numPr>
           <w:ilvl w:val="0"/>
-          <w:numId w:val="3"/>
+          <w:numId w:val="4"/>
         </w:numPr>
         <w:spacing w:line="360" w:lineRule="auto"/>
+        <w:ind w:left="714" w:hanging="357"/>
+        <w:contextualSpacing w:val="0"/>
         <w:jc w:val="both"/>
         <w:rPr>
           <w:rFonts w:ascii="Times New Roman" w:hAnsi="Times New Roman" w:cs="Times New Roman"/>
           <w:sz w:val="24"/>
           <w:szCs w:val="24"/>
+          <w:lang w:val="en-US"/>
+        </w:rPr>
+      </w:pPr>
+      <w:r>
+        <w:rPr>
+          <w:rFonts w:ascii="Times New Roman" w:hAnsi="Times New Roman" w:cs="Times New Roman"/>
+          <w:sz w:val="24"/>
+          <w:szCs w:val="24"/>
           <w:u w:val="single"/>
           <w:lang w:val="en-US"/>
         </w:rPr>
-      </w:pPr>
+        <w:t>Exploratory Data Analysis</w:t>
+      </w:r>
       <w:r>
         <w:rPr>
           <w:rFonts w:ascii="Times New Roman" w:hAnsi="Times New Roman" w:cs="Times New Roman"/>
@@ -1846,44 +2927,290 @@
           <w:u w:val="single"/>
           <w:lang w:val="en-US"/>
         </w:rPr>
-        <w:t>Aggregating past data:</w:t>
-      </w:r>
-      <w:r>
-        <w:rPr>
-          <w:rFonts w:ascii="Times New Roman" w:hAnsi="Times New Roman" w:cs="Times New Roman"/>
-          <w:sz w:val="24"/>
-          <w:szCs w:val="24"/>
-          <w:lang w:val="en-US"/>
-        </w:rPr>
-        <w:t xml:space="preserve"> Analyzing past data of the customers </w:t>
-      </w:r>
-      <w:r>
-        <w:rPr>
-          <w:rFonts w:ascii="Times New Roman" w:hAnsi="Times New Roman" w:cs="Times New Roman"/>
-          <w:sz w:val="24"/>
-          <w:szCs w:val="24"/>
-          <w:lang w:val="en-US"/>
-        </w:rPr>
-        <w:t>who</w:t>
-      </w:r>
-      <w:r>
-        <w:rPr>
-          <w:rFonts w:ascii="Times New Roman" w:hAnsi="Times New Roman" w:cs="Times New Roman"/>
-          <w:sz w:val="24"/>
-          <w:szCs w:val="24"/>
-          <w:lang w:val="en-US"/>
-        </w:rPr>
-        <w:t xml:space="preserve"> have some credit history may give critical insights on their repayment capability.</w:t>
-      </w:r>
-      <w:r>
-        <w:rPr>
-          <w:rFonts w:ascii="Times New Roman" w:hAnsi="Times New Roman" w:cs="Times New Roman"/>
-          <w:sz w:val="24"/>
-          <w:szCs w:val="24"/>
-          <w:lang w:val="en-US"/>
-        </w:rPr>
-        <w:t xml:space="preserve"> It is also a major obstacle as it would require clever data cleaning and preprocessing procedures.</w:t>
-      </w:r>
+        <w:t>:</w:t>
+      </w:r>
+      <w:r>
+        <w:rPr>
+          <w:rFonts w:ascii="Times New Roman" w:hAnsi="Times New Roman" w:cs="Times New Roman"/>
+          <w:sz w:val="24"/>
+          <w:szCs w:val="24"/>
+          <w:lang w:val="en-US"/>
+        </w:rPr>
+        <w:t xml:space="preserve"> This step will involve understanding the nature and meaning of different recorded customer attributes</w:t>
+      </w:r>
+      <w:r>
+        <w:rPr>
+          <w:rFonts w:ascii="Times New Roman" w:hAnsi="Times New Roman" w:cs="Times New Roman"/>
+          <w:sz w:val="24"/>
+          <w:szCs w:val="24"/>
+          <w:lang w:val="en-US"/>
+        </w:rPr>
+        <w:t xml:space="preserve"> by performing basic descriptive statistics over them.</w:t>
+      </w:r>
+      <w:r>
+        <w:rPr>
+          <w:rFonts w:ascii="Times New Roman" w:hAnsi="Times New Roman" w:cs="Times New Roman"/>
+          <w:sz w:val="24"/>
+          <w:szCs w:val="24"/>
+          <w:lang w:val="en-US"/>
+        </w:rPr>
+        <w:t xml:space="preserve"> This will act as an initial filter and aid in dropping those attributes that have highly skewed distributions or provide no insight when related to t</w:t>
+      </w:r>
+      <w:r>
+        <w:rPr>
+          <w:rFonts w:ascii="Times New Roman" w:hAnsi="Times New Roman" w:cs="Times New Roman"/>
+          <w:sz w:val="24"/>
+          <w:szCs w:val="24"/>
+          <w:lang w:val="en-US"/>
+        </w:rPr>
+        <w:t>he repayment capability of the customer.</w:t>
+      </w:r>
+    </w:p>
+    <w:p>
+      <w:pPr>
+        <w:pStyle w:val="ListParagraph"/>
+        <w:numPr>
+          <w:ilvl w:val="0"/>
+          <w:numId w:val="4"/>
+        </w:numPr>
+        <w:spacing w:line="360" w:lineRule="auto"/>
+        <w:ind w:left="714" w:hanging="357"/>
+        <w:contextualSpacing w:val="0"/>
+        <w:jc w:val="both"/>
+        <w:rPr>
+          <w:rFonts w:ascii="Times New Roman" w:hAnsi="Times New Roman" w:cs="Times New Roman"/>
+          <w:sz w:val="24"/>
+          <w:szCs w:val="24"/>
+          <w:lang w:val="en-US"/>
+        </w:rPr>
+      </w:pPr>
+      <w:r>
+        <w:rPr>
+          <w:rFonts w:ascii="Times New Roman" w:hAnsi="Times New Roman" w:cs="Times New Roman"/>
+          <w:sz w:val="24"/>
+          <w:szCs w:val="24"/>
+          <w:u w:val="single"/>
+          <w:lang w:val="en-US"/>
+        </w:rPr>
+        <w:t>Cleaning:</w:t>
+      </w:r>
+      <w:r>
+        <w:rPr>
+          <w:rFonts w:ascii="Times New Roman" w:hAnsi="Times New Roman" w:cs="Times New Roman"/>
+          <w:sz w:val="24"/>
+          <w:szCs w:val="24"/>
+          <w:lang w:val="en-US"/>
+        </w:rPr>
+        <w:t xml:space="preserve"> Cleaning will involve data manipulations like </w:t>
+      </w:r>
+      <w:r>
+        <w:rPr>
+          <w:rFonts w:ascii="Times New Roman" w:hAnsi="Times New Roman" w:cs="Times New Roman"/>
+          <w:sz w:val="24"/>
+          <w:szCs w:val="24"/>
+          <w:lang w:val="en-US"/>
+        </w:rPr>
+        <w:t xml:space="preserve">normalization and imputation of null values. Features having high percentage of null values may also be dropped as they may not be useful. Normalization makes sure that </w:t>
+      </w:r>
+      <w:r>
+        <w:rPr>
+          <w:rFonts w:ascii="Times New Roman" w:hAnsi="Times New Roman" w:cs="Times New Roman"/>
+          <w:sz w:val="24"/>
+          <w:szCs w:val="24"/>
+          <w:lang w:val="en-US"/>
+        </w:rPr>
+        <w:t xml:space="preserve">different features have the same scale and it helps in visualization and comparing different features. Imputation </w:t>
+      </w:r>
+      <w:r>
+        <w:rPr>
+          <w:rFonts w:ascii="Times New Roman" w:hAnsi="Times New Roman" w:cs="Times New Roman"/>
+          <w:sz w:val="24"/>
+          <w:szCs w:val="24"/>
+          <w:lang w:val="en-US"/>
+        </w:rPr>
+        <w:t xml:space="preserve">of null values prevents loss of valuable data and it is known that machine </w:t>
+      </w:r>
+      <w:r>
+        <w:rPr>
+          <w:rFonts w:ascii="Times New Roman" w:hAnsi="Times New Roman" w:cs="Times New Roman"/>
+          <w:sz w:val="24"/>
+          <w:szCs w:val="24"/>
+          <w:lang w:val="en-US"/>
+        </w:rPr>
+        <w:t xml:space="preserve">learning </w:t>
+      </w:r>
+      <w:r>
+        <w:rPr>
+          <w:rFonts w:ascii="Times New Roman" w:hAnsi="Times New Roman" w:cs="Times New Roman"/>
+          <w:sz w:val="24"/>
+          <w:szCs w:val="24"/>
+          <w:lang w:val="en-US"/>
+        </w:rPr>
+        <w:t>algorithms perform well with clean data as input.</w:t>
+      </w:r>
+    </w:p>
+    <w:p>
+      <w:pPr>
+        <w:pStyle w:val="ListParagraph"/>
+        <w:numPr>
+          <w:ilvl w:val="0"/>
+          <w:numId w:val="4"/>
+        </w:numPr>
+        <w:spacing w:line="360" w:lineRule="auto"/>
+        <w:ind w:left="714" w:hanging="357"/>
+        <w:contextualSpacing w:val="0"/>
+        <w:jc w:val="both"/>
+        <w:rPr>
+          <w:rFonts w:ascii="Times New Roman" w:hAnsi="Times New Roman" w:cs="Times New Roman"/>
+          <w:sz w:val="24"/>
+          <w:szCs w:val="24"/>
+          <w:u w:val="single"/>
+          <w:lang w:val="en-US"/>
+        </w:rPr>
+      </w:pPr>
+      <w:r>
+        <w:rPr>
+          <w:rFonts w:ascii="Times New Roman" w:hAnsi="Times New Roman" w:cs="Times New Roman"/>
+          <w:sz w:val="24"/>
+          <w:szCs w:val="24"/>
+          <w:u w:val="single"/>
+          <w:lang w:val="en-US"/>
+        </w:rPr>
+        <w:t>Feature Selection and Engineering:</w:t>
+      </w:r>
+      <w:r>
+        <w:rPr>
+          <w:rFonts w:ascii="Times New Roman" w:hAnsi="Times New Roman" w:cs="Times New Roman"/>
+          <w:sz w:val="24"/>
+          <w:szCs w:val="24"/>
+          <w:lang w:val="en-US"/>
+        </w:rPr>
+        <w:t xml:space="preserve"> In this step the features that are not dropped will be further explored </w:t>
+      </w:r>
+      <w:r>
+        <w:rPr>
+          <w:rFonts w:ascii="Times New Roman" w:hAnsi="Times New Roman" w:cs="Times New Roman"/>
+          <w:sz w:val="24"/>
+          <w:szCs w:val="24"/>
+          <w:lang w:val="en-US"/>
+        </w:rPr>
+        <w:t xml:space="preserve">and new features may be created </w:t>
+      </w:r>
+      <w:r>
+        <w:rPr>
+          <w:rFonts w:ascii="Times New Roman" w:hAnsi="Times New Roman" w:cs="Times New Roman"/>
+          <w:sz w:val="24"/>
+          <w:szCs w:val="24"/>
+          <w:lang w:val="en-US"/>
+        </w:rPr>
+        <w:t>using the already given featur</w:t>
+      </w:r>
+      <w:r>
+        <w:rPr>
+          <w:rFonts w:ascii="Times New Roman" w:hAnsi="Times New Roman" w:cs="Times New Roman"/>
+          <w:sz w:val="24"/>
+          <w:szCs w:val="24"/>
+          <w:lang w:val="en-US"/>
+        </w:rPr>
+        <w:t xml:space="preserve">es that may aid in </w:t>
+      </w:r>
+      <w:r>
+        <w:rPr>
+          <w:rFonts w:ascii="Times New Roman" w:hAnsi="Times New Roman" w:cs="Times New Roman"/>
+          <w:sz w:val="24"/>
+          <w:szCs w:val="24"/>
+          <w:lang w:val="en-US"/>
+        </w:rPr>
+        <w:t xml:space="preserve">revealing significant trends and </w:t>
+      </w:r>
+      <w:r>
+        <w:rPr>
+          <w:rFonts w:ascii="Times New Roman" w:hAnsi="Times New Roman" w:cs="Times New Roman"/>
+          <w:sz w:val="24"/>
+          <w:szCs w:val="24"/>
+          <w:lang w:val="en-US"/>
+        </w:rPr>
+        <w:t xml:space="preserve">more accurate </w:t>
+      </w:r>
+      <w:r>
+        <w:rPr>
+          <w:rFonts w:ascii="Times New Roman" w:hAnsi="Times New Roman" w:cs="Times New Roman"/>
+          <w:sz w:val="24"/>
+          <w:szCs w:val="24"/>
+          <w:lang w:val="en-US"/>
+        </w:rPr>
+        <w:t xml:space="preserve">classification. Efforts to fit a simple machine learning model on the transformed data will also be made to </w:t>
+      </w:r>
+      <w:r>
+        <w:rPr>
+          <w:rFonts w:ascii="Times New Roman" w:hAnsi="Times New Roman" w:cs="Times New Roman"/>
+          <w:sz w:val="24"/>
+          <w:szCs w:val="24"/>
+          <w:lang w:val="en-US"/>
+        </w:rPr>
+        <w:t>unlock the full potential of data.</w:t>
+      </w:r>
+    </w:p>
+    <w:p>
+      <w:pPr>
+        <w:pStyle w:val="ListParagraph"/>
+        <w:numPr>
+          <w:ilvl w:val="0"/>
+          <w:numId w:val="4"/>
+        </w:numPr>
+        <w:spacing w:line="360" w:lineRule="auto"/>
+        <w:ind w:left="714" w:hanging="357"/>
+        <w:contextualSpacing w:val="0"/>
+        <w:jc w:val="both"/>
+        <w:rPr>
+          <w:rFonts w:ascii="Times New Roman" w:hAnsi="Times New Roman" w:cs="Times New Roman"/>
+          <w:sz w:val="24"/>
+          <w:szCs w:val="24"/>
+          <w:u w:val="single"/>
+          <w:lang w:val="en-US"/>
+        </w:rPr>
+      </w:pPr>
+      <w:r>
+        <w:rPr>
+          <w:rFonts w:ascii="Times New Roman" w:hAnsi="Times New Roman" w:cs="Times New Roman"/>
+          <w:sz w:val="24"/>
+          <w:szCs w:val="24"/>
+          <w:u w:val="single"/>
+          <w:lang w:val="en-US"/>
+        </w:rPr>
+        <w:lastRenderedPageBreak/>
+        <w:t>Aggregating Past Data:</w:t>
+      </w:r>
+      <w:r>
+        <w:rPr>
+          <w:rFonts w:ascii="Times New Roman" w:hAnsi="Times New Roman" w:cs="Times New Roman"/>
+          <w:sz w:val="24"/>
+          <w:szCs w:val="24"/>
+          <w:lang w:val="en-US"/>
+        </w:rPr>
+        <w:t xml:space="preserve"> Past data in the form of previous transactions and applications will be aggregated carefully in order to include it in the analysis. Such data may give an intuition on the behavior of the customer and may reveal meaningful insights</w:t>
+      </w:r>
+      <w:r>
+        <w:rPr>
+          <w:rFonts w:ascii="Times New Roman" w:hAnsi="Times New Roman" w:cs="Times New Roman"/>
+          <w:sz w:val="24"/>
+          <w:szCs w:val="24"/>
+          <w:lang w:val="en-US"/>
+        </w:rPr>
+        <w:t>.</w:t>
+      </w:r>
+    </w:p>
+    <w:p>
+      <w:pPr>
+        <w:spacing w:line="240" w:lineRule="auto"/>
+        <w:jc w:val="both"/>
+        <w:rPr>
+          <w:rFonts w:ascii="Times New Roman" w:hAnsi="Times New Roman" w:cs="Times New Roman"/>
+          <w:sz w:val="20"/>
+          <w:szCs w:val="24"/>
+          <w:lang w:val="en-US"/>
+        </w:rPr>
+      </w:pPr>
     </w:p>
     <w:p>
       <w:pPr>
@@ -1891,12 +3218,20 @@
         <w:jc w:val="both"/>
         <w:rPr>
           <w:rFonts w:ascii="Times New Roman" w:hAnsi="Times New Roman" w:cs="Times New Roman"/>
-          <w:sz w:val="24"/>
-          <w:szCs w:val="24"/>
-          <w:u w:val="single"/>
-          <w:lang w:val="en-US"/>
-        </w:rPr>
-      </w:pPr>
+          <w:sz w:val="34"/>
+          <w:szCs w:val="34"/>
+          <w:lang w:val="en-US"/>
+        </w:rPr>
+      </w:pPr>
+      <w:r>
+        <w:rPr>
+          <w:rFonts w:ascii="Times New Roman" w:hAnsi="Times New Roman" w:cs="Times New Roman"/>
+          <w:sz w:val="34"/>
+          <w:szCs w:val="34"/>
+          <w:lang w:val="en-US"/>
+        </w:rPr>
+        <w:t>Analysis Tools</w:t>
+      </w:r>
     </w:p>
     <w:p>
       <w:pPr>
@@ -1904,19 +3239,171 @@
         <w:jc w:val="both"/>
         <w:rPr>
           <w:rFonts w:ascii="Times New Roman" w:hAnsi="Times New Roman" w:cs="Times New Roman"/>
-          <w:sz w:val="48"/>
-          <w:szCs w:val="24"/>
-          <w:lang w:val="en-US"/>
-        </w:rPr>
-      </w:pPr>
-      <w:r>
-        <w:rPr>
-          <w:rFonts w:ascii="Times New Roman" w:hAnsi="Times New Roman" w:cs="Times New Roman"/>
-          <w:sz w:val="48"/>
-          <w:szCs w:val="24"/>
-          <w:lang w:val="en-US"/>
-        </w:rPr>
-        <w:t>Background of the Problem</w:t>
+          <w:sz w:val="24"/>
+          <w:szCs w:val="24"/>
+          <w:lang w:val="en-US"/>
+        </w:rPr>
+      </w:pPr>
+      <w:r>
+        <w:rPr>
+          <w:rFonts w:ascii="Times New Roman" w:hAnsi="Times New Roman" w:cs="Times New Roman"/>
+          <w:sz w:val="24"/>
+          <w:szCs w:val="24"/>
+          <w:lang w:val="en-US"/>
+        </w:rPr>
+        <w:t xml:space="preserve">The principle analysis tool will be Python. Python is a general-purpose </w:t>
+      </w:r>
+      <w:r>
+        <w:rPr>
+          <w:rFonts w:ascii="Times New Roman" w:hAnsi="Times New Roman" w:cs="Times New Roman"/>
+          <w:sz w:val="24"/>
+          <w:szCs w:val="24"/>
+          <w:lang w:val="en-US"/>
+        </w:rPr>
+        <w:t xml:space="preserve">programming </w:t>
+      </w:r>
+      <w:r>
+        <w:rPr>
+          <w:rFonts w:ascii="Times New Roman" w:hAnsi="Times New Roman" w:cs="Times New Roman"/>
+          <w:sz w:val="24"/>
+          <w:szCs w:val="24"/>
+          <w:lang w:val="en-US"/>
+        </w:rPr>
+        <w:t xml:space="preserve">language that has tremendous support for data analysis tasks. For </w:t>
+      </w:r>
+      <w:r>
+        <w:rPr>
+          <w:rFonts w:ascii="Times New Roman" w:hAnsi="Times New Roman" w:cs="Times New Roman"/>
+          <w:sz w:val="24"/>
+          <w:szCs w:val="24"/>
+          <w:lang w:val="en-US"/>
+        </w:rPr>
+        <w:t xml:space="preserve">numerical computations and data manipulation, Python libraries like </w:t>
+      </w:r>
+      <w:proofErr w:type="spellStart"/>
+      <w:r>
+        <w:rPr>
+          <w:rFonts w:ascii="Times New Roman" w:hAnsi="Times New Roman" w:cs="Times New Roman"/>
+          <w:sz w:val="24"/>
+          <w:szCs w:val="24"/>
+          <w:lang w:val="en-US"/>
+        </w:rPr>
+        <w:t>NumPy</w:t>
+      </w:r>
+      <w:proofErr w:type="spellEnd"/>
+      <w:r>
+        <w:rPr>
+          <w:rFonts w:ascii="Times New Roman" w:hAnsi="Times New Roman" w:cs="Times New Roman"/>
+          <w:sz w:val="24"/>
+          <w:szCs w:val="24"/>
+          <w:lang w:val="en-US"/>
+        </w:rPr>
+        <w:t xml:space="preserve"> and Pandas will be used. These are powerful libraries that have useful functionalities to perform efficient analysis on large datasets. For visualization</w:t>
+      </w:r>
+      <w:r>
+        <w:rPr>
+          <w:rFonts w:ascii="Times New Roman" w:hAnsi="Times New Roman" w:cs="Times New Roman"/>
+          <w:sz w:val="24"/>
+          <w:szCs w:val="24"/>
+          <w:lang w:val="en-US"/>
+        </w:rPr>
+        <w:t>, libraries like</w:t>
+      </w:r>
+      <w:r>
+        <w:rPr>
+          <w:rFonts w:ascii="Times New Roman" w:hAnsi="Times New Roman" w:cs="Times New Roman"/>
+          <w:sz w:val="24"/>
+          <w:szCs w:val="24"/>
+          <w:lang w:val="en-US"/>
+        </w:rPr>
+        <w:t xml:space="preserve"> </w:t>
+      </w:r>
+      <w:proofErr w:type="spellStart"/>
+      <w:r>
+        <w:rPr>
+          <w:rFonts w:ascii="Times New Roman" w:hAnsi="Times New Roman" w:cs="Times New Roman"/>
+          <w:sz w:val="24"/>
+          <w:szCs w:val="24"/>
+          <w:lang w:val="en-US"/>
+        </w:rPr>
+        <w:t>Matplotlib</w:t>
+      </w:r>
+      <w:proofErr w:type="spellEnd"/>
+      <w:r>
+        <w:rPr>
+          <w:rFonts w:ascii="Times New Roman" w:hAnsi="Times New Roman" w:cs="Times New Roman"/>
+          <w:sz w:val="24"/>
+          <w:szCs w:val="24"/>
+          <w:lang w:val="en-US"/>
+        </w:rPr>
+        <w:t xml:space="preserve"> and </w:t>
+      </w:r>
+      <w:proofErr w:type="spellStart"/>
+      <w:r>
+        <w:rPr>
+          <w:rFonts w:ascii="Times New Roman" w:hAnsi="Times New Roman" w:cs="Times New Roman"/>
+          <w:sz w:val="24"/>
+          <w:szCs w:val="24"/>
+          <w:lang w:val="en-US"/>
+        </w:rPr>
+        <w:t>Seaborn</w:t>
+      </w:r>
+      <w:proofErr w:type="spellEnd"/>
+      <w:r>
+        <w:rPr>
+          <w:rFonts w:ascii="Times New Roman" w:hAnsi="Times New Roman" w:cs="Times New Roman"/>
+          <w:sz w:val="24"/>
+          <w:szCs w:val="24"/>
+          <w:lang w:val="en-US"/>
+        </w:rPr>
+        <w:t xml:space="preserve"> will be used </w:t>
+      </w:r>
+      <w:r>
+        <w:rPr>
+          <w:rFonts w:ascii="Times New Roman" w:hAnsi="Times New Roman" w:cs="Times New Roman"/>
+          <w:sz w:val="24"/>
+          <w:szCs w:val="24"/>
+          <w:lang w:val="en-US"/>
+        </w:rPr>
+        <w:t xml:space="preserve">as they have a wide array of built-in plots and charts which provide full control over the visualization process. </w:t>
+      </w:r>
+      <w:proofErr w:type="spellStart"/>
+      <w:r>
+        <w:rPr>
+          <w:rFonts w:ascii="Times New Roman" w:hAnsi="Times New Roman" w:cs="Times New Roman"/>
+          <w:sz w:val="24"/>
+          <w:szCs w:val="24"/>
+          <w:lang w:val="en-US"/>
+        </w:rPr>
+        <w:t>Scikit</w:t>
+      </w:r>
+      <w:proofErr w:type="spellEnd"/>
+      <w:r>
+        <w:rPr>
+          <w:rFonts w:ascii="Times New Roman" w:hAnsi="Times New Roman" w:cs="Times New Roman"/>
+          <w:sz w:val="24"/>
+          <w:szCs w:val="24"/>
+          <w:lang w:val="en-US"/>
+        </w:rPr>
+        <w:t>-Learn library may also be used which provides support to run various machine learning algorithm</w:t>
+      </w:r>
+      <w:r>
+        <w:rPr>
+          <w:rFonts w:ascii="Times New Roman" w:hAnsi="Times New Roman" w:cs="Times New Roman"/>
+          <w:sz w:val="24"/>
+          <w:szCs w:val="24"/>
+          <w:lang w:val="en-US"/>
+        </w:rPr>
+        <w:t xml:space="preserve">s </w:t>
+      </w:r>
+      <w:r>
+        <w:rPr>
+          <w:rFonts w:ascii="Times New Roman" w:hAnsi="Times New Roman" w:cs="Times New Roman"/>
+          <w:sz w:val="24"/>
+          <w:szCs w:val="24"/>
+          <w:lang w:val="en-US"/>
+        </w:rPr>
+        <w:t>on structured data.</w:t>
       </w:r>
     </w:p>
     <w:p>
@@ -1937,22 +3424,3484 @@
           <w:szCs w:val="24"/>
           <w:lang w:val="en-US"/>
         </w:rPr>
-        <w:t xml:space="preserve">Credit is an important part of contemporary life as it allows people and businesses to achieve their goals </w:t>
-      </w:r>
-      <w:r>
-        <w:rPr>
-          <w:rFonts w:ascii="Times New Roman" w:hAnsi="Times New Roman" w:cs="Times New Roman"/>
-          <w:sz w:val="24"/>
-          <w:szCs w:val="24"/>
-          <w:lang w:val="en-US"/>
-        </w:rPr>
-        <w:t xml:space="preserve">by making calculated investments. Unfortunately, not everyone has a strong economic background and this </w:t>
+        <w:t xml:space="preserve">For analysis on smaller subsets of data, MS Excel may also be used since it is easy to work with and provides useful </w:t>
+      </w:r>
+      <w:r>
+        <w:rPr>
+          <w:rFonts w:ascii="Times New Roman" w:hAnsi="Times New Roman" w:cs="Times New Roman"/>
+          <w:sz w:val="24"/>
+          <w:szCs w:val="24"/>
+          <w:lang w:val="en-US"/>
+        </w:rPr>
+        <w:t xml:space="preserve">plotting and </w:t>
+      </w:r>
+      <w:r>
+        <w:rPr>
+          <w:rFonts w:ascii="Times New Roman" w:hAnsi="Times New Roman" w:cs="Times New Roman"/>
+          <w:sz w:val="24"/>
+          <w:szCs w:val="24"/>
+          <w:lang w:val="en-US"/>
+        </w:rPr>
+        <w:t xml:space="preserve">aggregation features like </w:t>
+      </w:r>
+      <w:r>
+        <w:rPr>
+          <w:rFonts w:ascii="Times New Roman" w:hAnsi="Times New Roman" w:cs="Times New Roman"/>
+          <w:sz w:val="24"/>
+          <w:szCs w:val="24"/>
+          <w:lang w:val="en-US"/>
+        </w:rPr>
+        <w:t xml:space="preserve">bar charts, histograms and </w:t>
+      </w:r>
+      <w:r>
+        <w:rPr>
+          <w:rFonts w:ascii="Times New Roman" w:hAnsi="Times New Roman" w:cs="Times New Roman"/>
+          <w:sz w:val="24"/>
+          <w:szCs w:val="24"/>
+          <w:lang w:val="en-US"/>
+        </w:rPr>
+        <w:t>pivot tables</w:t>
+      </w:r>
+      <w:r>
+        <w:rPr>
+          <w:rFonts w:ascii="Times New Roman" w:hAnsi="Times New Roman" w:cs="Times New Roman"/>
+          <w:sz w:val="24"/>
+          <w:szCs w:val="24"/>
+          <w:lang w:val="en-US"/>
+        </w:rPr>
+        <w:t>.</w:t>
+      </w:r>
+    </w:p>
+    <w:p>
+      <w:pPr>
+        <w:spacing w:line="360" w:lineRule="auto"/>
+        <w:jc w:val="both"/>
+        <w:rPr>
+          <w:rFonts w:ascii="Times New Roman" w:hAnsi="Times New Roman" w:cs="Times New Roman"/>
+          <w:sz w:val="24"/>
+          <w:szCs w:val="24"/>
+          <w:lang w:val="en-US"/>
+        </w:rPr>
+      </w:pPr>
+    </w:p>
+    <w:p>
+      <w:pPr>
+        <w:spacing w:line="360" w:lineRule="auto"/>
+        <w:jc w:val="both"/>
+        <w:rPr>
+          <w:rFonts w:ascii="Times New Roman" w:hAnsi="Times New Roman" w:cs="Times New Roman"/>
+          <w:sz w:val="48"/>
+          <w:szCs w:val="24"/>
+          <w:lang w:val="en-US"/>
+        </w:rPr>
+      </w:pPr>
+      <w:r>
+        <w:rPr>
+          <w:rFonts w:ascii="Times New Roman" w:hAnsi="Times New Roman" w:cs="Times New Roman"/>
+          <w:sz w:val="48"/>
+          <w:szCs w:val="24"/>
+          <w:lang w:val="en-US"/>
+        </w:rPr>
+        <w:t>Expected Timeline</w:t>
+      </w:r>
+    </w:p>
+    <w:p>
+      <w:pPr>
+        <w:spacing w:line="360" w:lineRule="auto"/>
+        <w:jc w:val="both"/>
+        <w:rPr>
+          <w:rFonts w:ascii="Times New Roman" w:hAnsi="Times New Roman" w:cs="Times New Roman"/>
+          <w:sz w:val="34"/>
+          <w:szCs w:val="34"/>
+          <w:lang w:val="en-US"/>
+        </w:rPr>
+      </w:pPr>
+      <w:r>
+        <w:rPr>
+          <w:rFonts w:ascii="Times New Roman" w:hAnsi="Times New Roman" w:cs="Times New Roman"/>
+          <w:noProof/>
+          <w:sz w:val="34"/>
+          <w:szCs w:val="34"/>
+          <w:lang w:val="en-IN" w:eastAsia="en-IN"/>
+        </w:rPr>
+        <w:drawing>
+          <wp:anchor distT="0" distB="0" distL="114300" distR="114300" simplePos="0" relativeHeight="251658240" behindDoc="1" locked="0" layoutInCell="1" allowOverlap="1" wp14:anchorId="297C6C91" wp14:editId="255DBFBC">
+            <wp:simplePos x="0" y="0"/>
+            <wp:positionH relativeFrom="margin">
+              <wp:align>center</wp:align>
+            </wp:positionH>
+            <wp:positionV relativeFrom="paragraph">
+              <wp:posOffset>397510</wp:posOffset>
+            </wp:positionV>
+            <wp:extent cx="4600575" cy="2924673"/>
+            <wp:effectExtent l="0" t="0" r="0" b="9525"/>
+            <wp:wrapNone/>
+            <wp:docPr id="5" name="Picture 5"/>
+            <wp:cNvGraphicFramePr>
+              <a:graphicFrameLocks xmlns:a="http://schemas.openxmlformats.org/drawingml/2006/main" noChangeAspect="1"/>
+            </wp:cNvGraphicFramePr>
+            <a:graphic xmlns:a="http://schemas.openxmlformats.org/drawingml/2006/main">
+              <a:graphicData uri="http://schemas.openxmlformats.org/drawingml/2006/picture">
+                <pic:pic xmlns:pic="http://schemas.openxmlformats.org/drawingml/2006/picture">
+                  <pic:nvPicPr>
+                    <pic:cNvPr id="5" name="wbs4.png"/>
+                    <pic:cNvPicPr/>
+                  </pic:nvPicPr>
+                  <pic:blipFill>
+                    <a:blip r:embed="rId9">
+                      <a:extLst>
+                        <a:ext uri="{28A0092B-C50C-407E-A947-70E740481C1C}">
+                          <a14:useLocalDpi xmlns:a14="http://schemas.microsoft.com/office/drawing/2010/main" val="0"/>
+                        </a:ext>
+                      </a:extLst>
+                    </a:blip>
+                    <a:stretch>
+                      <a:fillRect/>
+                    </a:stretch>
+                  </pic:blipFill>
+                  <pic:spPr>
+                    <a:xfrm>
+                      <a:off x="0" y="0"/>
+                      <a:ext cx="4600575" cy="2924673"/>
+                    </a:xfrm>
+                    <a:prstGeom prst="rect">
+                      <a:avLst/>
+                    </a:prstGeom>
+                  </pic:spPr>
+                </pic:pic>
+              </a:graphicData>
+            </a:graphic>
+            <wp14:sizeRelH relativeFrom="margin">
+              <wp14:pctWidth>0</wp14:pctWidth>
+            </wp14:sizeRelH>
+            <wp14:sizeRelV relativeFrom="margin">
+              <wp14:pctHeight>0</wp14:pctHeight>
+            </wp14:sizeRelV>
+          </wp:anchor>
+        </w:drawing>
+      </w:r>
+      <w:r>
+        <w:rPr>
+          <w:rFonts w:ascii="Times New Roman" w:hAnsi="Times New Roman" w:cs="Times New Roman"/>
+          <w:sz w:val="34"/>
+          <w:szCs w:val="34"/>
+          <w:lang w:val="en-US"/>
+        </w:rPr>
+        <w:t>Work Breakdown Structure</w:t>
+      </w:r>
+    </w:p>
+    <w:p>
+      <w:pPr>
+        <w:rPr>
+          <w:rFonts w:ascii="Times New Roman" w:hAnsi="Times New Roman" w:cs="Times New Roman"/>
+          <w:sz w:val="34"/>
+          <w:szCs w:val="34"/>
+          <w:lang w:val="en-US"/>
+        </w:rPr>
+      </w:pPr>
+    </w:p>
+    <w:p>
+      <w:pPr>
+        <w:rPr>
+          <w:rFonts w:ascii="Times New Roman" w:hAnsi="Times New Roman" w:cs="Times New Roman"/>
+          <w:sz w:val="34"/>
+          <w:szCs w:val="34"/>
+          <w:lang w:val="en-US"/>
+        </w:rPr>
+      </w:pPr>
+    </w:p>
+    <w:p>
+      <w:pPr>
+        <w:rPr>
+          <w:rFonts w:ascii="Times New Roman" w:hAnsi="Times New Roman" w:cs="Times New Roman"/>
+          <w:sz w:val="34"/>
+          <w:szCs w:val="34"/>
+          <w:lang w:val="en-US"/>
+        </w:rPr>
+      </w:pPr>
+    </w:p>
+    <w:p>
+      <w:pPr>
+        <w:rPr>
+          <w:rFonts w:ascii="Times New Roman" w:hAnsi="Times New Roman" w:cs="Times New Roman"/>
+          <w:sz w:val="34"/>
+          <w:szCs w:val="34"/>
+          <w:lang w:val="en-US"/>
+        </w:rPr>
+      </w:pPr>
+    </w:p>
+    <w:p>
+      <w:pPr>
+        <w:rPr>
+          <w:rFonts w:ascii="Times New Roman" w:hAnsi="Times New Roman" w:cs="Times New Roman"/>
+          <w:sz w:val="34"/>
+          <w:szCs w:val="34"/>
+          <w:lang w:val="en-US"/>
+        </w:rPr>
+      </w:pPr>
+    </w:p>
+    <w:p>
+      <w:pPr>
+        <w:rPr>
+          <w:rFonts w:ascii="Times New Roman" w:hAnsi="Times New Roman" w:cs="Times New Roman"/>
+          <w:sz w:val="34"/>
+          <w:szCs w:val="34"/>
+          <w:lang w:val="en-US"/>
+        </w:rPr>
+      </w:pPr>
+    </w:p>
+    <w:p>
+      <w:pPr>
+        <w:rPr>
+          <w:rFonts w:ascii="Times New Roman" w:hAnsi="Times New Roman" w:cs="Times New Roman"/>
+          <w:sz w:val="34"/>
+          <w:szCs w:val="34"/>
+          <w:lang w:val="en-US"/>
+        </w:rPr>
+      </w:pPr>
+    </w:p>
+    <w:p>
+      <w:pPr>
+        <w:rPr>
+          <w:rFonts w:ascii="Times New Roman" w:hAnsi="Times New Roman" w:cs="Times New Roman"/>
+          <w:sz w:val="34"/>
+          <w:szCs w:val="34"/>
+          <w:lang w:val="en-US"/>
+        </w:rPr>
+      </w:pPr>
+      <w:r>
+        <w:rPr>
+          <w:rFonts w:ascii="Times New Roman" w:hAnsi="Times New Roman" w:cs="Times New Roman"/>
+          <w:sz w:val="34"/>
+          <w:szCs w:val="34"/>
+          <w:lang w:val="en-US"/>
+        </w:rPr>
+        <w:lastRenderedPageBreak/>
+        <w:t xml:space="preserve">Gantt </w:t>
+      </w:r>
+      <w:proofErr w:type="gramStart"/>
+      <w:r>
+        <w:rPr>
+          <w:rFonts w:ascii="Times New Roman" w:hAnsi="Times New Roman" w:cs="Times New Roman"/>
+          <w:sz w:val="34"/>
+          <w:szCs w:val="34"/>
+          <w:lang w:val="en-US"/>
+        </w:rPr>
+        <w:t>Chart</w:t>
+      </w:r>
+      <w:proofErr w:type="gramEnd"/>
+    </w:p>
+    <w:tbl>
+      <w:tblPr>
+        <w:tblStyle w:val="TableGrid"/>
+        <w:tblpPr w:leftFromText="180" w:rightFromText="180" w:horzAnchor="margin" w:tblpXSpec="center" w:tblpY="675"/>
+        <w:tblW w:w="10333" w:type="dxa"/>
+        <w:tblLayout w:type="fixed"/>
+        <w:tblLook w:val="04A0" w:firstRow="1" w:lastRow="0" w:firstColumn="1" w:lastColumn="0" w:noHBand="0" w:noVBand="1"/>
+      </w:tblPr>
+      <w:tblGrid>
+        <w:gridCol w:w="1887"/>
+        <w:gridCol w:w="2764"/>
+        <w:gridCol w:w="672"/>
+        <w:gridCol w:w="608"/>
+        <w:gridCol w:w="709"/>
+        <w:gridCol w:w="8"/>
+        <w:gridCol w:w="700"/>
+        <w:gridCol w:w="811"/>
+        <w:gridCol w:w="890"/>
+        <w:gridCol w:w="713"/>
+        <w:gridCol w:w="571"/>
+      </w:tblGrid>
+      <w:tr>
+        <w:trPr>
+          <w:trHeight w:val="429"/>
+        </w:trPr>
+        <w:tc>
+          <w:tcPr>
+            <w:tcW w:w="1887" w:type="dxa"/>
+            <w:tcBorders>
+              <w:top w:val="nil"/>
+              <w:left w:val="nil"/>
+              <w:bottom w:val="single" w:sz="12" w:space="0" w:color="auto"/>
+              <w:right w:val="nil"/>
+            </w:tcBorders>
+          </w:tcPr>
+          <w:p>
+            <w:pPr>
+              <w:rPr>
+                <w:rFonts w:ascii="Times New Roman" w:hAnsi="Times New Roman" w:cs="Times New Roman"/>
+                <w:sz w:val="34"/>
+                <w:szCs w:val="34"/>
+                <w:lang w:val="en-US"/>
+              </w:rPr>
+            </w:pPr>
+          </w:p>
+        </w:tc>
+        <w:tc>
+          <w:tcPr>
+            <w:tcW w:w="2764" w:type="dxa"/>
+            <w:tcBorders>
+              <w:top w:val="nil"/>
+              <w:left w:val="nil"/>
+              <w:bottom w:val="nil"/>
+              <w:right w:val="single" w:sz="12" w:space="0" w:color="auto"/>
+            </w:tcBorders>
+          </w:tcPr>
+          <w:p>
+            <w:pPr>
+              <w:jc w:val="center"/>
+              <w:rPr>
+                <w:rFonts w:ascii="Times New Roman" w:hAnsi="Times New Roman" w:cs="Times New Roman"/>
+                <w:sz w:val="34"/>
+                <w:szCs w:val="34"/>
+                <w:lang w:val="en-US"/>
+              </w:rPr>
+            </w:pPr>
+          </w:p>
+        </w:tc>
+        <w:tc>
+          <w:tcPr>
+            <w:tcW w:w="2697" w:type="dxa"/>
+            <w:gridSpan w:val="5"/>
+            <w:tcBorders>
+              <w:top w:val="single" w:sz="12" w:space="0" w:color="auto"/>
+              <w:left w:val="single" w:sz="12" w:space="0" w:color="auto"/>
+              <w:right w:val="single" w:sz="12" w:space="0" w:color="auto"/>
+            </w:tcBorders>
+          </w:tcPr>
+          <w:p>
+            <w:pPr>
+              <w:jc w:val="center"/>
+              <w:rPr>
+                <w:rFonts w:ascii="Times New Roman" w:hAnsi="Times New Roman" w:cs="Times New Roman"/>
+                <w:sz w:val="34"/>
+                <w:szCs w:val="34"/>
+                <w:lang w:val="en-US"/>
+              </w:rPr>
+            </w:pPr>
+            <w:r>
+              <w:rPr>
+                <w:rFonts w:ascii="Times New Roman" w:hAnsi="Times New Roman" w:cs="Times New Roman"/>
+                <w:sz w:val="34"/>
+                <w:szCs w:val="34"/>
+                <w:lang w:val="en-US"/>
+              </w:rPr>
+              <w:t>June 2024</w:t>
+            </w:r>
+          </w:p>
+        </w:tc>
+        <w:tc>
+          <w:tcPr>
+            <w:tcW w:w="2985" w:type="dxa"/>
+            <w:gridSpan w:val="4"/>
+            <w:tcBorders>
+              <w:top w:val="single" w:sz="12" w:space="0" w:color="auto"/>
+              <w:left w:val="single" w:sz="12" w:space="0" w:color="auto"/>
+              <w:right w:val="single" w:sz="12" w:space="0" w:color="auto"/>
+            </w:tcBorders>
+          </w:tcPr>
+          <w:p>
+            <w:pPr>
+              <w:jc w:val="center"/>
+              <w:rPr>
+                <w:rFonts w:ascii="Times New Roman" w:hAnsi="Times New Roman" w:cs="Times New Roman"/>
+                <w:sz w:val="34"/>
+                <w:szCs w:val="34"/>
+                <w:lang w:val="en-US"/>
+              </w:rPr>
+            </w:pPr>
+            <w:r>
+              <w:rPr>
+                <w:rFonts w:ascii="Times New Roman" w:hAnsi="Times New Roman" w:cs="Times New Roman"/>
+                <w:sz w:val="34"/>
+                <w:szCs w:val="34"/>
+                <w:lang w:val="en-US"/>
+              </w:rPr>
+              <w:t>July 2024</w:t>
+            </w:r>
+          </w:p>
+        </w:tc>
+      </w:tr>
+      <w:tr>
+        <w:trPr>
+          <w:trHeight w:val="299"/>
+        </w:trPr>
+        <w:tc>
+          <w:tcPr>
+            <w:tcW w:w="4651" w:type="dxa"/>
+            <w:gridSpan w:val="2"/>
+            <w:tcBorders>
+              <w:top w:val="single" w:sz="12" w:space="0" w:color="auto"/>
+              <w:left w:val="single" w:sz="12" w:space="0" w:color="auto"/>
+              <w:bottom w:val="single" w:sz="12" w:space="0" w:color="auto"/>
+              <w:right w:val="single" w:sz="12" w:space="0" w:color="auto"/>
+            </w:tcBorders>
+          </w:tcPr>
+          <w:p>
+            <w:pPr>
+              <w:jc w:val="center"/>
+              <w:rPr>
+                <w:rFonts w:ascii="Times New Roman" w:hAnsi="Times New Roman" w:cs="Times New Roman"/>
+                <w:sz w:val="24"/>
+                <w:szCs w:val="24"/>
+                <w:lang w:val="en-US"/>
+              </w:rPr>
+            </w:pPr>
+            <w:r>
+              <w:rPr>
+                <w:rFonts w:ascii="Times New Roman" w:hAnsi="Times New Roman" w:cs="Times New Roman"/>
+                <w:sz w:val="34"/>
+                <w:szCs w:val="34"/>
+                <w:lang w:val="en-US"/>
+              </w:rPr>
+              <w:t>Task</w:t>
+            </w:r>
+          </w:p>
+        </w:tc>
+        <w:tc>
+          <w:tcPr>
+            <w:tcW w:w="672" w:type="dxa"/>
+            <w:tcBorders>
+              <w:left w:val="single" w:sz="12" w:space="0" w:color="auto"/>
+              <w:bottom w:val="single" w:sz="12" w:space="0" w:color="auto"/>
+            </w:tcBorders>
+          </w:tcPr>
+          <w:p>
+            <w:pPr>
+              <w:jc w:val="center"/>
+              <w:rPr>
+                <w:rFonts w:ascii="Times New Roman" w:hAnsi="Times New Roman" w:cs="Times New Roman"/>
+                <w:sz w:val="24"/>
+                <w:szCs w:val="24"/>
+                <w:lang w:val="en-US"/>
+              </w:rPr>
+            </w:pPr>
+            <w:r>
+              <w:rPr>
+                <w:rFonts w:ascii="Times New Roman" w:hAnsi="Times New Roman" w:cs="Times New Roman"/>
+                <w:sz w:val="24"/>
+                <w:szCs w:val="24"/>
+                <w:lang w:val="en-US"/>
+              </w:rPr>
+              <w:t>W1</w:t>
+            </w:r>
+          </w:p>
+        </w:tc>
+        <w:tc>
+          <w:tcPr>
+            <w:tcW w:w="608" w:type="dxa"/>
+            <w:tcBorders>
+              <w:bottom w:val="single" w:sz="12" w:space="0" w:color="auto"/>
+            </w:tcBorders>
+          </w:tcPr>
+          <w:p>
+            <w:pPr>
+              <w:jc w:val="center"/>
+              <w:rPr>
+                <w:rFonts w:ascii="Times New Roman" w:hAnsi="Times New Roman" w:cs="Times New Roman"/>
+                <w:sz w:val="24"/>
+                <w:szCs w:val="24"/>
+                <w:lang w:val="en-US"/>
+              </w:rPr>
+            </w:pPr>
+            <w:r>
+              <w:rPr>
+                <w:rFonts w:ascii="Times New Roman" w:hAnsi="Times New Roman" w:cs="Times New Roman"/>
+                <w:sz w:val="24"/>
+                <w:szCs w:val="24"/>
+                <w:lang w:val="en-US"/>
+              </w:rPr>
+              <w:t>W2</w:t>
+            </w:r>
+          </w:p>
+        </w:tc>
+        <w:tc>
+          <w:tcPr>
+            <w:tcW w:w="709" w:type="dxa"/>
+            <w:tcBorders>
+              <w:bottom w:val="single" w:sz="12" w:space="0" w:color="auto"/>
+            </w:tcBorders>
+          </w:tcPr>
+          <w:p>
+            <w:pPr>
+              <w:jc w:val="center"/>
+              <w:rPr>
+                <w:rFonts w:ascii="Times New Roman" w:hAnsi="Times New Roman" w:cs="Times New Roman"/>
+                <w:sz w:val="24"/>
+                <w:szCs w:val="24"/>
+                <w:lang w:val="en-US"/>
+              </w:rPr>
+            </w:pPr>
+            <w:r>
+              <w:rPr>
+                <w:rFonts w:ascii="Times New Roman" w:hAnsi="Times New Roman" w:cs="Times New Roman"/>
+                <w:sz w:val="24"/>
+                <w:szCs w:val="24"/>
+                <w:lang w:val="en-US"/>
+              </w:rPr>
+              <w:t>W3</w:t>
+            </w:r>
+          </w:p>
+        </w:tc>
+        <w:tc>
+          <w:tcPr>
+            <w:tcW w:w="708" w:type="dxa"/>
+            <w:gridSpan w:val="2"/>
+            <w:tcBorders>
+              <w:bottom w:val="single" w:sz="12" w:space="0" w:color="auto"/>
+              <w:right w:val="single" w:sz="12" w:space="0" w:color="auto"/>
+            </w:tcBorders>
+          </w:tcPr>
+          <w:p>
+            <w:pPr>
+              <w:jc w:val="center"/>
+              <w:rPr>
+                <w:rFonts w:ascii="Times New Roman" w:hAnsi="Times New Roman" w:cs="Times New Roman"/>
+                <w:sz w:val="24"/>
+                <w:szCs w:val="24"/>
+                <w:lang w:val="en-US"/>
+              </w:rPr>
+            </w:pPr>
+            <w:r>
+              <w:rPr>
+                <w:rFonts w:ascii="Times New Roman" w:hAnsi="Times New Roman" w:cs="Times New Roman"/>
+                <w:sz w:val="24"/>
+                <w:szCs w:val="24"/>
+                <w:lang w:val="en-US"/>
+              </w:rPr>
+              <w:t>W4</w:t>
+            </w:r>
+          </w:p>
+        </w:tc>
+        <w:tc>
+          <w:tcPr>
+            <w:tcW w:w="811" w:type="dxa"/>
+            <w:tcBorders>
+              <w:left w:val="single" w:sz="12" w:space="0" w:color="auto"/>
+              <w:bottom w:val="single" w:sz="12" w:space="0" w:color="auto"/>
+            </w:tcBorders>
+          </w:tcPr>
+          <w:p>
+            <w:pPr>
+              <w:jc w:val="center"/>
+              <w:rPr>
+                <w:rFonts w:ascii="Times New Roman" w:hAnsi="Times New Roman" w:cs="Times New Roman"/>
+                <w:sz w:val="24"/>
+                <w:szCs w:val="24"/>
+                <w:lang w:val="en-US"/>
+              </w:rPr>
+            </w:pPr>
+            <w:r>
+              <w:rPr>
+                <w:rFonts w:ascii="Times New Roman" w:hAnsi="Times New Roman" w:cs="Times New Roman"/>
+                <w:sz w:val="24"/>
+                <w:szCs w:val="24"/>
+                <w:lang w:val="en-US"/>
+              </w:rPr>
+              <w:t>W1</w:t>
+            </w:r>
+          </w:p>
+        </w:tc>
+        <w:tc>
+          <w:tcPr>
+            <w:tcW w:w="890" w:type="dxa"/>
+            <w:tcBorders>
+              <w:bottom w:val="single" w:sz="12" w:space="0" w:color="auto"/>
+            </w:tcBorders>
+          </w:tcPr>
+          <w:p>
+            <w:pPr>
+              <w:jc w:val="center"/>
+              <w:rPr>
+                <w:rFonts w:ascii="Times New Roman" w:hAnsi="Times New Roman" w:cs="Times New Roman"/>
+                <w:sz w:val="24"/>
+                <w:szCs w:val="24"/>
+                <w:lang w:val="en-US"/>
+              </w:rPr>
+            </w:pPr>
+            <w:r>
+              <w:rPr>
+                <w:rFonts w:ascii="Times New Roman" w:hAnsi="Times New Roman" w:cs="Times New Roman"/>
+                <w:sz w:val="24"/>
+                <w:szCs w:val="24"/>
+                <w:lang w:val="en-US"/>
+              </w:rPr>
+              <w:t>W2</w:t>
+            </w:r>
+          </w:p>
+        </w:tc>
+        <w:tc>
+          <w:tcPr>
+            <w:tcW w:w="713" w:type="dxa"/>
+            <w:tcBorders>
+              <w:bottom w:val="single" w:sz="12" w:space="0" w:color="auto"/>
+            </w:tcBorders>
+          </w:tcPr>
+          <w:p>
+            <w:pPr>
+              <w:jc w:val="center"/>
+              <w:rPr>
+                <w:rFonts w:ascii="Times New Roman" w:hAnsi="Times New Roman" w:cs="Times New Roman"/>
+                <w:sz w:val="24"/>
+                <w:szCs w:val="24"/>
+                <w:lang w:val="en-US"/>
+              </w:rPr>
+            </w:pPr>
+            <w:r>
+              <w:rPr>
+                <w:rFonts w:ascii="Times New Roman" w:hAnsi="Times New Roman" w:cs="Times New Roman"/>
+                <w:sz w:val="24"/>
+                <w:szCs w:val="24"/>
+                <w:lang w:val="en-US"/>
+              </w:rPr>
+              <w:t>W3</w:t>
+            </w:r>
+          </w:p>
+        </w:tc>
+        <w:tc>
+          <w:tcPr>
+            <w:tcW w:w="571" w:type="dxa"/>
+            <w:tcBorders>
+              <w:bottom w:val="single" w:sz="12" w:space="0" w:color="auto"/>
+              <w:right w:val="single" w:sz="12" w:space="0" w:color="auto"/>
+            </w:tcBorders>
+          </w:tcPr>
+          <w:p>
+            <w:pPr>
+              <w:jc w:val="center"/>
+              <w:rPr>
+                <w:rFonts w:ascii="Times New Roman" w:hAnsi="Times New Roman" w:cs="Times New Roman"/>
+                <w:sz w:val="24"/>
+                <w:szCs w:val="24"/>
+                <w:lang w:val="en-US"/>
+              </w:rPr>
+            </w:pPr>
+            <w:r>
+              <w:rPr>
+                <w:rFonts w:ascii="Times New Roman" w:hAnsi="Times New Roman" w:cs="Times New Roman"/>
+                <w:sz w:val="24"/>
+                <w:szCs w:val="24"/>
+                <w:lang w:val="en-US"/>
+              </w:rPr>
+              <w:t>W4</w:t>
+            </w:r>
+          </w:p>
+        </w:tc>
+      </w:tr>
+      <w:tr>
+        <w:trPr>
+          <w:trHeight w:val="353"/>
+        </w:trPr>
+        <w:tc>
+          <w:tcPr>
+            <w:tcW w:w="1887" w:type="dxa"/>
+            <w:vMerge w:val="restart"/>
+            <w:tcBorders>
+              <w:top w:val="single" w:sz="12" w:space="0" w:color="auto"/>
+              <w:left w:val="single" w:sz="12" w:space="0" w:color="auto"/>
+              <w:right w:val="single" w:sz="4" w:space="0" w:color="auto"/>
+            </w:tcBorders>
+            <w:shd w:val="clear" w:color="auto" w:fill="A8D08D" w:themeFill="accent6" w:themeFillTint="99"/>
+          </w:tcPr>
+          <w:p>
+            <w:pPr>
+              <w:rPr>
+                <w:rFonts w:ascii="Times New Roman" w:hAnsi="Times New Roman" w:cs="Times New Roman"/>
+                <w:sz w:val="24"/>
+                <w:szCs w:val="24"/>
+                <w:lang w:val="en-US"/>
+              </w:rPr>
+            </w:pPr>
+            <w:r>
+              <w:rPr>
+                <w:rFonts w:ascii="Times New Roman" w:hAnsi="Times New Roman" w:cs="Times New Roman"/>
+                <w:sz w:val="24"/>
+                <w:szCs w:val="24"/>
+                <w:lang w:val="en-US"/>
+              </w:rPr>
+              <w:t>Exploratory Data Analysis</w:t>
+            </w:r>
+          </w:p>
+        </w:tc>
+        <w:tc>
+          <w:tcPr>
+            <w:tcW w:w="2764" w:type="dxa"/>
+            <w:tcBorders>
+              <w:top w:val="single" w:sz="12" w:space="0" w:color="auto"/>
+              <w:left w:val="single" w:sz="4" w:space="0" w:color="auto"/>
+              <w:right w:val="single" w:sz="12" w:space="0" w:color="auto"/>
+            </w:tcBorders>
+            <w:shd w:val="clear" w:color="auto" w:fill="E2EFD9" w:themeFill="accent6" w:themeFillTint="33"/>
+          </w:tcPr>
+          <w:p>
+            <w:pPr>
+              <w:rPr>
+                <w:rFonts w:ascii="Times New Roman" w:hAnsi="Times New Roman" w:cs="Times New Roman"/>
+                <w:sz w:val="24"/>
+                <w:szCs w:val="24"/>
+                <w:lang w:val="en-US"/>
+              </w:rPr>
+            </w:pPr>
+            <w:r>
+              <w:rPr>
+                <w:rFonts w:ascii="Times New Roman" w:hAnsi="Times New Roman" w:cs="Times New Roman"/>
+                <w:sz w:val="24"/>
+                <w:szCs w:val="24"/>
+                <w:lang w:val="en-US"/>
+              </w:rPr>
+              <w:t>Visualize attribute distributions</w:t>
+            </w:r>
+          </w:p>
+        </w:tc>
+        <w:tc>
+          <w:tcPr>
+            <w:tcW w:w="672" w:type="dxa"/>
+            <w:tcBorders>
+              <w:top w:val="single" w:sz="12" w:space="0" w:color="auto"/>
+              <w:left w:val="single" w:sz="12" w:space="0" w:color="auto"/>
+              <w:bottom w:val="nil"/>
+              <w:right w:val="single" w:sz="4" w:space="0" w:color="auto"/>
+            </w:tcBorders>
+            <w:shd w:val="clear" w:color="auto" w:fill="5B9BD5" w:themeFill="accent1"/>
+          </w:tcPr>
+          <w:p>
+            <w:pPr>
+              <w:rPr>
+                <w:rFonts w:ascii="Times New Roman" w:hAnsi="Times New Roman" w:cs="Times New Roman"/>
+                <w:sz w:val="24"/>
+                <w:szCs w:val="24"/>
+                <w:lang w:val="en-US"/>
+              </w:rPr>
+            </w:pPr>
+          </w:p>
+        </w:tc>
+        <w:tc>
+          <w:tcPr>
+            <w:tcW w:w="608" w:type="dxa"/>
+            <w:tcBorders>
+              <w:top w:val="single" w:sz="12" w:space="0" w:color="auto"/>
+              <w:left w:val="single" w:sz="4" w:space="0" w:color="auto"/>
+              <w:bottom w:val="nil"/>
+              <w:right w:val="single" w:sz="4" w:space="0" w:color="auto"/>
+            </w:tcBorders>
+            <w:shd w:val="clear" w:color="auto" w:fill="5B9BD5" w:themeFill="accent1"/>
+          </w:tcPr>
+          <w:p>
+            <w:pPr>
+              <w:rPr>
+                <w:rFonts w:ascii="Times New Roman" w:hAnsi="Times New Roman" w:cs="Times New Roman"/>
+                <w:sz w:val="24"/>
+                <w:szCs w:val="24"/>
+                <w:lang w:val="en-US"/>
+              </w:rPr>
+            </w:pPr>
+          </w:p>
+        </w:tc>
+        <w:tc>
+          <w:tcPr>
+            <w:tcW w:w="717" w:type="dxa"/>
+            <w:gridSpan w:val="2"/>
+            <w:tcBorders>
+              <w:top w:val="single" w:sz="12" w:space="0" w:color="auto"/>
+              <w:left w:val="single" w:sz="4" w:space="0" w:color="auto"/>
+              <w:bottom w:val="nil"/>
+              <w:right w:val="single" w:sz="4" w:space="0" w:color="auto"/>
+            </w:tcBorders>
+          </w:tcPr>
+          <w:p>
+            <w:pPr>
+              <w:rPr>
+                <w:rFonts w:ascii="Times New Roman" w:hAnsi="Times New Roman" w:cs="Times New Roman"/>
+                <w:sz w:val="24"/>
+                <w:szCs w:val="24"/>
+                <w:lang w:val="en-US"/>
+              </w:rPr>
+            </w:pPr>
+          </w:p>
+        </w:tc>
+        <w:tc>
+          <w:tcPr>
+            <w:tcW w:w="700" w:type="dxa"/>
+            <w:tcBorders>
+              <w:top w:val="single" w:sz="12" w:space="0" w:color="auto"/>
+              <w:left w:val="single" w:sz="4" w:space="0" w:color="auto"/>
+              <w:bottom w:val="nil"/>
+              <w:right w:val="single" w:sz="12" w:space="0" w:color="auto"/>
+            </w:tcBorders>
+          </w:tcPr>
+          <w:p>
+            <w:pPr>
+              <w:rPr>
+                <w:rFonts w:ascii="Times New Roman" w:hAnsi="Times New Roman" w:cs="Times New Roman"/>
+                <w:sz w:val="24"/>
+                <w:szCs w:val="24"/>
+                <w:lang w:val="en-US"/>
+              </w:rPr>
+            </w:pPr>
+          </w:p>
+        </w:tc>
+        <w:tc>
+          <w:tcPr>
+            <w:tcW w:w="811" w:type="dxa"/>
+            <w:tcBorders>
+              <w:top w:val="single" w:sz="12" w:space="0" w:color="auto"/>
+              <w:left w:val="single" w:sz="12" w:space="0" w:color="auto"/>
+              <w:bottom w:val="nil"/>
+              <w:right w:val="single" w:sz="4" w:space="0" w:color="auto"/>
+            </w:tcBorders>
+          </w:tcPr>
+          <w:p>
+            <w:pPr>
+              <w:rPr>
+                <w:rFonts w:ascii="Times New Roman" w:hAnsi="Times New Roman" w:cs="Times New Roman"/>
+                <w:sz w:val="24"/>
+                <w:szCs w:val="24"/>
+                <w:lang w:val="en-US"/>
+              </w:rPr>
+            </w:pPr>
+          </w:p>
+        </w:tc>
+        <w:tc>
+          <w:tcPr>
+            <w:tcW w:w="890" w:type="dxa"/>
+            <w:tcBorders>
+              <w:top w:val="single" w:sz="12" w:space="0" w:color="auto"/>
+              <w:left w:val="single" w:sz="4" w:space="0" w:color="auto"/>
+              <w:bottom w:val="nil"/>
+              <w:right w:val="single" w:sz="4" w:space="0" w:color="auto"/>
+            </w:tcBorders>
+          </w:tcPr>
+          <w:p>
+            <w:pPr>
+              <w:rPr>
+                <w:rFonts w:ascii="Times New Roman" w:hAnsi="Times New Roman" w:cs="Times New Roman"/>
+                <w:sz w:val="24"/>
+                <w:szCs w:val="24"/>
+                <w:lang w:val="en-US"/>
+              </w:rPr>
+            </w:pPr>
+          </w:p>
+        </w:tc>
+        <w:tc>
+          <w:tcPr>
+            <w:tcW w:w="713" w:type="dxa"/>
+            <w:tcBorders>
+              <w:top w:val="single" w:sz="12" w:space="0" w:color="auto"/>
+              <w:left w:val="single" w:sz="4" w:space="0" w:color="auto"/>
+              <w:bottom w:val="nil"/>
+              <w:right w:val="single" w:sz="4" w:space="0" w:color="auto"/>
+            </w:tcBorders>
+          </w:tcPr>
+          <w:p>
+            <w:pPr>
+              <w:rPr>
+                <w:rFonts w:ascii="Times New Roman" w:hAnsi="Times New Roman" w:cs="Times New Roman"/>
+                <w:sz w:val="24"/>
+                <w:szCs w:val="24"/>
+                <w:lang w:val="en-US"/>
+              </w:rPr>
+            </w:pPr>
+          </w:p>
+        </w:tc>
+        <w:tc>
+          <w:tcPr>
+            <w:tcW w:w="571" w:type="dxa"/>
+            <w:tcBorders>
+              <w:top w:val="single" w:sz="12" w:space="0" w:color="auto"/>
+              <w:left w:val="single" w:sz="4" w:space="0" w:color="auto"/>
+              <w:bottom w:val="nil"/>
+              <w:right w:val="single" w:sz="12" w:space="0" w:color="auto"/>
+            </w:tcBorders>
+          </w:tcPr>
+          <w:p>
+            <w:pPr>
+              <w:rPr>
+                <w:rFonts w:ascii="Times New Roman" w:hAnsi="Times New Roman" w:cs="Times New Roman"/>
+                <w:sz w:val="24"/>
+                <w:szCs w:val="24"/>
+                <w:lang w:val="en-US"/>
+              </w:rPr>
+            </w:pPr>
+          </w:p>
+        </w:tc>
+      </w:tr>
+      <w:tr>
+        <w:trPr>
+          <w:trHeight w:val="353"/>
+        </w:trPr>
+        <w:tc>
+          <w:tcPr>
+            <w:tcW w:w="1887" w:type="dxa"/>
+            <w:vMerge/>
+            <w:tcBorders>
+              <w:left w:val="single" w:sz="12" w:space="0" w:color="auto"/>
+              <w:right w:val="single" w:sz="4" w:space="0" w:color="auto"/>
+            </w:tcBorders>
+            <w:shd w:val="clear" w:color="auto" w:fill="A8D08D" w:themeFill="accent6" w:themeFillTint="99"/>
+          </w:tcPr>
+          <w:p>
+            <w:pPr>
+              <w:rPr>
+                <w:rFonts w:ascii="Times New Roman" w:hAnsi="Times New Roman" w:cs="Times New Roman"/>
+                <w:sz w:val="24"/>
+                <w:szCs w:val="24"/>
+                <w:lang w:val="en-US"/>
+              </w:rPr>
+            </w:pPr>
+          </w:p>
+        </w:tc>
+        <w:tc>
+          <w:tcPr>
+            <w:tcW w:w="2764" w:type="dxa"/>
+            <w:tcBorders>
+              <w:left w:val="single" w:sz="4" w:space="0" w:color="auto"/>
+              <w:right w:val="single" w:sz="12" w:space="0" w:color="auto"/>
+            </w:tcBorders>
+            <w:shd w:val="clear" w:color="auto" w:fill="E2EFD9" w:themeFill="accent6" w:themeFillTint="33"/>
+          </w:tcPr>
+          <w:p>
+            <w:pPr>
+              <w:rPr>
+                <w:rFonts w:ascii="Times New Roman" w:hAnsi="Times New Roman" w:cs="Times New Roman"/>
+                <w:sz w:val="24"/>
+                <w:szCs w:val="24"/>
+                <w:lang w:val="en-US"/>
+              </w:rPr>
+            </w:pPr>
+            <w:r>
+              <w:rPr>
+                <w:rFonts w:ascii="Times New Roman" w:hAnsi="Times New Roman" w:cs="Times New Roman"/>
+                <w:sz w:val="24"/>
+                <w:szCs w:val="24"/>
+                <w:lang w:val="en-US"/>
+              </w:rPr>
+              <w:t>Spot and mark outlier records</w:t>
+            </w:r>
+          </w:p>
+        </w:tc>
+        <w:tc>
+          <w:tcPr>
+            <w:tcW w:w="672" w:type="dxa"/>
+            <w:tcBorders>
+              <w:top w:val="nil"/>
+              <w:left w:val="single" w:sz="12" w:space="0" w:color="auto"/>
+              <w:bottom w:val="nil"/>
+              <w:right w:val="single" w:sz="4" w:space="0" w:color="auto"/>
+            </w:tcBorders>
+          </w:tcPr>
+          <w:p>
+            <w:pPr>
+              <w:rPr>
+                <w:rFonts w:ascii="Times New Roman" w:hAnsi="Times New Roman" w:cs="Times New Roman"/>
+                <w:sz w:val="24"/>
+                <w:szCs w:val="24"/>
+                <w:lang w:val="en-US"/>
+              </w:rPr>
+            </w:pPr>
+          </w:p>
+        </w:tc>
+        <w:tc>
+          <w:tcPr>
+            <w:tcW w:w="608" w:type="dxa"/>
+            <w:tcBorders>
+              <w:top w:val="nil"/>
+              <w:left w:val="single" w:sz="4" w:space="0" w:color="auto"/>
+              <w:bottom w:val="nil"/>
+              <w:right w:val="single" w:sz="4" w:space="0" w:color="auto"/>
+            </w:tcBorders>
+            <w:shd w:val="clear" w:color="auto" w:fill="5B9BD5" w:themeFill="accent1"/>
+          </w:tcPr>
+          <w:p>
+            <w:pPr>
+              <w:rPr>
+                <w:rFonts w:ascii="Times New Roman" w:hAnsi="Times New Roman" w:cs="Times New Roman"/>
+                <w:sz w:val="24"/>
+                <w:szCs w:val="24"/>
+                <w:lang w:val="en-US"/>
+              </w:rPr>
+            </w:pPr>
+          </w:p>
+        </w:tc>
+        <w:tc>
+          <w:tcPr>
+            <w:tcW w:w="717" w:type="dxa"/>
+            <w:gridSpan w:val="2"/>
+            <w:tcBorders>
+              <w:top w:val="nil"/>
+              <w:left w:val="single" w:sz="4" w:space="0" w:color="auto"/>
+              <w:bottom w:val="nil"/>
+              <w:right w:val="single" w:sz="4" w:space="0" w:color="auto"/>
+            </w:tcBorders>
+          </w:tcPr>
+          <w:p>
+            <w:pPr>
+              <w:rPr>
+                <w:rFonts w:ascii="Times New Roman" w:hAnsi="Times New Roman" w:cs="Times New Roman"/>
+                <w:sz w:val="24"/>
+                <w:szCs w:val="24"/>
+                <w:lang w:val="en-US"/>
+              </w:rPr>
+            </w:pPr>
+          </w:p>
+        </w:tc>
+        <w:tc>
+          <w:tcPr>
+            <w:tcW w:w="700" w:type="dxa"/>
+            <w:tcBorders>
+              <w:top w:val="nil"/>
+              <w:left w:val="single" w:sz="4" w:space="0" w:color="auto"/>
+              <w:bottom w:val="nil"/>
+              <w:right w:val="single" w:sz="12" w:space="0" w:color="auto"/>
+            </w:tcBorders>
+          </w:tcPr>
+          <w:p>
+            <w:pPr>
+              <w:rPr>
+                <w:rFonts w:ascii="Times New Roman" w:hAnsi="Times New Roman" w:cs="Times New Roman"/>
+                <w:sz w:val="24"/>
+                <w:szCs w:val="24"/>
+                <w:lang w:val="en-US"/>
+              </w:rPr>
+            </w:pPr>
+          </w:p>
+        </w:tc>
+        <w:tc>
+          <w:tcPr>
+            <w:tcW w:w="811" w:type="dxa"/>
+            <w:tcBorders>
+              <w:top w:val="nil"/>
+              <w:left w:val="single" w:sz="12" w:space="0" w:color="auto"/>
+              <w:bottom w:val="nil"/>
+              <w:right w:val="single" w:sz="4" w:space="0" w:color="auto"/>
+            </w:tcBorders>
+          </w:tcPr>
+          <w:p>
+            <w:pPr>
+              <w:rPr>
+                <w:rFonts w:ascii="Times New Roman" w:hAnsi="Times New Roman" w:cs="Times New Roman"/>
+                <w:sz w:val="24"/>
+                <w:szCs w:val="24"/>
+                <w:lang w:val="en-US"/>
+              </w:rPr>
+            </w:pPr>
+          </w:p>
+        </w:tc>
+        <w:tc>
+          <w:tcPr>
+            <w:tcW w:w="890" w:type="dxa"/>
+            <w:tcBorders>
+              <w:top w:val="nil"/>
+              <w:left w:val="single" w:sz="4" w:space="0" w:color="auto"/>
+              <w:bottom w:val="nil"/>
+              <w:right w:val="single" w:sz="4" w:space="0" w:color="auto"/>
+            </w:tcBorders>
+          </w:tcPr>
+          <w:p>
+            <w:pPr>
+              <w:rPr>
+                <w:rFonts w:ascii="Times New Roman" w:hAnsi="Times New Roman" w:cs="Times New Roman"/>
+                <w:sz w:val="24"/>
+                <w:szCs w:val="24"/>
+                <w:lang w:val="en-US"/>
+              </w:rPr>
+            </w:pPr>
+          </w:p>
+        </w:tc>
+        <w:tc>
+          <w:tcPr>
+            <w:tcW w:w="713" w:type="dxa"/>
+            <w:tcBorders>
+              <w:top w:val="nil"/>
+              <w:left w:val="single" w:sz="4" w:space="0" w:color="auto"/>
+              <w:bottom w:val="nil"/>
+              <w:right w:val="single" w:sz="4" w:space="0" w:color="auto"/>
+            </w:tcBorders>
+          </w:tcPr>
+          <w:p>
+            <w:pPr>
+              <w:rPr>
+                <w:rFonts w:ascii="Times New Roman" w:hAnsi="Times New Roman" w:cs="Times New Roman"/>
+                <w:sz w:val="24"/>
+                <w:szCs w:val="24"/>
+                <w:lang w:val="en-US"/>
+              </w:rPr>
+            </w:pPr>
+          </w:p>
+        </w:tc>
+        <w:tc>
+          <w:tcPr>
+            <w:tcW w:w="571" w:type="dxa"/>
+            <w:tcBorders>
+              <w:top w:val="nil"/>
+              <w:left w:val="single" w:sz="4" w:space="0" w:color="auto"/>
+              <w:bottom w:val="nil"/>
+              <w:right w:val="single" w:sz="12" w:space="0" w:color="auto"/>
+            </w:tcBorders>
+          </w:tcPr>
+          <w:p>
+            <w:pPr>
+              <w:rPr>
+                <w:rFonts w:ascii="Times New Roman" w:hAnsi="Times New Roman" w:cs="Times New Roman"/>
+                <w:sz w:val="24"/>
+                <w:szCs w:val="24"/>
+                <w:lang w:val="en-US"/>
+              </w:rPr>
+            </w:pPr>
+          </w:p>
+        </w:tc>
+      </w:tr>
+      <w:tr>
+        <w:trPr>
+          <w:trHeight w:val="340"/>
+        </w:trPr>
+        <w:tc>
+          <w:tcPr>
+            <w:tcW w:w="1887" w:type="dxa"/>
+            <w:vMerge/>
+            <w:tcBorders>
+              <w:left w:val="single" w:sz="12" w:space="0" w:color="auto"/>
+              <w:bottom w:val="single" w:sz="12" w:space="0" w:color="auto"/>
+              <w:right w:val="single" w:sz="4" w:space="0" w:color="auto"/>
+            </w:tcBorders>
+            <w:shd w:val="clear" w:color="auto" w:fill="A8D08D" w:themeFill="accent6" w:themeFillTint="99"/>
+          </w:tcPr>
+          <w:p>
+            <w:pPr>
+              <w:rPr>
+                <w:rFonts w:ascii="Times New Roman" w:hAnsi="Times New Roman" w:cs="Times New Roman"/>
+                <w:sz w:val="24"/>
+                <w:szCs w:val="24"/>
+                <w:lang w:val="en-US"/>
+              </w:rPr>
+            </w:pPr>
+          </w:p>
+        </w:tc>
+        <w:tc>
+          <w:tcPr>
+            <w:tcW w:w="2764" w:type="dxa"/>
+            <w:tcBorders>
+              <w:left w:val="single" w:sz="4" w:space="0" w:color="auto"/>
+              <w:bottom w:val="single" w:sz="12" w:space="0" w:color="auto"/>
+              <w:right w:val="single" w:sz="12" w:space="0" w:color="auto"/>
+            </w:tcBorders>
+            <w:shd w:val="clear" w:color="auto" w:fill="E2EFD9" w:themeFill="accent6" w:themeFillTint="33"/>
+          </w:tcPr>
+          <w:p>
+            <w:pPr>
+              <w:rPr>
+                <w:rFonts w:ascii="Times New Roman" w:hAnsi="Times New Roman" w:cs="Times New Roman"/>
+                <w:sz w:val="24"/>
+                <w:szCs w:val="24"/>
+                <w:lang w:val="en-US"/>
+              </w:rPr>
+            </w:pPr>
+            <w:r>
+              <w:rPr>
+                <w:rFonts w:ascii="Times New Roman" w:hAnsi="Times New Roman" w:cs="Times New Roman"/>
+                <w:sz w:val="24"/>
+                <w:szCs w:val="24"/>
+                <w:lang w:val="en-US"/>
+              </w:rPr>
+              <w:t>Filter out redundant attributes</w:t>
+            </w:r>
+          </w:p>
+        </w:tc>
+        <w:tc>
+          <w:tcPr>
+            <w:tcW w:w="672" w:type="dxa"/>
+            <w:tcBorders>
+              <w:top w:val="nil"/>
+              <w:left w:val="single" w:sz="12" w:space="0" w:color="auto"/>
+              <w:bottom w:val="nil"/>
+              <w:right w:val="single" w:sz="4" w:space="0" w:color="auto"/>
+            </w:tcBorders>
+          </w:tcPr>
+          <w:p>
+            <w:pPr>
+              <w:rPr>
+                <w:rFonts w:ascii="Times New Roman" w:hAnsi="Times New Roman" w:cs="Times New Roman"/>
+                <w:sz w:val="24"/>
+                <w:szCs w:val="24"/>
+                <w:lang w:val="en-US"/>
+              </w:rPr>
+            </w:pPr>
+          </w:p>
+        </w:tc>
+        <w:tc>
+          <w:tcPr>
+            <w:tcW w:w="608" w:type="dxa"/>
+            <w:tcBorders>
+              <w:top w:val="nil"/>
+              <w:left w:val="single" w:sz="4" w:space="0" w:color="auto"/>
+              <w:bottom w:val="nil"/>
+              <w:right w:val="single" w:sz="4" w:space="0" w:color="auto"/>
+            </w:tcBorders>
+            <w:shd w:val="clear" w:color="auto" w:fill="5B9BD5" w:themeFill="accent1"/>
+          </w:tcPr>
+          <w:p>
+            <w:pPr>
+              <w:rPr>
+                <w:rFonts w:ascii="Times New Roman" w:hAnsi="Times New Roman" w:cs="Times New Roman"/>
+                <w:sz w:val="24"/>
+                <w:szCs w:val="24"/>
+                <w:lang w:val="en-US"/>
+              </w:rPr>
+            </w:pPr>
+          </w:p>
+        </w:tc>
+        <w:tc>
+          <w:tcPr>
+            <w:tcW w:w="717" w:type="dxa"/>
+            <w:gridSpan w:val="2"/>
+            <w:tcBorders>
+              <w:top w:val="nil"/>
+              <w:left w:val="single" w:sz="4" w:space="0" w:color="auto"/>
+              <w:bottom w:val="nil"/>
+              <w:right w:val="single" w:sz="4" w:space="0" w:color="auto"/>
+            </w:tcBorders>
+          </w:tcPr>
+          <w:p>
+            <w:pPr>
+              <w:rPr>
+                <w:rFonts w:ascii="Times New Roman" w:hAnsi="Times New Roman" w:cs="Times New Roman"/>
+                <w:sz w:val="24"/>
+                <w:szCs w:val="24"/>
+                <w:lang w:val="en-US"/>
+              </w:rPr>
+            </w:pPr>
+          </w:p>
+        </w:tc>
+        <w:tc>
+          <w:tcPr>
+            <w:tcW w:w="700" w:type="dxa"/>
+            <w:tcBorders>
+              <w:top w:val="nil"/>
+              <w:left w:val="single" w:sz="4" w:space="0" w:color="auto"/>
+              <w:bottom w:val="nil"/>
+              <w:right w:val="single" w:sz="12" w:space="0" w:color="auto"/>
+            </w:tcBorders>
+          </w:tcPr>
+          <w:p>
+            <w:pPr>
+              <w:rPr>
+                <w:rFonts w:ascii="Times New Roman" w:hAnsi="Times New Roman" w:cs="Times New Roman"/>
+                <w:sz w:val="24"/>
+                <w:szCs w:val="24"/>
+                <w:lang w:val="en-US"/>
+              </w:rPr>
+            </w:pPr>
+          </w:p>
+        </w:tc>
+        <w:tc>
+          <w:tcPr>
+            <w:tcW w:w="811" w:type="dxa"/>
+            <w:tcBorders>
+              <w:top w:val="nil"/>
+              <w:left w:val="single" w:sz="12" w:space="0" w:color="auto"/>
+              <w:bottom w:val="nil"/>
+              <w:right w:val="single" w:sz="4" w:space="0" w:color="auto"/>
+            </w:tcBorders>
+          </w:tcPr>
+          <w:p>
+            <w:pPr>
+              <w:rPr>
+                <w:rFonts w:ascii="Times New Roman" w:hAnsi="Times New Roman" w:cs="Times New Roman"/>
+                <w:sz w:val="24"/>
+                <w:szCs w:val="24"/>
+                <w:lang w:val="en-US"/>
+              </w:rPr>
+            </w:pPr>
+          </w:p>
+        </w:tc>
+        <w:tc>
+          <w:tcPr>
+            <w:tcW w:w="890" w:type="dxa"/>
+            <w:tcBorders>
+              <w:top w:val="nil"/>
+              <w:left w:val="single" w:sz="4" w:space="0" w:color="auto"/>
+              <w:bottom w:val="nil"/>
+              <w:right w:val="single" w:sz="4" w:space="0" w:color="auto"/>
+            </w:tcBorders>
+          </w:tcPr>
+          <w:p>
+            <w:pPr>
+              <w:rPr>
+                <w:rFonts w:ascii="Times New Roman" w:hAnsi="Times New Roman" w:cs="Times New Roman"/>
+                <w:sz w:val="24"/>
+                <w:szCs w:val="24"/>
+                <w:lang w:val="en-US"/>
+              </w:rPr>
+            </w:pPr>
+          </w:p>
+        </w:tc>
+        <w:tc>
+          <w:tcPr>
+            <w:tcW w:w="713" w:type="dxa"/>
+            <w:tcBorders>
+              <w:top w:val="nil"/>
+              <w:left w:val="single" w:sz="4" w:space="0" w:color="auto"/>
+              <w:bottom w:val="nil"/>
+              <w:right w:val="single" w:sz="4" w:space="0" w:color="auto"/>
+            </w:tcBorders>
+          </w:tcPr>
+          <w:p>
+            <w:pPr>
+              <w:rPr>
+                <w:rFonts w:ascii="Times New Roman" w:hAnsi="Times New Roman" w:cs="Times New Roman"/>
+                <w:sz w:val="24"/>
+                <w:szCs w:val="24"/>
+                <w:lang w:val="en-US"/>
+              </w:rPr>
+            </w:pPr>
+          </w:p>
+        </w:tc>
+        <w:tc>
+          <w:tcPr>
+            <w:tcW w:w="571" w:type="dxa"/>
+            <w:tcBorders>
+              <w:top w:val="nil"/>
+              <w:left w:val="single" w:sz="4" w:space="0" w:color="auto"/>
+              <w:bottom w:val="nil"/>
+              <w:right w:val="single" w:sz="12" w:space="0" w:color="auto"/>
+            </w:tcBorders>
+          </w:tcPr>
+          <w:p>
+            <w:pPr>
+              <w:rPr>
+                <w:rFonts w:ascii="Times New Roman" w:hAnsi="Times New Roman" w:cs="Times New Roman"/>
+                <w:sz w:val="24"/>
+                <w:szCs w:val="24"/>
+                <w:lang w:val="en-US"/>
+              </w:rPr>
+            </w:pPr>
+          </w:p>
+        </w:tc>
+      </w:tr>
+      <w:tr>
+        <w:trPr>
+          <w:trHeight w:val="353"/>
+        </w:trPr>
+        <w:tc>
+          <w:tcPr>
+            <w:tcW w:w="1887" w:type="dxa"/>
+            <w:vMerge w:val="restart"/>
+            <w:tcBorders>
+              <w:top w:val="single" w:sz="12" w:space="0" w:color="auto"/>
+              <w:left w:val="single" w:sz="12" w:space="0" w:color="auto"/>
+              <w:right w:val="single" w:sz="4" w:space="0" w:color="auto"/>
+            </w:tcBorders>
+            <w:shd w:val="clear" w:color="auto" w:fill="8EAADB" w:themeFill="accent5" w:themeFillTint="99"/>
+          </w:tcPr>
+          <w:p>
+            <w:pPr>
+              <w:rPr>
+                <w:rFonts w:ascii="Times New Roman" w:hAnsi="Times New Roman" w:cs="Times New Roman"/>
+                <w:sz w:val="24"/>
+                <w:szCs w:val="24"/>
+                <w:lang w:val="en-US"/>
+              </w:rPr>
+            </w:pPr>
+            <w:r>
+              <w:rPr>
+                <w:rFonts w:ascii="Times New Roman" w:hAnsi="Times New Roman" w:cs="Times New Roman"/>
+                <w:sz w:val="24"/>
+                <w:szCs w:val="24"/>
+              </w:rPr>
+              <w:t>Cleaning</w:t>
+            </w:r>
+          </w:p>
+        </w:tc>
+        <w:tc>
+          <w:tcPr>
+            <w:tcW w:w="2764" w:type="dxa"/>
+            <w:tcBorders>
+              <w:top w:val="single" w:sz="12" w:space="0" w:color="auto"/>
+              <w:left w:val="single" w:sz="4" w:space="0" w:color="auto"/>
+              <w:right w:val="single" w:sz="12" w:space="0" w:color="auto"/>
+            </w:tcBorders>
+            <w:shd w:val="clear" w:color="auto" w:fill="D9E2F3" w:themeFill="accent5" w:themeFillTint="33"/>
+          </w:tcPr>
+          <w:p>
+            <w:pPr>
+              <w:rPr>
+                <w:rFonts w:ascii="Times New Roman" w:hAnsi="Times New Roman" w:cs="Times New Roman"/>
+                <w:sz w:val="24"/>
+                <w:szCs w:val="24"/>
+                <w:lang w:val="en-US"/>
+              </w:rPr>
+            </w:pPr>
+            <w:r>
+              <w:rPr>
+                <w:rFonts w:ascii="Times New Roman" w:hAnsi="Times New Roman" w:cs="Times New Roman"/>
+                <w:sz w:val="24"/>
+                <w:szCs w:val="24"/>
+                <w:lang w:val="en-US"/>
+              </w:rPr>
+              <w:t>Normalize data</w:t>
+            </w:r>
+          </w:p>
+        </w:tc>
+        <w:tc>
+          <w:tcPr>
+            <w:tcW w:w="672" w:type="dxa"/>
+            <w:tcBorders>
+              <w:top w:val="nil"/>
+              <w:left w:val="single" w:sz="12" w:space="0" w:color="auto"/>
+              <w:bottom w:val="nil"/>
+              <w:right w:val="single" w:sz="4" w:space="0" w:color="auto"/>
+            </w:tcBorders>
+          </w:tcPr>
+          <w:p>
+            <w:pPr>
+              <w:rPr>
+                <w:rFonts w:ascii="Times New Roman" w:hAnsi="Times New Roman" w:cs="Times New Roman"/>
+                <w:sz w:val="24"/>
+                <w:szCs w:val="24"/>
+                <w:lang w:val="en-US"/>
+              </w:rPr>
+            </w:pPr>
+          </w:p>
+        </w:tc>
+        <w:tc>
+          <w:tcPr>
+            <w:tcW w:w="608" w:type="dxa"/>
+            <w:tcBorders>
+              <w:top w:val="nil"/>
+              <w:left w:val="single" w:sz="4" w:space="0" w:color="auto"/>
+              <w:bottom w:val="nil"/>
+              <w:right w:val="single" w:sz="4" w:space="0" w:color="auto"/>
+            </w:tcBorders>
+            <w:shd w:val="clear" w:color="auto" w:fill="5B9BD5" w:themeFill="accent1"/>
+          </w:tcPr>
+          <w:p>
+            <w:pPr>
+              <w:rPr>
+                <w:rFonts w:ascii="Times New Roman" w:hAnsi="Times New Roman" w:cs="Times New Roman"/>
+                <w:sz w:val="24"/>
+                <w:szCs w:val="24"/>
+                <w:lang w:val="en-US"/>
+              </w:rPr>
+            </w:pPr>
+          </w:p>
+        </w:tc>
+        <w:tc>
+          <w:tcPr>
+            <w:tcW w:w="717" w:type="dxa"/>
+            <w:gridSpan w:val="2"/>
+            <w:tcBorders>
+              <w:top w:val="nil"/>
+              <w:left w:val="single" w:sz="4" w:space="0" w:color="auto"/>
+              <w:bottom w:val="nil"/>
+              <w:right w:val="single" w:sz="4" w:space="0" w:color="auto"/>
+            </w:tcBorders>
+            <w:shd w:val="clear" w:color="auto" w:fill="FFFFFF" w:themeFill="background1"/>
+          </w:tcPr>
+          <w:p>
+            <w:pPr>
+              <w:rPr>
+                <w:rFonts w:ascii="Times New Roman" w:hAnsi="Times New Roman" w:cs="Times New Roman"/>
+                <w:sz w:val="24"/>
+                <w:szCs w:val="24"/>
+                <w:lang w:val="en-US"/>
+              </w:rPr>
+            </w:pPr>
+          </w:p>
+        </w:tc>
+        <w:tc>
+          <w:tcPr>
+            <w:tcW w:w="700" w:type="dxa"/>
+            <w:tcBorders>
+              <w:top w:val="nil"/>
+              <w:left w:val="single" w:sz="4" w:space="0" w:color="auto"/>
+              <w:bottom w:val="nil"/>
+              <w:right w:val="single" w:sz="12" w:space="0" w:color="auto"/>
+            </w:tcBorders>
+          </w:tcPr>
+          <w:p>
+            <w:pPr>
+              <w:rPr>
+                <w:rFonts w:ascii="Times New Roman" w:hAnsi="Times New Roman" w:cs="Times New Roman"/>
+                <w:sz w:val="24"/>
+                <w:szCs w:val="24"/>
+                <w:lang w:val="en-US"/>
+              </w:rPr>
+            </w:pPr>
+          </w:p>
+        </w:tc>
+        <w:tc>
+          <w:tcPr>
+            <w:tcW w:w="811" w:type="dxa"/>
+            <w:tcBorders>
+              <w:top w:val="nil"/>
+              <w:left w:val="single" w:sz="12" w:space="0" w:color="auto"/>
+              <w:bottom w:val="nil"/>
+              <w:right w:val="single" w:sz="4" w:space="0" w:color="auto"/>
+            </w:tcBorders>
+          </w:tcPr>
+          <w:p>
+            <w:pPr>
+              <w:rPr>
+                <w:rFonts w:ascii="Times New Roman" w:hAnsi="Times New Roman" w:cs="Times New Roman"/>
+                <w:sz w:val="24"/>
+                <w:szCs w:val="24"/>
+                <w:lang w:val="en-US"/>
+              </w:rPr>
+            </w:pPr>
+          </w:p>
+        </w:tc>
+        <w:tc>
+          <w:tcPr>
+            <w:tcW w:w="890" w:type="dxa"/>
+            <w:tcBorders>
+              <w:top w:val="nil"/>
+              <w:left w:val="single" w:sz="4" w:space="0" w:color="auto"/>
+              <w:bottom w:val="nil"/>
+              <w:right w:val="single" w:sz="4" w:space="0" w:color="auto"/>
+            </w:tcBorders>
+          </w:tcPr>
+          <w:p>
+            <w:pPr>
+              <w:rPr>
+                <w:rFonts w:ascii="Times New Roman" w:hAnsi="Times New Roman" w:cs="Times New Roman"/>
+                <w:sz w:val="24"/>
+                <w:szCs w:val="24"/>
+                <w:lang w:val="en-US"/>
+              </w:rPr>
+            </w:pPr>
+          </w:p>
+        </w:tc>
+        <w:tc>
+          <w:tcPr>
+            <w:tcW w:w="713" w:type="dxa"/>
+            <w:tcBorders>
+              <w:top w:val="nil"/>
+              <w:left w:val="single" w:sz="4" w:space="0" w:color="auto"/>
+              <w:bottom w:val="nil"/>
+              <w:right w:val="single" w:sz="4" w:space="0" w:color="auto"/>
+            </w:tcBorders>
+          </w:tcPr>
+          <w:p>
+            <w:pPr>
+              <w:rPr>
+                <w:rFonts w:ascii="Times New Roman" w:hAnsi="Times New Roman" w:cs="Times New Roman"/>
+                <w:sz w:val="24"/>
+                <w:szCs w:val="24"/>
+                <w:lang w:val="en-US"/>
+              </w:rPr>
+            </w:pPr>
+          </w:p>
+        </w:tc>
+        <w:tc>
+          <w:tcPr>
+            <w:tcW w:w="571" w:type="dxa"/>
+            <w:tcBorders>
+              <w:top w:val="nil"/>
+              <w:left w:val="single" w:sz="4" w:space="0" w:color="auto"/>
+              <w:bottom w:val="nil"/>
+              <w:right w:val="single" w:sz="12" w:space="0" w:color="auto"/>
+            </w:tcBorders>
+          </w:tcPr>
+          <w:p>
+            <w:pPr>
+              <w:rPr>
+                <w:rFonts w:ascii="Times New Roman" w:hAnsi="Times New Roman" w:cs="Times New Roman"/>
+                <w:sz w:val="24"/>
+                <w:szCs w:val="24"/>
+                <w:lang w:val="en-US"/>
+              </w:rPr>
+            </w:pPr>
+          </w:p>
+        </w:tc>
+      </w:tr>
+      <w:tr>
+        <w:trPr>
+          <w:trHeight w:val="353"/>
+        </w:trPr>
+        <w:tc>
+          <w:tcPr>
+            <w:tcW w:w="1887" w:type="dxa"/>
+            <w:vMerge/>
+            <w:tcBorders>
+              <w:left w:val="single" w:sz="12" w:space="0" w:color="auto"/>
+              <w:bottom w:val="single" w:sz="12" w:space="0" w:color="auto"/>
+              <w:right w:val="single" w:sz="4" w:space="0" w:color="auto"/>
+            </w:tcBorders>
+            <w:shd w:val="clear" w:color="auto" w:fill="8EAADB" w:themeFill="accent5" w:themeFillTint="99"/>
+          </w:tcPr>
+          <w:p>
+            <w:pPr>
+              <w:rPr>
+                <w:rFonts w:ascii="Times New Roman" w:hAnsi="Times New Roman" w:cs="Times New Roman"/>
+                <w:sz w:val="24"/>
+                <w:szCs w:val="24"/>
+                <w:lang w:val="en-US"/>
+              </w:rPr>
+            </w:pPr>
+          </w:p>
+        </w:tc>
+        <w:tc>
+          <w:tcPr>
+            <w:tcW w:w="2764" w:type="dxa"/>
+            <w:tcBorders>
+              <w:left w:val="single" w:sz="4" w:space="0" w:color="auto"/>
+              <w:bottom w:val="single" w:sz="12" w:space="0" w:color="auto"/>
+              <w:right w:val="single" w:sz="12" w:space="0" w:color="auto"/>
+            </w:tcBorders>
+            <w:shd w:val="clear" w:color="auto" w:fill="D9E2F3" w:themeFill="accent5" w:themeFillTint="33"/>
+          </w:tcPr>
+          <w:p>
+            <w:pPr>
+              <w:rPr>
+                <w:rFonts w:ascii="Times New Roman" w:hAnsi="Times New Roman" w:cs="Times New Roman"/>
+                <w:sz w:val="24"/>
+                <w:szCs w:val="24"/>
+                <w:lang w:val="en-US"/>
+              </w:rPr>
+            </w:pPr>
+            <w:r>
+              <w:rPr>
+                <w:rFonts w:ascii="Times New Roman" w:hAnsi="Times New Roman" w:cs="Times New Roman"/>
+                <w:sz w:val="24"/>
+                <w:szCs w:val="24"/>
+              </w:rPr>
+              <w:t>Impute null values</w:t>
+            </w:r>
+          </w:p>
+        </w:tc>
+        <w:tc>
+          <w:tcPr>
+            <w:tcW w:w="672" w:type="dxa"/>
+            <w:tcBorders>
+              <w:top w:val="nil"/>
+              <w:left w:val="single" w:sz="12" w:space="0" w:color="auto"/>
+              <w:bottom w:val="nil"/>
+              <w:right w:val="single" w:sz="4" w:space="0" w:color="auto"/>
+            </w:tcBorders>
+          </w:tcPr>
+          <w:p>
+            <w:pPr>
+              <w:rPr>
+                <w:rFonts w:ascii="Times New Roman" w:hAnsi="Times New Roman" w:cs="Times New Roman"/>
+                <w:sz w:val="24"/>
+                <w:szCs w:val="24"/>
+                <w:lang w:val="en-US"/>
+              </w:rPr>
+            </w:pPr>
+          </w:p>
+        </w:tc>
+        <w:tc>
+          <w:tcPr>
+            <w:tcW w:w="608" w:type="dxa"/>
+            <w:tcBorders>
+              <w:top w:val="nil"/>
+              <w:left w:val="single" w:sz="4" w:space="0" w:color="auto"/>
+              <w:bottom w:val="nil"/>
+              <w:right w:val="single" w:sz="4" w:space="0" w:color="auto"/>
+            </w:tcBorders>
+            <w:shd w:val="clear" w:color="auto" w:fill="5B9BD5" w:themeFill="accent1"/>
+          </w:tcPr>
+          <w:p>
+            <w:pPr>
+              <w:rPr>
+                <w:rFonts w:ascii="Times New Roman" w:hAnsi="Times New Roman" w:cs="Times New Roman"/>
+                <w:sz w:val="24"/>
+                <w:szCs w:val="24"/>
+                <w:lang w:val="en-US"/>
+              </w:rPr>
+            </w:pPr>
+          </w:p>
+        </w:tc>
+        <w:tc>
+          <w:tcPr>
+            <w:tcW w:w="717" w:type="dxa"/>
+            <w:gridSpan w:val="2"/>
+            <w:tcBorders>
+              <w:top w:val="nil"/>
+              <w:left w:val="single" w:sz="4" w:space="0" w:color="auto"/>
+              <w:bottom w:val="nil"/>
+              <w:right w:val="single" w:sz="4" w:space="0" w:color="auto"/>
+            </w:tcBorders>
+            <w:shd w:val="clear" w:color="auto" w:fill="FFFFFF" w:themeFill="background1"/>
+          </w:tcPr>
+          <w:p>
+            <w:pPr>
+              <w:rPr>
+                <w:rFonts w:ascii="Times New Roman" w:hAnsi="Times New Roman" w:cs="Times New Roman"/>
+                <w:sz w:val="24"/>
+                <w:szCs w:val="24"/>
+                <w:lang w:val="en-US"/>
+              </w:rPr>
+            </w:pPr>
+          </w:p>
+        </w:tc>
+        <w:tc>
+          <w:tcPr>
+            <w:tcW w:w="700" w:type="dxa"/>
+            <w:tcBorders>
+              <w:top w:val="nil"/>
+              <w:left w:val="single" w:sz="4" w:space="0" w:color="auto"/>
+              <w:bottom w:val="nil"/>
+              <w:right w:val="single" w:sz="12" w:space="0" w:color="auto"/>
+            </w:tcBorders>
+          </w:tcPr>
+          <w:p>
+            <w:pPr>
+              <w:rPr>
+                <w:rFonts w:ascii="Times New Roman" w:hAnsi="Times New Roman" w:cs="Times New Roman"/>
+                <w:sz w:val="24"/>
+                <w:szCs w:val="24"/>
+                <w:lang w:val="en-US"/>
+              </w:rPr>
+            </w:pPr>
+          </w:p>
+        </w:tc>
+        <w:tc>
+          <w:tcPr>
+            <w:tcW w:w="811" w:type="dxa"/>
+            <w:tcBorders>
+              <w:top w:val="nil"/>
+              <w:left w:val="single" w:sz="12" w:space="0" w:color="auto"/>
+              <w:bottom w:val="nil"/>
+              <w:right w:val="single" w:sz="4" w:space="0" w:color="auto"/>
+            </w:tcBorders>
+          </w:tcPr>
+          <w:p>
+            <w:pPr>
+              <w:rPr>
+                <w:rFonts w:ascii="Times New Roman" w:hAnsi="Times New Roman" w:cs="Times New Roman"/>
+                <w:sz w:val="24"/>
+                <w:szCs w:val="24"/>
+                <w:lang w:val="en-US"/>
+              </w:rPr>
+            </w:pPr>
+          </w:p>
+        </w:tc>
+        <w:tc>
+          <w:tcPr>
+            <w:tcW w:w="890" w:type="dxa"/>
+            <w:tcBorders>
+              <w:top w:val="nil"/>
+              <w:left w:val="single" w:sz="4" w:space="0" w:color="auto"/>
+              <w:bottom w:val="nil"/>
+              <w:right w:val="single" w:sz="4" w:space="0" w:color="auto"/>
+            </w:tcBorders>
+          </w:tcPr>
+          <w:p>
+            <w:pPr>
+              <w:rPr>
+                <w:rFonts w:ascii="Times New Roman" w:hAnsi="Times New Roman" w:cs="Times New Roman"/>
+                <w:sz w:val="24"/>
+                <w:szCs w:val="24"/>
+                <w:lang w:val="en-US"/>
+              </w:rPr>
+            </w:pPr>
+          </w:p>
+        </w:tc>
+        <w:tc>
+          <w:tcPr>
+            <w:tcW w:w="713" w:type="dxa"/>
+            <w:tcBorders>
+              <w:top w:val="nil"/>
+              <w:left w:val="single" w:sz="4" w:space="0" w:color="auto"/>
+              <w:bottom w:val="nil"/>
+              <w:right w:val="single" w:sz="4" w:space="0" w:color="auto"/>
+            </w:tcBorders>
+          </w:tcPr>
+          <w:p>
+            <w:pPr>
+              <w:rPr>
+                <w:rFonts w:ascii="Times New Roman" w:hAnsi="Times New Roman" w:cs="Times New Roman"/>
+                <w:sz w:val="24"/>
+                <w:szCs w:val="24"/>
+                <w:lang w:val="en-US"/>
+              </w:rPr>
+            </w:pPr>
+          </w:p>
+        </w:tc>
+        <w:tc>
+          <w:tcPr>
+            <w:tcW w:w="571" w:type="dxa"/>
+            <w:tcBorders>
+              <w:top w:val="nil"/>
+              <w:left w:val="single" w:sz="4" w:space="0" w:color="auto"/>
+              <w:bottom w:val="nil"/>
+              <w:right w:val="single" w:sz="12" w:space="0" w:color="auto"/>
+            </w:tcBorders>
+          </w:tcPr>
+          <w:p>
+            <w:pPr>
+              <w:rPr>
+                <w:rFonts w:ascii="Times New Roman" w:hAnsi="Times New Roman" w:cs="Times New Roman"/>
+                <w:sz w:val="24"/>
+                <w:szCs w:val="24"/>
+                <w:lang w:val="en-US"/>
+              </w:rPr>
+            </w:pPr>
+          </w:p>
+        </w:tc>
+      </w:tr>
+      <w:tr>
+        <w:trPr>
+          <w:trHeight w:val="340"/>
+        </w:trPr>
+        <w:tc>
+          <w:tcPr>
+            <w:tcW w:w="1887" w:type="dxa"/>
+            <w:vMerge w:val="restart"/>
+            <w:tcBorders>
+              <w:top w:val="single" w:sz="12" w:space="0" w:color="auto"/>
+              <w:left w:val="single" w:sz="12" w:space="0" w:color="auto"/>
+              <w:right w:val="single" w:sz="4" w:space="0" w:color="auto"/>
+            </w:tcBorders>
+            <w:shd w:val="clear" w:color="auto" w:fill="FFD966" w:themeFill="accent4" w:themeFillTint="99"/>
+          </w:tcPr>
+          <w:p>
+            <w:pPr>
+              <w:rPr>
+                <w:rFonts w:ascii="Times New Roman" w:hAnsi="Times New Roman" w:cs="Times New Roman"/>
+                <w:sz w:val="24"/>
+                <w:szCs w:val="24"/>
+                <w:lang w:val="en-US"/>
+              </w:rPr>
+            </w:pPr>
+            <w:r>
+              <w:rPr>
+                <w:rFonts w:ascii="Times New Roman" w:hAnsi="Times New Roman" w:cs="Times New Roman"/>
+                <w:sz w:val="24"/>
+                <w:szCs w:val="24"/>
+              </w:rPr>
+              <w:t>Feature Selection and Engineering</w:t>
+            </w:r>
+          </w:p>
+        </w:tc>
+        <w:tc>
+          <w:tcPr>
+            <w:tcW w:w="2764" w:type="dxa"/>
+            <w:tcBorders>
+              <w:top w:val="single" w:sz="12" w:space="0" w:color="auto"/>
+              <w:left w:val="single" w:sz="4" w:space="0" w:color="auto"/>
+              <w:right w:val="single" w:sz="12" w:space="0" w:color="auto"/>
+            </w:tcBorders>
+            <w:shd w:val="clear" w:color="auto" w:fill="FFF2CC" w:themeFill="accent4" w:themeFillTint="33"/>
+          </w:tcPr>
+          <w:p>
+            <w:pPr>
+              <w:rPr>
+                <w:rFonts w:ascii="Times New Roman" w:hAnsi="Times New Roman" w:cs="Times New Roman"/>
+                <w:sz w:val="24"/>
+                <w:szCs w:val="24"/>
+                <w:lang w:val="en-US"/>
+              </w:rPr>
+            </w:pPr>
+            <w:r>
+              <w:rPr>
+                <w:rFonts w:ascii="Times New Roman" w:hAnsi="Times New Roman" w:cs="Times New Roman"/>
+                <w:sz w:val="24"/>
+                <w:szCs w:val="24"/>
+              </w:rPr>
+              <w:t>Further analysis using binning and density plots</w:t>
+            </w:r>
+          </w:p>
+        </w:tc>
+        <w:tc>
+          <w:tcPr>
+            <w:tcW w:w="672" w:type="dxa"/>
+            <w:tcBorders>
+              <w:top w:val="nil"/>
+              <w:left w:val="single" w:sz="12" w:space="0" w:color="auto"/>
+              <w:bottom w:val="nil"/>
+              <w:right w:val="single" w:sz="4" w:space="0" w:color="auto"/>
+            </w:tcBorders>
+          </w:tcPr>
+          <w:p>
+            <w:pPr>
+              <w:rPr>
+                <w:rFonts w:ascii="Times New Roman" w:hAnsi="Times New Roman" w:cs="Times New Roman"/>
+                <w:sz w:val="24"/>
+                <w:szCs w:val="24"/>
+                <w:lang w:val="en-US"/>
+              </w:rPr>
+            </w:pPr>
+          </w:p>
+        </w:tc>
+        <w:tc>
+          <w:tcPr>
+            <w:tcW w:w="608" w:type="dxa"/>
+            <w:tcBorders>
+              <w:top w:val="nil"/>
+              <w:left w:val="single" w:sz="4" w:space="0" w:color="auto"/>
+              <w:bottom w:val="nil"/>
+              <w:right w:val="single" w:sz="4" w:space="0" w:color="auto"/>
+            </w:tcBorders>
+          </w:tcPr>
+          <w:p>
+            <w:pPr>
+              <w:rPr>
+                <w:rFonts w:ascii="Times New Roman" w:hAnsi="Times New Roman" w:cs="Times New Roman"/>
+                <w:sz w:val="24"/>
+                <w:szCs w:val="24"/>
+                <w:lang w:val="en-US"/>
+              </w:rPr>
+            </w:pPr>
+          </w:p>
+        </w:tc>
+        <w:tc>
+          <w:tcPr>
+            <w:tcW w:w="717" w:type="dxa"/>
+            <w:gridSpan w:val="2"/>
+            <w:tcBorders>
+              <w:top w:val="nil"/>
+              <w:left w:val="single" w:sz="4" w:space="0" w:color="auto"/>
+              <w:bottom w:val="nil"/>
+              <w:right w:val="single" w:sz="4" w:space="0" w:color="auto"/>
+            </w:tcBorders>
+            <w:shd w:val="clear" w:color="auto" w:fill="5B9BD5" w:themeFill="accent1"/>
+          </w:tcPr>
+          <w:p>
+            <w:pPr>
+              <w:rPr>
+                <w:rFonts w:ascii="Times New Roman" w:hAnsi="Times New Roman" w:cs="Times New Roman"/>
+                <w:sz w:val="24"/>
+                <w:szCs w:val="24"/>
+                <w:lang w:val="en-US"/>
+              </w:rPr>
+            </w:pPr>
+          </w:p>
+        </w:tc>
+        <w:tc>
+          <w:tcPr>
+            <w:tcW w:w="700" w:type="dxa"/>
+            <w:tcBorders>
+              <w:top w:val="nil"/>
+              <w:left w:val="single" w:sz="4" w:space="0" w:color="auto"/>
+              <w:bottom w:val="nil"/>
+              <w:right w:val="single" w:sz="12" w:space="0" w:color="auto"/>
+            </w:tcBorders>
+            <w:shd w:val="clear" w:color="auto" w:fill="5B9BD5" w:themeFill="accent1"/>
+          </w:tcPr>
+          <w:p>
+            <w:pPr>
+              <w:rPr>
+                <w:rFonts w:ascii="Times New Roman" w:hAnsi="Times New Roman" w:cs="Times New Roman"/>
+                <w:sz w:val="24"/>
+                <w:szCs w:val="24"/>
+                <w:lang w:val="en-US"/>
+              </w:rPr>
+            </w:pPr>
+          </w:p>
+        </w:tc>
+        <w:tc>
+          <w:tcPr>
+            <w:tcW w:w="811" w:type="dxa"/>
+            <w:tcBorders>
+              <w:top w:val="nil"/>
+              <w:left w:val="single" w:sz="12" w:space="0" w:color="auto"/>
+              <w:bottom w:val="nil"/>
+              <w:right w:val="single" w:sz="4" w:space="0" w:color="auto"/>
+            </w:tcBorders>
+            <w:shd w:val="clear" w:color="auto" w:fill="FFFFFF" w:themeFill="background1"/>
+          </w:tcPr>
+          <w:p>
+            <w:pPr>
+              <w:rPr>
+                <w:rFonts w:ascii="Times New Roman" w:hAnsi="Times New Roman" w:cs="Times New Roman"/>
+                <w:sz w:val="24"/>
+                <w:szCs w:val="24"/>
+                <w:lang w:val="en-US"/>
+              </w:rPr>
+            </w:pPr>
+          </w:p>
+        </w:tc>
+        <w:tc>
+          <w:tcPr>
+            <w:tcW w:w="890" w:type="dxa"/>
+            <w:tcBorders>
+              <w:top w:val="nil"/>
+              <w:left w:val="single" w:sz="4" w:space="0" w:color="auto"/>
+              <w:bottom w:val="nil"/>
+              <w:right w:val="single" w:sz="4" w:space="0" w:color="auto"/>
+            </w:tcBorders>
+          </w:tcPr>
+          <w:p>
+            <w:pPr>
+              <w:rPr>
+                <w:rFonts w:ascii="Times New Roman" w:hAnsi="Times New Roman" w:cs="Times New Roman"/>
+                <w:sz w:val="24"/>
+                <w:szCs w:val="24"/>
+                <w:lang w:val="en-US"/>
+              </w:rPr>
+            </w:pPr>
+          </w:p>
+        </w:tc>
+        <w:tc>
+          <w:tcPr>
+            <w:tcW w:w="713" w:type="dxa"/>
+            <w:tcBorders>
+              <w:top w:val="nil"/>
+              <w:left w:val="single" w:sz="4" w:space="0" w:color="auto"/>
+              <w:bottom w:val="nil"/>
+              <w:right w:val="single" w:sz="4" w:space="0" w:color="auto"/>
+            </w:tcBorders>
+          </w:tcPr>
+          <w:p>
+            <w:pPr>
+              <w:rPr>
+                <w:rFonts w:ascii="Times New Roman" w:hAnsi="Times New Roman" w:cs="Times New Roman"/>
+                <w:sz w:val="24"/>
+                <w:szCs w:val="24"/>
+                <w:lang w:val="en-US"/>
+              </w:rPr>
+            </w:pPr>
+          </w:p>
+        </w:tc>
+        <w:tc>
+          <w:tcPr>
+            <w:tcW w:w="571" w:type="dxa"/>
+            <w:tcBorders>
+              <w:top w:val="nil"/>
+              <w:left w:val="single" w:sz="4" w:space="0" w:color="auto"/>
+              <w:bottom w:val="nil"/>
+              <w:right w:val="single" w:sz="12" w:space="0" w:color="auto"/>
+            </w:tcBorders>
+          </w:tcPr>
+          <w:p>
+            <w:pPr>
+              <w:rPr>
+                <w:rFonts w:ascii="Times New Roman" w:hAnsi="Times New Roman" w:cs="Times New Roman"/>
+                <w:sz w:val="24"/>
+                <w:szCs w:val="24"/>
+                <w:lang w:val="en-US"/>
+              </w:rPr>
+            </w:pPr>
+          </w:p>
+        </w:tc>
+      </w:tr>
+      <w:tr>
+        <w:trPr>
+          <w:trHeight w:val="353"/>
+        </w:trPr>
+        <w:tc>
+          <w:tcPr>
+            <w:tcW w:w="1887" w:type="dxa"/>
+            <w:vMerge/>
+            <w:tcBorders>
+              <w:left w:val="single" w:sz="12" w:space="0" w:color="auto"/>
+              <w:right w:val="single" w:sz="4" w:space="0" w:color="auto"/>
+            </w:tcBorders>
+            <w:shd w:val="clear" w:color="auto" w:fill="FFD966" w:themeFill="accent4" w:themeFillTint="99"/>
+          </w:tcPr>
+          <w:p>
+            <w:pPr>
+              <w:rPr>
+                <w:rFonts w:ascii="Times New Roman" w:hAnsi="Times New Roman" w:cs="Times New Roman"/>
+                <w:sz w:val="24"/>
+                <w:szCs w:val="24"/>
+                <w:lang w:val="en-US"/>
+              </w:rPr>
+            </w:pPr>
+          </w:p>
+        </w:tc>
+        <w:tc>
+          <w:tcPr>
+            <w:tcW w:w="2764" w:type="dxa"/>
+            <w:tcBorders>
+              <w:left w:val="single" w:sz="4" w:space="0" w:color="auto"/>
+              <w:right w:val="single" w:sz="12" w:space="0" w:color="auto"/>
+            </w:tcBorders>
+            <w:shd w:val="clear" w:color="auto" w:fill="FFF2CC" w:themeFill="accent4" w:themeFillTint="33"/>
+          </w:tcPr>
+          <w:p>
+            <w:pPr>
+              <w:rPr>
+                <w:rFonts w:ascii="Times New Roman" w:hAnsi="Times New Roman" w:cs="Times New Roman"/>
+                <w:sz w:val="24"/>
+                <w:szCs w:val="24"/>
+                <w:lang w:val="en-US"/>
+              </w:rPr>
+            </w:pPr>
+            <w:r>
+              <w:rPr>
+                <w:rFonts w:ascii="Times New Roman" w:hAnsi="Times New Roman" w:cs="Times New Roman"/>
+                <w:sz w:val="24"/>
+                <w:szCs w:val="24"/>
+              </w:rPr>
+              <w:t>Create new meaningful attributes</w:t>
+            </w:r>
+          </w:p>
+        </w:tc>
+        <w:tc>
+          <w:tcPr>
+            <w:tcW w:w="672" w:type="dxa"/>
+            <w:tcBorders>
+              <w:top w:val="nil"/>
+              <w:left w:val="single" w:sz="12" w:space="0" w:color="auto"/>
+              <w:bottom w:val="nil"/>
+              <w:right w:val="single" w:sz="4" w:space="0" w:color="auto"/>
+            </w:tcBorders>
+          </w:tcPr>
+          <w:p>
+            <w:pPr>
+              <w:rPr>
+                <w:rFonts w:ascii="Times New Roman" w:hAnsi="Times New Roman" w:cs="Times New Roman"/>
+                <w:sz w:val="24"/>
+                <w:szCs w:val="24"/>
+                <w:lang w:val="en-US"/>
+              </w:rPr>
+            </w:pPr>
+          </w:p>
+        </w:tc>
+        <w:tc>
+          <w:tcPr>
+            <w:tcW w:w="608" w:type="dxa"/>
+            <w:tcBorders>
+              <w:top w:val="nil"/>
+              <w:left w:val="single" w:sz="4" w:space="0" w:color="auto"/>
+              <w:bottom w:val="nil"/>
+              <w:right w:val="single" w:sz="4" w:space="0" w:color="auto"/>
+            </w:tcBorders>
+          </w:tcPr>
+          <w:p>
+            <w:pPr>
+              <w:rPr>
+                <w:rFonts w:ascii="Times New Roman" w:hAnsi="Times New Roman" w:cs="Times New Roman"/>
+                <w:sz w:val="24"/>
+                <w:szCs w:val="24"/>
+                <w:lang w:val="en-US"/>
+              </w:rPr>
+            </w:pPr>
+          </w:p>
+        </w:tc>
+        <w:tc>
+          <w:tcPr>
+            <w:tcW w:w="717" w:type="dxa"/>
+            <w:gridSpan w:val="2"/>
+            <w:tcBorders>
+              <w:top w:val="nil"/>
+              <w:left w:val="single" w:sz="4" w:space="0" w:color="auto"/>
+              <w:bottom w:val="nil"/>
+              <w:right w:val="single" w:sz="4" w:space="0" w:color="auto"/>
+            </w:tcBorders>
+          </w:tcPr>
+          <w:p>
+            <w:pPr>
+              <w:rPr>
+                <w:rFonts w:ascii="Times New Roman" w:hAnsi="Times New Roman" w:cs="Times New Roman"/>
+                <w:sz w:val="24"/>
+                <w:szCs w:val="24"/>
+                <w:lang w:val="en-US"/>
+              </w:rPr>
+            </w:pPr>
+          </w:p>
+        </w:tc>
+        <w:tc>
+          <w:tcPr>
+            <w:tcW w:w="700" w:type="dxa"/>
+            <w:tcBorders>
+              <w:top w:val="nil"/>
+              <w:left w:val="single" w:sz="4" w:space="0" w:color="auto"/>
+              <w:bottom w:val="nil"/>
+              <w:right w:val="single" w:sz="12" w:space="0" w:color="auto"/>
+            </w:tcBorders>
+            <w:shd w:val="clear" w:color="auto" w:fill="5B9BD5" w:themeFill="accent1"/>
+          </w:tcPr>
+          <w:p>
+            <w:pPr>
+              <w:rPr>
+                <w:rFonts w:ascii="Times New Roman" w:hAnsi="Times New Roman" w:cs="Times New Roman"/>
+                <w:sz w:val="24"/>
+                <w:szCs w:val="24"/>
+                <w:lang w:val="en-US"/>
+              </w:rPr>
+            </w:pPr>
+          </w:p>
+        </w:tc>
+        <w:tc>
+          <w:tcPr>
+            <w:tcW w:w="811" w:type="dxa"/>
+            <w:tcBorders>
+              <w:top w:val="nil"/>
+              <w:left w:val="single" w:sz="12" w:space="0" w:color="auto"/>
+              <w:bottom w:val="nil"/>
+              <w:right w:val="single" w:sz="4" w:space="0" w:color="auto"/>
+            </w:tcBorders>
+            <w:shd w:val="clear" w:color="auto" w:fill="5B9BD5" w:themeFill="accent1"/>
+          </w:tcPr>
+          <w:p>
+            <w:pPr>
+              <w:rPr>
+                <w:rFonts w:ascii="Times New Roman" w:hAnsi="Times New Roman" w:cs="Times New Roman"/>
+                <w:sz w:val="24"/>
+                <w:szCs w:val="24"/>
+                <w:lang w:val="en-US"/>
+              </w:rPr>
+            </w:pPr>
+          </w:p>
+        </w:tc>
+        <w:tc>
+          <w:tcPr>
+            <w:tcW w:w="890" w:type="dxa"/>
+            <w:tcBorders>
+              <w:top w:val="nil"/>
+              <w:left w:val="single" w:sz="4" w:space="0" w:color="auto"/>
+              <w:bottom w:val="nil"/>
+              <w:right w:val="single" w:sz="4" w:space="0" w:color="auto"/>
+            </w:tcBorders>
+            <w:shd w:val="clear" w:color="auto" w:fill="FFFFFF" w:themeFill="background1"/>
+          </w:tcPr>
+          <w:p>
+            <w:pPr>
+              <w:rPr>
+                <w:rFonts w:ascii="Times New Roman" w:hAnsi="Times New Roman" w:cs="Times New Roman"/>
+                <w:sz w:val="24"/>
+                <w:szCs w:val="24"/>
+                <w:lang w:val="en-US"/>
+              </w:rPr>
+            </w:pPr>
+          </w:p>
+        </w:tc>
+        <w:tc>
+          <w:tcPr>
+            <w:tcW w:w="713" w:type="dxa"/>
+            <w:tcBorders>
+              <w:top w:val="nil"/>
+              <w:left w:val="single" w:sz="4" w:space="0" w:color="auto"/>
+              <w:bottom w:val="nil"/>
+              <w:right w:val="single" w:sz="4" w:space="0" w:color="auto"/>
+            </w:tcBorders>
+          </w:tcPr>
+          <w:p>
+            <w:pPr>
+              <w:rPr>
+                <w:rFonts w:ascii="Times New Roman" w:hAnsi="Times New Roman" w:cs="Times New Roman"/>
+                <w:sz w:val="24"/>
+                <w:szCs w:val="24"/>
+                <w:lang w:val="en-US"/>
+              </w:rPr>
+            </w:pPr>
+          </w:p>
+        </w:tc>
+        <w:tc>
+          <w:tcPr>
+            <w:tcW w:w="571" w:type="dxa"/>
+            <w:tcBorders>
+              <w:top w:val="nil"/>
+              <w:left w:val="single" w:sz="4" w:space="0" w:color="auto"/>
+              <w:bottom w:val="nil"/>
+              <w:right w:val="single" w:sz="12" w:space="0" w:color="auto"/>
+            </w:tcBorders>
+          </w:tcPr>
+          <w:p>
+            <w:pPr>
+              <w:rPr>
+                <w:rFonts w:ascii="Times New Roman" w:hAnsi="Times New Roman" w:cs="Times New Roman"/>
+                <w:sz w:val="24"/>
+                <w:szCs w:val="24"/>
+                <w:lang w:val="en-US"/>
+              </w:rPr>
+            </w:pPr>
+          </w:p>
+        </w:tc>
+      </w:tr>
+      <w:tr>
+        <w:trPr>
+          <w:trHeight w:val="353"/>
+        </w:trPr>
+        <w:tc>
+          <w:tcPr>
+            <w:tcW w:w="1887" w:type="dxa"/>
+            <w:vMerge/>
+            <w:tcBorders>
+              <w:left w:val="single" w:sz="12" w:space="0" w:color="auto"/>
+              <w:bottom w:val="single" w:sz="12" w:space="0" w:color="auto"/>
+              <w:right w:val="single" w:sz="4" w:space="0" w:color="auto"/>
+            </w:tcBorders>
+            <w:shd w:val="clear" w:color="auto" w:fill="FFD966" w:themeFill="accent4" w:themeFillTint="99"/>
+          </w:tcPr>
+          <w:p>
+            <w:pPr>
+              <w:rPr>
+                <w:rFonts w:ascii="Times New Roman" w:hAnsi="Times New Roman" w:cs="Times New Roman"/>
+                <w:sz w:val="24"/>
+                <w:szCs w:val="24"/>
+                <w:lang w:val="en-US"/>
+              </w:rPr>
+            </w:pPr>
+          </w:p>
+        </w:tc>
+        <w:tc>
+          <w:tcPr>
+            <w:tcW w:w="2764" w:type="dxa"/>
+            <w:tcBorders>
+              <w:left w:val="single" w:sz="4" w:space="0" w:color="auto"/>
+              <w:bottom w:val="single" w:sz="12" w:space="0" w:color="auto"/>
+              <w:right w:val="single" w:sz="12" w:space="0" w:color="auto"/>
+            </w:tcBorders>
+            <w:shd w:val="clear" w:color="auto" w:fill="FFF2CC" w:themeFill="accent4" w:themeFillTint="33"/>
+          </w:tcPr>
+          <w:p>
+            <w:pPr>
+              <w:rPr>
+                <w:rFonts w:ascii="Times New Roman" w:hAnsi="Times New Roman" w:cs="Times New Roman"/>
+                <w:sz w:val="24"/>
+                <w:szCs w:val="24"/>
+                <w:lang w:val="en-US"/>
+              </w:rPr>
+            </w:pPr>
+            <w:r>
+              <w:rPr>
+                <w:rFonts w:ascii="Times New Roman" w:hAnsi="Times New Roman" w:cs="Times New Roman"/>
+                <w:sz w:val="24"/>
+                <w:szCs w:val="24"/>
+              </w:rPr>
+              <w:t>Fit a classification model</w:t>
+            </w:r>
+          </w:p>
+        </w:tc>
+        <w:tc>
+          <w:tcPr>
+            <w:tcW w:w="672" w:type="dxa"/>
+            <w:tcBorders>
+              <w:top w:val="nil"/>
+              <w:left w:val="single" w:sz="12" w:space="0" w:color="auto"/>
+              <w:bottom w:val="nil"/>
+              <w:right w:val="single" w:sz="4" w:space="0" w:color="auto"/>
+            </w:tcBorders>
+          </w:tcPr>
+          <w:p>
+            <w:pPr>
+              <w:rPr>
+                <w:rFonts w:ascii="Times New Roman" w:hAnsi="Times New Roman" w:cs="Times New Roman"/>
+                <w:sz w:val="24"/>
+                <w:szCs w:val="24"/>
+                <w:lang w:val="en-US"/>
+              </w:rPr>
+            </w:pPr>
+          </w:p>
+        </w:tc>
+        <w:tc>
+          <w:tcPr>
+            <w:tcW w:w="608" w:type="dxa"/>
+            <w:tcBorders>
+              <w:top w:val="nil"/>
+              <w:left w:val="single" w:sz="4" w:space="0" w:color="auto"/>
+              <w:bottom w:val="nil"/>
+              <w:right w:val="single" w:sz="4" w:space="0" w:color="auto"/>
+            </w:tcBorders>
+          </w:tcPr>
+          <w:p>
+            <w:pPr>
+              <w:rPr>
+                <w:rFonts w:ascii="Times New Roman" w:hAnsi="Times New Roman" w:cs="Times New Roman"/>
+                <w:sz w:val="24"/>
+                <w:szCs w:val="24"/>
+                <w:lang w:val="en-US"/>
+              </w:rPr>
+            </w:pPr>
+          </w:p>
+        </w:tc>
+        <w:tc>
+          <w:tcPr>
+            <w:tcW w:w="717" w:type="dxa"/>
+            <w:gridSpan w:val="2"/>
+            <w:tcBorders>
+              <w:top w:val="nil"/>
+              <w:left w:val="single" w:sz="4" w:space="0" w:color="auto"/>
+              <w:bottom w:val="nil"/>
+              <w:right w:val="single" w:sz="4" w:space="0" w:color="auto"/>
+            </w:tcBorders>
+          </w:tcPr>
+          <w:p>
+            <w:pPr>
+              <w:rPr>
+                <w:rFonts w:ascii="Times New Roman" w:hAnsi="Times New Roman" w:cs="Times New Roman"/>
+                <w:sz w:val="24"/>
+                <w:szCs w:val="24"/>
+                <w:lang w:val="en-US"/>
+              </w:rPr>
+            </w:pPr>
+          </w:p>
+        </w:tc>
+        <w:tc>
+          <w:tcPr>
+            <w:tcW w:w="700" w:type="dxa"/>
+            <w:tcBorders>
+              <w:top w:val="nil"/>
+              <w:left w:val="single" w:sz="4" w:space="0" w:color="auto"/>
+              <w:bottom w:val="nil"/>
+              <w:right w:val="single" w:sz="12" w:space="0" w:color="auto"/>
+            </w:tcBorders>
+          </w:tcPr>
+          <w:p>
+            <w:pPr>
+              <w:rPr>
+                <w:rFonts w:ascii="Times New Roman" w:hAnsi="Times New Roman" w:cs="Times New Roman"/>
+                <w:sz w:val="24"/>
+                <w:szCs w:val="24"/>
+                <w:lang w:val="en-US"/>
+              </w:rPr>
+            </w:pPr>
+          </w:p>
+        </w:tc>
+        <w:tc>
+          <w:tcPr>
+            <w:tcW w:w="811" w:type="dxa"/>
+            <w:tcBorders>
+              <w:top w:val="nil"/>
+              <w:left w:val="single" w:sz="12" w:space="0" w:color="auto"/>
+              <w:bottom w:val="nil"/>
+              <w:right w:val="single" w:sz="4" w:space="0" w:color="auto"/>
+            </w:tcBorders>
+            <w:shd w:val="clear" w:color="auto" w:fill="5B9BD5" w:themeFill="accent1"/>
+          </w:tcPr>
+          <w:p>
+            <w:pPr>
+              <w:rPr>
+                <w:rFonts w:ascii="Times New Roman" w:hAnsi="Times New Roman" w:cs="Times New Roman"/>
+                <w:sz w:val="24"/>
+                <w:szCs w:val="24"/>
+                <w:lang w:val="en-US"/>
+              </w:rPr>
+            </w:pPr>
+          </w:p>
+        </w:tc>
+        <w:tc>
+          <w:tcPr>
+            <w:tcW w:w="890" w:type="dxa"/>
+            <w:tcBorders>
+              <w:top w:val="nil"/>
+              <w:left w:val="single" w:sz="4" w:space="0" w:color="auto"/>
+              <w:bottom w:val="nil"/>
+              <w:right w:val="single" w:sz="4" w:space="0" w:color="auto"/>
+            </w:tcBorders>
+            <w:shd w:val="clear" w:color="auto" w:fill="FFFFFF" w:themeFill="background1"/>
+          </w:tcPr>
+          <w:p>
+            <w:pPr>
+              <w:rPr>
+                <w:rFonts w:ascii="Times New Roman" w:hAnsi="Times New Roman" w:cs="Times New Roman"/>
+                <w:sz w:val="24"/>
+                <w:szCs w:val="24"/>
+                <w:lang w:val="en-US"/>
+              </w:rPr>
+            </w:pPr>
+          </w:p>
+        </w:tc>
+        <w:tc>
+          <w:tcPr>
+            <w:tcW w:w="713" w:type="dxa"/>
+            <w:tcBorders>
+              <w:top w:val="nil"/>
+              <w:left w:val="single" w:sz="4" w:space="0" w:color="auto"/>
+              <w:bottom w:val="nil"/>
+              <w:right w:val="single" w:sz="4" w:space="0" w:color="auto"/>
+            </w:tcBorders>
+          </w:tcPr>
+          <w:p>
+            <w:pPr>
+              <w:rPr>
+                <w:rFonts w:ascii="Times New Roman" w:hAnsi="Times New Roman" w:cs="Times New Roman"/>
+                <w:sz w:val="24"/>
+                <w:szCs w:val="24"/>
+                <w:lang w:val="en-US"/>
+              </w:rPr>
+            </w:pPr>
+          </w:p>
+        </w:tc>
+        <w:tc>
+          <w:tcPr>
+            <w:tcW w:w="571" w:type="dxa"/>
+            <w:tcBorders>
+              <w:top w:val="nil"/>
+              <w:left w:val="single" w:sz="4" w:space="0" w:color="auto"/>
+              <w:bottom w:val="nil"/>
+              <w:right w:val="single" w:sz="12" w:space="0" w:color="auto"/>
+            </w:tcBorders>
+          </w:tcPr>
+          <w:p>
+            <w:pPr>
+              <w:rPr>
+                <w:rFonts w:ascii="Times New Roman" w:hAnsi="Times New Roman" w:cs="Times New Roman"/>
+                <w:sz w:val="24"/>
+                <w:szCs w:val="24"/>
+                <w:lang w:val="en-US"/>
+              </w:rPr>
+            </w:pPr>
+          </w:p>
+        </w:tc>
+      </w:tr>
+      <w:tr>
+        <w:trPr>
+          <w:trHeight w:val="353"/>
+        </w:trPr>
+        <w:tc>
+          <w:tcPr>
+            <w:tcW w:w="1887" w:type="dxa"/>
+            <w:vMerge w:val="restart"/>
+            <w:tcBorders>
+              <w:top w:val="single" w:sz="12" w:space="0" w:color="auto"/>
+              <w:left w:val="single" w:sz="12" w:space="0" w:color="auto"/>
+              <w:right w:val="single" w:sz="4" w:space="0" w:color="auto"/>
+            </w:tcBorders>
+            <w:shd w:val="clear" w:color="auto" w:fill="F4B083" w:themeFill="accent2" w:themeFillTint="99"/>
+          </w:tcPr>
+          <w:p>
+            <w:pPr>
+              <w:rPr>
+                <w:rFonts w:ascii="Times New Roman" w:hAnsi="Times New Roman" w:cs="Times New Roman"/>
+                <w:sz w:val="24"/>
+                <w:szCs w:val="24"/>
+                <w:lang w:val="en-US"/>
+              </w:rPr>
+            </w:pPr>
+            <w:r>
+              <w:rPr>
+                <w:rFonts w:ascii="Times New Roman" w:hAnsi="Times New Roman" w:cs="Times New Roman"/>
+                <w:sz w:val="24"/>
+                <w:szCs w:val="24"/>
+              </w:rPr>
+              <w:t>Aggregate Past Data</w:t>
+            </w:r>
+          </w:p>
+        </w:tc>
+        <w:tc>
+          <w:tcPr>
+            <w:tcW w:w="2764" w:type="dxa"/>
+            <w:tcBorders>
+              <w:top w:val="single" w:sz="12" w:space="0" w:color="auto"/>
+              <w:left w:val="single" w:sz="4" w:space="0" w:color="auto"/>
+              <w:right w:val="single" w:sz="12" w:space="0" w:color="auto"/>
+            </w:tcBorders>
+            <w:shd w:val="clear" w:color="auto" w:fill="FBE4D5" w:themeFill="accent2" w:themeFillTint="33"/>
+          </w:tcPr>
+          <w:p>
+            <w:pPr>
+              <w:rPr>
+                <w:rFonts w:ascii="Times New Roman" w:hAnsi="Times New Roman" w:cs="Times New Roman"/>
+                <w:sz w:val="24"/>
+                <w:szCs w:val="24"/>
+                <w:lang w:val="en-US"/>
+              </w:rPr>
+            </w:pPr>
+            <w:r>
+              <w:rPr>
+                <w:rFonts w:ascii="Times New Roman" w:hAnsi="Times New Roman" w:cs="Times New Roman"/>
+                <w:sz w:val="24"/>
+                <w:szCs w:val="24"/>
+              </w:rPr>
+              <w:t>Grouping and aggregation</w:t>
+            </w:r>
+          </w:p>
+        </w:tc>
+        <w:tc>
+          <w:tcPr>
+            <w:tcW w:w="672" w:type="dxa"/>
+            <w:tcBorders>
+              <w:top w:val="nil"/>
+              <w:left w:val="single" w:sz="12" w:space="0" w:color="auto"/>
+              <w:bottom w:val="nil"/>
+              <w:right w:val="single" w:sz="4" w:space="0" w:color="auto"/>
+            </w:tcBorders>
+          </w:tcPr>
+          <w:p>
+            <w:pPr>
+              <w:rPr>
+                <w:rFonts w:ascii="Times New Roman" w:hAnsi="Times New Roman" w:cs="Times New Roman"/>
+                <w:sz w:val="24"/>
+                <w:szCs w:val="24"/>
+                <w:lang w:val="en-US"/>
+              </w:rPr>
+            </w:pPr>
+          </w:p>
+        </w:tc>
+        <w:tc>
+          <w:tcPr>
+            <w:tcW w:w="608" w:type="dxa"/>
+            <w:tcBorders>
+              <w:top w:val="nil"/>
+              <w:left w:val="single" w:sz="4" w:space="0" w:color="auto"/>
+              <w:bottom w:val="nil"/>
+              <w:right w:val="single" w:sz="4" w:space="0" w:color="auto"/>
+            </w:tcBorders>
+          </w:tcPr>
+          <w:p>
+            <w:pPr>
+              <w:rPr>
+                <w:rFonts w:ascii="Times New Roman" w:hAnsi="Times New Roman" w:cs="Times New Roman"/>
+                <w:sz w:val="24"/>
+                <w:szCs w:val="24"/>
+                <w:lang w:val="en-US"/>
+              </w:rPr>
+            </w:pPr>
+          </w:p>
+        </w:tc>
+        <w:tc>
+          <w:tcPr>
+            <w:tcW w:w="717" w:type="dxa"/>
+            <w:gridSpan w:val="2"/>
+            <w:tcBorders>
+              <w:top w:val="nil"/>
+              <w:left w:val="single" w:sz="4" w:space="0" w:color="auto"/>
+              <w:bottom w:val="nil"/>
+              <w:right w:val="single" w:sz="4" w:space="0" w:color="auto"/>
+            </w:tcBorders>
+            <w:shd w:val="clear" w:color="auto" w:fill="5B9BD5" w:themeFill="accent1"/>
+          </w:tcPr>
+          <w:p>
+            <w:pPr>
+              <w:rPr>
+                <w:rFonts w:ascii="Times New Roman" w:hAnsi="Times New Roman" w:cs="Times New Roman"/>
+                <w:sz w:val="24"/>
+                <w:szCs w:val="24"/>
+                <w:lang w:val="en-US"/>
+              </w:rPr>
+            </w:pPr>
+          </w:p>
+        </w:tc>
+        <w:tc>
+          <w:tcPr>
+            <w:tcW w:w="700" w:type="dxa"/>
+            <w:tcBorders>
+              <w:top w:val="nil"/>
+              <w:left w:val="single" w:sz="4" w:space="0" w:color="auto"/>
+              <w:bottom w:val="nil"/>
+              <w:right w:val="single" w:sz="12" w:space="0" w:color="auto"/>
+            </w:tcBorders>
+            <w:shd w:val="clear" w:color="auto" w:fill="5B9BD5" w:themeFill="accent1"/>
+          </w:tcPr>
+          <w:p>
+            <w:pPr>
+              <w:rPr>
+                <w:rFonts w:ascii="Times New Roman" w:hAnsi="Times New Roman" w:cs="Times New Roman"/>
+                <w:sz w:val="24"/>
+                <w:szCs w:val="24"/>
+                <w:lang w:val="en-US"/>
+              </w:rPr>
+            </w:pPr>
+          </w:p>
+        </w:tc>
+        <w:tc>
+          <w:tcPr>
+            <w:tcW w:w="811" w:type="dxa"/>
+            <w:tcBorders>
+              <w:top w:val="nil"/>
+              <w:left w:val="single" w:sz="12" w:space="0" w:color="auto"/>
+              <w:bottom w:val="nil"/>
+              <w:right w:val="single" w:sz="4" w:space="0" w:color="auto"/>
+            </w:tcBorders>
+          </w:tcPr>
+          <w:p>
+            <w:pPr>
+              <w:rPr>
+                <w:rFonts w:ascii="Times New Roman" w:hAnsi="Times New Roman" w:cs="Times New Roman"/>
+                <w:sz w:val="24"/>
+                <w:szCs w:val="24"/>
+                <w:lang w:val="en-US"/>
+              </w:rPr>
+            </w:pPr>
+          </w:p>
+        </w:tc>
+        <w:tc>
+          <w:tcPr>
+            <w:tcW w:w="890" w:type="dxa"/>
+            <w:tcBorders>
+              <w:top w:val="nil"/>
+              <w:left w:val="single" w:sz="4" w:space="0" w:color="auto"/>
+              <w:bottom w:val="nil"/>
+              <w:right w:val="single" w:sz="4" w:space="0" w:color="auto"/>
+            </w:tcBorders>
+          </w:tcPr>
+          <w:p>
+            <w:pPr>
+              <w:rPr>
+                <w:rFonts w:ascii="Times New Roman" w:hAnsi="Times New Roman" w:cs="Times New Roman"/>
+                <w:sz w:val="24"/>
+                <w:szCs w:val="24"/>
+                <w:lang w:val="en-US"/>
+              </w:rPr>
+            </w:pPr>
+          </w:p>
+        </w:tc>
+        <w:tc>
+          <w:tcPr>
+            <w:tcW w:w="713" w:type="dxa"/>
+            <w:tcBorders>
+              <w:top w:val="nil"/>
+              <w:left w:val="single" w:sz="4" w:space="0" w:color="auto"/>
+              <w:bottom w:val="nil"/>
+              <w:right w:val="single" w:sz="4" w:space="0" w:color="auto"/>
+            </w:tcBorders>
+          </w:tcPr>
+          <w:p>
+            <w:pPr>
+              <w:rPr>
+                <w:rFonts w:ascii="Times New Roman" w:hAnsi="Times New Roman" w:cs="Times New Roman"/>
+                <w:sz w:val="24"/>
+                <w:szCs w:val="24"/>
+                <w:lang w:val="en-US"/>
+              </w:rPr>
+            </w:pPr>
+          </w:p>
+        </w:tc>
+        <w:tc>
+          <w:tcPr>
+            <w:tcW w:w="571" w:type="dxa"/>
+            <w:tcBorders>
+              <w:top w:val="nil"/>
+              <w:left w:val="single" w:sz="4" w:space="0" w:color="auto"/>
+              <w:bottom w:val="nil"/>
+              <w:right w:val="single" w:sz="12" w:space="0" w:color="auto"/>
+            </w:tcBorders>
+          </w:tcPr>
+          <w:p>
+            <w:pPr>
+              <w:rPr>
+                <w:rFonts w:ascii="Times New Roman" w:hAnsi="Times New Roman" w:cs="Times New Roman"/>
+                <w:sz w:val="24"/>
+                <w:szCs w:val="24"/>
+                <w:lang w:val="en-US"/>
+              </w:rPr>
+            </w:pPr>
+          </w:p>
+        </w:tc>
+      </w:tr>
+      <w:tr>
+        <w:trPr>
+          <w:trHeight w:val="340"/>
+        </w:trPr>
+        <w:tc>
+          <w:tcPr>
+            <w:tcW w:w="1887" w:type="dxa"/>
+            <w:vMerge/>
+            <w:tcBorders>
+              <w:left w:val="single" w:sz="12" w:space="0" w:color="auto"/>
+              <w:bottom w:val="single" w:sz="12" w:space="0" w:color="auto"/>
+              <w:right w:val="single" w:sz="4" w:space="0" w:color="auto"/>
+            </w:tcBorders>
+            <w:shd w:val="clear" w:color="auto" w:fill="F4B083" w:themeFill="accent2" w:themeFillTint="99"/>
+          </w:tcPr>
+          <w:p>
+            <w:pPr>
+              <w:rPr>
+                <w:rFonts w:ascii="Times New Roman" w:hAnsi="Times New Roman" w:cs="Times New Roman"/>
+                <w:sz w:val="24"/>
+                <w:szCs w:val="24"/>
+                <w:lang w:val="en-US"/>
+              </w:rPr>
+            </w:pPr>
+          </w:p>
+        </w:tc>
+        <w:tc>
+          <w:tcPr>
+            <w:tcW w:w="2764" w:type="dxa"/>
+            <w:tcBorders>
+              <w:left w:val="single" w:sz="4" w:space="0" w:color="auto"/>
+              <w:bottom w:val="single" w:sz="12" w:space="0" w:color="auto"/>
+              <w:right w:val="single" w:sz="12" w:space="0" w:color="auto"/>
+            </w:tcBorders>
+            <w:shd w:val="clear" w:color="auto" w:fill="FBE4D5" w:themeFill="accent2" w:themeFillTint="33"/>
+          </w:tcPr>
+          <w:p>
+            <w:pPr>
+              <w:rPr>
+                <w:rFonts w:ascii="Times New Roman" w:hAnsi="Times New Roman" w:cs="Times New Roman"/>
+                <w:sz w:val="24"/>
+                <w:szCs w:val="24"/>
+                <w:lang w:val="en-US"/>
+              </w:rPr>
+            </w:pPr>
+            <w:r>
+              <w:rPr>
+                <w:rFonts w:ascii="Times New Roman" w:hAnsi="Times New Roman" w:cs="Times New Roman"/>
+                <w:sz w:val="24"/>
+                <w:szCs w:val="24"/>
+                <w:lang w:val="en-US"/>
+              </w:rPr>
+              <w:t>Analyze</w:t>
+            </w:r>
+            <w:r>
+              <w:rPr>
+                <w:rFonts w:ascii="Times New Roman" w:hAnsi="Times New Roman" w:cs="Times New Roman"/>
+                <w:sz w:val="24"/>
+                <w:szCs w:val="24"/>
+              </w:rPr>
+              <w:t xml:space="preserve"> grouped data</w:t>
+            </w:r>
+          </w:p>
+        </w:tc>
+        <w:tc>
+          <w:tcPr>
+            <w:tcW w:w="672" w:type="dxa"/>
+            <w:tcBorders>
+              <w:top w:val="nil"/>
+              <w:left w:val="single" w:sz="12" w:space="0" w:color="auto"/>
+              <w:bottom w:val="nil"/>
+              <w:right w:val="single" w:sz="4" w:space="0" w:color="auto"/>
+            </w:tcBorders>
+          </w:tcPr>
+          <w:p>
+            <w:pPr>
+              <w:rPr>
+                <w:rFonts w:ascii="Times New Roman" w:hAnsi="Times New Roman" w:cs="Times New Roman"/>
+                <w:sz w:val="24"/>
+                <w:szCs w:val="24"/>
+                <w:lang w:val="en-US"/>
+              </w:rPr>
+            </w:pPr>
+          </w:p>
+        </w:tc>
+        <w:tc>
+          <w:tcPr>
+            <w:tcW w:w="608" w:type="dxa"/>
+            <w:tcBorders>
+              <w:top w:val="nil"/>
+              <w:left w:val="single" w:sz="4" w:space="0" w:color="auto"/>
+              <w:bottom w:val="nil"/>
+              <w:right w:val="single" w:sz="4" w:space="0" w:color="auto"/>
+            </w:tcBorders>
+          </w:tcPr>
+          <w:p>
+            <w:pPr>
+              <w:rPr>
+                <w:rFonts w:ascii="Times New Roman" w:hAnsi="Times New Roman" w:cs="Times New Roman"/>
+                <w:sz w:val="24"/>
+                <w:szCs w:val="24"/>
+                <w:lang w:val="en-US"/>
+              </w:rPr>
+            </w:pPr>
+          </w:p>
+        </w:tc>
+        <w:tc>
+          <w:tcPr>
+            <w:tcW w:w="717" w:type="dxa"/>
+            <w:gridSpan w:val="2"/>
+            <w:tcBorders>
+              <w:top w:val="nil"/>
+              <w:left w:val="single" w:sz="4" w:space="0" w:color="auto"/>
+              <w:bottom w:val="nil"/>
+              <w:right w:val="single" w:sz="4" w:space="0" w:color="auto"/>
+            </w:tcBorders>
+          </w:tcPr>
+          <w:p>
+            <w:pPr>
+              <w:rPr>
+                <w:rFonts w:ascii="Times New Roman" w:hAnsi="Times New Roman" w:cs="Times New Roman"/>
+                <w:sz w:val="24"/>
+                <w:szCs w:val="24"/>
+                <w:lang w:val="en-US"/>
+              </w:rPr>
+            </w:pPr>
+          </w:p>
+        </w:tc>
+        <w:tc>
+          <w:tcPr>
+            <w:tcW w:w="700" w:type="dxa"/>
+            <w:tcBorders>
+              <w:top w:val="nil"/>
+              <w:left w:val="single" w:sz="4" w:space="0" w:color="auto"/>
+              <w:bottom w:val="nil"/>
+              <w:right w:val="single" w:sz="12" w:space="0" w:color="auto"/>
+            </w:tcBorders>
+            <w:shd w:val="clear" w:color="auto" w:fill="FFFFFF" w:themeFill="background1"/>
+          </w:tcPr>
+          <w:p>
+            <w:pPr>
+              <w:rPr>
+                <w:rFonts w:ascii="Times New Roman" w:hAnsi="Times New Roman" w:cs="Times New Roman"/>
+                <w:sz w:val="24"/>
+                <w:szCs w:val="24"/>
+                <w:lang w:val="en-US"/>
+              </w:rPr>
+            </w:pPr>
+          </w:p>
+        </w:tc>
+        <w:tc>
+          <w:tcPr>
+            <w:tcW w:w="811" w:type="dxa"/>
+            <w:tcBorders>
+              <w:top w:val="nil"/>
+              <w:left w:val="single" w:sz="12" w:space="0" w:color="auto"/>
+              <w:bottom w:val="nil"/>
+              <w:right w:val="single" w:sz="4" w:space="0" w:color="auto"/>
+            </w:tcBorders>
+            <w:shd w:val="clear" w:color="auto" w:fill="5B9BD5" w:themeFill="accent1"/>
+          </w:tcPr>
+          <w:p>
+            <w:pPr>
+              <w:rPr>
+                <w:rFonts w:ascii="Times New Roman" w:hAnsi="Times New Roman" w:cs="Times New Roman"/>
+                <w:sz w:val="24"/>
+                <w:szCs w:val="24"/>
+                <w:lang w:val="en-US"/>
+              </w:rPr>
+            </w:pPr>
+          </w:p>
+        </w:tc>
+        <w:tc>
+          <w:tcPr>
+            <w:tcW w:w="890" w:type="dxa"/>
+            <w:tcBorders>
+              <w:top w:val="nil"/>
+              <w:left w:val="single" w:sz="4" w:space="0" w:color="auto"/>
+              <w:bottom w:val="nil"/>
+              <w:right w:val="single" w:sz="4" w:space="0" w:color="auto"/>
+            </w:tcBorders>
+            <w:shd w:val="clear" w:color="auto" w:fill="5B9BD5" w:themeFill="accent1"/>
+          </w:tcPr>
+          <w:p>
+            <w:pPr>
+              <w:rPr>
+                <w:rFonts w:ascii="Times New Roman" w:hAnsi="Times New Roman" w:cs="Times New Roman"/>
+                <w:sz w:val="24"/>
+                <w:szCs w:val="24"/>
+                <w:lang w:val="en-US"/>
+              </w:rPr>
+            </w:pPr>
+          </w:p>
+        </w:tc>
+        <w:tc>
+          <w:tcPr>
+            <w:tcW w:w="713" w:type="dxa"/>
+            <w:tcBorders>
+              <w:top w:val="nil"/>
+              <w:left w:val="single" w:sz="4" w:space="0" w:color="auto"/>
+              <w:bottom w:val="nil"/>
+              <w:right w:val="single" w:sz="4" w:space="0" w:color="auto"/>
+            </w:tcBorders>
+          </w:tcPr>
+          <w:p>
+            <w:pPr>
+              <w:rPr>
+                <w:rFonts w:ascii="Times New Roman" w:hAnsi="Times New Roman" w:cs="Times New Roman"/>
+                <w:sz w:val="24"/>
+                <w:szCs w:val="24"/>
+                <w:lang w:val="en-US"/>
+              </w:rPr>
+            </w:pPr>
+          </w:p>
+        </w:tc>
+        <w:tc>
+          <w:tcPr>
+            <w:tcW w:w="571" w:type="dxa"/>
+            <w:tcBorders>
+              <w:top w:val="nil"/>
+              <w:left w:val="single" w:sz="4" w:space="0" w:color="auto"/>
+              <w:bottom w:val="nil"/>
+              <w:right w:val="single" w:sz="12" w:space="0" w:color="auto"/>
+            </w:tcBorders>
+          </w:tcPr>
+          <w:p>
+            <w:pPr>
+              <w:rPr>
+                <w:rFonts w:ascii="Times New Roman" w:hAnsi="Times New Roman" w:cs="Times New Roman"/>
+                <w:sz w:val="24"/>
+                <w:szCs w:val="24"/>
+                <w:lang w:val="en-US"/>
+              </w:rPr>
+            </w:pPr>
+          </w:p>
+        </w:tc>
+      </w:tr>
+      <w:tr>
+        <w:trPr>
+          <w:trHeight w:val="340"/>
+        </w:trPr>
+        <w:tc>
+          <w:tcPr>
+            <w:tcW w:w="1887" w:type="dxa"/>
+            <w:tcBorders>
+              <w:top w:val="single" w:sz="12" w:space="0" w:color="auto"/>
+              <w:left w:val="single" w:sz="12" w:space="0" w:color="auto"/>
+              <w:bottom w:val="single" w:sz="12" w:space="0" w:color="auto"/>
+              <w:right w:val="single" w:sz="4" w:space="0" w:color="auto"/>
+            </w:tcBorders>
+            <w:shd w:val="clear" w:color="auto" w:fill="62F1F8"/>
+          </w:tcPr>
+          <w:p>
+            <w:pPr>
+              <w:rPr>
+                <w:rFonts w:ascii="Times New Roman" w:hAnsi="Times New Roman" w:cs="Times New Roman"/>
+                <w:sz w:val="24"/>
+                <w:szCs w:val="24"/>
+                <w:lang w:val="en-US"/>
+              </w:rPr>
+            </w:pPr>
+            <w:r>
+              <w:rPr>
+                <w:rFonts w:ascii="Times New Roman" w:hAnsi="Times New Roman" w:cs="Times New Roman"/>
+                <w:sz w:val="24"/>
+                <w:szCs w:val="24"/>
+                <w:lang w:val="en-US"/>
+              </w:rPr>
+              <w:t>Final Report</w:t>
+            </w:r>
+          </w:p>
+        </w:tc>
+        <w:tc>
+          <w:tcPr>
+            <w:tcW w:w="2764" w:type="dxa"/>
+            <w:tcBorders>
+              <w:top w:val="single" w:sz="12" w:space="0" w:color="auto"/>
+              <w:left w:val="single" w:sz="4" w:space="0" w:color="auto"/>
+              <w:bottom w:val="single" w:sz="12" w:space="0" w:color="auto"/>
+              <w:right w:val="single" w:sz="12" w:space="0" w:color="auto"/>
+            </w:tcBorders>
+            <w:shd w:val="clear" w:color="auto" w:fill="B2F8FC"/>
+          </w:tcPr>
+          <w:p>
+            <w:pPr>
+              <w:rPr>
+                <w:rFonts w:ascii="Times New Roman" w:hAnsi="Times New Roman" w:cs="Times New Roman"/>
+                <w:sz w:val="24"/>
+                <w:szCs w:val="24"/>
+                <w:lang w:val="en-US"/>
+              </w:rPr>
+            </w:pPr>
+            <w:r>
+              <w:rPr>
+                <w:rFonts w:ascii="Times New Roman" w:hAnsi="Times New Roman" w:cs="Times New Roman"/>
+                <w:sz w:val="24"/>
+                <w:szCs w:val="24"/>
+                <w:lang w:val="en-US"/>
+              </w:rPr>
+              <w:t>Writing and presentation</w:t>
+            </w:r>
+          </w:p>
+        </w:tc>
+        <w:tc>
+          <w:tcPr>
+            <w:tcW w:w="672" w:type="dxa"/>
+            <w:tcBorders>
+              <w:top w:val="nil"/>
+              <w:left w:val="single" w:sz="12" w:space="0" w:color="auto"/>
+              <w:bottom w:val="single" w:sz="12" w:space="0" w:color="auto"/>
+              <w:right w:val="single" w:sz="4" w:space="0" w:color="auto"/>
+            </w:tcBorders>
+          </w:tcPr>
+          <w:p>
+            <w:pPr>
+              <w:rPr>
+                <w:rFonts w:ascii="Times New Roman" w:hAnsi="Times New Roman" w:cs="Times New Roman"/>
+                <w:sz w:val="24"/>
+                <w:szCs w:val="24"/>
+                <w:lang w:val="en-US"/>
+              </w:rPr>
+            </w:pPr>
+          </w:p>
+        </w:tc>
+        <w:tc>
+          <w:tcPr>
+            <w:tcW w:w="608" w:type="dxa"/>
+            <w:tcBorders>
+              <w:top w:val="nil"/>
+              <w:left w:val="single" w:sz="4" w:space="0" w:color="auto"/>
+              <w:bottom w:val="single" w:sz="12" w:space="0" w:color="auto"/>
+              <w:right w:val="single" w:sz="4" w:space="0" w:color="auto"/>
+            </w:tcBorders>
+          </w:tcPr>
+          <w:p>
+            <w:pPr>
+              <w:rPr>
+                <w:rFonts w:ascii="Times New Roman" w:hAnsi="Times New Roman" w:cs="Times New Roman"/>
+                <w:sz w:val="24"/>
+                <w:szCs w:val="24"/>
+                <w:lang w:val="en-US"/>
+              </w:rPr>
+            </w:pPr>
+          </w:p>
+        </w:tc>
+        <w:tc>
+          <w:tcPr>
+            <w:tcW w:w="717" w:type="dxa"/>
+            <w:gridSpan w:val="2"/>
+            <w:tcBorders>
+              <w:top w:val="nil"/>
+              <w:left w:val="single" w:sz="4" w:space="0" w:color="auto"/>
+              <w:bottom w:val="single" w:sz="12" w:space="0" w:color="auto"/>
+              <w:right w:val="single" w:sz="4" w:space="0" w:color="auto"/>
+            </w:tcBorders>
+          </w:tcPr>
+          <w:p>
+            <w:pPr>
+              <w:rPr>
+                <w:rFonts w:ascii="Times New Roman" w:hAnsi="Times New Roman" w:cs="Times New Roman"/>
+                <w:sz w:val="24"/>
+                <w:szCs w:val="24"/>
+                <w:lang w:val="en-US"/>
+              </w:rPr>
+            </w:pPr>
+          </w:p>
+        </w:tc>
+        <w:tc>
+          <w:tcPr>
+            <w:tcW w:w="700" w:type="dxa"/>
+            <w:tcBorders>
+              <w:top w:val="nil"/>
+              <w:left w:val="single" w:sz="4" w:space="0" w:color="auto"/>
+              <w:bottom w:val="single" w:sz="12" w:space="0" w:color="auto"/>
+              <w:right w:val="single" w:sz="12" w:space="0" w:color="auto"/>
+            </w:tcBorders>
+            <w:shd w:val="clear" w:color="auto" w:fill="FFFFFF" w:themeFill="background1"/>
+          </w:tcPr>
+          <w:p>
+            <w:pPr>
+              <w:rPr>
+                <w:rFonts w:ascii="Times New Roman" w:hAnsi="Times New Roman" w:cs="Times New Roman"/>
+                <w:sz w:val="24"/>
+                <w:szCs w:val="24"/>
+                <w:lang w:val="en-US"/>
+              </w:rPr>
+            </w:pPr>
+          </w:p>
+        </w:tc>
+        <w:tc>
+          <w:tcPr>
+            <w:tcW w:w="811" w:type="dxa"/>
+            <w:tcBorders>
+              <w:top w:val="nil"/>
+              <w:left w:val="single" w:sz="12" w:space="0" w:color="auto"/>
+              <w:bottom w:val="single" w:sz="12" w:space="0" w:color="auto"/>
+              <w:right w:val="single" w:sz="4" w:space="0" w:color="auto"/>
+            </w:tcBorders>
+            <w:shd w:val="clear" w:color="auto" w:fill="FFFFFF" w:themeFill="background1"/>
+          </w:tcPr>
+          <w:p>
+            <w:pPr>
+              <w:rPr>
+                <w:rFonts w:ascii="Times New Roman" w:hAnsi="Times New Roman" w:cs="Times New Roman"/>
+                <w:sz w:val="24"/>
+                <w:szCs w:val="24"/>
+                <w:lang w:val="en-US"/>
+              </w:rPr>
+            </w:pPr>
+          </w:p>
+        </w:tc>
+        <w:tc>
+          <w:tcPr>
+            <w:tcW w:w="890" w:type="dxa"/>
+            <w:tcBorders>
+              <w:top w:val="nil"/>
+              <w:left w:val="single" w:sz="4" w:space="0" w:color="auto"/>
+              <w:bottom w:val="single" w:sz="12" w:space="0" w:color="auto"/>
+              <w:right w:val="single" w:sz="4" w:space="0" w:color="auto"/>
+            </w:tcBorders>
+          </w:tcPr>
+          <w:p>
+            <w:pPr>
+              <w:rPr>
+                <w:rFonts w:ascii="Times New Roman" w:hAnsi="Times New Roman" w:cs="Times New Roman"/>
+                <w:sz w:val="24"/>
+                <w:szCs w:val="24"/>
+                <w:lang w:val="en-US"/>
+              </w:rPr>
+            </w:pPr>
+          </w:p>
+        </w:tc>
+        <w:tc>
+          <w:tcPr>
+            <w:tcW w:w="713" w:type="dxa"/>
+            <w:tcBorders>
+              <w:top w:val="nil"/>
+              <w:left w:val="single" w:sz="4" w:space="0" w:color="auto"/>
+              <w:bottom w:val="single" w:sz="12" w:space="0" w:color="auto"/>
+              <w:right w:val="single" w:sz="4" w:space="0" w:color="auto"/>
+            </w:tcBorders>
+            <w:shd w:val="clear" w:color="auto" w:fill="5B9BD5" w:themeFill="accent1"/>
+          </w:tcPr>
+          <w:p>
+            <w:pPr>
+              <w:rPr>
+                <w:rFonts w:ascii="Times New Roman" w:hAnsi="Times New Roman" w:cs="Times New Roman"/>
+                <w:sz w:val="24"/>
+                <w:szCs w:val="24"/>
+                <w:lang w:val="en-US"/>
+              </w:rPr>
+            </w:pPr>
+          </w:p>
+        </w:tc>
+        <w:tc>
+          <w:tcPr>
+            <w:tcW w:w="571" w:type="dxa"/>
+            <w:tcBorders>
+              <w:top w:val="nil"/>
+              <w:left w:val="single" w:sz="4" w:space="0" w:color="auto"/>
+              <w:bottom w:val="single" w:sz="12" w:space="0" w:color="auto"/>
+              <w:right w:val="single" w:sz="12" w:space="0" w:color="auto"/>
+            </w:tcBorders>
+            <w:shd w:val="clear" w:color="auto" w:fill="5B9BD5" w:themeFill="accent1"/>
+          </w:tcPr>
+          <w:p>
+            <w:pPr>
+              <w:rPr>
+                <w:rFonts w:ascii="Times New Roman" w:hAnsi="Times New Roman" w:cs="Times New Roman"/>
+                <w:sz w:val="24"/>
+                <w:szCs w:val="24"/>
+                <w:lang w:val="en-US"/>
+              </w:rPr>
+            </w:pPr>
+          </w:p>
+        </w:tc>
+      </w:tr>
+    </w:tbl>
+    <w:p>
+      <w:pPr>
+        <w:rPr>
+          <w:rFonts w:ascii="Times New Roman" w:hAnsi="Times New Roman" w:cs="Times New Roman"/>
+          <w:sz w:val="34"/>
+          <w:szCs w:val="34"/>
+          <w:lang w:val="en-US"/>
+        </w:rPr>
+      </w:pPr>
+    </w:p>
+    <w:p>
+      <w:pPr>
+        <w:rPr>
+          <w:rFonts w:ascii="Times New Roman" w:hAnsi="Times New Roman" w:cs="Times New Roman"/>
+          <w:sz w:val="34"/>
+          <w:szCs w:val="34"/>
+          <w:lang w:val="en-US"/>
+        </w:rPr>
+      </w:pPr>
+    </w:p>
+    <w:p>
+      <w:pPr>
+        <w:spacing w:line="360" w:lineRule="auto"/>
+        <w:rPr>
+          <w:rFonts w:ascii="Times New Roman" w:hAnsi="Times New Roman" w:cs="Times New Roman"/>
+          <w:sz w:val="48"/>
+          <w:szCs w:val="34"/>
+          <w:lang w:val="en-US"/>
+        </w:rPr>
+      </w:pPr>
+      <w:r>
+        <w:rPr>
+          <w:rFonts w:ascii="Times New Roman" w:hAnsi="Times New Roman" w:cs="Times New Roman"/>
+          <w:sz w:val="48"/>
+          <w:szCs w:val="34"/>
+          <w:lang w:val="en-US"/>
+        </w:rPr>
+        <w:t>Expected Outcomes</w:t>
+      </w:r>
+    </w:p>
+    <w:p>
+      <w:pPr>
+        <w:spacing w:line="360" w:lineRule="auto"/>
+        <w:jc w:val="both"/>
+        <w:rPr>
+          <w:rFonts w:ascii="Times New Roman" w:hAnsi="Times New Roman" w:cs="Times New Roman"/>
+          <w:sz w:val="24"/>
+          <w:szCs w:val="34"/>
+          <w:lang w:val="en-US"/>
+        </w:rPr>
+      </w:pPr>
+      <w:r>
+        <w:rPr>
+          <w:rFonts w:ascii="Times New Roman" w:hAnsi="Times New Roman" w:cs="Times New Roman"/>
+          <w:sz w:val="24"/>
+          <w:szCs w:val="34"/>
+          <w:lang w:val="en-US"/>
+        </w:rPr>
+        <w:t>There are two expected outcomes of this project:</w:t>
+      </w:r>
+    </w:p>
+    <w:p>
+      <w:pPr>
+        <w:pStyle w:val="ListParagraph"/>
+        <w:numPr>
+          <w:ilvl w:val="0"/>
+          <w:numId w:val="8"/>
+        </w:numPr>
+        <w:spacing w:line="360" w:lineRule="auto"/>
+        <w:ind w:left="714" w:hanging="357"/>
+        <w:contextualSpacing w:val="0"/>
+        <w:jc w:val="both"/>
+        <w:rPr>
+          <w:rFonts w:ascii="Times New Roman" w:hAnsi="Times New Roman" w:cs="Times New Roman"/>
+          <w:sz w:val="24"/>
+          <w:szCs w:val="34"/>
+          <w:lang w:val="en-US"/>
+        </w:rPr>
+      </w:pPr>
+      <w:r>
+        <w:rPr>
+          <w:rFonts w:ascii="Times New Roman" w:hAnsi="Times New Roman" w:cs="Times New Roman"/>
+          <w:sz w:val="24"/>
+          <w:szCs w:val="34"/>
+          <w:lang w:val="en-US"/>
+        </w:rPr>
+        <w:t>First expected outcome is that the company will be able to identify and classify potential defaulters more accurately</w:t>
+      </w:r>
+      <w:r>
+        <w:rPr>
+          <w:rFonts w:ascii="Times New Roman" w:hAnsi="Times New Roman" w:cs="Times New Roman"/>
+          <w:sz w:val="24"/>
+          <w:szCs w:val="34"/>
+          <w:lang w:val="en-US"/>
+        </w:rPr>
+        <w:t>,</w:t>
+      </w:r>
+      <w:r>
+        <w:rPr>
+          <w:rFonts w:ascii="Times New Roman" w:hAnsi="Times New Roman" w:cs="Times New Roman"/>
+          <w:sz w:val="24"/>
+          <w:szCs w:val="34"/>
+          <w:lang w:val="en-US"/>
+        </w:rPr>
+        <w:t xml:space="preserve"> and </w:t>
+      </w:r>
+      <w:r>
+        <w:rPr>
+          <w:rFonts w:ascii="Times New Roman" w:hAnsi="Times New Roman" w:cs="Times New Roman"/>
+          <w:sz w:val="24"/>
+          <w:szCs w:val="34"/>
+          <w:lang w:val="en-US"/>
+        </w:rPr>
+        <w:t xml:space="preserve">also </w:t>
+      </w:r>
+      <w:r>
+        <w:rPr>
+          <w:rFonts w:ascii="Times New Roman" w:hAnsi="Times New Roman" w:cs="Times New Roman"/>
+          <w:sz w:val="24"/>
+          <w:szCs w:val="34"/>
+          <w:lang w:val="en-US"/>
+        </w:rPr>
+        <w:t xml:space="preserve">making sure that </w:t>
+      </w:r>
+      <w:r>
+        <w:rPr>
+          <w:rFonts w:ascii="Times New Roman" w:hAnsi="Times New Roman" w:cs="Times New Roman"/>
+          <w:sz w:val="24"/>
+          <w:szCs w:val="34"/>
+          <w:lang w:val="en-US"/>
+        </w:rPr>
+        <w:t xml:space="preserve">it </w:t>
+      </w:r>
+      <w:r>
+        <w:rPr>
+          <w:rFonts w:ascii="Times New Roman" w:hAnsi="Times New Roman" w:cs="Times New Roman"/>
+          <w:sz w:val="24"/>
+          <w:szCs w:val="34"/>
+          <w:lang w:val="en-US"/>
+        </w:rPr>
+        <w:t xml:space="preserve">does not reject </w:t>
+      </w:r>
+      <w:r>
+        <w:rPr>
+          <w:rFonts w:ascii="Times New Roman" w:hAnsi="Times New Roman" w:cs="Times New Roman"/>
+          <w:sz w:val="24"/>
+          <w:szCs w:val="34"/>
+          <w:lang w:val="en-US"/>
+        </w:rPr>
+        <w:t>too many capable customers in the process.</w:t>
+      </w:r>
+      <w:r>
+        <w:rPr>
+          <w:rFonts w:ascii="Times New Roman" w:hAnsi="Times New Roman" w:cs="Times New Roman"/>
+          <w:sz w:val="24"/>
+          <w:szCs w:val="34"/>
+          <w:lang w:val="en-US"/>
+        </w:rPr>
+        <w:t xml:space="preserve"> </w:t>
+      </w:r>
+    </w:p>
+    <w:p>
+      <w:pPr>
+        <w:pStyle w:val="ListParagraph"/>
+        <w:numPr>
+          <w:ilvl w:val="0"/>
+          <w:numId w:val="8"/>
+        </w:numPr>
+        <w:spacing w:line="360" w:lineRule="auto"/>
+        <w:ind w:left="714" w:hanging="357"/>
+        <w:contextualSpacing w:val="0"/>
+        <w:jc w:val="both"/>
+        <w:rPr>
+          <w:rFonts w:ascii="Times New Roman" w:hAnsi="Times New Roman" w:cs="Times New Roman"/>
+          <w:sz w:val="24"/>
+          <w:szCs w:val="34"/>
+          <w:lang w:val="en-US"/>
+        </w:rPr>
+      </w:pPr>
+      <w:r>
+        <w:rPr>
+          <w:rFonts w:ascii="Times New Roman" w:hAnsi="Times New Roman" w:cs="Times New Roman"/>
+          <w:sz w:val="24"/>
+          <w:szCs w:val="34"/>
+          <w:lang w:val="en-US"/>
+        </w:rPr>
+        <w:t>Second expected outcome is that the company will be able to utilize the past transactional data of previous customers more meaningfully</w:t>
+      </w:r>
+      <w:r>
+        <w:rPr>
+          <w:rFonts w:ascii="Times New Roman" w:hAnsi="Times New Roman" w:cs="Times New Roman"/>
+          <w:sz w:val="24"/>
+          <w:szCs w:val="34"/>
+          <w:lang w:val="en-US"/>
+        </w:rPr>
+        <w:t>.</w:t>
       </w:r>
       <w:bookmarkStart w:id="0" w:name="_GoBack"/>
       <w:bookmarkEnd w:id="0"/>
     </w:p>
+    <w:p>
+      <w:pPr>
+        <w:spacing w:line="360" w:lineRule="auto"/>
+        <w:ind w:left="357"/>
+        <w:jc w:val="both"/>
+        <w:rPr>
+          <w:rFonts w:ascii="Times New Roman" w:hAnsi="Times New Roman" w:cs="Times New Roman"/>
+          <w:sz w:val="24"/>
+          <w:szCs w:val="34"/>
+          <w:lang w:val="en-US"/>
+        </w:rPr>
+      </w:pPr>
+      <w:r>
+        <w:rPr>
+          <w:rFonts w:ascii="Times New Roman" w:hAnsi="Times New Roman" w:cs="Times New Roman"/>
+          <w:sz w:val="24"/>
+          <w:szCs w:val="34"/>
+          <w:lang w:val="en-US"/>
+        </w:rPr>
+        <w:t xml:space="preserve">Both these outcomes may help the company to not only </w:t>
+      </w:r>
+      <w:r>
+        <w:rPr>
+          <w:rFonts w:ascii="Times New Roman" w:hAnsi="Times New Roman" w:cs="Times New Roman"/>
+          <w:sz w:val="24"/>
+          <w:szCs w:val="34"/>
+          <w:lang w:val="en-US"/>
+        </w:rPr>
+        <w:t>reduce</w:t>
+      </w:r>
+      <w:r>
+        <w:rPr>
+          <w:rFonts w:ascii="Times New Roman" w:hAnsi="Times New Roman" w:cs="Times New Roman"/>
+          <w:sz w:val="24"/>
+          <w:szCs w:val="34"/>
+          <w:lang w:val="en-US"/>
+        </w:rPr>
+        <w:t xml:space="preserve"> </w:t>
+      </w:r>
+      <w:r>
+        <w:rPr>
+          <w:rFonts w:ascii="Times New Roman" w:hAnsi="Times New Roman" w:cs="Times New Roman"/>
+          <w:sz w:val="24"/>
+          <w:szCs w:val="34"/>
+          <w:lang w:val="en-US"/>
+        </w:rPr>
+        <w:t xml:space="preserve">its </w:t>
+      </w:r>
+      <w:r>
+        <w:rPr>
+          <w:rFonts w:ascii="Times New Roman" w:hAnsi="Times New Roman" w:cs="Times New Roman"/>
+          <w:sz w:val="24"/>
+          <w:szCs w:val="34"/>
+          <w:lang w:val="en-US"/>
+        </w:rPr>
+        <w:t>losses but also to achieve its main objective of credit inclusion.</w:t>
+      </w:r>
+    </w:p>
     <w:sectPr>
-      <w:footerReference w:type="default" r:id="rId9"/>
+      <w:footerReference w:type="default" r:id="rId10"/>
       <w:pgSz w:w="11906" w:h="16838"/>
       <w:pgMar w:top="1440" w:right="1440" w:bottom="1440" w:left="1440" w:header="510" w:footer="567" w:gutter="0"/>
       <w:cols w:space="708"/>
@@ -2021,7 +6970,7 @@
           <w:rPr>
             <w:noProof/>
           </w:rPr>
-          <w:t>4</w:t>
+          <w:t>6</w:t>
         </w:r>
         <w:r>
           <w:rPr>
@@ -2068,9 +7017,9 @@
 <file path=word/numbering.xml><?xml version="1.0" encoding="utf-8"?>
 <w:numbering xmlns:wpc="http://schemas.microsoft.com/office/word/2010/wordprocessingCanvas" xmlns:mc="http://schemas.openxmlformats.org/markup-compatibility/2006" xmlns:o="urn:schemas-microsoft-com:office:office" xmlns:r="http://schemas.openxmlformats.org/officeDocument/2006/relationships" xmlns:m="http://schemas.openxmlformats.org/officeDocument/2006/math" xmlns:v="urn:schemas-microsoft-com:vml" xmlns:wp14="http://schemas.microsoft.com/office/word/2010/wordprocessingDrawing" xmlns:wp="http://schemas.openxmlformats.org/drawingml/2006/wordprocessingDrawing" xmlns:w10="urn:schemas-microsoft-com:office:word" xmlns:w="http://schemas.openxmlformats.org/wordprocessingml/2006/main" xmlns:w14="http://schemas.microsoft.com/office/word/2010/wordml" xmlns:w15="http://schemas.microsoft.com/office/word/2012/wordml" xmlns:wpg="http://schemas.microsoft.com/office/word/2010/wordprocessingGroup" xmlns:wpi="http://schemas.microsoft.com/office/word/2010/wordprocessingInk" xmlns:wne="http://schemas.microsoft.com/office/word/2006/wordml" xmlns:wps="http://schemas.microsoft.com/office/word/2010/wordprocessingShape" mc:Ignorable="w14 w15 wp14">
   <w:abstractNum w:abstractNumId="0">
-    <w:nsid w:val="3ED81494"/>
+    <w:nsid w:val="08875EA6"/>
     <w:multiLevelType w:val="hybridMultilevel"/>
-    <w:tmpl w:val="8E5CEA14"/>
+    <w:tmpl w:val="6FE88A26"/>
     <w:lvl w:ilvl="0" w:tplc="4009000F">
       <w:start w:val="1"/>
       <w:numFmt w:val="decimal"/>
@@ -2157,9 +7106,9 @@
     </w:lvl>
   </w:abstractNum>
   <w:abstractNum w:abstractNumId="1">
-    <w:nsid w:val="5B3B3C49"/>
+    <w:nsid w:val="25C4772E"/>
     <w:multiLevelType w:val="hybridMultilevel"/>
-    <w:tmpl w:val="1702FC7C"/>
+    <w:tmpl w:val="D2C8BDF4"/>
     <w:lvl w:ilvl="0" w:tplc="4009000F">
       <w:start w:val="1"/>
       <w:numFmt w:val="decimal"/>
@@ -2246,10 +7195,10 @@
     </w:lvl>
   </w:abstractNum>
   <w:abstractNum w:abstractNumId="2">
-    <w:nsid w:val="5D111846"/>
+    <w:nsid w:val="2CCD6F30"/>
     <w:multiLevelType w:val="hybridMultilevel"/>
-    <w:tmpl w:val="AF806648"/>
-    <w:lvl w:ilvl="0" w:tplc="4009000F">
+    <w:tmpl w:val="DD9AE738"/>
+    <w:lvl w:ilvl="0" w:tplc="3D3EE98A">
       <w:start w:val="1"/>
       <w:numFmt w:val="decimal"/>
       <w:lvlText w:val="%1."/>
@@ -2334,14 +7283,498 @@
       </w:pPr>
     </w:lvl>
   </w:abstractNum>
+  <w:abstractNum w:abstractNumId="3">
+    <w:nsid w:val="395D6511"/>
+    <w:multiLevelType w:val="hybridMultilevel"/>
+    <w:tmpl w:val="5D806AD0"/>
+    <w:lvl w:ilvl="0" w:tplc="40090001">
+      <w:start w:val="1"/>
+      <w:numFmt w:val="bullet"/>
+      <w:lvlText w:val=""/>
+      <w:lvlJc w:val="left"/>
+      <w:pPr>
+        <w:ind w:left="720" w:hanging="360"/>
+      </w:pPr>
+      <w:rPr>
+        <w:rFonts w:ascii="Symbol" w:hAnsi="Symbol" w:hint="default"/>
+      </w:rPr>
+    </w:lvl>
+    <w:lvl w:ilvl="1" w:tplc="40090003" w:tentative="1">
+      <w:start w:val="1"/>
+      <w:numFmt w:val="bullet"/>
+      <w:lvlText w:val="o"/>
+      <w:lvlJc w:val="left"/>
+      <w:pPr>
+        <w:ind w:left="1440" w:hanging="360"/>
+      </w:pPr>
+      <w:rPr>
+        <w:rFonts w:ascii="Courier New" w:hAnsi="Courier New" w:cs="Courier New" w:hint="default"/>
+      </w:rPr>
+    </w:lvl>
+    <w:lvl w:ilvl="2" w:tplc="40090005" w:tentative="1">
+      <w:start w:val="1"/>
+      <w:numFmt w:val="bullet"/>
+      <w:lvlText w:val=""/>
+      <w:lvlJc w:val="left"/>
+      <w:pPr>
+        <w:ind w:left="2160" w:hanging="360"/>
+      </w:pPr>
+      <w:rPr>
+        <w:rFonts w:ascii="Wingdings" w:hAnsi="Wingdings" w:hint="default"/>
+      </w:rPr>
+    </w:lvl>
+    <w:lvl w:ilvl="3" w:tplc="40090001" w:tentative="1">
+      <w:start w:val="1"/>
+      <w:numFmt w:val="bullet"/>
+      <w:lvlText w:val=""/>
+      <w:lvlJc w:val="left"/>
+      <w:pPr>
+        <w:ind w:left="2880" w:hanging="360"/>
+      </w:pPr>
+      <w:rPr>
+        <w:rFonts w:ascii="Symbol" w:hAnsi="Symbol" w:hint="default"/>
+      </w:rPr>
+    </w:lvl>
+    <w:lvl w:ilvl="4" w:tplc="40090003" w:tentative="1">
+      <w:start w:val="1"/>
+      <w:numFmt w:val="bullet"/>
+      <w:lvlText w:val="o"/>
+      <w:lvlJc w:val="left"/>
+      <w:pPr>
+        <w:ind w:left="3600" w:hanging="360"/>
+      </w:pPr>
+      <w:rPr>
+        <w:rFonts w:ascii="Courier New" w:hAnsi="Courier New" w:cs="Courier New" w:hint="default"/>
+      </w:rPr>
+    </w:lvl>
+    <w:lvl w:ilvl="5" w:tplc="40090005" w:tentative="1">
+      <w:start w:val="1"/>
+      <w:numFmt w:val="bullet"/>
+      <w:lvlText w:val=""/>
+      <w:lvlJc w:val="left"/>
+      <w:pPr>
+        <w:ind w:left="4320" w:hanging="360"/>
+      </w:pPr>
+      <w:rPr>
+        <w:rFonts w:ascii="Wingdings" w:hAnsi="Wingdings" w:hint="default"/>
+      </w:rPr>
+    </w:lvl>
+    <w:lvl w:ilvl="6" w:tplc="40090001" w:tentative="1">
+      <w:start w:val="1"/>
+      <w:numFmt w:val="bullet"/>
+      <w:lvlText w:val=""/>
+      <w:lvlJc w:val="left"/>
+      <w:pPr>
+        <w:ind w:left="5040" w:hanging="360"/>
+      </w:pPr>
+      <w:rPr>
+        <w:rFonts w:ascii="Symbol" w:hAnsi="Symbol" w:hint="default"/>
+      </w:rPr>
+    </w:lvl>
+    <w:lvl w:ilvl="7" w:tplc="40090003" w:tentative="1">
+      <w:start w:val="1"/>
+      <w:numFmt w:val="bullet"/>
+      <w:lvlText w:val="o"/>
+      <w:lvlJc w:val="left"/>
+      <w:pPr>
+        <w:ind w:left="5760" w:hanging="360"/>
+      </w:pPr>
+      <w:rPr>
+        <w:rFonts w:ascii="Courier New" w:hAnsi="Courier New" w:cs="Courier New" w:hint="default"/>
+      </w:rPr>
+    </w:lvl>
+    <w:lvl w:ilvl="8" w:tplc="40090005" w:tentative="1">
+      <w:start w:val="1"/>
+      <w:numFmt w:val="bullet"/>
+      <w:lvlText w:val=""/>
+      <w:lvlJc w:val="left"/>
+      <w:pPr>
+        <w:ind w:left="6480" w:hanging="360"/>
+      </w:pPr>
+      <w:rPr>
+        <w:rFonts w:ascii="Wingdings" w:hAnsi="Wingdings" w:hint="default"/>
+      </w:rPr>
+    </w:lvl>
+  </w:abstractNum>
+  <w:abstractNum w:abstractNumId="4">
+    <w:nsid w:val="3ED81494"/>
+    <w:multiLevelType w:val="hybridMultilevel"/>
+    <w:tmpl w:val="8E5CEA14"/>
+    <w:lvl w:ilvl="0" w:tplc="4009000F">
+      <w:start w:val="1"/>
+      <w:numFmt w:val="decimal"/>
+      <w:lvlText w:val="%1."/>
+      <w:lvlJc w:val="left"/>
+      <w:pPr>
+        <w:ind w:left="720" w:hanging="360"/>
+      </w:pPr>
+      <w:rPr>
+        <w:rFonts w:hint="default"/>
+      </w:rPr>
+    </w:lvl>
+    <w:lvl w:ilvl="1" w:tplc="40090019" w:tentative="1">
+      <w:start w:val="1"/>
+      <w:numFmt w:val="lowerLetter"/>
+      <w:lvlText w:val="%2."/>
+      <w:lvlJc w:val="left"/>
+      <w:pPr>
+        <w:ind w:left="1440" w:hanging="360"/>
+      </w:pPr>
+    </w:lvl>
+    <w:lvl w:ilvl="2" w:tplc="4009001B" w:tentative="1">
+      <w:start w:val="1"/>
+      <w:numFmt w:val="lowerRoman"/>
+      <w:lvlText w:val="%3."/>
+      <w:lvlJc w:val="right"/>
+      <w:pPr>
+        <w:ind w:left="2160" w:hanging="180"/>
+      </w:pPr>
+    </w:lvl>
+    <w:lvl w:ilvl="3" w:tplc="4009000F" w:tentative="1">
+      <w:start w:val="1"/>
+      <w:numFmt w:val="decimal"/>
+      <w:lvlText w:val="%4."/>
+      <w:lvlJc w:val="left"/>
+      <w:pPr>
+        <w:ind w:left="2880" w:hanging="360"/>
+      </w:pPr>
+    </w:lvl>
+    <w:lvl w:ilvl="4" w:tplc="40090019" w:tentative="1">
+      <w:start w:val="1"/>
+      <w:numFmt w:val="lowerLetter"/>
+      <w:lvlText w:val="%5."/>
+      <w:lvlJc w:val="left"/>
+      <w:pPr>
+        <w:ind w:left="3600" w:hanging="360"/>
+      </w:pPr>
+    </w:lvl>
+    <w:lvl w:ilvl="5" w:tplc="4009001B" w:tentative="1">
+      <w:start w:val="1"/>
+      <w:numFmt w:val="lowerRoman"/>
+      <w:lvlText w:val="%6."/>
+      <w:lvlJc w:val="right"/>
+      <w:pPr>
+        <w:ind w:left="4320" w:hanging="180"/>
+      </w:pPr>
+    </w:lvl>
+    <w:lvl w:ilvl="6" w:tplc="4009000F" w:tentative="1">
+      <w:start w:val="1"/>
+      <w:numFmt w:val="decimal"/>
+      <w:lvlText w:val="%7."/>
+      <w:lvlJc w:val="left"/>
+      <w:pPr>
+        <w:ind w:left="5040" w:hanging="360"/>
+      </w:pPr>
+    </w:lvl>
+    <w:lvl w:ilvl="7" w:tplc="40090019" w:tentative="1">
+      <w:start w:val="1"/>
+      <w:numFmt w:val="lowerLetter"/>
+      <w:lvlText w:val="%8."/>
+      <w:lvlJc w:val="left"/>
+      <w:pPr>
+        <w:ind w:left="5760" w:hanging="360"/>
+      </w:pPr>
+    </w:lvl>
+    <w:lvl w:ilvl="8" w:tplc="4009001B" w:tentative="1">
+      <w:start w:val="1"/>
+      <w:numFmt w:val="lowerRoman"/>
+      <w:lvlText w:val="%9."/>
+      <w:lvlJc w:val="right"/>
+      <w:pPr>
+        <w:ind w:left="6480" w:hanging="180"/>
+      </w:pPr>
+    </w:lvl>
+  </w:abstractNum>
+  <w:abstractNum w:abstractNumId="5">
+    <w:nsid w:val="5B3B3C49"/>
+    <w:multiLevelType w:val="hybridMultilevel"/>
+    <w:tmpl w:val="1702FC7C"/>
+    <w:lvl w:ilvl="0" w:tplc="4009000F">
+      <w:start w:val="1"/>
+      <w:numFmt w:val="decimal"/>
+      <w:lvlText w:val="%1."/>
+      <w:lvlJc w:val="left"/>
+      <w:pPr>
+        <w:ind w:left="720" w:hanging="360"/>
+      </w:pPr>
+      <w:rPr>
+        <w:rFonts w:hint="default"/>
+      </w:rPr>
+    </w:lvl>
+    <w:lvl w:ilvl="1" w:tplc="40090019" w:tentative="1">
+      <w:start w:val="1"/>
+      <w:numFmt w:val="lowerLetter"/>
+      <w:lvlText w:val="%2."/>
+      <w:lvlJc w:val="left"/>
+      <w:pPr>
+        <w:ind w:left="1440" w:hanging="360"/>
+      </w:pPr>
+    </w:lvl>
+    <w:lvl w:ilvl="2" w:tplc="4009001B" w:tentative="1">
+      <w:start w:val="1"/>
+      <w:numFmt w:val="lowerRoman"/>
+      <w:lvlText w:val="%3."/>
+      <w:lvlJc w:val="right"/>
+      <w:pPr>
+        <w:ind w:left="2160" w:hanging="180"/>
+      </w:pPr>
+    </w:lvl>
+    <w:lvl w:ilvl="3" w:tplc="4009000F" w:tentative="1">
+      <w:start w:val="1"/>
+      <w:numFmt w:val="decimal"/>
+      <w:lvlText w:val="%4."/>
+      <w:lvlJc w:val="left"/>
+      <w:pPr>
+        <w:ind w:left="2880" w:hanging="360"/>
+      </w:pPr>
+    </w:lvl>
+    <w:lvl w:ilvl="4" w:tplc="40090019" w:tentative="1">
+      <w:start w:val="1"/>
+      <w:numFmt w:val="lowerLetter"/>
+      <w:lvlText w:val="%5."/>
+      <w:lvlJc w:val="left"/>
+      <w:pPr>
+        <w:ind w:left="3600" w:hanging="360"/>
+      </w:pPr>
+    </w:lvl>
+    <w:lvl w:ilvl="5" w:tplc="4009001B" w:tentative="1">
+      <w:start w:val="1"/>
+      <w:numFmt w:val="lowerRoman"/>
+      <w:lvlText w:val="%6."/>
+      <w:lvlJc w:val="right"/>
+      <w:pPr>
+        <w:ind w:left="4320" w:hanging="180"/>
+      </w:pPr>
+    </w:lvl>
+    <w:lvl w:ilvl="6" w:tplc="4009000F" w:tentative="1">
+      <w:start w:val="1"/>
+      <w:numFmt w:val="decimal"/>
+      <w:lvlText w:val="%7."/>
+      <w:lvlJc w:val="left"/>
+      <w:pPr>
+        <w:ind w:left="5040" w:hanging="360"/>
+      </w:pPr>
+    </w:lvl>
+    <w:lvl w:ilvl="7" w:tplc="40090019" w:tentative="1">
+      <w:start w:val="1"/>
+      <w:numFmt w:val="lowerLetter"/>
+      <w:lvlText w:val="%8."/>
+      <w:lvlJc w:val="left"/>
+      <w:pPr>
+        <w:ind w:left="5760" w:hanging="360"/>
+      </w:pPr>
+    </w:lvl>
+    <w:lvl w:ilvl="8" w:tplc="4009001B" w:tentative="1">
+      <w:start w:val="1"/>
+      <w:numFmt w:val="lowerRoman"/>
+      <w:lvlText w:val="%9."/>
+      <w:lvlJc w:val="right"/>
+      <w:pPr>
+        <w:ind w:left="6480" w:hanging="180"/>
+      </w:pPr>
+    </w:lvl>
+  </w:abstractNum>
+  <w:abstractNum w:abstractNumId="6">
+    <w:nsid w:val="5D111846"/>
+    <w:multiLevelType w:val="hybridMultilevel"/>
+    <w:tmpl w:val="AF806648"/>
+    <w:lvl w:ilvl="0" w:tplc="4009000F">
+      <w:start w:val="1"/>
+      <w:numFmt w:val="decimal"/>
+      <w:lvlText w:val="%1."/>
+      <w:lvlJc w:val="left"/>
+      <w:pPr>
+        <w:ind w:left="720" w:hanging="360"/>
+      </w:pPr>
+      <w:rPr>
+        <w:rFonts w:hint="default"/>
+      </w:rPr>
+    </w:lvl>
+    <w:lvl w:ilvl="1" w:tplc="40090019" w:tentative="1">
+      <w:start w:val="1"/>
+      <w:numFmt w:val="lowerLetter"/>
+      <w:lvlText w:val="%2."/>
+      <w:lvlJc w:val="left"/>
+      <w:pPr>
+        <w:ind w:left="1440" w:hanging="360"/>
+      </w:pPr>
+    </w:lvl>
+    <w:lvl w:ilvl="2" w:tplc="4009001B" w:tentative="1">
+      <w:start w:val="1"/>
+      <w:numFmt w:val="lowerRoman"/>
+      <w:lvlText w:val="%3."/>
+      <w:lvlJc w:val="right"/>
+      <w:pPr>
+        <w:ind w:left="2160" w:hanging="180"/>
+      </w:pPr>
+    </w:lvl>
+    <w:lvl w:ilvl="3" w:tplc="4009000F" w:tentative="1">
+      <w:start w:val="1"/>
+      <w:numFmt w:val="decimal"/>
+      <w:lvlText w:val="%4."/>
+      <w:lvlJc w:val="left"/>
+      <w:pPr>
+        <w:ind w:left="2880" w:hanging="360"/>
+      </w:pPr>
+    </w:lvl>
+    <w:lvl w:ilvl="4" w:tplc="40090019" w:tentative="1">
+      <w:start w:val="1"/>
+      <w:numFmt w:val="lowerLetter"/>
+      <w:lvlText w:val="%5."/>
+      <w:lvlJc w:val="left"/>
+      <w:pPr>
+        <w:ind w:left="3600" w:hanging="360"/>
+      </w:pPr>
+    </w:lvl>
+    <w:lvl w:ilvl="5" w:tplc="4009001B" w:tentative="1">
+      <w:start w:val="1"/>
+      <w:numFmt w:val="lowerRoman"/>
+      <w:lvlText w:val="%6."/>
+      <w:lvlJc w:val="right"/>
+      <w:pPr>
+        <w:ind w:left="4320" w:hanging="180"/>
+      </w:pPr>
+    </w:lvl>
+    <w:lvl w:ilvl="6" w:tplc="4009000F" w:tentative="1">
+      <w:start w:val="1"/>
+      <w:numFmt w:val="decimal"/>
+      <w:lvlText w:val="%7."/>
+      <w:lvlJc w:val="left"/>
+      <w:pPr>
+        <w:ind w:left="5040" w:hanging="360"/>
+      </w:pPr>
+    </w:lvl>
+    <w:lvl w:ilvl="7" w:tplc="40090019" w:tentative="1">
+      <w:start w:val="1"/>
+      <w:numFmt w:val="lowerLetter"/>
+      <w:lvlText w:val="%8."/>
+      <w:lvlJc w:val="left"/>
+      <w:pPr>
+        <w:ind w:left="5760" w:hanging="360"/>
+      </w:pPr>
+    </w:lvl>
+    <w:lvl w:ilvl="8" w:tplc="4009001B" w:tentative="1">
+      <w:start w:val="1"/>
+      <w:numFmt w:val="lowerRoman"/>
+      <w:lvlText w:val="%9."/>
+      <w:lvlJc w:val="right"/>
+      <w:pPr>
+        <w:ind w:left="6480" w:hanging="180"/>
+      </w:pPr>
+    </w:lvl>
+  </w:abstractNum>
+  <w:abstractNum w:abstractNumId="7">
+    <w:nsid w:val="65857553"/>
+    <w:multiLevelType w:val="hybridMultilevel"/>
+    <w:tmpl w:val="194CC00C"/>
+    <w:lvl w:ilvl="0" w:tplc="D8B662B0">
+      <w:start w:val="1"/>
+      <w:numFmt w:val="decimal"/>
+      <w:lvlText w:val="%1."/>
+      <w:lvlJc w:val="left"/>
+      <w:pPr>
+        <w:ind w:left="720" w:hanging="360"/>
+      </w:pPr>
+      <w:rPr>
+        <w:rFonts w:hint="default"/>
+      </w:rPr>
+    </w:lvl>
+    <w:lvl w:ilvl="1" w:tplc="40090019" w:tentative="1">
+      <w:start w:val="1"/>
+      <w:numFmt w:val="lowerLetter"/>
+      <w:lvlText w:val="%2."/>
+      <w:lvlJc w:val="left"/>
+      <w:pPr>
+        <w:ind w:left="1440" w:hanging="360"/>
+      </w:pPr>
+    </w:lvl>
+    <w:lvl w:ilvl="2" w:tplc="4009001B" w:tentative="1">
+      <w:start w:val="1"/>
+      <w:numFmt w:val="lowerRoman"/>
+      <w:lvlText w:val="%3."/>
+      <w:lvlJc w:val="right"/>
+      <w:pPr>
+        <w:ind w:left="2160" w:hanging="180"/>
+      </w:pPr>
+    </w:lvl>
+    <w:lvl w:ilvl="3" w:tplc="4009000F" w:tentative="1">
+      <w:start w:val="1"/>
+      <w:numFmt w:val="decimal"/>
+      <w:lvlText w:val="%4."/>
+      <w:lvlJc w:val="left"/>
+      <w:pPr>
+        <w:ind w:left="2880" w:hanging="360"/>
+      </w:pPr>
+    </w:lvl>
+    <w:lvl w:ilvl="4" w:tplc="40090019" w:tentative="1">
+      <w:start w:val="1"/>
+      <w:numFmt w:val="lowerLetter"/>
+      <w:lvlText w:val="%5."/>
+      <w:lvlJc w:val="left"/>
+      <w:pPr>
+        <w:ind w:left="3600" w:hanging="360"/>
+      </w:pPr>
+    </w:lvl>
+    <w:lvl w:ilvl="5" w:tplc="4009001B" w:tentative="1">
+      <w:start w:val="1"/>
+      <w:numFmt w:val="lowerRoman"/>
+      <w:lvlText w:val="%6."/>
+      <w:lvlJc w:val="right"/>
+      <w:pPr>
+        <w:ind w:left="4320" w:hanging="180"/>
+      </w:pPr>
+    </w:lvl>
+    <w:lvl w:ilvl="6" w:tplc="4009000F" w:tentative="1">
+      <w:start w:val="1"/>
+      <w:numFmt w:val="decimal"/>
+      <w:lvlText w:val="%7."/>
+      <w:lvlJc w:val="left"/>
+      <w:pPr>
+        <w:ind w:left="5040" w:hanging="360"/>
+      </w:pPr>
+    </w:lvl>
+    <w:lvl w:ilvl="7" w:tplc="40090019" w:tentative="1">
+      <w:start w:val="1"/>
+      <w:numFmt w:val="lowerLetter"/>
+      <w:lvlText w:val="%8."/>
+      <w:lvlJc w:val="left"/>
+      <w:pPr>
+        <w:ind w:left="5760" w:hanging="360"/>
+      </w:pPr>
+    </w:lvl>
+    <w:lvl w:ilvl="8" w:tplc="4009001B" w:tentative="1">
+      <w:start w:val="1"/>
+      <w:numFmt w:val="lowerRoman"/>
+      <w:lvlText w:val="%9."/>
+      <w:lvlJc w:val="right"/>
+      <w:pPr>
+        <w:ind w:left="6480" w:hanging="180"/>
+      </w:pPr>
+    </w:lvl>
+  </w:abstractNum>
   <w:num w:numId="1">
+    <w:abstractNumId w:val="5"/>
+  </w:num>
+  <w:num w:numId="2">
+    <w:abstractNumId w:val="6"/>
+  </w:num>
+  <w:num w:numId="3">
+    <w:abstractNumId w:val="4"/>
+  </w:num>
+  <w:num w:numId="4">
     <w:abstractNumId w:val="1"/>
   </w:num>
-  <w:num w:numId="2">
+  <w:num w:numId="5">
+    <w:abstractNumId w:val="0"/>
+  </w:num>
+  <w:num w:numId="6">
     <w:abstractNumId w:val="2"/>
   </w:num>
-  <w:num w:numId="3">
-    <w:abstractNumId w:val="0"/>
+  <w:num w:numId="7">
+    <w:abstractNumId w:val="3"/>
+  </w:num>
+  <w:num w:numId="8">
+    <w:abstractNumId w:val="7"/>
   </w:num>
 </w:numbering>
 </file>
@@ -2746,7 +8179,6 @@
   <w:style w:type="character" w:default="1" w:styleId="DefaultParagraphFont">
     <w:name w:val="Default Paragraph Font"/>
     <w:uiPriority w:val="1"/>
-    <w:semiHidden/>
     <w:unhideWhenUsed/>
   </w:style>
   <w:style w:type="table" w:default="1" w:styleId="TableNormal">

--- a/docs/22f1001864_proposal.docx
+++ b/docs/22f1001864_proposal.docx
@@ -824,6 +824,15 @@
               </w:rPr>
               <w:t>Expected Outcome</w:t>
             </w:r>
+            <w:r>
+              <w:rPr>
+                <w:rFonts w:ascii="Times New Roman" w:hAnsi="Times New Roman" w:cs="Times New Roman"/>
+                <w:sz w:val="28"/>
+                <w:szCs w:val="28"/>
+                <w:lang w:val="en-US"/>
+              </w:rPr>
+              <w:t>s</w:t>
+            </w:r>
           </w:p>
         </w:tc>
         <w:tc>
@@ -963,7 +972,16 @@
           <w:szCs w:val="24"/>
           <w:lang w:val="en-US"/>
         </w:rPr>
-        <w:t xml:space="preserve">ANALISIS AND </w:t>
+        <w:t>ANALY</w:t>
+      </w:r>
+      <w:r>
+        <w:rPr>
+          <w:rFonts w:ascii="Times New Roman" w:hAnsi="Times New Roman" w:cs="Times New Roman"/>
+          <w:sz w:val="24"/>
+          <w:szCs w:val="24"/>
+          <w:lang w:val="en-US"/>
+        </w:rPr>
+        <w:t xml:space="preserve">SIS AND </w:t>
       </w:r>
       <w:r>
         <w:rPr>
@@ -1204,15 +1222,6 @@
           <w:lang w:val="en-US"/>
         </w:rPr>
       </w:pPr>
-      <w:r>
-        <w:rPr>
-          <w:rFonts w:ascii="Times New Roman" w:hAnsi="Times New Roman" w:cs="Times New Roman"/>
-          <w:sz w:val="24"/>
-          <w:szCs w:val="24"/>
-          <w:lang w:val="en-US"/>
-        </w:rPr>
-        <w:t xml:space="preserve">Date: </w:t>
-      </w:r>
     </w:p>
     <w:p>
       <w:pPr>
@@ -2777,7 +2786,25 @@
           <w:szCs w:val="24"/>
           <w:lang w:val="en-US"/>
         </w:rPr>
-        <w:t xml:space="preserve"> credit history in the form previous transactional data or some of them being previous customers of the company. Utilizing this complex data into determining the repayment capability of the customer is also a major challenge for the company.  </w:t>
+        <w:t xml:space="preserve"> credit history in the form</w:t>
+      </w:r>
+      <w:r>
+        <w:rPr>
+          <w:rFonts w:ascii="Times New Roman" w:hAnsi="Times New Roman" w:cs="Times New Roman"/>
+          <w:sz w:val="24"/>
+          <w:szCs w:val="24"/>
+          <w:lang w:val="en-US"/>
+        </w:rPr>
+        <w:t xml:space="preserve"> of</w:t>
+      </w:r>
+      <w:r>
+        <w:rPr>
+          <w:rFonts w:ascii="Times New Roman" w:hAnsi="Times New Roman" w:cs="Times New Roman"/>
+          <w:sz w:val="24"/>
+          <w:szCs w:val="24"/>
+          <w:lang w:val="en-US"/>
+        </w:rPr>
+        <w:t xml:space="preserve"> previous transactional data or some of them being previous customers of the company. Utilizing this complex data into determining the repayment capability of the customer is also a major challenge for the company.  </w:t>
       </w:r>
     </w:p>
     <w:p>
@@ -3677,19 +3704,8 @@
           <w:lang w:val="en-US"/>
         </w:rPr>
         <w:lastRenderedPageBreak/>
-        <w:t xml:space="preserve">Gantt </w:t>
-      </w:r>
-      <w:proofErr w:type="gramStart"/>
-      <w:r>
-        <w:rPr>
-          <w:rFonts w:ascii="Times New Roman" w:hAnsi="Times New Roman" w:cs="Times New Roman"/>
-          <w:sz w:val="34"/>
-          <w:szCs w:val="34"/>
-          <w:lang w:val="en-US"/>
-        </w:rPr>
-        <w:t>Chart</w:t>
-      </w:r>
-      <w:proofErr w:type="gramEnd"/>
+        <w:t>Gantt Chart</w:t>
+      </w:r>
     </w:p>
     <w:tbl>
       <w:tblPr>
@@ -3701,15 +3717,14 @@
       </w:tblPr>
       <w:tblGrid>
         <w:gridCol w:w="1887"/>
-        <w:gridCol w:w="2764"/>
-        <w:gridCol w:w="672"/>
-        <w:gridCol w:w="608"/>
-        <w:gridCol w:w="709"/>
-        <w:gridCol w:w="8"/>
-        <w:gridCol w:w="700"/>
-        <w:gridCol w:w="811"/>
-        <w:gridCol w:w="890"/>
-        <w:gridCol w:w="713"/>
+        <w:gridCol w:w="3910"/>
+        <w:gridCol w:w="567"/>
+        <w:gridCol w:w="567"/>
+        <w:gridCol w:w="567"/>
+        <w:gridCol w:w="567"/>
+        <w:gridCol w:w="567"/>
+        <w:gridCol w:w="567"/>
+        <w:gridCol w:w="563"/>
         <w:gridCol w:w="571"/>
       </w:tblGrid>
       <w:tr>
@@ -3739,7 +3754,7 @@
         </w:tc>
         <w:tc>
           <w:tcPr>
-            <w:tcW w:w="2764" w:type="dxa"/>
+            <w:tcW w:w="3910" w:type="dxa"/>
             <w:tcBorders>
               <w:top w:val="nil"/>
               <w:left w:val="nil"/>
@@ -3761,8 +3776,8 @@
         </w:tc>
         <w:tc>
           <w:tcPr>
-            <w:tcW w:w="2697" w:type="dxa"/>
-            <w:gridSpan w:val="5"/>
+            <w:tcW w:w="2268" w:type="dxa"/>
+            <w:gridSpan w:val="4"/>
             <w:tcBorders>
               <w:top w:val="single" w:sz="12" w:space="0" w:color="auto"/>
               <w:left w:val="single" w:sz="12" w:space="0" w:color="auto"/>
@@ -3792,7 +3807,7 @@
         </w:tc>
         <w:tc>
           <w:tcPr>
-            <w:tcW w:w="2985" w:type="dxa"/>
+            <w:tcW w:w="2268" w:type="dxa"/>
             <w:gridSpan w:val="4"/>
             <w:tcBorders>
               <w:top w:val="single" w:sz="12" w:space="0" w:color="auto"/>
@@ -3828,7 +3843,7 @@
         </w:trPr>
         <w:tc>
           <w:tcPr>
-            <w:tcW w:w="4651" w:type="dxa"/>
+            <w:tcW w:w="5797" w:type="dxa"/>
             <w:gridSpan w:val="2"/>
             <w:tcBorders>
               <w:top w:val="single" w:sz="12" w:space="0" w:color="auto"/>
@@ -3860,7 +3875,7 @@
         </w:tc>
         <w:tc>
           <w:tcPr>
-            <w:tcW w:w="672" w:type="dxa"/>
+            <w:tcW w:w="567" w:type="dxa"/>
             <w:tcBorders>
               <w:left w:val="single" w:sz="12" w:space="0" w:color="auto"/>
               <w:bottom w:val="single" w:sz="12" w:space="0" w:color="auto"/>
@@ -3889,7 +3904,7 @@
         </w:tc>
         <w:tc>
           <w:tcPr>
-            <w:tcW w:w="608" w:type="dxa"/>
+            <w:tcW w:w="567" w:type="dxa"/>
             <w:tcBorders>
               <w:bottom w:val="single" w:sz="12" w:space="0" w:color="auto"/>
             </w:tcBorders>
@@ -3917,7 +3932,7 @@
         </w:tc>
         <w:tc>
           <w:tcPr>
-            <w:tcW w:w="709" w:type="dxa"/>
+            <w:tcW w:w="567" w:type="dxa"/>
             <w:tcBorders>
               <w:bottom w:val="single" w:sz="12" w:space="0" w:color="auto"/>
             </w:tcBorders>
@@ -3945,8 +3960,7 @@
         </w:tc>
         <w:tc>
           <w:tcPr>
-            <w:tcW w:w="708" w:type="dxa"/>
-            <w:gridSpan w:val="2"/>
+            <w:tcW w:w="567" w:type="dxa"/>
             <w:tcBorders>
               <w:bottom w:val="single" w:sz="12" w:space="0" w:color="auto"/>
               <w:right w:val="single" w:sz="12" w:space="0" w:color="auto"/>
@@ -3975,7 +3989,7 @@
         </w:tc>
         <w:tc>
           <w:tcPr>
-            <w:tcW w:w="811" w:type="dxa"/>
+            <w:tcW w:w="567" w:type="dxa"/>
             <w:tcBorders>
               <w:left w:val="single" w:sz="12" w:space="0" w:color="auto"/>
               <w:bottom w:val="single" w:sz="12" w:space="0" w:color="auto"/>
@@ -4004,7 +4018,7 @@
         </w:tc>
         <w:tc>
           <w:tcPr>
-            <w:tcW w:w="890" w:type="dxa"/>
+            <w:tcW w:w="567" w:type="dxa"/>
             <w:tcBorders>
               <w:bottom w:val="single" w:sz="12" w:space="0" w:color="auto"/>
             </w:tcBorders>
@@ -4032,7 +4046,7 @@
         </w:tc>
         <w:tc>
           <w:tcPr>
-            <w:tcW w:w="713" w:type="dxa"/>
+            <w:tcW w:w="563" w:type="dxa"/>
             <w:tcBorders>
               <w:bottom w:val="single" w:sz="12" w:space="0" w:color="auto"/>
             </w:tcBorders>
@@ -4085,6 +4099,252 @@
               </w:rPr>
               <w:t>W4</w:t>
             </w:r>
+          </w:p>
+        </w:tc>
+      </w:tr>
+      <w:tr>
+        <w:trPr>
+          <w:trHeight w:val="361"/>
+        </w:trPr>
+        <w:tc>
+          <w:tcPr>
+            <w:tcW w:w="1887" w:type="dxa"/>
+            <w:vMerge w:val="restart"/>
+            <w:tcBorders>
+              <w:top w:val="single" w:sz="12" w:space="0" w:color="auto"/>
+              <w:left w:val="single" w:sz="12" w:space="0" w:color="auto"/>
+              <w:right w:val="single" w:sz="4" w:space="0" w:color="auto"/>
+            </w:tcBorders>
+            <w:shd w:val="clear" w:color="auto" w:fill="A8D08D" w:themeFill="accent6" w:themeFillTint="99"/>
+          </w:tcPr>
+          <w:p>
+            <w:pPr>
+              <w:rPr>
+                <w:rFonts w:ascii="Times New Roman" w:hAnsi="Times New Roman" w:cs="Times New Roman"/>
+                <w:sz w:val="24"/>
+                <w:szCs w:val="24"/>
+                <w:lang w:val="en-US"/>
+              </w:rPr>
+            </w:pPr>
+          </w:p>
+          <w:p>
+            <w:pPr>
+              <w:rPr>
+                <w:rFonts w:ascii="Times New Roman" w:hAnsi="Times New Roman" w:cs="Times New Roman"/>
+                <w:sz w:val="24"/>
+                <w:szCs w:val="24"/>
+                <w:lang w:val="en-US"/>
+              </w:rPr>
+            </w:pPr>
+            <w:r>
+              <w:rPr>
+                <w:rFonts w:ascii="Times New Roman" w:hAnsi="Times New Roman" w:cs="Times New Roman"/>
+                <w:sz w:val="24"/>
+                <w:szCs w:val="24"/>
+                <w:lang w:val="en-US"/>
+              </w:rPr>
+              <w:t>Exploratory Data Analysis</w:t>
+            </w:r>
+          </w:p>
+        </w:tc>
+        <w:tc>
+          <w:tcPr>
+            <w:tcW w:w="3910" w:type="dxa"/>
+            <w:tcBorders>
+              <w:top w:val="single" w:sz="12" w:space="0" w:color="auto"/>
+              <w:left w:val="single" w:sz="4" w:space="0" w:color="auto"/>
+              <w:right w:val="single" w:sz="12" w:space="0" w:color="auto"/>
+            </w:tcBorders>
+            <w:shd w:val="clear" w:color="auto" w:fill="E2EFD9" w:themeFill="accent6" w:themeFillTint="33"/>
+          </w:tcPr>
+          <w:p>
+            <w:pPr>
+              <w:rPr>
+                <w:rFonts w:ascii="Times New Roman" w:hAnsi="Times New Roman" w:cs="Times New Roman"/>
+                <w:sz w:val="24"/>
+                <w:szCs w:val="24"/>
+                <w:lang w:val="en-US"/>
+              </w:rPr>
+            </w:pPr>
+            <w:r>
+              <w:rPr>
+                <w:rFonts w:ascii="Times New Roman" w:hAnsi="Times New Roman" w:cs="Times New Roman"/>
+                <w:sz w:val="24"/>
+                <w:szCs w:val="24"/>
+                <w:lang w:val="en-US"/>
+              </w:rPr>
+              <w:t>Visualize attribute distributions</w:t>
+            </w:r>
+          </w:p>
+        </w:tc>
+        <w:tc>
+          <w:tcPr>
+            <w:tcW w:w="567" w:type="dxa"/>
+            <w:tcBorders>
+              <w:top w:val="single" w:sz="12" w:space="0" w:color="auto"/>
+              <w:left w:val="single" w:sz="12" w:space="0" w:color="auto"/>
+              <w:bottom w:val="nil"/>
+              <w:right w:val="single" w:sz="4" w:space="0" w:color="auto"/>
+            </w:tcBorders>
+            <w:shd w:val="clear" w:color="auto" w:fill="5B9BD5" w:themeFill="accent1"/>
+          </w:tcPr>
+          <w:p>
+            <w:pPr>
+              <w:rPr>
+                <w:rFonts w:ascii="Times New Roman" w:hAnsi="Times New Roman" w:cs="Times New Roman"/>
+                <w:sz w:val="24"/>
+                <w:szCs w:val="24"/>
+                <w:lang w:val="en-US"/>
+              </w:rPr>
+            </w:pPr>
+          </w:p>
+        </w:tc>
+        <w:tc>
+          <w:tcPr>
+            <w:tcW w:w="567" w:type="dxa"/>
+            <w:tcBorders>
+              <w:top w:val="single" w:sz="12" w:space="0" w:color="auto"/>
+              <w:left w:val="single" w:sz="4" w:space="0" w:color="auto"/>
+              <w:bottom w:val="nil"/>
+              <w:right w:val="single" w:sz="4" w:space="0" w:color="auto"/>
+            </w:tcBorders>
+            <w:shd w:val="clear" w:color="auto" w:fill="5B9BD5" w:themeFill="accent1"/>
+          </w:tcPr>
+          <w:p>
+            <w:pPr>
+              <w:rPr>
+                <w:rFonts w:ascii="Times New Roman" w:hAnsi="Times New Roman" w:cs="Times New Roman"/>
+                <w:sz w:val="24"/>
+                <w:szCs w:val="24"/>
+                <w:lang w:val="en-US"/>
+              </w:rPr>
+            </w:pPr>
+          </w:p>
+        </w:tc>
+        <w:tc>
+          <w:tcPr>
+            <w:tcW w:w="567" w:type="dxa"/>
+            <w:tcBorders>
+              <w:top w:val="single" w:sz="12" w:space="0" w:color="auto"/>
+              <w:left w:val="single" w:sz="4" w:space="0" w:color="auto"/>
+              <w:bottom w:val="nil"/>
+              <w:right w:val="single" w:sz="4" w:space="0" w:color="auto"/>
+            </w:tcBorders>
+          </w:tcPr>
+          <w:p>
+            <w:pPr>
+              <w:rPr>
+                <w:rFonts w:ascii="Times New Roman" w:hAnsi="Times New Roman" w:cs="Times New Roman"/>
+                <w:sz w:val="24"/>
+                <w:szCs w:val="24"/>
+                <w:lang w:val="en-US"/>
+              </w:rPr>
+            </w:pPr>
+          </w:p>
+        </w:tc>
+        <w:tc>
+          <w:tcPr>
+            <w:tcW w:w="567" w:type="dxa"/>
+            <w:tcBorders>
+              <w:top w:val="single" w:sz="12" w:space="0" w:color="auto"/>
+              <w:left w:val="single" w:sz="4" w:space="0" w:color="auto"/>
+              <w:bottom w:val="nil"/>
+              <w:right w:val="single" w:sz="12" w:space="0" w:color="auto"/>
+            </w:tcBorders>
+          </w:tcPr>
+          <w:p>
+            <w:pPr>
+              <w:rPr>
+                <w:rFonts w:ascii="Times New Roman" w:hAnsi="Times New Roman" w:cs="Times New Roman"/>
+                <w:sz w:val="24"/>
+                <w:szCs w:val="24"/>
+                <w:lang w:val="en-US"/>
+              </w:rPr>
+            </w:pPr>
+          </w:p>
+        </w:tc>
+        <w:tc>
+          <w:tcPr>
+            <w:tcW w:w="567" w:type="dxa"/>
+            <w:tcBorders>
+              <w:top w:val="single" w:sz="12" w:space="0" w:color="auto"/>
+              <w:left w:val="single" w:sz="12" w:space="0" w:color="auto"/>
+              <w:bottom w:val="nil"/>
+              <w:right w:val="single" w:sz="4" w:space="0" w:color="auto"/>
+            </w:tcBorders>
+          </w:tcPr>
+          <w:p>
+            <w:pPr>
+              <w:rPr>
+                <w:rFonts w:ascii="Times New Roman" w:hAnsi="Times New Roman" w:cs="Times New Roman"/>
+                <w:sz w:val="24"/>
+                <w:szCs w:val="24"/>
+                <w:lang w:val="en-US"/>
+              </w:rPr>
+            </w:pPr>
+          </w:p>
+        </w:tc>
+        <w:tc>
+          <w:tcPr>
+            <w:tcW w:w="567" w:type="dxa"/>
+            <w:tcBorders>
+              <w:top w:val="single" w:sz="12" w:space="0" w:color="auto"/>
+              <w:left w:val="single" w:sz="4" w:space="0" w:color="auto"/>
+              <w:bottom w:val="nil"/>
+              <w:right w:val="single" w:sz="4" w:space="0" w:color="auto"/>
+            </w:tcBorders>
+          </w:tcPr>
+          <w:p>
+            <w:pPr>
+              <w:rPr>
+                <w:rFonts w:ascii="Times New Roman" w:hAnsi="Times New Roman" w:cs="Times New Roman"/>
+                <w:sz w:val="24"/>
+                <w:szCs w:val="24"/>
+                <w:lang w:val="en-US"/>
+              </w:rPr>
+            </w:pPr>
+          </w:p>
+        </w:tc>
+        <w:tc>
+          <w:tcPr>
+            <w:tcW w:w="563" w:type="dxa"/>
+            <w:tcBorders>
+              <w:top w:val="single" w:sz="12" w:space="0" w:color="auto"/>
+              <w:left w:val="single" w:sz="4" w:space="0" w:color="auto"/>
+              <w:bottom w:val="nil"/>
+              <w:right w:val="single" w:sz="4" w:space="0" w:color="auto"/>
+            </w:tcBorders>
+          </w:tcPr>
+          <w:p>
+            <w:pPr>
+              <w:rPr>
+                <w:rFonts w:ascii="Times New Roman" w:hAnsi="Times New Roman" w:cs="Times New Roman"/>
+                <w:sz w:val="24"/>
+                <w:szCs w:val="24"/>
+                <w:lang w:val="en-US"/>
+              </w:rPr>
+            </w:pPr>
+          </w:p>
+        </w:tc>
+        <w:tc>
+          <w:tcPr>
+            <w:tcW w:w="571" w:type="dxa"/>
+            <w:tcBorders>
+              <w:top w:val="single" w:sz="12" w:space="0" w:color="auto"/>
+              <w:left w:val="single" w:sz="4" w:space="0" w:color="auto"/>
+              <w:bottom w:val="nil"/>
+              <w:right w:val="single" w:sz="12" w:space="0" w:color="auto"/>
+            </w:tcBorders>
+          </w:tcPr>
+          <w:p>
+            <w:pPr>
+              <w:rPr>
+                <w:rFonts w:ascii="Times New Roman" w:hAnsi="Times New Roman" w:cs="Times New Roman"/>
+                <w:sz w:val="24"/>
+                <w:szCs w:val="24"/>
+                <w:lang w:val="en-US"/>
+              </w:rPr>
+            </w:pPr>
           </w:p>
         </w:tc>
       </w:tr>
@@ -4095,9 +4355,8 @@
         <w:tc>
           <w:tcPr>
             <w:tcW w:w="1887" w:type="dxa"/>
-            <w:vMerge w:val="restart"/>
-            <w:tcBorders>
-              <w:top w:val="single" w:sz="12" w:space="0" w:color="auto"/>
+            <w:vMerge/>
+            <w:tcBorders>
               <w:left w:val="single" w:sz="12" w:space="0" w:color="auto"/>
               <w:right w:val="single" w:sz="4" w:space="0" w:color="auto"/>
             </w:tcBorders>
@@ -4112,22 +4371,12 @@
                 <w:lang w:val="en-US"/>
               </w:rPr>
             </w:pPr>
-            <w:r>
-              <w:rPr>
-                <w:rFonts w:ascii="Times New Roman" w:hAnsi="Times New Roman" w:cs="Times New Roman"/>
-                <w:sz w:val="24"/>
-                <w:szCs w:val="24"/>
-                <w:lang w:val="en-US"/>
-              </w:rPr>
-              <w:t>Exploratory Data Analysis</w:t>
-            </w:r>
-          </w:p>
-        </w:tc>
-        <w:tc>
-          <w:tcPr>
-            <w:tcW w:w="2764" w:type="dxa"/>
-            <w:tcBorders>
-              <w:top w:val="single" w:sz="12" w:space="0" w:color="auto"/>
+          </w:p>
+        </w:tc>
+        <w:tc>
+          <w:tcPr>
+            <w:tcW w:w="3910" w:type="dxa"/>
+            <w:tcBorders>
               <w:left w:val="single" w:sz="4" w:space="0" w:color="auto"/>
               <w:right w:val="single" w:sz="12" w:space="0" w:color="auto"/>
             </w:tcBorders>
@@ -4149,15 +4398,15 @@
                 <w:szCs w:val="24"/>
                 <w:lang w:val="en-US"/>
               </w:rPr>
-              <w:t>Visualize attribute distributions</w:t>
+              <w:t>Spot and mark outlier records</w:t>
             </w:r>
           </w:p>
         </w:tc>
         <w:tc>
           <w:tcPr>
-            <w:tcW w:w="672" w:type="dxa"/>
-            <w:tcBorders>
-              <w:top w:val="single" w:sz="12" w:space="0" w:color="auto"/>
+            <w:tcW w:w="567" w:type="dxa"/>
+            <w:tcBorders>
+              <w:top w:val="nil"/>
               <w:left w:val="single" w:sz="12" w:space="0" w:color="auto"/>
               <w:bottom w:val="nil"/>
               <w:right w:val="single" w:sz="4" w:space="0" w:color="auto"/>
@@ -4177,9 +4426,9 @@
         </w:tc>
         <w:tc>
           <w:tcPr>
-            <w:tcW w:w="608" w:type="dxa"/>
-            <w:tcBorders>
-              <w:top w:val="single" w:sz="12" w:space="0" w:color="auto"/>
+            <w:tcW w:w="567" w:type="dxa"/>
+            <w:tcBorders>
+              <w:top w:val="nil"/>
               <w:left w:val="single" w:sz="4" w:space="0" w:color="auto"/>
               <w:bottom w:val="nil"/>
               <w:right w:val="single" w:sz="4" w:space="0" w:color="auto"/>
@@ -4199,10 +4448,9 @@
         </w:tc>
         <w:tc>
           <w:tcPr>
-            <w:tcW w:w="717" w:type="dxa"/>
-            <w:gridSpan w:val="2"/>
-            <w:tcBorders>
-              <w:top w:val="single" w:sz="12" w:space="0" w:color="auto"/>
+            <w:tcW w:w="567" w:type="dxa"/>
+            <w:tcBorders>
+              <w:top w:val="nil"/>
               <w:left w:val="single" w:sz="4" w:space="0" w:color="auto"/>
               <w:bottom w:val="nil"/>
               <w:right w:val="single" w:sz="4" w:space="0" w:color="auto"/>
@@ -4221,9 +4469,9 @@
         </w:tc>
         <w:tc>
           <w:tcPr>
-            <w:tcW w:w="700" w:type="dxa"/>
-            <w:tcBorders>
-              <w:top w:val="single" w:sz="12" w:space="0" w:color="auto"/>
+            <w:tcW w:w="567" w:type="dxa"/>
+            <w:tcBorders>
+              <w:top w:val="nil"/>
               <w:left w:val="single" w:sz="4" w:space="0" w:color="auto"/>
               <w:bottom w:val="nil"/>
               <w:right w:val="single" w:sz="12" w:space="0" w:color="auto"/>
@@ -4242,9 +4490,9 @@
         </w:tc>
         <w:tc>
           <w:tcPr>
-            <w:tcW w:w="811" w:type="dxa"/>
-            <w:tcBorders>
-              <w:top w:val="single" w:sz="12" w:space="0" w:color="auto"/>
+            <w:tcW w:w="567" w:type="dxa"/>
+            <w:tcBorders>
+              <w:top w:val="nil"/>
               <w:left w:val="single" w:sz="12" w:space="0" w:color="auto"/>
               <w:bottom w:val="nil"/>
               <w:right w:val="single" w:sz="4" w:space="0" w:color="auto"/>
@@ -4263,9 +4511,9 @@
         </w:tc>
         <w:tc>
           <w:tcPr>
-            <w:tcW w:w="890" w:type="dxa"/>
-            <w:tcBorders>
-              <w:top w:val="single" w:sz="12" w:space="0" w:color="auto"/>
+            <w:tcW w:w="567" w:type="dxa"/>
+            <w:tcBorders>
+              <w:top w:val="nil"/>
               <w:left w:val="single" w:sz="4" w:space="0" w:color="auto"/>
               <w:bottom w:val="nil"/>
               <w:right w:val="single" w:sz="4" w:space="0" w:color="auto"/>
@@ -4284,9 +4532,9 @@
         </w:tc>
         <w:tc>
           <w:tcPr>
-            <w:tcW w:w="713" w:type="dxa"/>
-            <w:tcBorders>
-              <w:top w:val="single" w:sz="12" w:space="0" w:color="auto"/>
+            <w:tcW w:w="563" w:type="dxa"/>
+            <w:tcBorders>
+              <w:top w:val="nil"/>
               <w:left w:val="single" w:sz="4" w:space="0" w:color="auto"/>
               <w:bottom w:val="nil"/>
               <w:right w:val="single" w:sz="4" w:space="0" w:color="auto"/>
@@ -4307,7 +4555,234 @@
           <w:tcPr>
             <w:tcW w:w="571" w:type="dxa"/>
             <w:tcBorders>
-              <w:top w:val="single" w:sz="12" w:space="0" w:color="auto"/>
+              <w:top w:val="nil"/>
+              <w:left w:val="single" w:sz="4" w:space="0" w:color="auto"/>
+              <w:bottom w:val="nil"/>
+              <w:right w:val="single" w:sz="12" w:space="0" w:color="auto"/>
+            </w:tcBorders>
+          </w:tcPr>
+          <w:p>
+            <w:pPr>
+              <w:rPr>
+                <w:rFonts w:ascii="Times New Roman" w:hAnsi="Times New Roman" w:cs="Times New Roman"/>
+                <w:sz w:val="24"/>
+                <w:szCs w:val="24"/>
+                <w:lang w:val="en-US"/>
+              </w:rPr>
+            </w:pPr>
+          </w:p>
+        </w:tc>
+      </w:tr>
+      <w:tr>
+        <w:trPr>
+          <w:trHeight w:val="340"/>
+        </w:trPr>
+        <w:tc>
+          <w:tcPr>
+            <w:tcW w:w="1887" w:type="dxa"/>
+            <w:vMerge/>
+            <w:tcBorders>
+              <w:left w:val="single" w:sz="12" w:space="0" w:color="auto"/>
+              <w:bottom w:val="single" w:sz="12" w:space="0" w:color="auto"/>
+              <w:right w:val="single" w:sz="4" w:space="0" w:color="auto"/>
+            </w:tcBorders>
+            <w:shd w:val="clear" w:color="auto" w:fill="A8D08D" w:themeFill="accent6" w:themeFillTint="99"/>
+          </w:tcPr>
+          <w:p>
+            <w:pPr>
+              <w:rPr>
+                <w:rFonts w:ascii="Times New Roman" w:hAnsi="Times New Roman" w:cs="Times New Roman"/>
+                <w:sz w:val="24"/>
+                <w:szCs w:val="24"/>
+                <w:lang w:val="en-US"/>
+              </w:rPr>
+            </w:pPr>
+          </w:p>
+        </w:tc>
+        <w:tc>
+          <w:tcPr>
+            <w:tcW w:w="3910" w:type="dxa"/>
+            <w:tcBorders>
+              <w:left w:val="single" w:sz="4" w:space="0" w:color="auto"/>
+              <w:bottom w:val="single" w:sz="12" w:space="0" w:color="auto"/>
+              <w:right w:val="single" w:sz="12" w:space="0" w:color="auto"/>
+            </w:tcBorders>
+            <w:shd w:val="clear" w:color="auto" w:fill="E2EFD9" w:themeFill="accent6" w:themeFillTint="33"/>
+          </w:tcPr>
+          <w:p>
+            <w:pPr>
+              <w:rPr>
+                <w:rFonts w:ascii="Times New Roman" w:hAnsi="Times New Roman" w:cs="Times New Roman"/>
+                <w:sz w:val="24"/>
+                <w:szCs w:val="24"/>
+                <w:lang w:val="en-US"/>
+              </w:rPr>
+            </w:pPr>
+            <w:r>
+              <w:rPr>
+                <w:rFonts w:ascii="Times New Roman" w:hAnsi="Times New Roman" w:cs="Times New Roman"/>
+                <w:sz w:val="24"/>
+                <w:szCs w:val="24"/>
+                <w:lang w:val="en-US"/>
+              </w:rPr>
+              <w:t>Filter out redundant attributes</w:t>
+            </w:r>
+          </w:p>
+        </w:tc>
+        <w:tc>
+          <w:tcPr>
+            <w:tcW w:w="567" w:type="dxa"/>
+            <w:tcBorders>
+              <w:top w:val="nil"/>
+              <w:left w:val="single" w:sz="12" w:space="0" w:color="auto"/>
+              <w:bottom w:val="nil"/>
+              <w:right w:val="single" w:sz="4" w:space="0" w:color="auto"/>
+            </w:tcBorders>
+            <w:shd w:val="clear" w:color="auto" w:fill="5B9BD5" w:themeFill="accent1"/>
+          </w:tcPr>
+          <w:p>
+            <w:pPr>
+              <w:rPr>
+                <w:rFonts w:ascii="Times New Roman" w:hAnsi="Times New Roman" w:cs="Times New Roman"/>
+                <w:sz w:val="24"/>
+                <w:szCs w:val="24"/>
+                <w:lang w:val="en-US"/>
+              </w:rPr>
+            </w:pPr>
+          </w:p>
+        </w:tc>
+        <w:tc>
+          <w:tcPr>
+            <w:tcW w:w="567" w:type="dxa"/>
+            <w:tcBorders>
+              <w:top w:val="nil"/>
+              <w:left w:val="single" w:sz="4" w:space="0" w:color="auto"/>
+              <w:bottom w:val="nil"/>
+              <w:right w:val="single" w:sz="4" w:space="0" w:color="auto"/>
+            </w:tcBorders>
+            <w:shd w:val="clear" w:color="auto" w:fill="5B9BD5" w:themeFill="accent1"/>
+          </w:tcPr>
+          <w:p>
+            <w:pPr>
+              <w:rPr>
+                <w:rFonts w:ascii="Times New Roman" w:hAnsi="Times New Roman" w:cs="Times New Roman"/>
+                <w:sz w:val="24"/>
+                <w:szCs w:val="24"/>
+                <w:lang w:val="en-US"/>
+              </w:rPr>
+            </w:pPr>
+          </w:p>
+        </w:tc>
+        <w:tc>
+          <w:tcPr>
+            <w:tcW w:w="567" w:type="dxa"/>
+            <w:tcBorders>
+              <w:top w:val="nil"/>
+              <w:left w:val="single" w:sz="4" w:space="0" w:color="auto"/>
+              <w:bottom w:val="nil"/>
+              <w:right w:val="single" w:sz="4" w:space="0" w:color="auto"/>
+            </w:tcBorders>
+          </w:tcPr>
+          <w:p>
+            <w:pPr>
+              <w:rPr>
+                <w:rFonts w:ascii="Times New Roman" w:hAnsi="Times New Roman" w:cs="Times New Roman"/>
+                <w:sz w:val="24"/>
+                <w:szCs w:val="24"/>
+                <w:lang w:val="en-US"/>
+              </w:rPr>
+            </w:pPr>
+          </w:p>
+        </w:tc>
+        <w:tc>
+          <w:tcPr>
+            <w:tcW w:w="567" w:type="dxa"/>
+            <w:tcBorders>
+              <w:top w:val="nil"/>
+              <w:left w:val="single" w:sz="4" w:space="0" w:color="auto"/>
+              <w:bottom w:val="nil"/>
+              <w:right w:val="single" w:sz="12" w:space="0" w:color="auto"/>
+            </w:tcBorders>
+          </w:tcPr>
+          <w:p>
+            <w:pPr>
+              <w:rPr>
+                <w:rFonts w:ascii="Times New Roman" w:hAnsi="Times New Roman" w:cs="Times New Roman"/>
+                <w:sz w:val="24"/>
+                <w:szCs w:val="24"/>
+                <w:lang w:val="en-US"/>
+              </w:rPr>
+            </w:pPr>
+          </w:p>
+        </w:tc>
+        <w:tc>
+          <w:tcPr>
+            <w:tcW w:w="567" w:type="dxa"/>
+            <w:tcBorders>
+              <w:top w:val="nil"/>
+              <w:left w:val="single" w:sz="12" w:space="0" w:color="auto"/>
+              <w:bottom w:val="nil"/>
+              <w:right w:val="single" w:sz="4" w:space="0" w:color="auto"/>
+            </w:tcBorders>
+          </w:tcPr>
+          <w:p>
+            <w:pPr>
+              <w:rPr>
+                <w:rFonts w:ascii="Times New Roman" w:hAnsi="Times New Roman" w:cs="Times New Roman"/>
+                <w:sz w:val="24"/>
+                <w:szCs w:val="24"/>
+                <w:lang w:val="en-US"/>
+              </w:rPr>
+            </w:pPr>
+          </w:p>
+        </w:tc>
+        <w:tc>
+          <w:tcPr>
+            <w:tcW w:w="567" w:type="dxa"/>
+            <w:tcBorders>
+              <w:top w:val="nil"/>
+              <w:left w:val="single" w:sz="4" w:space="0" w:color="auto"/>
+              <w:bottom w:val="nil"/>
+              <w:right w:val="single" w:sz="4" w:space="0" w:color="auto"/>
+            </w:tcBorders>
+          </w:tcPr>
+          <w:p>
+            <w:pPr>
+              <w:rPr>
+                <w:rFonts w:ascii="Times New Roman" w:hAnsi="Times New Roman" w:cs="Times New Roman"/>
+                <w:sz w:val="24"/>
+                <w:szCs w:val="24"/>
+                <w:lang w:val="en-US"/>
+              </w:rPr>
+            </w:pPr>
+          </w:p>
+        </w:tc>
+        <w:tc>
+          <w:tcPr>
+            <w:tcW w:w="563" w:type="dxa"/>
+            <w:tcBorders>
+              <w:top w:val="nil"/>
+              <w:left w:val="single" w:sz="4" w:space="0" w:color="auto"/>
+              <w:bottom w:val="nil"/>
+              <w:right w:val="single" w:sz="4" w:space="0" w:color="auto"/>
+            </w:tcBorders>
+          </w:tcPr>
+          <w:p>
+            <w:pPr>
+              <w:rPr>
+                <w:rFonts w:ascii="Times New Roman" w:hAnsi="Times New Roman" w:cs="Times New Roman"/>
+                <w:sz w:val="24"/>
+                <w:szCs w:val="24"/>
+                <w:lang w:val="en-US"/>
+              </w:rPr>
+            </w:pPr>
+          </w:p>
+        </w:tc>
+        <w:tc>
+          <w:tcPr>
+            <w:tcW w:w="571" w:type="dxa"/>
+            <w:tcBorders>
+              <w:top w:val="nil"/>
               <w:left w:val="single" w:sz="4" w:space="0" w:color="auto"/>
               <w:bottom w:val="nil"/>
               <w:right w:val="single" w:sz="12" w:space="0" w:color="auto"/>
@@ -4332,32 +4807,42 @@
         <w:tc>
           <w:tcPr>
             <w:tcW w:w="1887" w:type="dxa"/>
-            <w:vMerge/>
-            <w:tcBorders>
+            <w:vMerge w:val="restart"/>
+            <w:tcBorders>
+              <w:top w:val="single" w:sz="12" w:space="0" w:color="auto"/>
               <w:left w:val="single" w:sz="12" w:space="0" w:color="auto"/>
               <w:right w:val="single" w:sz="4" w:space="0" w:color="auto"/>
             </w:tcBorders>
-            <w:shd w:val="clear" w:color="auto" w:fill="A8D08D" w:themeFill="accent6" w:themeFillTint="99"/>
-          </w:tcPr>
-          <w:p>
-            <w:pPr>
-              <w:rPr>
-                <w:rFonts w:ascii="Times New Roman" w:hAnsi="Times New Roman" w:cs="Times New Roman"/>
-                <w:sz w:val="24"/>
-                <w:szCs w:val="24"/>
-                <w:lang w:val="en-US"/>
-              </w:rPr>
-            </w:pPr>
-          </w:p>
-        </w:tc>
-        <w:tc>
-          <w:tcPr>
-            <w:tcW w:w="2764" w:type="dxa"/>
-            <w:tcBorders>
+            <w:shd w:val="clear" w:color="auto" w:fill="8EAADB" w:themeFill="accent5" w:themeFillTint="99"/>
+          </w:tcPr>
+          <w:p>
+            <w:pPr>
+              <w:rPr>
+                <w:rFonts w:ascii="Times New Roman" w:hAnsi="Times New Roman" w:cs="Times New Roman"/>
+                <w:sz w:val="24"/>
+                <w:szCs w:val="24"/>
+                <w:lang w:val="en-US"/>
+              </w:rPr>
+            </w:pPr>
+            <w:r>
+              <w:rPr>
+                <w:rFonts w:ascii="Times New Roman" w:hAnsi="Times New Roman" w:cs="Times New Roman"/>
+                <w:sz w:val="24"/>
+                <w:szCs w:val="24"/>
+              </w:rPr>
+              <w:t>Cleaning</w:t>
+            </w:r>
+          </w:p>
+        </w:tc>
+        <w:tc>
+          <w:tcPr>
+            <w:tcW w:w="3910" w:type="dxa"/>
+            <w:tcBorders>
+              <w:top w:val="single" w:sz="12" w:space="0" w:color="auto"/>
               <w:left w:val="single" w:sz="4" w:space="0" w:color="auto"/>
               <w:right w:val="single" w:sz="12" w:space="0" w:color="auto"/>
             </w:tcBorders>
-            <w:shd w:val="clear" w:color="auto" w:fill="E2EFD9" w:themeFill="accent6" w:themeFillTint="33"/>
+            <w:shd w:val="clear" w:color="auto" w:fill="D9E2F3" w:themeFill="accent5" w:themeFillTint="33"/>
           </w:tcPr>
           <w:p>
             <w:pPr>
@@ -4375,13 +4860,13 @@
                 <w:szCs w:val="24"/>
                 <w:lang w:val="en-US"/>
               </w:rPr>
-              <w:t>Spot and mark outlier records</w:t>
+              <w:t>Normalize data</w:t>
             </w:r>
           </w:p>
         </w:tc>
         <w:tc>
           <w:tcPr>
-            <w:tcW w:w="672" w:type="dxa"/>
+            <w:tcW w:w="567" w:type="dxa"/>
             <w:tcBorders>
               <w:top w:val="nil"/>
               <w:left w:val="single" w:sz="12" w:space="0" w:color="auto"/>
@@ -4402,7 +4887,7 @@
         </w:tc>
         <w:tc>
           <w:tcPr>
-            <w:tcW w:w="608" w:type="dxa"/>
+            <w:tcW w:w="567" w:type="dxa"/>
             <w:tcBorders>
               <w:top w:val="nil"/>
               <w:left w:val="single" w:sz="4" w:space="0" w:color="auto"/>
@@ -4424,29 +4909,29 @@
         </w:tc>
         <w:tc>
           <w:tcPr>
-            <w:tcW w:w="717" w:type="dxa"/>
-            <w:gridSpan w:val="2"/>
+            <w:tcW w:w="567" w:type="dxa"/>
             <w:tcBorders>
               <w:top w:val="nil"/>
               <w:left w:val="single" w:sz="4" w:space="0" w:color="auto"/>
               <w:bottom w:val="nil"/>
               <w:right w:val="single" w:sz="4" w:space="0" w:color="auto"/>
             </w:tcBorders>
-          </w:tcPr>
-          <w:p>
-            <w:pPr>
-              <w:rPr>
-                <w:rFonts w:ascii="Times New Roman" w:hAnsi="Times New Roman" w:cs="Times New Roman"/>
-                <w:sz w:val="24"/>
-                <w:szCs w:val="24"/>
-                <w:lang w:val="en-US"/>
-              </w:rPr>
-            </w:pPr>
-          </w:p>
-        </w:tc>
-        <w:tc>
-          <w:tcPr>
-            <w:tcW w:w="700" w:type="dxa"/>
+            <w:shd w:val="clear" w:color="auto" w:fill="FFFFFF" w:themeFill="background1"/>
+          </w:tcPr>
+          <w:p>
+            <w:pPr>
+              <w:rPr>
+                <w:rFonts w:ascii="Times New Roman" w:hAnsi="Times New Roman" w:cs="Times New Roman"/>
+                <w:sz w:val="24"/>
+                <w:szCs w:val="24"/>
+                <w:lang w:val="en-US"/>
+              </w:rPr>
+            </w:pPr>
+          </w:p>
+        </w:tc>
+        <w:tc>
+          <w:tcPr>
+            <w:tcW w:w="567" w:type="dxa"/>
             <w:tcBorders>
               <w:top w:val="nil"/>
               <w:left w:val="single" w:sz="4" w:space="0" w:color="auto"/>
@@ -4467,7 +4952,7 @@
         </w:tc>
         <w:tc>
           <w:tcPr>
-            <w:tcW w:w="811" w:type="dxa"/>
+            <w:tcW w:w="567" w:type="dxa"/>
             <w:tcBorders>
               <w:top w:val="nil"/>
               <w:left w:val="single" w:sz="12" w:space="0" w:color="auto"/>
@@ -4488,7 +4973,7 @@
         </w:tc>
         <w:tc>
           <w:tcPr>
-            <w:tcW w:w="890" w:type="dxa"/>
+            <w:tcW w:w="567" w:type="dxa"/>
             <w:tcBorders>
               <w:top w:val="nil"/>
               <w:left w:val="single" w:sz="4" w:space="0" w:color="auto"/>
@@ -4509,7 +4994,233 @@
         </w:tc>
         <w:tc>
           <w:tcPr>
-            <w:tcW w:w="713" w:type="dxa"/>
+            <w:tcW w:w="563" w:type="dxa"/>
+            <w:tcBorders>
+              <w:top w:val="nil"/>
+              <w:left w:val="single" w:sz="4" w:space="0" w:color="auto"/>
+              <w:bottom w:val="nil"/>
+              <w:right w:val="single" w:sz="4" w:space="0" w:color="auto"/>
+            </w:tcBorders>
+          </w:tcPr>
+          <w:p>
+            <w:pPr>
+              <w:rPr>
+                <w:rFonts w:ascii="Times New Roman" w:hAnsi="Times New Roman" w:cs="Times New Roman"/>
+                <w:sz w:val="24"/>
+                <w:szCs w:val="24"/>
+                <w:lang w:val="en-US"/>
+              </w:rPr>
+            </w:pPr>
+          </w:p>
+        </w:tc>
+        <w:tc>
+          <w:tcPr>
+            <w:tcW w:w="571" w:type="dxa"/>
+            <w:tcBorders>
+              <w:top w:val="nil"/>
+              <w:left w:val="single" w:sz="4" w:space="0" w:color="auto"/>
+              <w:bottom w:val="nil"/>
+              <w:right w:val="single" w:sz="12" w:space="0" w:color="auto"/>
+            </w:tcBorders>
+          </w:tcPr>
+          <w:p>
+            <w:pPr>
+              <w:rPr>
+                <w:rFonts w:ascii="Times New Roman" w:hAnsi="Times New Roman" w:cs="Times New Roman"/>
+                <w:sz w:val="24"/>
+                <w:szCs w:val="24"/>
+                <w:lang w:val="en-US"/>
+              </w:rPr>
+            </w:pPr>
+          </w:p>
+        </w:tc>
+      </w:tr>
+      <w:tr>
+        <w:trPr>
+          <w:trHeight w:val="353"/>
+        </w:trPr>
+        <w:tc>
+          <w:tcPr>
+            <w:tcW w:w="1887" w:type="dxa"/>
+            <w:vMerge/>
+            <w:tcBorders>
+              <w:left w:val="single" w:sz="12" w:space="0" w:color="auto"/>
+              <w:bottom w:val="single" w:sz="12" w:space="0" w:color="auto"/>
+              <w:right w:val="single" w:sz="4" w:space="0" w:color="auto"/>
+            </w:tcBorders>
+            <w:shd w:val="clear" w:color="auto" w:fill="8EAADB" w:themeFill="accent5" w:themeFillTint="99"/>
+          </w:tcPr>
+          <w:p>
+            <w:pPr>
+              <w:rPr>
+                <w:rFonts w:ascii="Times New Roman" w:hAnsi="Times New Roman" w:cs="Times New Roman"/>
+                <w:sz w:val="24"/>
+                <w:szCs w:val="24"/>
+                <w:lang w:val="en-US"/>
+              </w:rPr>
+            </w:pPr>
+          </w:p>
+        </w:tc>
+        <w:tc>
+          <w:tcPr>
+            <w:tcW w:w="3910" w:type="dxa"/>
+            <w:tcBorders>
+              <w:left w:val="single" w:sz="4" w:space="0" w:color="auto"/>
+              <w:bottom w:val="single" w:sz="12" w:space="0" w:color="auto"/>
+              <w:right w:val="single" w:sz="12" w:space="0" w:color="auto"/>
+            </w:tcBorders>
+            <w:shd w:val="clear" w:color="auto" w:fill="D9E2F3" w:themeFill="accent5" w:themeFillTint="33"/>
+          </w:tcPr>
+          <w:p>
+            <w:pPr>
+              <w:rPr>
+                <w:rFonts w:ascii="Times New Roman" w:hAnsi="Times New Roman" w:cs="Times New Roman"/>
+                <w:sz w:val="24"/>
+                <w:szCs w:val="24"/>
+                <w:lang w:val="en-US"/>
+              </w:rPr>
+            </w:pPr>
+            <w:r>
+              <w:rPr>
+                <w:rFonts w:ascii="Times New Roman" w:hAnsi="Times New Roman" w:cs="Times New Roman"/>
+                <w:sz w:val="24"/>
+                <w:szCs w:val="24"/>
+              </w:rPr>
+              <w:t>Impute null values</w:t>
+            </w:r>
+          </w:p>
+        </w:tc>
+        <w:tc>
+          <w:tcPr>
+            <w:tcW w:w="567" w:type="dxa"/>
+            <w:tcBorders>
+              <w:top w:val="nil"/>
+              <w:left w:val="single" w:sz="12" w:space="0" w:color="auto"/>
+              <w:bottom w:val="nil"/>
+              <w:right w:val="single" w:sz="4" w:space="0" w:color="auto"/>
+            </w:tcBorders>
+          </w:tcPr>
+          <w:p>
+            <w:pPr>
+              <w:rPr>
+                <w:rFonts w:ascii="Times New Roman" w:hAnsi="Times New Roman" w:cs="Times New Roman"/>
+                <w:sz w:val="24"/>
+                <w:szCs w:val="24"/>
+                <w:lang w:val="en-US"/>
+              </w:rPr>
+            </w:pPr>
+          </w:p>
+        </w:tc>
+        <w:tc>
+          <w:tcPr>
+            <w:tcW w:w="567" w:type="dxa"/>
+            <w:tcBorders>
+              <w:top w:val="nil"/>
+              <w:left w:val="single" w:sz="4" w:space="0" w:color="auto"/>
+              <w:bottom w:val="nil"/>
+              <w:right w:val="single" w:sz="4" w:space="0" w:color="auto"/>
+            </w:tcBorders>
+            <w:shd w:val="clear" w:color="auto" w:fill="5B9BD5" w:themeFill="accent1"/>
+          </w:tcPr>
+          <w:p>
+            <w:pPr>
+              <w:rPr>
+                <w:rFonts w:ascii="Times New Roman" w:hAnsi="Times New Roman" w:cs="Times New Roman"/>
+                <w:sz w:val="24"/>
+                <w:szCs w:val="24"/>
+                <w:lang w:val="en-US"/>
+              </w:rPr>
+            </w:pPr>
+          </w:p>
+        </w:tc>
+        <w:tc>
+          <w:tcPr>
+            <w:tcW w:w="567" w:type="dxa"/>
+            <w:tcBorders>
+              <w:top w:val="nil"/>
+              <w:left w:val="single" w:sz="4" w:space="0" w:color="auto"/>
+              <w:bottom w:val="nil"/>
+              <w:right w:val="single" w:sz="4" w:space="0" w:color="auto"/>
+            </w:tcBorders>
+            <w:shd w:val="clear" w:color="auto" w:fill="FFFFFF" w:themeFill="background1"/>
+          </w:tcPr>
+          <w:p>
+            <w:pPr>
+              <w:rPr>
+                <w:rFonts w:ascii="Times New Roman" w:hAnsi="Times New Roman" w:cs="Times New Roman"/>
+                <w:sz w:val="24"/>
+                <w:szCs w:val="24"/>
+                <w:lang w:val="en-US"/>
+              </w:rPr>
+            </w:pPr>
+          </w:p>
+        </w:tc>
+        <w:tc>
+          <w:tcPr>
+            <w:tcW w:w="567" w:type="dxa"/>
+            <w:tcBorders>
+              <w:top w:val="nil"/>
+              <w:left w:val="single" w:sz="4" w:space="0" w:color="auto"/>
+              <w:bottom w:val="nil"/>
+              <w:right w:val="single" w:sz="12" w:space="0" w:color="auto"/>
+            </w:tcBorders>
+          </w:tcPr>
+          <w:p>
+            <w:pPr>
+              <w:rPr>
+                <w:rFonts w:ascii="Times New Roman" w:hAnsi="Times New Roman" w:cs="Times New Roman"/>
+                <w:sz w:val="24"/>
+                <w:szCs w:val="24"/>
+                <w:lang w:val="en-US"/>
+              </w:rPr>
+            </w:pPr>
+          </w:p>
+        </w:tc>
+        <w:tc>
+          <w:tcPr>
+            <w:tcW w:w="567" w:type="dxa"/>
+            <w:tcBorders>
+              <w:top w:val="nil"/>
+              <w:left w:val="single" w:sz="12" w:space="0" w:color="auto"/>
+              <w:bottom w:val="nil"/>
+              <w:right w:val="single" w:sz="4" w:space="0" w:color="auto"/>
+            </w:tcBorders>
+          </w:tcPr>
+          <w:p>
+            <w:pPr>
+              <w:rPr>
+                <w:rFonts w:ascii="Times New Roman" w:hAnsi="Times New Roman" w:cs="Times New Roman"/>
+                <w:sz w:val="24"/>
+                <w:szCs w:val="24"/>
+                <w:lang w:val="en-US"/>
+              </w:rPr>
+            </w:pPr>
+          </w:p>
+        </w:tc>
+        <w:tc>
+          <w:tcPr>
+            <w:tcW w:w="567" w:type="dxa"/>
+            <w:tcBorders>
+              <w:top w:val="nil"/>
+              <w:left w:val="single" w:sz="4" w:space="0" w:color="auto"/>
+              <w:bottom w:val="nil"/>
+              <w:right w:val="single" w:sz="4" w:space="0" w:color="auto"/>
+            </w:tcBorders>
+          </w:tcPr>
+          <w:p>
+            <w:pPr>
+              <w:rPr>
+                <w:rFonts w:ascii="Times New Roman" w:hAnsi="Times New Roman" w:cs="Times New Roman"/>
+                <w:sz w:val="24"/>
+                <w:szCs w:val="24"/>
+                <w:lang w:val="en-US"/>
+              </w:rPr>
+            </w:pPr>
+          </w:p>
+        </w:tc>
+        <w:tc>
+          <w:tcPr>
+            <w:tcW w:w="563" w:type="dxa"/>
             <w:tcBorders>
               <w:top w:val="nil"/>
               <w:left w:val="single" w:sz="4" w:space="0" w:color="auto"/>
@@ -4557,34 +5268,42 @@
         <w:tc>
           <w:tcPr>
             <w:tcW w:w="1887" w:type="dxa"/>
-            <w:vMerge/>
-            <w:tcBorders>
+            <w:vMerge w:val="restart"/>
+            <w:tcBorders>
+              <w:top w:val="single" w:sz="12" w:space="0" w:color="auto"/>
               <w:left w:val="single" w:sz="12" w:space="0" w:color="auto"/>
-              <w:bottom w:val="single" w:sz="12" w:space="0" w:color="auto"/>
               <w:right w:val="single" w:sz="4" w:space="0" w:color="auto"/>
             </w:tcBorders>
-            <w:shd w:val="clear" w:color="auto" w:fill="A8D08D" w:themeFill="accent6" w:themeFillTint="99"/>
-          </w:tcPr>
-          <w:p>
-            <w:pPr>
-              <w:rPr>
-                <w:rFonts w:ascii="Times New Roman" w:hAnsi="Times New Roman" w:cs="Times New Roman"/>
-                <w:sz w:val="24"/>
-                <w:szCs w:val="24"/>
-                <w:lang w:val="en-US"/>
-              </w:rPr>
-            </w:pPr>
-          </w:p>
-        </w:tc>
-        <w:tc>
-          <w:tcPr>
-            <w:tcW w:w="2764" w:type="dxa"/>
-            <w:tcBorders>
+            <w:shd w:val="clear" w:color="auto" w:fill="FFD966" w:themeFill="accent4" w:themeFillTint="99"/>
+          </w:tcPr>
+          <w:p>
+            <w:pPr>
+              <w:rPr>
+                <w:rFonts w:ascii="Times New Roman" w:hAnsi="Times New Roman" w:cs="Times New Roman"/>
+                <w:sz w:val="24"/>
+                <w:szCs w:val="24"/>
+                <w:lang w:val="en-US"/>
+              </w:rPr>
+            </w:pPr>
+            <w:r>
+              <w:rPr>
+                <w:rFonts w:ascii="Times New Roman" w:hAnsi="Times New Roman" w:cs="Times New Roman"/>
+                <w:sz w:val="24"/>
+                <w:szCs w:val="24"/>
+              </w:rPr>
+              <w:t>Feature Selection and Engineering</w:t>
+            </w:r>
+          </w:p>
+        </w:tc>
+        <w:tc>
+          <w:tcPr>
+            <w:tcW w:w="3910" w:type="dxa"/>
+            <w:tcBorders>
+              <w:top w:val="single" w:sz="12" w:space="0" w:color="auto"/>
               <w:left w:val="single" w:sz="4" w:space="0" w:color="auto"/>
-              <w:bottom w:val="single" w:sz="12" w:space="0" w:color="auto"/>
               <w:right w:val="single" w:sz="12" w:space="0" w:color="auto"/>
             </w:tcBorders>
-            <w:shd w:val="clear" w:color="auto" w:fill="E2EFD9" w:themeFill="accent6" w:themeFillTint="33"/>
+            <w:shd w:val="clear" w:color="auto" w:fill="FFF2CC" w:themeFill="accent4" w:themeFillTint="33"/>
           </w:tcPr>
           <w:p>
             <w:pPr>
@@ -4600,15 +5319,14 @@
                 <w:rFonts w:ascii="Times New Roman" w:hAnsi="Times New Roman" w:cs="Times New Roman"/>
                 <w:sz w:val="24"/>
                 <w:szCs w:val="24"/>
-                <w:lang w:val="en-US"/>
-              </w:rPr>
-              <w:t>Filter out redundant attributes</w:t>
+              </w:rPr>
+              <w:t>Further analysis using binning and density plots</w:t>
             </w:r>
           </w:p>
         </w:tc>
         <w:tc>
           <w:tcPr>
-            <w:tcW w:w="672" w:type="dxa"/>
+            <w:tcW w:w="567" w:type="dxa"/>
             <w:tcBorders>
               <w:top w:val="nil"/>
               <w:left w:val="single" w:sz="12" w:space="0" w:color="auto"/>
@@ -4629,93 +5347,94 @@
         </w:tc>
         <w:tc>
           <w:tcPr>
-            <w:tcW w:w="608" w:type="dxa"/>
+            <w:tcW w:w="567" w:type="dxa"/>
             <w:tcBorders>
               <w:top w:val="nil"/>
               <w:left w:val="single" w:sz="4" w:space="0" w:color="auto"/>
               <w:bottom w:val="nil"/>
               <w:right w:val="single" w:sz="4" w:space="0" w:color="auto"/>
             </w:tcBorders>
-            <w:shd w:val="clear" w:color="auto" w:fill="5B9BD5" w:themeFill="accent1"/>
-          </w:tcPr>
-          <w:p>
-            <w:pPr>
-              <w:rPr>
-                <w:rFonts w:ascii="Times New Roman" w:hAnsi="Times New Roman" w:cs="Times New Roman"/>
-                <w:sz w:val="24"/>
-                <w:szCs w:val="24"/>
-                <w:lang w:val="en-US"/>
-              </w:rPr>
-            </w:pPr>
-          </w:p>
-        </w:tc>
-        <w:tc>
-          <w:tcPr>
-            <w:tcW w:w="717" w:type="dxa"/>
-            <w:gridSpan w:val="2"/>
+          </w:tcPr>
+          <w:p>
+            <w:pPr>
+              <w:rPr>
+                <w:rFonts w:ascii="Times New Roman" w:hAnsi="Times New Roman" w:cs="Times New Roman"/>
+                <w:sz w:val="24"/>
+                <w:szCs w:val="24"/>
+                <w:lang w:val="en-US"/>
+              </w:rPr>
+            </w:pPr>
+          </w:p>
+        </w:tc>
+        <w:tc>
+          <w:tcPr>
+            <w:tcW w:w="567" w:type="dxa"/>
             <w:tcBorders>
               <w:top w:val="nil"/>
               <w:left w:val="single" w:sz="4" w:space="0" w:color="auto"/>
               <w:bottom w:val="nil"/>
               <w:right w:val="single" w:sz="4" w:space="0" w:color="auto"/>
             </w:tcBorders>
-          </w:tcPr>
-          <w:p>
-            <w:pPr>
-              <w:rPr>
-                <w:rFonts w:ascii="Times New Roman" w:hAnsi="Times New Roman" w:cs="Times New Roman"/>
-                <w:sz w:val="24"/>
-                <w:szCs w:val="24"/>
-                <w:lang w:val="en-US"/>
-              </w:rPr>
-            </w:pPr>
-          </w:p>
-        </w:tc>
-        <w:tc>
-          <w:tcPr>
-            <w:tcW w:w="700" w:type="dxa"/>
+            <w:shd w:val="clear" w:color="auto" w:fill="5B9BD5" w:themeFill="accent1"/>
+          </w:tcPr>
+          <w:p>
+            <w:pPr>
+              <w:rPr>
+                <w:rFonts w:ascii="Times New Roman" w:hAnsi="Times New Roman" w:cs="Times New Roman"/>
+                <w:sz w:val="24"/>
+                <w:szCs w:val="24"/>
+                <w:lang w:val="en-US"/>
+              </w:rPr>
+            </w:pPr>
+          </w:p>
+        </w:tc>
+        <w:tc>
+          <w:tcPr>
+            <w:tcW w:w="567" w:type="dxa"/>
             <w:tcBorders>
               <w:top w:val="nil"/>
               <w:left w:val="single" w:sz="4" w:space="0" w:color="auto"/>
               <w:bottom w:val="nil"/>
               <w:right w:val="single" w:sz="12" w:space="0" w:color="auto"/>
             </w:tcBorders>
-          </w:tcPr>
-          <w:p>
-            <w:pPr>
-              <w:rPr>
-                <w:rFonts w:ascii="Times New Roman" w:hAnsi="Times New Roman" w:cs="Times New Roman"/>
-                <w:sz w:val="24"/>
-                <w:szCs w:val="24"/>
-                <w:lang w:val="en-US"/>
-              </w:rPr>
-            </w:pPr>
-          </w:p>
-        </w:tc>
-        <w:tc>
-          <w:tcPr>
-            <w:tcW w:w="811" w:type="dxa"/>
+            <w:shd w:val="clear" w:color="auto" w:fill="5B9BD5" w:themeFill="accent1"/>
+          </w:tcPr>
+          <w:p>
+            <w:pPr>
+              <w:rPr>
+                <w:rFonts w:ascii="Times New Roman" w:hAnsi="Times New Roman" w:cs="Times New Roman"/>
+                <w:sz w:val="24"/>
+                <w:szCs w:val="24"/>
+                <w:lang w:val="en-US"/>
+              </w:rPr>
+            </w:pPr>
+          </w:p>
+        </w:tc>
+        <w:tc>
+          <w:tcPr>
+            <w:tcW w:w="567" w:type="dxa"/>
             <w:tcBorders>
               <w:top w:val="nil"/>
               <w:left w:val="single" w:sz="12" w:space="0" w:color="auto"/>
               <w:bottom w:val="nil"/>
               <w:right w:val="single" w:sz="4" w:space="0" w:color="auto"/>
             </w:tcBorders>
-          </w:tcPr>
-          <w:p>
-            <w:pPr>
-              <w:rPr>
-                <w:rFonts w:ascii="Times New Roman" w:hAnsi="Times New Roman" w:cs="Times New Roman"/>
-                <w:sz w:val="24"/>
-                <w:szCs w:val="24"/>
-                <w:lang w:val="en-US"/>
-              </w:rPr>
-            </w:pPr>
-          </w:p>
-        </w:tc>
-        <w:tc>
-          <w:tcPr>
-            <w:tcW w:w="890" w:type="dxa"/>
+            <w:shd w:val="clear" w:color="auto" w:fill="FFFFFF" w:themeFill="background1"/>
+          </w:tcPr>
+          <w:p>
+            <w:pPr>
+              <w:rPr>
+                <w:rFonts w:ascii="Times New Roman" w:hAnsi="Times New Roman" w:cs="Times New Roman"/>
+                <w:sz w:val="24"/>
+                <w:szCs w:val="24"/>
+                <w:lang w:val="en-US"/>
+              </w:rPr>
+            </w:pPr>
+          </w:p>
+        </w:tc>
+        <w:tc>
+          <w:tcPr>
+            <w:tcW w:w="567" w:type="dxa"/>
             <w:tcBorders>
               <w:top w:val="nil"/>
               <w:left w:val="single" w:sz="4" w:space="0" w:color="auto"/>
@@ -4736,7 +5455,7 @@
         </w:tc>
         <w:tc>
           <w:tcPr>
-            <w:tcW w:w="713" w:type="dxa"/>
+            <w:tcW w:w="563" w:type="dxa"/>
             <w:tcBorders>
               <w:top w:val="nil"/>
               <w:left w:val="single" w:sz="4" w:space="0" w:color="auto"/>
@@ -4784,42 +5503,32 @@
         <w:tc>
           <w:tcPr>
             <w:tcW w:w="1887" w:type="dxa"/>
-            <w:vMerge w:val="restart"/>
-            <w:tcBorders>
-              <w:top w:val="single" w:sz="12" w:space="0" w:color="auto"/>
+            <w:vMerge/>
+            <w:tcBorders>
               <w:left w:val="single" w:sz="12" w:space="0" w:color="auto"/>
               <w:right w:val="single" w:sz="4" w:space="0" w:color="auto"/>
             </w:tcBorders>
-            <w:shd w:val="clear" w:color="auto" w:fill="8EAADB" w:themeFill="accent5" w:themeFillTint="99"/>
-          </w:tcPr>
-          <w:p>
-            <w:pPr>
-              <w:rPr>
-                <w:rFonts w:ascii="Times New Roman" w:hAnsi="Times New Roman" w:cs="Times New Roman"/>
-                <w:sz w:val="24"/>
-                <w:szCs w:val="24"/>
-                <w:lang w:val="en-US"/>
-              </w:rPr>
-            </w:pPr>
-            <w:r>
-              <w:rPr>
-                <w:rFonts w:ascii="Times New Roman" w:hAnsi="Times New Roman" w:cs="Times New Roman"/>
-                <w:sz w:val="24"/>
-                <w:szCs w:val="24"/>
-              </w:rPr>
-              <w:t>Cleaning</w:t>
-            </w:r>
-          </w:p>
-        </w:tc>
-        <w:tc>
-          <w:tcPr>
-            <w:tcW w:w="2764" w:type="dxa"/>
-            <w:tcBorders>
-              <w:top w:val="single" w:sz="12" w:space="0" w:color="auto"/>
+            <w:shd w:val="clear" w:color="auto" w:fill="FFD966" w:themeFill="accent4" w:themeFillTint="99"/>
+          </w:tcPr>
+          <w:p>
+            <w:pPr>
+              <w:rPr>
+                <w:rFonts w:ascii="Times New Roman" w:hAnsi="Times New Roman" w:cs="Times New Roman"/>
+                <w:sz w:val="24"/>
+                <w:szCs w:val="24"/>
+                <w:lang w:val="en-US"/>
+              </w:rPr>
+            </w:pPr>
+          </w:p>
+        </w:tc>
+        <w:tc>
+          <w:tcPr>
+            <w:tcW w:w="3910" w:type="dxa"/>
+            <w:tcBorders>
               <w:left w:val="single" w:sz="4" w:space="0" w:color="auto"/>
               <w:right w:val="single" w:sz="12" w:space="0" w:color="auto"/>
             </w:tcBorders>
-            <w:shd w:val="clear" w:color="auto" w:fill="D9E2F3" w:themeFill="accent5" w:themeFillTint="33"/>
+            <w:shd w:val="clear" w:color="auto" w:fill="FFF2CC" w:themeFill="accent4" w:themeFillTint="33"/>
           </w:tcPr>
           <w:p>
             <w:pPr>
@@ -4835,15 +5544,14 @@
                 <w:rFonts w:ascii="Times New Roman" w:hAnsi="Times New Roman" w:cs="Times New Roman"/>
                 <w:sz w:val="24"/>
                 <w:szCs w:val="24"/>
-                <w:lang w:val="en-US"/>
-              </w:rPr>
-              <w:t>Normalize data</w:t>
+              </w:rPr>
+              <w:t>Create new meaningful attributes</w:t>
             </w:r>
           </w:p>
         </w:tc>
         <w:tc>
           <w:tcPr>
-            <w:tcW w:w="672" w:type="dxa"/>
+            <w:tcW w:w="567" w:type="dxa"/>
             <w:tcBorders>
               <w:top w:val="nil"/>
               <w:left w:val="single" w:sz="12" w:space="0" w:color="auto"/>
@@ -4864,115 +5572,115 @@
         </w:tc>
         <w:tc>
           <w:tcPr>
-            <w:tcW w:w="608" w:type="dxa"/>
+            <w:tcW w:w="567" w:type="dxa"/>
             <w:tcBorders>
               <w:top w:val="nil"/>
               <w:left w:val="single" w:sz="4" w:space="0" w:color="auto"/>
               <w:bottom w:val="nil"/>
               <w:right w:val="single" w:sz="4" w:space="0" w:color="auto"/>
             </w:tcBorders>
-            <w:shd w:val="clear" w:color="auto" w:fill="5B9BD5" w:themeFill="accent1"/>
-          </w:tcPr>
-          <w:p>
-            <w:pPr>
-              <w:rPr>
-                <w:rFonts w:ascii="Times New Roman" w:hAnsi="Times New Roman" w:cs="Times New Roman"/>
-                <w:sz w:val="24"/>
-                <w:szCs w:val="24"/>
-                <w:lang w:val="en-US"/>
-              </w:rPr>
-            </w:pPr>
-          </w:p>
-        </w:tc>
-        <w:tc>
-          <w:tcPr>
-            <w:tcW w:w="717" w:type="dxa"/>
-            <w:gridSpan w:val="2"/>
+          </w:tcPr>
+          <w:p>
+            <w:pPr>
+              <w:rPr>
+                <w:rFonts w:ascii="Times New Roman" w:hAnsi="Times New Roman" w:cs="Times New Roman"/>
+                <w:sz w:val="24"/>
+                <w:szCs w:val="24"/>
+                <w:lang w:val="en-US"/>
+              </w:rPr>
+            </w:pPr>
+          </w:p>
+        </w:tc>
+        <w:tc>
+          <w:tcPr>
+            <w:tcW w:w="567" w:type="dxa"/>
             <w:tcBorders>
               <w:top w:val="nil"/>
               <w:left w:val="single" w:sz="4" w:space="0" w:color="auto"/>
               <w:bottom w:val="nil"/>
               <w:right w:val="single" w:sz="4" w:space="0" w:color="auto"/>
             </w:tcBorders>
-            <w:shd w:val="clear" w:color="auto" w:fill="FFFFFF" w:themeFill="background1"/>
-          </w:tcPr>
-          <w:p>
-            <w:pPr>
-              <w:rPr>
-                <w:rFonts w:ascii="Times New Roman" w:hAnsi="Times New Roman" w:cs="Times New Roman"/>
-                <w:sz w:val="24"/>
-                <w:szCs w:val="24"/>
-                <w:lang w:val="en-US"/>
-              </w:rPr>
-            </w:pPr>
-          </w:p>
-        </w:tc>
-        <w:tc>
-          <w:tcPr>
-            <w:tcW w:w="700" w:type="dxa"/>
+          </w:tcPr>
+          <w:p>
+            <w:pPr>
+              <w:rPr>
+                <w:rFonts w:ascii="Times New Roman" w:hAnsi="Times New Roman" w:cs="Times New Roman"/>
+                <w:sz w:val="24"/>
+                <w:szCs w:val="24"/>
+                <w:lang w:val="en-US"/>
+              </w:rPr>
+            </w:pPr>
+          </w:p>
+        </w:tc>
+        <w:tc>
+          <w:tcPr>
+            <w:tcW w:w="567" w:type="dxa"/>
             <w:tcBorders>
               <w:top w:val="nil"/>
               <w:left w:val="single" w:sz="4" w:space="0" w:color="auto"/>
               <w:bottom w:val="nil"/>
               <w:right w:val="single" w:sz="12" w:space="0" w:color="auto"/>
             </w:tcBorders>
-          </w:tcPr>
-          <w:p>
-            <w:pPr>
-              <w:rPr>
-                <w:rFonts w:ascii="Times New Roman" w:hAnsi="Times New Roman" w:cs="Times New Roman"/>
-                <w:sz w:val="24"/>
-                <w:szCs w:val="24"/>
-                <w:lang w:val="en-US"/>
-              </w:rPr>
-            </w:pPr>
-          </w:p>
-        </w:tc>
-        <w:tc>
-          <w:tcPr>
-            <w:tcW w:w="811" w:type="dxa"/>
+            <w:shd w:val="clear" w:color="auto" w:fill="5B9BD5" w:themeFill="accent1"/>
+          </w:tcPr>
+          <w:p>
+            <w:pPr>
+              <w:rPr>
+                <w:rFonts w:ascii="Times New Roman" w:hAnsi="Times New Roman" w:cs="Times New Roman"/>
+                <w:sz w:val="24"/>
+                <w:szCs w:val="24"/>
+                <w:lang w:val="en-US"/>
+              </w:rPr>
+            </w:pPr>
+          </w:p>
+        </w:tc>
+        <w:tc>
+          <w:tcPr>
+            <w:tcW w:w="567" w:type="dxa"/>
             <w:tcBorders>
               <w:top w:val="nil"/>
               <w:left w:val="single" w:sz="12" w:space="0" w:color="auto"/>
               <w:bottom w:val="nil"/>
               <w:right w:val="single" w:sz="4" w:space="0" w:color="auto"/>
             </w:tcBorders>
-          </w:tcPr>
-          <w:p>
-            <w:pPr>
-              <w:rPr>
-                <w:rFonts w:ascii="Times New Roman" w:hAnsi="Times New Roman" w:cs="Times New Roman"/>
-                <w:sz w:val="24"/>
-                <w:szCs w:val="24"/>
-                <w:lang w:val="en-US"/>
-              </w:rPr>
-            </w:pPr>
-          </w:p>
-        </w:tc>
-        <w:tc>
-          <w:tcPr>
-            <w:tcW w:w="890" w:type="dxa"/>
+            <w:shd w:val="clear" w:color="auto" w:fill="5B9BD5" w:themeFill="accent1"/>
+          </w:tcPr>
+          <w:p>
+            <w:pPr>
+              <w:rPr>
+                <w:rFonts w:ascii="Times New Roman" w:hAnsi="Times New Roman" w:cs="Times New Roman"/>
+                <w:sz w:val="24"/>
+                <w:szCs w:val="24"/>
+                <w:lang w:val="en-US"/>
+              </w:rPr>
+            </w:pPr>
+          </w:p>
+        </w:tc>
+        <w:tc>
+          <w:tcPr>
+            <w:tcW w:w="567" w:type="dxa"/>
             <w:tcBorders>
               <w:top w:val="nil"/>
               <w:left w:val="single" w:sz="4" w:space="0" w:color="auto"/>
               <w:bottom w:val="nil"/>
               <w:right w:val="single" w:sz="4" w:space="0" w:color="auto"/>
             </w:tcBorders>
-          </w:tcPr>
-          <w:p>
-            <w:pPr>
-              <w:rPr>
-                <w:rFonts w:ascii="Times New Roman" w:hAnsi="Times New Roman" w:cs="Times New Roman"/>
-                <w:sz w:val="24"/>
-                <w:szCs w:val="24"/>
-                <w:lang w:val="en-US"/>
-              </w:rPr>
-            </w:pPr>
-          </w:p>
-        </w:tc>
-        <w:tc>
-          <w:tcPr>
-            <w:tcW w:w="713" w:type="dxa"/>
+            <w:shd w:val="clear" w:color="auto" w:fill="FFFFFF" w:themeFill="background1"/>
+          </w:tcPr>
+          <w:p>
+            <w:pPr>
+              <w:rPr>
+                <w:rFonts w:ascii="Times New Roman" w:hAnsi="Times New Roman" w:cs="Times New Roman"/>
+                <w:sz w:val="24"/>
+                <w:szCs w:val="24"/>
+                <w:lang w:val="en-US"/>
+              </w:rPr>
+            </w:pPr>
+          </w:p>
+        </w:tc>
+        <w:tc>
+          <w:tcPr>
+            <w:tcW w:w="563" w:type="dxa"/>
             <w:tcBorders>
               <w:top w:val="nil"/>
               <w:left w:val="single" w:sz="4" w:space="0" w:color="auto"/>
@@ -5026,28 +5734,28 @@
               <w:bottom w:val="single" w:sz="12" w:space="0" w:color="auto"/>
               <w:right w:val="single" w:sz="4" w:space="0" w:color="auto"/>
             </w:tcBorders>
-            <w:shd w:val="clear" w:color="auto" w:fill="8EAADB" w:themeFill="accent5" w:themeFillTint="99"/>
-          </w:tcPr>
-          <w:p>
-            <w:pPr>
-              <w:rPr>
-                <w:rFonts w:ascii="Times New Roman" w:hAnsi="Times New Roman" w:cs="Times New Roman"/>
-                <w:sz w:val="24"/>
-                <w:szCs w:val="24"/>
-                <w:lang w:val="en-US"/>
-              </w:rPr>
-            </w:pPr>
-          </w:p>
-        </w:tc>
-        <w:tc>
-          <w:tcPr>
-            <w:tcW w:w="2764" w:type="dxa"/>
+            <w:shd w:val="clear" w:color="auto" w:fill="FFD966" w:themeFill="accent4" w:themeFillTint="99"/>
+          </w:tcPr>
+          <w:p>
+            <w:pPr>
+              <w:rPr>
+                <w:rFonts w:ascii="Times New Roman" w:hAnsi="Times New Roman" w:cs="Times New Roman"/>
+                <w:sz w:val="24"/>
+                <w:szCs w:val="24"/>
+                <w:lang w:val="en-US"/>
+              </w:rPr>
+            </w:pPr>
+          </w:p>
+        </w:tc>
+        <w:tc>
+          <w:tcPr>
+            <w:tcW w:w="3910" w:type="dxa"/>
             <w:tcBorders>
               <w:left w:val="single" w:sz="4" w:space="0" w:color="auto"/>
               <w:bottom w:val="single" w:sz="12" w:space="0" w:color="auto"/>
               <w:right w:val="single" w:sz="12" w:space="0" w:color="auto"/>
             </w:tcBorders>
-            <w:shd w:val="clear" w:color="auto" w:fill="D9E2F3" w:themeFill="accent5" w:themeFillTint="33"/>
+            <w:shd w:val="clear" w:color="auto" w:fill="FFF2CC" w:themeFill="accent4" w:themeFillTint="33"/>
           </w:tcPr>
           <w:p>
             <w:pPr>
@@ -5064,13 +5772,13 @@
                 <w:sz w:val="24"/>
                 <w:szCs w:val="24"/>
               </w:rPr>
-              <w:t>Impute null values</w:t>
+              <w:t>Fit a classification model</w:t>
             </w:r>
           </w:p>
         </w:tc>
         <w:tc>
           <w:tcPr>
-            <w:tcW w:w="672" w:type="dxa"/>
+            <w:tcW w:w="567" w:type="dxa"/>
             <w:tcBorders>
               <w:top w:val="nil"/>
               <w:left w:val="single" w:sz="12" w:space="0" w:color="auto"/>
@@ -5091,52 +5799,49 @@
         </w:tc>
         <w:tc>
           <w:tcPr>
-            <w:tcW w:w="608" w:type="dxa"/>
+            <w:tcW w:w="567" w:type="dxa"/>
             <w:tcBorders>
               <w:top w:val="nil"/>
               <w:left w:val="single" w:sz="4" w:space="0" w:color="auto"/>
               <w:bottom w:val="nil"/>
               <w:right w:val="single" w:sz="4" w:space="0" w:color="auto"/>
             </w:tcBorders>
-            <w:shd w:val="clear" w:color="auto" w:fill="5B9BD5" w:themeFill="accent1"/>
-          </w:tcPr>
-          <w:p>
-            <w:pPr>
-              <w:rPr>
-                <w:rFonts w:ascii="Times New Roman" w:hAnsi="Times New Roman" w:cs="Times New Roman"/>
-                <w:sz w:val="24"/>
-                <w:szCs w:val="24"/>
-                <w:lang w:val="en-US"/>
-              </w:rPr>
-            </w:pPr>
-          </w:p>
-        </w:tc>
-        <w:tc>
-          <w:tcPr>
-            <w:tcW w:w="717" w:type="dxa"/>
-            <w:gridSpan w:val="2"/>
+          </w:tcPr>
+          <w:p>
+            <w:pPr>
+              <w:rPr>
+                <w:rFonts w:ascii="Times New Roman" w:hAnsi="Times New Roman" w:cs="Times New Roman"/>
+                <w:sz w:val="24"/>
+                <w:szCs w:val="24"/>
+                <w:lang w:val="en-US"/>
+              </w:rPr>
+            </w:pPr>
+          </w:p>
+        </w:tc>
+        <w:tc>
+          <w:tcPr>
+            <w:tcW w:w="567" w:type="dxa"/>
             <w:tcBorders>
               <w:top w:val="nil"/>
               <w:left w:val="single" w:sz="4" w:space="0" w:color="auto"/>
               <w:bottom w:val="nil"/>
               <w:right w:val="single" w:sz="4" w:space="0" w:color="auto"/>
             </w:tcBorders>
-            <w:shd w:val="clear" w:color="auto" w:fill="FFFFFF" w:themeFill="background1"/>
-          </w:tcPr>
-          <w:p>
-            <w:pPr>
-              <w:rPr>
-                <w:rFonts w:ascii="Times New Roman" w:hAnsi="Times New Roman" w:cs="Times New Roman"/>
-                <w:sz w:val="24"/>
-                <w:szCs w:val="24"/>
-                <w:lang w:val="en-US"/>
-              </w:rPr>
-            </w:pPr>
-          </w:p>
-        </w:tc>
-        <w:tc>
-          <w:tcPr>
-            <w:tcW w:w="700" w:type="dxa"/>
+          </w:tcPr>
+          <w:p>
+            <w:pPr>
+              <w:rPr>
+                <w:rFonts w:ascii="Times New Roman" w:hAnsi="Times New Roman" w:cs="Times New Roman"/>
+                <w:sz w:val="24"/>
+                <w:szCs w:val="24"/>
+                <w:lang w:val="en-US"/>
+              </w:rPr>
+            </w:pPr>
+          </w:p>
+        </w:tc>
+        <w:tc>
+          <w:tcPr>
+            <w:tcW w:w="567" w:type="dxa"/>
             <w:tcBorders>
               <w:top w:val="nil"/>
               <w:left w:val="single" w:sz="4" w:space="0" w:color="auto"/>
@@ -5157,49 +5862,285 @@
         </w:tc>
         <w:tc>
           <w:tcPr>
-            <w:tcW w:w="811" w:type="dxa"/>
+            <w:tcW w:w="567" w:type="dxa"/>
             <w:tcBorders>
               <w:top w:val="nil"/>
               <w:left w:val="single" w:sz="12" w:space="0" w:color="auto"/>
               <w:bottom w:val="nil"/>
               <w:right w:val="single" w:sz="4" w:space="0" w:color="auto"/>
             </w:tcBorders>
-          </w:tcPr>
-          <w:p>
-            <w:pPr>
-              <w:rPr>
-                <w:rFonts w:ascii="Times New Roman" w:hAnsi="Times New Roman" w:cs="Times New Roman"/>
-                <w:sz w:val="24"/>
-                <w:szCs w:val="24"/>
-                <w:lang w:val="en-US"/>
-              </w:rPr>
-            </w:pPr>
-          </w:p>
-        </w:tc>
-        <w:tc>
-          <w:tcPr>
-            <w:tcW w:w="890" w:type="dxa"/>
+            <w:shd w:val="clear" w:color="auto" w:fill="5B9BD5" w:themeFill="accent1"/>
+          </w:tcPr>
+          <w:p>
+            <w:pPr>
+              <w:rPr>
+                <w:rFonts w:ascii="Times New Roman" w:hAnsi="Times New Roman" w:cs="Times New Roman"/>
+                <w:sz w:val="24"/>
+                <w:szCs w:val="24"/>
+                <w:lang w:val="en-US"/>
+              </w:rPr>
+            </w:pPr>
+          </w:p>
+        </w:tc>
+        <w:tc>
+          <w:tcPr>
+            <w:tcW w:w="567" w:type="dxa"/>
             <w:tcBorders>
               <w:top w:val="nil"/>
               <w:left w:val="single" w:sz="4" w:space="0" w:color="auto"/>
               <w:bottom w:val="nil"/>
               <w:right w:val="single" w:sz="4" w:space="0" w:color="auto"/>
             </w:tcBorders>
-          </w:tcPr>
-          <w:p>
-            <w:pPr>
-              <w:rPr>
-                <w:rFonts w:ascii="Times New Roman" w:hAnsi="Times New Roman" w:cs="Times New Roman"/>
-                <w:sz w:val="24"/>
-                <w:szCs w:val="24"/>
-                <w:lang w:val="en-US"/>
-              </w:rPr>
-            </w:pPr>
-          </w:p>
-        </w:tc>
-        <w:tc>
-          <w:tcPr>
-            <w:tcW w:w="713" w:type="dxa"/>
+            <w:shd w:val="clear" w:color="auto" w:fill="FFFFFF" w:themeFill="background1"/>
+          </w:tcPr>
+          <w:p>
+            <w:pPr>
+              <w:rPr>
+                <w:rFonts w:ascii="Times New Roman" w:hAnsi="Times New Roman" w:cs="Times New Roman"/>
+                <w:sz w:val="24"/>
+                <w:szCs w:val="24"/>
+                <w:lang w:val="en-US"/>
+              </w:rPr>
+            </w:pPr>
+          </w:p>
+        </w:tc>
+        <w:tc>
+          <w:tcPr>
+            <w:tcW w:w="563" w:type="dxa"/>
+            <w:tcBorders>
+              <w:top w:val="nil"/>
+              <w:left w:val="single" w:sz="4" w:space="0" w:color="auto"/>
+              <w:bottom w:val="nil"/>
+              <w:right w:val="single" w:sz="4" w:space="0" w:color="auto"/>
+            </w:tcBorders>
+          </w:tcPr>
+          <w:p>
+            <w:pPr>
+              <w:rPr>
+                <w:rFonts w:ascii="Times New Roman" w:hAnsi="Times New Roman" w:cs="Times New Roman"/>
+                <w:sz w:val="24"/>
+                <w:szCs w:val="24"/>
+                <w:lang w:val="en-US"/>
+              </w:rPr>
+            </w:pPr>
+          </w:p>
+        </w:tc>
+        <w:tc>
+          <w:tcPr>
+            <w:tcW w:w="571" w:type="dxa"/>
+            <w:tcBorders>
+              <w:top w:val="nil"/>
+              <w:left w:val="single" w:sz="4" w:space="0" w:color="auto"/>
+              <w:bottom w:val="nil"/>
+              <w:right w:val="single" w:sz="12" w:space="0" w:color="auto"/>
+            </w:tcBorders>
+          </w:tcPr>
+          <w:p>
+            <w:pPr>
+              <w:rPr>
+                <w:rFonts w:ascii="Times New Roman" w:hAnsi="Times New Roman" w:cs="Times New Roman"/>
+                <w:sz w:val="24"/>
+                <w:szCs w:val="24"/>
+                <w:lang w:val="en-US"/>
+              </w:rPr>
+            </w:pPr>
+          </w:p>
+        </w:tc>
+      </w:tr>
+      <w:tr>
+        <w:trPr>
+          <w:trHeight w:val="353"/>
+        </w:trPr>
+        <w:tc>
+          <w:tcPr>
+            <w:tcW w:w="1887" w:type="dxa"/>
+            <w:vMerge w:val="restart"/>
+            <w:tcBorders>
+              <w:top w:val="single" w:sz="12" w:space="0" w:color="auto"/>
+              <w:left w:val="single" w:sz="12" w:space="0" w:color="auto"/>
+              <w:right w:val="single" w:sz="4" w:space="0" w:color="auto"/>
+            </w:tcBorders>
+            <w:shd w:val="clear" w:color="auto" w:fill="F4B083" w:themeFill="accent2" w:themeFillTint="99"/>
+          </w:tcPr>
+          <w:p>
+            <w:pPr>
+              <w:rPr>
+                <w:rFonts w:ascii="Times New Roman" w:hAnsi="Times New Roman" w:cs="Times New Roman"/>
+                <w:sz w:val="24"/>
+                <w:szCs w:val="24"/>
+                <w:lang w:val="en-US"/>
+              </w:rPr>
+            </w:pPr>
+            <w:r>
+              <w:rPr>
+                <w:rFonts w:ascii="Times New Roman" w:hAnsi="Times New Roman" w:cs="Times New Roman"/>
+                <w:sz w:val="24"/>
+                <w:szCs w:val="24"/>
+              </w:rPr>
+              <w:t>Aggregate Past Data</w:t>
+            </w:r>
+          </w:p>
+        </w:tc>
+        <w:tc>
+          <w:tcPr>
+            <w:tcW w:w="3910" w:type="dxa"/>
+            <w:tcBorders>
+              <w:top w:val="single" w:sz="12" w:space="0" w:color="auto"/>
+              <w:left w:val="single" w:sz="4" w:space="0" w:color="auto"/>
+              <w:right w:val="single" w:sz="12" w:space="0" w:color="auto"/>
+            </w:tcBorders>
+            <w:shd w:val="clear" w:color="auto" w:fill="FBE4D5" w:themeFill="accent2" w:themeFillTint="33"/>
+          </w:tcPr>
+          <w:p>
+            <w:pPr>
+              <w:rPr>
+                <w:rFonts w:ascii="Times New Roman" w:hAnsi="Times New Roman" w:cs="Times New Roman"/>
+                <w:sz w:val="24"/>
+                <w:szCs w:val="24"/>
+                <w:lang w:val="en-US"/>
+              </w:rPr>
+            </w:pPr>
+            <w:r>
+              <w:rPr>
+                <w:rFonts w:ascii="Times New Roman" w:hAnsi="Times New Roman" w:cs="Times New Roman"/>
+                <w:sz w:val="24"/>
+                <w:szCs w:val="24"/>
+              </w:rPr>
+              <w:t>Grouping and aggregation</w:t>
+            </w:r>
+          </w:p>
+        </w:tc>
+        <w:tc>
+          <w:tcPr>
+            <w:tcW w:w="567" w:type="dxa"/>
+            <w:tcBorders>
+              <w:top w:val="nil"/>
+              <w:left w:val="single" w:sz="12" w:space="0" w:color="auto"/>
+              <w:bottom w:val="nil"/>
+              <w:right w:val="single" w:sz="4" w:space="0" w:color="auto"/>
+            </w:tcBorders>
+          </w:tcPr>
+          <w:p>
+            <w:pPr>
+              <w:rPr>
+                <w:rFonts w:ascii="Times New Roman" w:hAnsi="Times New Roman" w:cs="Times New Roman"/>
+                <w:sz w:val="24"/>
+                <w:szCs w:val="24"/>
+                <w:lang w:val="en-US"/>
+              </w:rPr>
+            </w:pPr>
+          </w:p>
+        </w:tc>
+        <w:tc>
+          <w:tcPr>
+            <w:tcW w:w="567" w:type="dxa"/>
+            <w:tcBorders>
+              <w:top w:val="nil"/>
+              <w:left w:val="single" w:sz="4" w:space="0" w:color="auto"/>
+              <w:bottom w:val="nil"/>
+              <w:right w:val="single" w:sz="4" w:space="0" w:color="auto"/>
+            </w:tcBorders>
+          </w:tcPr>
+          <w:p>
+            <w:pPr>
+              <w:rPr>
+                <w:rFonts w:ascii="Times New Roman" w:hAnsi="Times New Roman" w:cs="Times New Roman"/>
+                <w:sz w:val="24"/>
+                <w:szCs w:val="24"/>
+                <w:lang w:val="en-US"/>
+              </w:rPr>
+            </w:pPr>
+          </w:p>
+        </w:tc>
+        <w:tc>
+          <w:tcPr>
+            <w:tcW w:w="567" w:type="dxa"/>
+            <w:tcBorders>
+              <w:top w:val="nil"/>
+              <w:left w:val="single" w:sz="4" w:space="0" w:color="auto"/>
+              <w:bottom w:val="nil"/>
+              <w:right w:val="single" w:sz="4" w:space="0" w:color="auto"/>
+            </w:tcBorders>
+            <w:shd w:val="clear" w:color="auto" w:fill="5B9BD5" w:themeFill="accent1"/>
+          </w:tcPr>
+          <w:p>
+            <w:pPr>
+              <w:rPr>
+                <w:rFonts w:ascii="Times New Roman" w:hAnsi="Times New Roman" w:cs="Times New Roman"/>
+                <w:sz w:val="24"/>
+                <w:szCs w:val="24"/>
+                <w:lang w:val="en-US"/>
+              </w:rPr>
+            </w:pPr>
+          </w:p>
+        </w:tc>
+        <w:tc>
+          <w:tcPr>
+            <w:tcW w:w="567" w:type="dxa"/>
+            <w:tcBorders>
+              <w:top w:val="nil"/>
+              <w:left w:val="single" w:sz="4" w:space="0" w:color="auto"/>
+              <w:bottom w:val="nil"/>
+              <w:right w:val="single" w:sz="12" w:space="0" w:color="auto"/>
+            </w:tcBorders>
+            <w:shd w:val="clear" w:color="auto" w:fill="5B9BD5" w:themeFill="accent1"/>
+          </w:tcPr>
+          <w:p>
+            <w:pPr>
+              <w:rPr>
+                <w:rFonts w:ascii="Times New Roman" w:hAnsi="Times New Roman" w:cs="Times New Roman"/>
+                <w:sz w:val="24"/>
+                <w:szCs w:val="24"/>
+                <w:lang w:val="en-US"/>
+              </w:rPr>
+            </w:pPr>
+          </w:p>
+        </w:tc>
+        <w:tc>
+          <w:tcPr>
+            <w:tcW w:w="567" w:type="dxa"/>
+            <w:tcBorders>
+              <w:top w:val="nil"/>
+              <w:left w:val="single" w:sz="12" w:space="0" w:color="auto"/>
+              <w:bottom w:val="nil"/>
+              <w:right w:val="single" w:sz="4" w:space="0" w:color="auto"/>
+            </w:tcBorders>
+          </w:tcPr>
+          <w:p>
+            <w:pPr>
+              <w:rPr>
+                <w:rFonts w:ascii="Times New Roman" w:hAnsi="Times New Roman" w:cs="Times New Roman"/>
+                <w:sz w:val="24"/>
+                <w:szCs w:val="24"/>
+                <w:lang w:val="en-US"/>
+              </w:rPr>
+            </w:pPr>
+          </w:p>
+        </w:tc>
+        <w:tc>
+          <w:tcPr>
+            <w:tcW w:w="567" w:type="dxa"/>
+            <w:tcBorders>
+              <w:top w:val="nil"/>
+              <w:left w:val="single" w:sz="4" w:space="0" w:color="auto"/>
+              <w:bottom w:val="nil"/>
+              <w:right w:val="single" w:sz="4" w:space="0" w:color="auto"/>
+            </w:tcBorders>
+          </w:tcPr>
+          <w:p>
+            <w:pPr>
+              <w:rPr>
+                <w:rFonts w:ascii="Times New Roman" w:hAnsi="Times New Roman" w:cs="Times New Roman"/>
+                <w:sz w:val="24"/>
+                <w:szCs w:val="24"/>
+                <w:lang w:val="en-US"/>
+              </w:rPr>
+            </w:pPr>
+          </w:p>
+        </w:tc>
+        <w:tc>
+          <w:tcPr>
+            <w:tcW w:w="563" w:type="dxa"/>
             <w:tcBorders>
               <w:top w:val="nil"/>
               <w:left w:val="single" w:sz="4" w:space="0" w:color="auto"/>
@@ -5247,13 +6188,34 @@
         <w:tc>
           <w:tcPr>
             <w:tcW w:w="1887" w:type="dxa"/>
-            <w:vMerge w:val="restart"/>
-            <w:tcBorders>
-              <w:top w:val="single" w:sz="12" w:space="0" w:color="auto"/>
+            <w:vMerge/>
+            <w:tcBorders>
               <w:left w:val="single" w:sz="12" w:space="0" w:color="auto"/>
+              <w:bottom w:val="single" w:sz="12" w:space="0" w:color="auto"/>
               <w:right w:val="single" w:sz="4" w:space="0" w:color="auto"/>
             </w:tcBorders>
-            <w:shd w:val="clear" w:color="auto" w:fill="FFD966" w:themeFill="accent4" w:themeFillTint="99"/>
+            <w:shd w:val="clear" w:color="auto" w:fill="F4B083" w:themeFill="accent2" w:themeFillTint="99"/>
+          </w:tcPr>
+          <w:p>
+            <w:pPr>
+              <w:rPr>
+                <w:rFonts w:ascii="Times New Roman" w:hAnsi="Times New Roman" w:cs="Times New Roman"/>
+                <w:sz w:val="24"/>
+                <w:szCs w:val="24"/>
+                <w:lang w:val="en-US"/>
+              </w:rPr>
+            </w:pPr>
+          </w:p>
+        </w:tc>
+        <w:tc>
+          <w:tcPr>
+            <w:tcW w:w="3910" w:type="dxa"/>
+            <w:tcBorders>
+              <w:left w:val="single" w:sz="4" w:space="0" w:color="auto"/>
+              <w:bottom w:val="single" w:sz="12" w:space="0" w:color="auto"/>
+              <w:right w:val="single" w:sz="12" w:space="0" w:color="auto"/>
+            </w:tcBorders>
+            <w:shd w:val="clear" w:color="auto" w:fill="FBE4D5" w:themeFill="accent2" w:themeFillTint="33"/>
           </w:tcPr>
           <w:p>
             <w:pPr>
@@ -5269,43 +6231,23 @@
                 <w:rFonts w:ascii="Times New Roman" w:hAnsi="Times New Roman" w:cs="Times New Roman"/>
                 <w:sz w:val="24"/>
                 <w:szCs w:val="24"/>
-              </w:rPr>
-              <w:t>Feature Selection and Engineering</w:t>
+                <w:lang w:val="en-US"/>
+              </w:rPr>
+              <w:t>Analyze</w:t>
             </w:r>
-          </w:p>
-        </w:tc>
-        <w:tc>
-          <w:tcPr>
-            <w:tcW w:w="2764" w:type="dxa"/>
-            <w:tcBorders>
-              <w:top w:val="single" w:sz="12" w:space="0" w:color="auto"/>
-              <w:left w:val="single" w:sz="4" w:space="0" w:color="auto"/>
-              <w:right w:val="single" w:sz="12" w:space="0" w:color="auto"/>
-            </w:tcBorders>
-            <w:shd w:val="clear" w:color="auto" w:fill="FFF2CC" w:themeFill="accent4" w:themeFillTint="33"/>
-          </w:tcPr>
-          <w:p>
-            <w:pPr>
-              <w:rPr>
-                <w:rFonts w:ascii="Times New Roman" w:hAnsi="Times New Roman" w:cs="Times New Roman"/>
-                <w:sz w:val="24"/>
-                <w:szCs w:val="24"/>
-                <w:lang w:val="en-US"/>
-              </w:rPr>
-            </w:pPr>
             <w:r>
               <w:rPr>
                 <w:rFonts w:ascii="Times New Roman" w:hAnsi="Times New Roman" w:cs="Times New Roman"/>
                 <w:sz w:val="24"/>
                 <w:szCs w:val="24"/>
               </w:rPr>
-              <w:t>Further analysis using binning and density plots</w:t>
+              <w:t xml:space="preserve"> grouped data</w:t>
             </w:r>
           </w:p>
         </w:tc>
         <w:tc>
           <w:tcPr>
-            <w:tcW w:w="672" w:type="dxa"/>
+            <w:tcW w:w="567" w:type="dxa"/>
             <w:tcBorders>
               <w:top w:val="nil"/>
               <w:left w:val="single" w:sz="12" w:space="0" w:color="auto"/>
@@ -5326,7 +6268,7 @@
         </w:tc>
         <w:tc>
           <w:tcPr>
-            <w:tcW w:w="608" w:type="dxa"/>
+            <w:tcW w:w="567" w:type="dxa"/>
             <w:tcBorders>
               <w:top w:val="nil"/>
               <w:left w:val="single" w:sz="4" w:space="0" w:color="auto"/>
@@ -5347,261 +6289,78 @@
         </w:tc>
         <w:tc>
           <w:tcPr>
-            <w:tcW w:w="717" w:type="dxa"/>
-            <w:gridSpan w:val="2"/>
+            <w:tcW w:w="567" w:type="dxa"/>
             <w:tcBorders>
               <w:top w:val="nil"/>
               <w:left w:val="single" w:sz="4" w:space="0" w:color="auto"/>
               <w:bottom w:val="nil"/>
               <w:right w:val="single" w:sz="4" w:space="0" w:color="auto"/>
             </w:tcBorders>
-            <w:shd w:val="clear" w:color="auto" w:fill="5B9BD5" w:themeFill="accent1"/>
-          </w:tcPr>
-          <w:p>
-            <w:pPr>
-              <w:rPr>
-                <w:rFonts w:ascii="Times New Roman" w:hAnsi="Times New Roman" w:cs="Times New Roman"/>
-                <w:sz w:val="24"/>
-                <w:szCs w:val="24"/>
-                <w:lang w:val="en-US"/>
-              </w:rPr>
-            </w:pPr>
-          </w:p>
-        </w:tc>
-        <w:tc>
-          <w:tcPr>
-            <w:tcW w:w="700" w:type="dxa"/>
+          </w:tcPr>
+          <w:p>
+            <w:pPr>
+              <w:rPr>
+                <w:rFonts w:ascii="Times New Roman" w:hAnsi="Times New Roman" w:cs="Times New Roman"/>
+                <w:sz w:val="24"/>
+                <w:szCs w:val="24"/>
+                <w:lang w:val="en-US"/>
+              </w:rPr>
+            </w:pPr>
+          </w:p>
+        </w:tc>
+        <w:tc>
+          <w:tcPr>
+            <w:tcW w:w="567" w:type="dxa"/>
             <w:tcBorders>
               <w:top w:val="nil"/>
               <w:left w:val="single" w:sz="4" w:space="0" w:color="auto"/>
               <w:bottom w:val="nil"/>
               <w:right w:val="single" w:sz="12" w:space="0" w:color="auto"/>
             </w:tcBorders>
-            <w:shd w:val="clear" w:color="auto" w:fill="5B9BD5" w:themeFill="accent1"/>
-          </w:tcPr>
-          <w:p>
-            <w:pPr>
-              <w:rPr>
-                <w:rFonts w:ascii="Times New Roman" w:hAnsi="Times New Roman" w:cs="Times New Roman"/>
-                <w:sz w:val="24"/>
-                <w:szCs w:val="24"/>
-                <w:lang w:val="en-US"/>
-              </w:rPr>
-            </w:pPr>
-          </w:p>
-        </w:tc>
-        <w:tc>
-          <w:tcPr>
-            <w:tcW w:w="811" w:type="dxa"/>
+            <w:shd w:val="clear" w:color="auto" w:fill="FFFFFF" w:themeFill="background1"/>
+          </w:tcPr>
+          <w:p>
+            <w:pPr>
+              <w:rPr>
+                <w:rFonts w:ascii="Times New Roman" w:hAnsi="Times New Roman" w:cs="Times New Roman"/>
+                <w:sz w:val="24"/>
+                <w:szCs w:val="24"/>
+                <w:lang w:val="en-US"/>
+              </w:rPr>
+            </w:pPr>
+          </w:p>
+        </w:tc>
+        <w:tc>
+          <w:tcPr>
+            <w:tcW w:w="567" w:type="dxa"/>
             <w:tcBorders>
               <w:top w:val="nil"/>
               <w:left w:val="single" w:sz="12" w:space="0" w:color="auto"/>
               <w:bottom w:val="nil"/>
               <w:right w:val="single" w:sz="4" w:space="0" w:color="auto"/>
             </w:tcBorders>
-            <w:shd w:val="clear" w:color="auto" w:fill="FFFFFF" w:themeFill="background1"/>
-          </w:tcPr>
-          <w:p>
-            <w:pPr>
-              <w:rPr>
-                <w:rFonts w:ascii="Times New Roman" w:hAnsi="Times New Roman" w:cs="Times New Roman"/>
-                <w:sz w:val="24"/>
-                <w:szCs w:val="24"/>
-                <w:lang w:val="en-US"/>
-              </w:rPr>
-            </w:pPr>
-          </w:p>
-        </w:tc>
-        <w:tc>
-          <w:tcPr>
-            <w:tcW w:w="890" w:type="dxa"/>
+            <w:shd w:val="clear" w:color="auto" w:fill="5B9BD5" w:themeFill="accent1"/>
+          </w:tcPr>
+          <w:p>
+            <w:pPr>
+              <w:rPr>
+                <w:rFonts w:ascii="Times New Roman" w:hAnsi="Times New Roman" w:cs="Times New Roman"/>
+                <w:sz w:val="24"/>
+                <w:szCs w:val="24"/>
+                <w:lang w:val="en-US"/>
+              </w:rPr>
+            </w:pPr>
+          </w:p>
+        </w:tc>
+        <w:tc>
+          <w:tcPr>
+            <w:tcW w:w="567" w:type="dxa"/>
             <w:tcBorders>
               <w:top w:val="nil"/>
               <w:left w:val="single" w:sz="4" w:space="0" w:color="auto"/>
               <w:bottom w:val="nil"/>
               <w:right w:val="single" w:sz="4" w:space="0" w:color="auto"/>
             </w:tcBorders>
-          </w:tcPr>
-          <w:p>
-            <w:pPr>
-              <w:rPr>
-                <w:rFonts w:ascii="Times New Roman" w:hAnsi="Times New Roman" w:cs="Times New Roman"/>
-                <w:sz w:val="24"/>
-                <w:szCs w:val="24"/>
-                <w:lang w:val="en-US"/>
-              </w:rPr>
-            </w:pPr>
-          </w:p>
-        </w:tc>
-        <w:tc>
-          <w:tcPr>
-            <w:tcW w:w="713" w:type="dxa"/>
-            <w:tcBorders>
-              <w:top w:val="nil"/>
-              <w:left w:val="single" w:sz="4" w:space="0" w:color="auto"/>
-              <w:bottom w:val="nil"/>
-              <w:right w:val="single" w:sz="4" w:space="0" w:color="auto"/>
-            </w:tcBorders>
-          </w:tcPr>
-          <w:p>
-            <w:pPr>
-              <w:rPr>
-                <w:rFonts w:ascii="Times New Roman" w:hAnsi="Times New Roman" w:cs="Times New Roman"/>
-                <w:sz w:val="24"/>
-                <w:szCs w:val="24"/>
-                <w:lang w:val="en-US"/>
-              </w:rPr>
-            </w:pPr>
-          </w:p>
-        </w:tc>
-        <w:tc>
-          <w:tcPr>
-            <w:tcW w:w="571" w:type="dxa"/>
-            <w:tcBorders>
-              <w:top w:val="nil"/>
-              <w:left w:val="single" w:sz="4" w:space="0" w:color="auto"/>
-              <w:bottom w:val="nil"/>
-              <w:right w:val="single" w:sz="12" w:space="0" w:color="auto"/>
-            </w:tcBorders>
-          </w:tcPr>
-          <w:p>
-            <w:pPr>
-              <w:rPr>
-                <w:rFonts w:ascii="Times New Roman" w:hAnsi="Times New Roman" w:cs="Times New Roman"/>
-                <w:sz w:val="24"/>
-                <w:szCs w:val="24"/>
-                <w:lang w:val="en-US"/>
-              </w:rPr>
-            </w:pPr>
-          </w:p>
-        </w:tc>
-      </w:tr>
-      <w:tr>
-        <w:trPr>
-          <w:trHeight w:val="353"/>
-        </w:trPr>
-        <w:tc>
-          <w:tcPr>
-            <w:tcW w:w="1887" w:type="dxa"/>
-            <w:vMerge/>
-            <w:tcBorders>
-              <w:left w:val="single" w:sz="12" w:space="0" w:color="auto"/>
-              <w:right w:val="single" w:sz="4" w:space="0" w:color="auto"/>
-            </w:tcBorders>
-            <w:shd w:val="clear" w:color="auto" w:fill="FFD966" w:themeFill="accent4" w:themeFillTint="99"/>
-          </w:tcPr>
-          <w:p>
-            <w:pPr>
-              <w:rPr>
-                <w:rFonts w:ascii="Times New Roman" w:hAnsi="Times New Roman" w:cs="Times New Roman"/>
-                <w:sz w:val="24"/>
-                <w:szCs w:val="24"/>
-                <w:lang w:val="en-US"/>
-              </w:rPr>
-            </w:pPr>
-          </w:p>
-        </w:tc>
-        <w:tc>
-          <w:tcPr>
-            <w:tcW w:w="2764" w:type="dxa"/>
-            <w:tcBorders>
-              <w:left w:val="single" w:sz="4" w:space="0" w:color="auto"/>
-              <w:right w:val="single" w:sz="12" w:space="0" w:color="auto"/>
-            </w:tcBorders>
-            <w:shd w:val="clear" w:color="auto" w:fill="FFF2CC" w:themeFill="accent4" w:themeFillTint="33"/>
-          </w:tcPr>
-          <w:p>
-            <w:pPr>
-              <w:rPr>
-                <w:rFonts w:ascii="Times New Roman" w:hAnsi="Times New Roman" w:cs="Times New Roman"/>
-                <w:sz w:val="24"/>
-                <w:szCs w:val="24"/>
-                <w:lang w:val="en-US"/>
-              </w:rPr>
-            </w:pPr>
-            <w:r>
-              <w:rPr>
-                <w:rFonts w:ascii="Times New Roman" w:hAnsi="Times New Roman" w:cs="Times New Roman"/>
-                <w:sz w:val="24"/>
-                <w:szCs w:val="24"/>
-              </w:rPr>
-              <w:t>Create new meaningful attributes</w:t>
-            </w:r>
-          </w:p>
-        </w:tc>
-        <w:tc>
-          <w:tcPr>
-            <w:tcW w:w="672" w:type="dxa"/>
-            <w:tcBorders>
-              <w:top w:val="nil"/>
-              <w:left w:val="single" w:sz="12" w:space="0" w:color="auto"/>
-              <w:bottom w:val="nil"/>
-              <w:right w:val="single" w:sz="4" w:space="0" w:color="auto"/>
-            </w:tcBorders>
-          </w:tcPr>
-          <w:p>
-            <w:pPr>
-              <w:rPr>
-                <w:rFonts w:ascii="Times New Roman" w:hAnsi="Times New Roman" w:cs="Times New Roman"/>
-                <w:sz w:val="24"/>
-                <w:szCs w:val="24"/>
-                <w:lang w:val="en-US"/>
-              </w:rPr>
-            </w:pPr>
-          </w:p>
-        </w:tc>
-        <w:tc>
-          <w:tcPr>
-            <w:tcW w:w="608" w:type="dxa"/>
-            <w:tcBorders>
-              <w:top w:val="nil"/>
-              <w:left w:val="single" w:sz="4" w:space="0" w:color="auto"/>
-              <w:bottom w:val="nil"/>
-              <w:right w:val="single" w:sz="4" w:space="0" w:color="auto"/>
-            </w:tcBorders>
-          </w:tcPr>
-          <w:p>
-            <w:pPr>
-              <w:rPr>
-                <w:rFonts w:ascii="Times New Roman" w:hAnsi="Times New Roman" w:cs="Times New Roman"/>
-                <w:sz w:val="24"/>
-                <w:szCs w:val="24"/>
-                <w:lang w:val="en-US"/>
-              </w:rPr>
-            </w:pPr>
-          </w:p>
-        </w:tc>
-        <w:tc>
-          <w:tcPr>
-            <w:tcW w:w="717" w:type="dxa"/>
-            <w:gridSpan w:val="2"/>
-            <w:tcBorders>
-              <w:top w:val="nil"/>
-              <w:left w:val="single" w:sz="4" w:space="0" w:color="auto"/>
-              <w:bottom w:val="nil"/>
-              <w:right w:val="single" w:sz="4" w:space="0" w:color="auto"/>
-            </w:tcBorders>
-          </w:tcPr>
-          <w:p>
-            <w:pPr>
-              <w:rPr>
-                <w:rFonts w:ascii="Times New Roman" w:hAnsi="Times New Roman" w:cs="Times New Roman"/>
-                <w:sz w:val="24"/>
-                <w:szCs w:val="24"/>
-                <w:lang w:val="en-US"/>
-              </w:rPr>
-            </w:pPr>
-          </w:p>
-        </w:tc>
-        <w:tc>
-          <w:tcPr>
-            <w:tcW w:w="700" w:type="dxa"/>
-            <w:tcBorders>
-              <w:top w:val="nil"/>
-              <w:left w:val="single" w:sz="4" w:space="0" w:color="auto"/>
-              <w:bottom w:val="nil"/>
-              <w:right w:val="single" w:sz="12" w:space="0" w:color="auto"/>
-            </w:tcBorders>
             <w:shd w:val="clear" w:color="auto" w:fill="5B9BD5" w:themeFill="accent1"/>
           </w:tcPr>
           <w:p>
@@ -5617,513 +6376,7 @@
         </w:tc>
         <w:tc>
           <w:tcPr>
-            <w:tcW w:w="811" w:type="dxa"/>
-            <w:tcBorders>
-              <w:top w:val="nil"/>
-              <w:left w:val="single" w:sz="12" w:space="0" w:color="auto"/>
-              <w:bottom w:val="nil"/>
-              <w:right w:val="single" w:sz="4" w:space="0" w:color="auto"/>
-            </w:tcBorders>
-            <w:shd w:val="clear" w:color="auto" w:fill="5B9BD5" w:themeFill="accent1"/>
-          </w:tcPr>
-          <w:p>
-            <w:pPr>
-              <w:rPr>
-                <w:rFonts w:ascii="Times New Roman" w:hAnsi="Times New Roman" w:cs="Times New Roman"/>
-                <w:sz w:val="24"/>
-                <w:szCs w:val="24"/>
-                <w:lang w:val="en-US"/>
-              </w:rPr>
-            </w:pPr>
-          </w:p>
-        </w:tc>
-        <w:tc>
-          <w:tcPr>
-            <w:tcW w:w="890" w:type="dxa"/>
-            <w:tcBorders>
-              <w:top w:val="nil"/>
-              <w:left w:val="single" w:sz="4" w:space="0" w:color="auto"/>
-              <w:bottom w:val="nil"/>
-              <w:right w:val="single" w:sz="4" w:space="0" w:color="auto"/>
-            </w:tcBorders>
-            <w:shd w:val="clear" w:color="auto" w:fill="FFFFFF" w:themeFill="background1"/>
-          </w:tcPr>
-          <w:p>
-            <w:pPr>
-              <w:rPr>
-                <w:rFonts w:ascii="Times New Roman" w:hAnsi="Times New Roman" w:cs="Times New Roman"/>
-                <w:sz w:val="24"/>
-                <w:szCs w:val="24"/>
-                <w:lang w:val="en-US"/>
-              </w:rPr>
-            </w:pPr>
-          </w:p>
-        </w:tc>
-        <w:tc>
-          <w:tcPr>
-            <w:tcW w:w="713" w:type="dxa"/>
-            <w:tcBorders>
-              <w:top w:val="nil"/>
-              <w:left w:val="single" w:sz="4" w:space="0" w:color="auto"/>
-              <w:bottom w:val="nil"/>
-              <w:right w:val="single" w:sz="4" w:space="0" w:color="auto"/>
-            </w:tcBorders>
-          </w:tcPr>
-          <w:p>
-            <w:pPr>
-              <w:rPr>
-                <w:rFonts w:ascii="Times New Roman" w:hAnsi="Times New Roman" w:cs="Times New Roman"/>
-                <w:sz w:val="24"/>
-                <w:szCs w:val="24"/>
-                <w:lang w:val="en-US"/>
-              </w:rPr>
-            </w:pPr>
-          </w:p>
-        </w:tc>
-        <w:tc>
-          <w:tcPr>
-            <w:tcW w:w="571" w:type="dxa"/>
-            <w:tcBorders>
-              <w:top w:val="nil"/>
-              <w:left w:val="single" w:sz="4" w:space="0" w:color="auto"/>
-              <w:bottom w:val="nil"/>
-              <w:right w:val="single" w:sz="12" w:space="0" w:color="auto"/>
-            </w:tcBorders>
-          </w:tcPr>
-          <w:p>
-            <w:pPr>
-              <w:rPr>
-                <w:rFonts w:ascii="Times New Roman" w:hAnsi="Times New Roman" w:cs="Times New Roman"/>
-                <w:sz w:val="24"/>
-                <w:szCs w:val="24"/>
-                <w:lang w:val="en-US"/>
-              </w:rPr>
-            </w:pPr>
-          </w:p>
-        </w:tc>
-      </w:tr>
-      <w:tr>
-        <w:trPr>
-          <w:trHeight w:val="353"/>
-        </w:trPr>
-        <w:tc>
-          <w:tcPr>
-            <w:tcW w:w="1887" w:type="dxa"/>
-            <w:vMerge/>
-            <w:tcBorders>
-              <w:left w:val="single" w:sz="12" w:space="0" w:color="auto"/>
-              <w:bottom w:val="single" w:sz="12" w:space="0" w:color="auto"/>
-              <w:right w:val="single" w:sz="4" w:space="0" w:color="auto"/>
-            </w:tcBorders>
-            <w:shd w:val="clear" w:color="auto" w:fill="FFD966" w:themeFill="accent4" w:themeFillTint="99"/>
-          </w:tcPr>
-          <w:p>
-            <w:pPr>
-              <w:rPr>
-                <w:rFonts w:ascii="Times New Roman" w:hAnsi="Times New Roman" w:cs="Times New Roman"/>
-                <w:sz w:val="24"/>
-                <w:szCs w:val="24"/>
-                <w:lang w:val="en-US"/>
-              </w:rPr>
-            </w:pPr>
-          </w:p>
-        </w:tc>
-        <w:tc>
-          <w:tcPr>
-            <w:tcW w:w="2764" w:type="dxa"/>
-            <w:tcBorders>
-              <w:left w:val="single" w:sz="4" w:space="0" w:color="auto"/>
-              <w:bottom w:val="single" w:sz="12" w:space="0" w:color="auto"/>
-              <w:right w:val="single" w:sz="12" w:space="0" w:color="auto"/>
-            </w:tcBorders>
-            <w:shd w:val="clear" w:color="auto" w:fill="FFF2CC" w:themeFill="accent4" w:themeFillTint="33"/>
-          </w:tcPr>
-          <w:p>
-            <w:pPr>
-              <w:rPr>
-                <w:rFonts w:ascii="Times New Roman" w:hAnsi="Times New Roman" w:cs="Times New Roman"/>
-                <w:sz w:val="24"/>
-                <w:szCs w:val="24"/>
-                <w:lang w:val="en-US"/>
-              </w:rPr>
-            </w:pPr>
-            <w:r>
-              <w:rPr>
-                <w:rFonts w:ascii="Times New Roman" w:hAnsi="Times New Roman" w:cs="Times New Roman"/>
-                <w:sz w:val="24"/>
-                <w:szCs w:val="24"/>
-              </w:rPr>
-              <w:t>Fit a classification model</w:t>
-            </w:r>
-          </w:p>
-        </w:tc>
-        <w:tc>
-          <w:tcPr>
-            <w:tcW w:w="672" w:type="dxa"/>
-            <w:tcBorders>
-              <w:top w:val="nil"/>
-              <w:left w:val="single" w:sz="12" w:space="0" w:color="auto"/>
-              <w:bottom w:val="nil"/>
-              <w:right w:val="single" w:sz="4" w:space="0" w:color="auto"/>
-            </w:tcBorders>
-          </w:tcPr>
-          <w:p>
-            <w:pPr>
-              <w:rPr>
-                <w:rFonts w:ascii="Times New Roman" w:hAnsi="Times New Roman" w:cs="Times New Roman"/>
-                <w:sz w:val="24"/>
-                <w:szCs w:val="24"/>
-                <w:lang w:val="en-US"/>
-              </w:rPr>
-            </w:pPr>
-          </w:p>
-        </w:tc>
-        <w:tc>
-          <w:tcPr>
-            <w:tcW w:w="608" w:type="dxa"/>
-            <w:tcBorders>
-              <w:top w:val="nil"/>
-              <w:left w:val="single" w:sz="4" w:space="0" w:color="auto"/>
-              <w:bottom w:val="nil"/>
-              <w:right w:val="single" w:sz="4" w:space="0" w:color="auto"/>
-            </w:tcBorders>
-          </w:tcPr>
-          <w:p>
-            <w:pPr>
-              <w:rPr>
-                <w:rFonts w:ascii="Times New Roman" w:hAnsi="Times New Roman" w:cs="Times New Roman"/>
-                <w:sz w:val="24"/>
-                <w:szCs w:val="24"/>
-                <w:lang w:val="en-US"/>
-              </w:rPr>
-            </w:pPr>
-          </w:p>
-        </w:tc>
-        <w:tc>
-          <w:tcPr>
-            <w:tcW w:w="717" w:type="dxa"/>
-            <w:gridSpan w:val="2"/>
-            <w:tcBorders>
-              <w:top w:val="nil"/>
-              <w:left w:val="single" w:sz="4" w:space="0" w:color="auto"/>
-              <w:bottom w:val="nil"/>
-              <w:right w:val="single" w:sz="4" w:space="0" w:color="auto"/>
-            </w:tcBorders>
-          </w:tcPr>
-          <w:p>
-            <w:pPr>
-              <w:rPr>
-                <w:rFonts w:ascii="Times New Roman" w:hAnsi="Times New Roman" w:cs="Times New Roman"/>
-                <w:sz w:val="24"/>
-                <w:szCs w:val="24"/>
-                <w:lang w:val="en-US"/>
-              </w:rPr>
-            </w:pPr>
-          </w:p>
-        </w:tc>
-        <w:tc>
-          <w:tcPr>
-            <w:tcW w:w="700" w:type="dxa"/>
-            <w:tcBorders>
-              <w:top w:val="nil"/>
-              <w:left w:val="single" w:sz="4" w:space="0" w:color="auto"/>
-              <w:bottom w:val="nil"/>
-              <w:right w:val="single" w:sz="12" w:space="0" w:color="auto"/>
-            </w:tcBorders>
-          </w:tcPr>
-          <w:p>
-            <w:pPr>
-              <w:rPr>
-                <w:rFonts w:ascii="Times New Roman" w:hAnsi="Times New Roman" w:cs="Times New Roman"/>
-                <w:sz w:val="24"/>
-                <w:szCs w:val="24"/>
-                <w:lang w:val="en-US"/>
-              </w:rPr>
-            </w:pPr>
-          </w:p>
-        </w:tc>
-        <w:tc>
-          <w:tcPr>
-            <w:tcW w:w="811" w:type="dxa"/>
-            <w:tcBorders>
-              <w:top w:val="nil"/>
-              <w:left w:val="single" w:sz="12" w:space="0" w:color="auto"/>
-              <w:bottom w:val="nil"/>
-              <w:right w:val="single" w:sz="4" w:space="0" w:color="auto"/>
-            </w:tcBorders>
-            <w:shd w:val="clear" w:color="auto" w:fill="5B9BD5" w:themeFill="accent1"/>
-          </w:tcPr>
-          <w:p>
-            <w:pPr>
-              <w:rPr>
-                <w:rFonts w:ascii="Times New Roman" w:hAnsi="Times New Roman" w:cs="Times New Roman"/>
-                <w:sz w:val="24"/>
-                <w:szCs w:val="24"/>
-                <w:lang w:val="en-US"/>
-              </w:rPr>
-            </w:pPr>
-          </w:p>
-        </w:tc>
-        <w:tc>
-          <w:tcPr>
-            <w:tcW w:w="890" w:type="dxa"/>
-            <w:tcBorders>
-              <w:top w:val="nil"/>
-              <w:left w:val="single" w:sz="4" w:space="0" w:color="auto"/>
-              <w:bottom w:val="nil"/>
-              <w:right w:val="single" w:sz="4" w:space="0" w:color="auto"/>
-            </w:tcBorders>
-            <w:shd w:val="clear" w:color="auto" w:fill="FFFFFF" w:themeFill="background1"/>
-          </w:tcPr>
-          <w:p>
-            <w:pPr>
-              <w:rPr>
-                <w:rFonts w:ascii="Times New Roman" w:hAnsi="Times New Roman" w:cs="Times New Roman"/>
-                <w:sz w:val="24"/>
-                <w:szCs w:val="24"/>
-                <w:lang w:val="en-US"/>
-              </w:rPr>
-            </w:pPr>
-          </w:p>
-        </w:tc>
-        <w:tc>
-          <w:tcPr>
-            <w:tcW w:w="713" w:type="dxa"/>
-            <w:tcBorders>
-              <w:top w:val="nil"/>
-              <w:left w:val="single" w:sz="4" w:space="0" w:color="auto"/>
-              <w:bottom w:val="nil"/>
-              <w:right w:val="single" w:sz="4" w:space="0" w:color="auto"/>
-            </w:tcBorders>
-          </w:tcPr>
-          <w:p>
-            <w:pPr>
-              <w:rPr>
-                <w:rFonts w:ascii="Times New Roman" w:hAnsi="Times New Roman" w:cs="Times New Roman"/>
-                <w:sz w:val="24"/>
-                <w:szCs w:val="24"/>
-                <w:lang w:val="en-US"/>
-              </w:rPr>
-            </w:pPr>
-          </w:p>
-        </w:tc>
-        <w:tc>
-          <w:tcPr>
-            <w:tcW w:w="571" w:type="dxa"/>
-            <w:tcBorders>
-              <w:top w:val="nil"/>
-              <w:left w:val="single" w:sz="4" w:space="0" w:color="auto"/>
-              <w:bottom w:val="nil"/>
-              <w:right w:val="single" w:sz="12" w:space="0" w:color="auto"/>
-            </w:tcBorders>
-          </w:tcPr>
-          <w:p>
-            <w:pPr>
-              <w:rPr>
-                <w:rFonts w:ascii="Times New Roman" w:hAnsi="Times New Roman" w:cs="Times New Roman"/>
-                <w:sz w:val="24"/>
-                <w:szCs w:val="24"/>
-                <w:lang w:val="en-US"/>
-              </w:rPr>
-            </w:pPr>
-          </w:p>
-        </w:tc>
-      </w:tr>
-      <w:tr>
-        <w:trPr>
-          <w:trHeight w:val="353"/>
-        </w:trPr>
-        <w:tc>
-          <w:tcPr>
-            <w:tcW w:w="1887" w:type="dxa"/>
-            <w:vMerge w:val="restart"/>
-            <w:tcBorders>
-              <w:top w:val="single" w:sz="12" w:space="0" w:color="auto"/>
-              <w:left w:val="single" w:sz="12" w:space="0" w:color="auto"/>
-              <w:right w:val="single" w:sz="4" w:space="0" w:color="auto"/>
-            </w:tcBorders>
-            <w:shd w:val="clear" w:color="auto" w:fill="F4B083" w:themeFill="accent2" w:themeFillTint="99"/>
-          </w:tcPr>
-          <w:p>
-            <w:pPr>
-              <w:rPr>
-                <w:rFonts w:ascii="Times New Roman" w:hAnsi="Times New Roman" w:cs="Times New Roman"/>
-                <w:sz w:val="24"/>
-                <w:szCs w:val="24"/>
-                <w:lang w:val="en-US"/>
-              </w:rPr>
-            </w:pPr>
-            <w:r>
-              <w:rPr>
-                <w:rFonts w:ascii="Times New Roman" w:hAnsi="Times New Roman" w:cs="Times New Roman"/>
-                <w:sz w:val="24"/>
-                <w:szCs w:val="24"/>
-              </w:rPr>
-              <w:t>Aggregate Past Data</w:t>
-            </w:r>
-          </w:p>
-        </w:tc>
-        <w:tc>
-          <w:tcPr>
-            <w:tcW w:w="2764" w:type="dxa"/>
-            <w:tcBorders>
-              <w:top w:val="single" w:sz="12" w:space="0" w:color="auto"/>
-              <w:left w:val="single" w:sz="4" w:space="0" w:color="auto"/>
-              <w:right w:val="single" w:sz="12" w:space="0" w:color="auto"/>
-            </w:tcBorders>
-            <w:shd w:val="clear" w:color="auto" w:fill="FBE4D5" w:themeFill="accent2" w:themeFillTint="33"/>
-          </w:tcPr>
-          <w:p>
-            <w:pPr>
-              <w:rPr>
-                <w:rFonts w:ascii="Times New Roman" w:hAnsi="Times New Roman" w:cs="Times New Roman"/>
-                <w:sz w:val="24"/>
-                <w:szCs w:val="24"/>
-                <w:lang w:val="en-US"/>
-              </w:rPr>
-            </w:pPr>
-            <w:r>
-              <w:rPr>
-                <w:rFonts w:ascii="Times New Roman" w:hAnsi="Times New Roman" w:cs="Times New Roman"/>
-                <w:sz w:val="24"/>
-                <w:szCs w:val="24"/>
-              </w:rPr>
-              <w:t>Grouping and aggregation</w:t>
-            </w:r>
-          </w:p>
-        </w:tc>
-        <w:tc>
-          <w:tcPr>
-            <w:tcW w:w="672" w:type="dxa"/>
-            <w:tcBorders>
-              <w:top w:val="nil"/>
-              <w:left w:val="single" w:sz="12" w:space="0" w:color="auto"/>
-              <w:bottom w:val="nil"/>
-              <w:right w:val="single" w:sz="4" w:space="0" w:color="auto"/>
-            </w:tcBorders>
-          </w:tcPr>
-          <w:p>
-            <w:pPr>
-              <w:rPr>
-                <w:rFonts w:ascii="Times New Roman" w:hAnsi="Times New Roman" w:cs="Times New Roman"/>
-                <w:sz w:val="24"/>
-                <w:szCs w:val="24"/>
-                <w:lang w:val="en-US"/>
-              </w:rPr>
-            </w:pPr>
-          </w:p>
-        </w:tc>
-        <w:tc>
-          <w:tcPr>
-            <w:tcW w:w="608" w:type="dxa"/>
-            <w:tcBorders>
-              <w:top w:val="nil"/>
-              <w:left w:val="single" w:sz="4" w:space="0" w:color="auto"/>
-              <w:bottom w:val="nil"/>
-              <w:right w:val="single" w:sz="4" w:space="0" w:color="auto"/>
-            </w:tcBorders>
-          </w:tcPr>
-          <w:p>
-            <w:pPr>
-              <w:rPr>
-                <w:rFonts w:ascii="Times New Roman" w:hAnsi="Times New Roman" w:cs="Times New Roman"/>
-                <w:sz w:val="24"/>
-                <w:szCs w:val="24"/>
-                <w:lang w:val="en-US"/>
-              </w:rPr>
-            </w:pPr>
-          </w:p>
-        </w:tc>
-        <w:tc>
-          <w:tcPr>
-            <w:tcW w:w="717" w:type="dxa"/>
-            <w:gridSpan w:val="2"/>
-            <w:tcBorders>
-              <w:top w:val="nil"/>
-              <w:left w:val="single" w:sz="4" w:space="0" w:color="auto"/>
-              <w:bottom w:val="nil"/>
-              <w:right w:val="single" w:sz="4" w:space="0" w:color="auto"/>
-            </w:tcBorders>
-            <w:shd w:val="clear" w:color="auto" w:fill="5B9BD5" w:themeFill="accent1"/>
-          </w:tcPr>
-          <w:p>
-            <w:pPr>
-              <w:rPr>
-                <w:rFonts w:ascii="Times New Roman" w:hAnsi="Times New Roman" w:cs="Times New Roman"/>
-                <w:sz w:val="24"/>
-                <w:szCs w:val="24"/>
-                <w:lang w:val="en-US"/>
-              </w:rPr>
-            </w:pPr>
-          </w:p>
-        </w:tc>
-        <w:tc>
-          <w:tcPr>
-            <w:tcW w:w="700" w:type="dxa"/>
-            <w:tcBorders>
-              <w:top w:val="nil"/>
-              <w:left w:val="single" w:sz="4" w:space="0" w:color="auto"/>
-              <w:bottom w:val="nil"/>
-              <w:right w:val="single" w:sz="12" w:space="0" w:color="auto"/>
-            </w:tcBorders>
-            <w:shd w:val="clear" w:color="auto" w:fill="5B9BD5" w:themeFill="accent1"/>
-          </w:tcPr>
-          <w:p>
-            <w:pPr>
-              <w:rPr>
-                <w:rFonts w:ascii="Times New Roman" w:hAnsi="Times New Roman" w:cs="Times New Roman"/>
-                <w:sz w:val="24"/>
-                <w:szCs w:val="24"/>
-                <w:lang w:val="en-US"/>
-              </w:rPr>
-            </w:pPr>
-          </w:p>
-        </w:tc>
-        <w:tc>
-          <w:tcPr>
-            <w:tcW w:w="811" w:type="dxa"/>
-            <w:tcBorders>
-              <w:top w:val="nil"/>
-              <w:left w:val="single" w:sz="12" w:space="0" w:color="auto"/>
-              <w:bottom w:val="nil"/>
-              <w:right w:val="single" w:sz="4" w:space="0" w:color="auto"/>
-            </w:tcBorders>
-          </w:tcPr>
-          <w:p>
-            <w:pPr>
-              <w:rPr>
-                <w:rFonts w:ascii="Times New Roman" w:hAnsi="Times New Roman" w:cs="Times New Roman"/>
-                <w:sz w:val="24"/>
-                <w:szCs w:val="24"/>
-                <w:lang w:val="en-US"/>
-              </w:rPr>
-            </w:pPr>
-          </w:p>
-        </w:tc>
-        <w:tc>
-          <w:tcPr>
-            <w:tcW w:w="890" w:type="dxa"/>
-            <w:tcBorders>
-              <w:top w:val="nil"/>
-              <w:left w:val="single" w:sz="4" w:space="0" w:color="auto"/>
-              <w:bottom w:val="nil"/>
-              <w:right w:val="single" w:sz="4" w:space="0" w:color="auto"/>
-            </w:tcBorders>
-          </w:tcPr>
-          <w:p>
-            <w:pPr>
-              <w:rPr>
-                <w:rFonts w:ascii="Times New Roman" w:hAnsi="Times New Roman" w:cs="Times New Roman"/>
-                <w:sz w:val="24"/>
-                <w:szCs w:val="24"/>
-                <w:lang w:val="en-US"/>
-              </w:rPr>
-            </w:pPr>
-          </w:p>
-        </w:tc>
-        <w:tc>
-          <w:tcPr>
-            <w:tcW w:w="713" w:type="dxa"/>
+            <w:tcW w:w="563" w:type="dxa"/>
             <w:tcBorders>
               <w:top w:val="nil"/>
               <w:left w:val="single" w:sz="4" w:space="0" w:color="auto"/>
@@ -6171,243 +6424,6 @@
         <w:tc>
           <w:tcPr>
             <w:tcW w:w="1887" w:type="dxa"/>
-            <w:vMerge/>
-            <w:tcBorders>
-              <w:left w:val="single" w:sz="12" w:space="0" w:color="auto"/>
-              <w:bottom w:val="single" w:sz="12" w:space="0" w:color="auto"/>
-              <w:right w:val="single" w:sz="4" w:space="0" w:color="auto"/>
-            </w:tcBorders>
-            <w:shd w:val="clear" w:color="auto" w:fill="F4B083" w:themeFill="accent2" w:themeFillTint="99"/>
-          </w:tcPr>
-          <w:p>
-            <w:pPr>
-              <w:rPr>
-                <w:rFonts w:ascii="Times New Roman" w:hAnsi="Times New Roman" w:cs="Times New Roman"/>
-                <w:sz w:val="24"/>
-                <w:szCs w:val="24"/>
-                <w:lang w:val="en-US"/>
-              </w:rPr>
-            </w:pPr>
-          </w:p>
-        </w:tc>
-        <w:tc>
-          <w:tcPr>
-            <w:tcW w:w="2764" w:type="dxa"/>
-            <w:tcBorders>
-              <w:left w:val="single" w:sz="4" w:space="0" w:color="auto"/>
-              <w:bottom w:val="single" w:sz="12" w:space="0" w:color="auto"/>
-              <w:right w:val="single" w:sz="12" w:space="0" w:color="auto"/>
-            </w:tcBorders>
-            <w:shd w:val="clear" w:color="auto" w:fill="FBE4D5" w:themeFill="accent2" w:themeFillTint="33"/>
-          </w:tcPr>
-          <w:p>
-            <w:pPr>
-              <w:rPr>
-                <w:rFonts w:ascii="Times New Roman" w:hAnsi="Times New Roman" w:cs="Times New Roman"/>
-                <w:sz w:val="24"/>
-                <w:szCs w:val="24"/>
-                <w:lang w:val="en-US"/>
-              </w:rPr>
-            </w:pPr>
-            <w:r>
-              <w:rPr>
-                <w:rFonts w:ascii="Times New Roman" w:hAnsi="Times New Roman" w:cs="Times New Roman"/>
-                <w:sz w:val="24"/>
-                <w:szCs w:val="24"/>
-                <w:lang w:val="en-US"/>
-              </w:rPr>
-              <w:t>Analyze</w:t>
-            </w:r>
-            <w:r>
-              <w:rPr>
-                <w:rFonts w:ascii="Times New Roman" w:hAnsi="Times New Roman" w:cs="Times New Roman"/>
-                <w:sz w:val="24"/>
-                <w:szCs w:val="24"/>
-              </w:rPr>
-              <w:t xml:space="preserve"> grouped data</w:t>
-            </w:r>
-          </w:p>
-        </w:tc>
-        <w:tc>
-          <w:tcPr>
-            <w:tcW w:w="672" w:type="dxa"/>
-            <w:tcBorders>
-              <w:top w:val="nil"/>
-              <w:left w:val="single" w:sz="12" w:space="0" w:color="auto"/>
-              <w:bottom w:val="nil"/>
-              <w:right w:val="single" w:sz="4" w:space="0" w:color="auto"/>
-            </w:tcBorders>
-          </w:tcPr>
-          <w:p>
-            <w:pPr>
-              <w:rPr>
-                <w:rFonts w:ascii="Times New Roman" w:hAnsi="Times New Roman" w:cs="Times New Roman"/>
-                <w:sz w:val="24"/>
-                <w:szCs w:val="24"/>
-                <w:lang w:val="en-US"/>
-              </w:rPr>
-            </w:pPr>
-          </w:p>
-        </w:tc>
-        <w:tc>
-          <w:tcPr>
-            <w:tcW w:w="608" w:type="dxa"/>
-            <w:tcBorders>
-              <w:top w:val="nil"/>
-              <w:left w:val="single" w:sz="4" w:space="0" w:color="auto"/>
-              <w:bottom w:val="nil"/>
-              <w:right w:val="single" w:sz="4" w:space="0" w:color="auto"/>
-            </w:tcBorders>
-          </w:tcPr>
-          <w:p>
-            <w:pPr>
-              <w:rPr>
-                <w:rFonts w:ascii="Times New Roman" w:hAnsi="Times New Roman" w:cs="Times New Roman"/>
-                <w:sz w:val="24"/>
-                <w:szCs w:val="24"/>
-                <w:lang w:val="en-US"/>
-              </w:rPr>
-            </w:pPr>
-          </w:p>
-        </w:tc>
-        <w:tc>
-          <w:tcPr>
-            <w:tcW w:w="717" w:type="dxa"/>
-            <w:gridSpan w:val="2"/>
-            <w:tcBorders>
-              <w:top w:val="nil"/>
-              <w:left w:val="single" w:sz="4" w:space="0" w:color="auto"/>
-              <w:bottom w:val="nil"/>
-              <w:right w:val="single" w:sz="4" w:space="0" w:color="auto"/>
-            </w:tcBorders>
-          </w:tcPr>
-          <w:p>
-            <w:pPr>
-              <w:rPr>
-                <w:rFonts w:ascii="Times New Roman" w:hAnsi="Times New Roman" w:cs="Times New Roman"/>
-                <w:sz w:val="24"/>
-                <w:szCs w:val="24"/>
-                <w:lang w:val="en-US"/>
-              </w:rPr>
-            </w:pPr>
-          </w:p>
-        </w:tc>
-        <w:tc>
-          <w:tcPr>
-            <w:tcW w:w="700" w:type="dxa"/>
-            <w:tcBorders>
-              <w:top w:val="nil"/>
-              <w:left w:val="single" w:sz="4" w:space="0" w:color="auto"/>
-              <w:bottom w:val="nil"/>
-              <w:right w:val="single" w:sz="12" w:space="0" w:color="auto"/>
-            </w:tcBorders>
-            <w:shd w:val="clear" w:color="auto" w:fill="FFFFFF" w:themeFill="background1"/>
-          </w:tcPr>
-          <w:p>
-            <w:pPr>
-              <w:rPr>
-                <w:rFonts w:ascii="Times New Roman" w:hAnsi="Times New Roman" w:cs="Times New Roman"/>
-                <w:sz w:val="24"/>
-                <w:szCs w:val="24"/>
-                <w:lang w:val="en-US"/>
-              </w:rPr>
-            </w:pPr>
-          </w:p>
-        </w:tc>
-        <w:tc>
-          <w:tcPr>
-            <w:tcW w:w="811" w:type="dxa"/>
-            <w:tcBorders>
-              <w:top w:val="nil"/>
-              <w:left w:val="single" w:sz="12" w:space="0" w:color="auto"/>
-              <w:bottom w:val="nil"/>
-              <w:right w:val="single" w:sz="4" w:space="0" w:color="auto"/>
-            </w:tcBorders>
-            <w:shd w:val="clear" w:color="auto" w:fill="5B9BD5" w:themeFill="accent1"/>
-          </w:tcPr>
-          <w:p>
-            <w:pPr>
-              <w:rPr>
-                <w:rFonts w:ascii="Times New Roman" w:hAnsi="Times New Roman" w:cs="Times New Roman"/>
-                <w:sz w:val="24"/>
-                <w:szCs w:val="24"/>
-                <w:lang w:val="en-US"/>
-              </w:rPr>
-            </w:pPr>
-          </w:p>
-        </w:tc>
-        <w:tc>
-          <w:tcPr>
-            <w:tcW w:w="890" w:type="dxa"/>
-            <w:tcBorders>
-              <w:top w:val="nil"/>
-              <w:left w:val="single" w:sz="4" w:space="0" w:color="auto"/>
-              <w:bottom w:val="nil"/>
-              <w:right w:val="single" w:sz="4" w:space="0" w:color="auto"/>
-            </w:tcBorders>
-            <w:shd w:val="clear" w:color="auto" w:fill="5B9BD5" w:themeFill="accent1"/>
-          </w:tcPr>
-          <w:p>
-            <w:pPr>
-              <w:rPr>
-                <w:rFonts w:ascii="Times New Roman" w:hAnsi="Times New Roman" w:cs="Times New Roman"/>
-                <w:sz w:val="24"/>
-                <w:szCs w:val="24"/>
-                <w:lang w:val="en-US"/>
-              </w:rPr>
-            </w:pPr>
-          </w:p>
-        </w:tc>
-        <w:tc>
-          <w:tcPr>
-            <w:tcW w:w="713" w:type="dxa"/>
-            <w:tcBorders>
-              <w:top w:val="nil"/>
-              <w:left w:val="single" w:sz="4" w:space="0" w:color="auto"/>
-              <w:bottom w:val="nil"/>
-              <w:right w:val="single" w:sz="4" w:space="0" w:color="auto"/>
-            </w:tcBorders>
-          </w:tcPr>
-          <w:p>
-            <w:pPr>
-              <w:rPr>
-                <w:rFonts w:ascii="Times New Roman" w:hAnsi="Times New Roman" w:cs="Times New Roman"/>
-                <w:sz w:val="24"/>
-                <w:szCs w:val="24"/>
-                <w:lang w:val="en-US"/>
-              </w:rPr>
-            </w:pPr>
-          </w:p>
-        </w:tc>
-        <w:tc>
-          <w:tcPr>
-            <w:tcW w:w="571" w:type="dxa"/>
-            <w:tcBorders>
-              <w:top w:val="nil"/>
-              <w:left w:val="single" w:sz="4" w:space="0" w:color="auto"/>
-              <w:bottom w:val="nil"/>
-              <w:right w:val="single" w:sz="12" w:space="0" w:color="auto"/>
-            </w:tcBorders>
-          </w:tcPr>
-          <w:p>
-            <w:pPr>
-              <w:rPr>
-                <w:rFonts w:ascii="Times New Roman" w:hAnsi="Times New Roman" w:cs="Times New Roman"/>
-                <w:sz w:val="24"/>
-                <w:szCs w:val="24"/>
-                <w:lang w:val="en-US"/>
-              </w:rPr>
-            </w:pPr>
-          </w:p>
-        </w:tc>
-      </w:tr>
-      <w:tr>
-        <w:trPr>
-          <w:trHeight w:val="340"/>
-        </w:trPr>
-        <w:tc>
-          <w:tcPr>
-            <w:tcW w:w="1887" w:type="dxa"/>
             <w:tcBorders>
               <w:top w:val="single" w:sz="12" w:space="0" w:color="auto"/>
               <w:left w:val="single" w:sz="12" w:space="0" w:color="auto"/>
@@ -6438,7 +6454,7 @@
         </w:tc>
         <w:tc>
           <w:tcPr>
-            <w:tcW w:w="2764" w:type="dxa"/>
+            <w:tcW w:w="3910" w:type="dxa"/>
             <w:tcBorders>
               <w:top w:val="single" w:sz="12" w:space="0" w:color="auto"/>
               <w:left w:val="single" w:sz="4" w:space="0" w:color="auto"/>
@@ -6463,13 +6479,22 @@
                 <w:szCs w:val="24"/>
                 <w:lang w:val="en-US"/>
               </w:rPr>
-              <w:t>Writing and presentation</w:t>
+              <w:t>Report w</w:t>
             </w:r>
-          </w:p>
-        </w:tc>
-        <w:tc>
-          <w:tcPr>
-            <w:tcW w:w="672" w:type="dxa"/>
+            <w:r>
+              <w:rPr>
+                <w:rFonts w:ascii="Times New Roman" w:hAnsi="Times New Roman" w:cs="Times New Roman"/>
+                <w:sz w:val="24"/>
+                <w:szCs w:val="24"/>
+                <w:lang w:val="en-US"/>
+              </w:rPr>
+              <w:t>riting and presentation</w:t>
+            </w:r>
+          </w:p>
+        </w:tc>
+        <w:tc>
+          <w:tcPr>
+            <w:tcW w:w="567" w:type="dxa"/>
             <w:tcBorders>
               <w:top w:val="nil"/>
               <w:left w:val="single" w:sz="12" w:space="0" w:color="auto"/>
@@ -6490,7 +6515,7 @@
         </w:tc>
         <w:tc>
           <w:tcPr>
-            <w:tcW w:w="608" w:type="dxa"/>
+            <w:tcW w:w="567" w:type="dxa"/>
             <w:tcBorders>
               <w:top w:val="nil"/>
               <w:left w:val="single" w:sz="4" w:space="0" w:color="auto"/>
@@ -6511,8 +6536,7 @@
         </w:tc>
         <w:tc>
           <w:tcPr>
-            <w:tcW w:w="717" w:type="dxa"/>
-            <w:gridSpan w:val="2"/>
+            <w:tcW w:w="567" w:type="dxa"/>
             <w:tcBorders>
               <w:top w:val="nil"/>
               <w:left w:val="single" w:sz="4" w:space="0" w:color="auto"/>
@@ -6533,7 +6557,7 @@
         </w:tc>
         <w:tc>
           <w:tcPr>
-            <w:tcW w:w="700" w:type="dxa"/>
+            <w:tcW w:w="567" w:type="dxa"/>
             <w:tcBorders>
               <w:top w:val="nil"/>
               <w:left w:val="single" w:sz="4" w:space="0" w:color="auto"/>
@@ -6555,7 +6579,7 @@
         </w:tc>
         <w:tc>
           <w:tcPr>
-            <w:tcW w:w="811" w:type="dxa"/>
+            <w:tcW w:w="567" w:type="dxa"/>
             <w:tcBorders>
               <w:top w:val="nil"/>
               <w:left w:val="single" w:sz="12" w:space="0" w:color="auto"/>
@@ -6577,7 +6601,7 @@
         </w:tc>
         <w:tc>
           <w:tcPr>
-            <w:tcW w:w="890" w:type="dxa"/>
+            <w:tcW w:w="567" w:type="dxa"/>
             <w:tcBorders>
               <w:top w:val="nil"/>
               <w:left w:val="single" w:sz="4" w:space="0" w:color="auto"/>
@@ -6598,7 +6622,7 @@
         </w:tc>
         <w:tc>
           <w:tcPr>
-            <w:tcW w:w="713" w:type="dxa"/>
+            <w:tcW w:w="563" w:type="dxa"/>
             <w:tcBorders>
               <w:top w:val="nil"/>
               <w:left w:val="single" w:sz="4" w:space="0" w:color="auto"/>
@@ -6764,7 +6788,16 @@
           <w:szCs w:val="34"/>
           <w:lang w:val="en-US"/>
         </w:rPr>
-        <w:t xml:space="preserve">making sure that </w:t>
+        <w:t>makes</w:t>
+      </w:r>
+      <w:r>
+        <w:rPr>
+          <w:rFonts w:ascii="Times New Roman" w:hAnsi="Times New Roman" w:cs="Times New Roman"/>
+          <w:sz w:val="24"/>
+          <w:szCs w:val="34"/>
+          <w:lang w:val="en-US"/>
+        </w:rPr>
+        <w:t xml:space="preserve"> sure that </w:t>
       </w:r>
       <w:r>
         <w:rPr>
@@ -6839,66 +6872,65 @@
         </w:rPr>
         <w:t>.</w:t>
       </w:r>
+    </w:p>
+    <w:p>
+      <w:pPr>
+        <w:spacing w:line="360" w:lineRule="auto"/>
+        <w:jc w:val="both"/>
+        <w:rPr>
+          <w:rFonts w:ascii="Times New Roman" w:hAnsi="Times New Roman" w:cs="Times New Roman"/>
+          <w:sz w:val="24"/>
+          <w:szCs w:val="34"/>
+          <w:lang w:val="en-US"/>
+        </w:rPr>
+      </w:pPr>
+      <w:r>
+        <w:rPr>
+          <w:rFonts w:ascii="Times New Roman" w:hAnsi="Times New Roman" w:cs="Times New Roman"/>
+          <w:sz w:val="24"/>
+          <w:szCs w:val="34"/>
+          <w:lang w:val="en-US"/>
+        </w:rPr>
+        <w:t xml:space="preserve">Both these outcomes may help the company to not only </w:t>
+      </w:r>
+      <w:r>
+        <w:rPr>
+          <w:rFonts w:ascii="Times New Roman" w:hAnsi="Times New Roman" w:cs="Times New Roman"/>
+          <w:sz w:val="24"/>
+          <w:szCs w:val="34"/>
+          <w:lang w:val="en-US"/>
+        </w:rPr>
+        <w:t>reduce</w:t>
+      </w:r>
+      <w:r>
+        <w:rPr>
+          <w:rFonts w:ascii="Times New Roman" w:hAnsi="Times New Roman" w:cs="Times New Roman"/>
+          <w:sz w:val="24"/>
+          <w:szCs w:val="34"/>
+          <w:lang w:val="en-US"/>
+        </w:rPr>
+        <w:t xml:space="preserve"> </w:t>
+      </w:r>
+      <w:r>
+        <w:rPr>
+          <w:rFonts w:ascii="Times New Roman" w:hAnsi="Times New Roman" w:cs="Times New Roman"/>
+          <w:sz w:val="24"/>
+          <w:szCs w:val="34"/>
+          <w:lang w:val="en-US"/>
+        </w:rPr>
+        <w:t xml:space="preserve">its </w:t>
+      </w:r>
+      <w:r>
+        <w:rPr>
+          <w:rFonts w:ascii="Times New Roman" w:hAnsi="Times New Roman" w:cs="Times New Roman"/>
+          <w:sz w:val="24"/>
+          <w:szCs w:val="34"/>
+          <w:lang w:val="en-US"/>
+        </w:rPr>
+        <w:t>losses but also to achieve its main objective of credit inclusion.</w:t>
+      </w:r>
       <w:bookmarkStart w:id="0" w:name="_GoBack"/>
       <w:bookmarkEnd w:id="0"/>
-    </w:p>
-    <w:p>
-      <w:pPr>
-        <w:spacing w:line="360" w:lineRule="auto"/>
-        <w:ind w:left="357"/>
-        <w:jc w:val="both"/>
-        <w:rPr>
-          <w:rFonts w:ascii="Times New Roman" w:hAnsi="Times New Roman" w:cs="Times New Roman"/>
-          <w:sz w:val="24"/>
-          <w:szCs w:val="34"/>
-          <w:lang w:val="en-US"/>
-        </w:rPr>
-      </w:pPr>
-      <w:r>
-        <w:rPr>
-          <w:rFonts w:ascii="Times New Roman" w:hAnsi="Times New Roman" w:cs="Times New Roman"/>
-          <w:sz w:val="24"/>
-          <w:szCs w:val="34"/>
-          <w:lang w:val="en-US"/>
-        </w:rPr>
-        <w:t xml:space="preserve">Both these outcomes may help the company to not only </w:t>
-      </w:r>
-      <w:r>
-        <w:rPr>
-          <w:rFonts w:ascii="Times New Roman" w:hAnsi="Times New Roman" w:cs="Times New Roman"/>
-          <w:sz w:val="24"/>
-          <w:szCs w:val="34"/>
-          <w:lang w:val="en-US"/>
-        </w:rPr>
-        <w:t>reduce</w:t>
-      </w:r>
-      <w:r>
-        <w:rPr>
-          <w:rFonts w:ascii="Times New Roman" w:hAnsi="Times New Roman" w:cs="Times New Roman"/>
-          <w:sz w:val="24"/>
-          <w:szCs w:val="34"/>
-          <w:lang w:val="en-US"/>
-        </w:rPr>
-        <w:t xml:space="preserve"> </w:t>
-      </w:r>
-      <w:r>
-        <w:rPr>
-          <w:rFonts w:ascii="Times New Roman" w:hAnsi="Times New Roman" w:cs="Times New Roman"/>
-          <w:sz w:val="24"/>
-          <w:szCs w:val="34"/>
-          <w:lang w:val="en-US"/>
-        </w:rPr>
-        <w:t xml:space="preserve">its </w:t>
-      </w:r>
-      <w:r>
-        <w:rPr>
-          <w:rFonts w:ascii="Times New Roman" w:hAnsi="Times New Roman" w:cs="Times New Roman"/>
-          <w:sz w:val="24"/>
-          <w:szCs w:val="34"/>
-          <w:lang w:val="en-US"/>
-        </w:rPr>
-        <w:t>losses but also to achieve its main objective of credit inclusion.</w:t>
-      </w:r>
     </w:p>
     <w:sectPr>
       <w:footerReference w:type="default" r:id="rId10"/>
@@ -6970,7 +7002,7 @@
           <w:rPr>
             <w:noProof/>
           </w:rPr>
-          <w:t>6</w:t>
+          <w:t>7</w:t>
         </w:r>
         <w:r>
           <w:rPr>
@@ -8179,6 +8211,7 @@
   <w:style w:type="character" w:default="1" w:styleId="DefaultParagraphFont">
     <w:name w:val="Default Paragraph Font"/>
     <w:uiPriority w:val="1"/>
+    <w:semiHidden/>
     <w:unhideWhenUsed/>
   </w:style>
   <w:style w:type="table" w:default="1" w:styleId="TableNormal">
